--- a/lci_esot3_aca_as.docx
+++ b/lci_esot3_aca_as.docx
@@ -10,7 +10,7 @@
         <w:t xml:space="preserve">Adenocarcinoma of the Esophagus and GE Junction</w:t>
       </w:r>
     </w:p>
-    <w:bookmarkStart w:id="20" w:name="anatomy"/>
+    <w:bookmarkStart w:id="9" w:name="anatomy"/>
     <w:p>
       <w:pPr>
         <w:pStyle w:val="Heading2"/>
@@ -108,8 +108,8 @@
         <w:t xml:space="preserve">From the stomach, food moved through a valve called the pylorus into the small intestines</w:t>
       </w:r>
     </w:p>
-    <w:bookmarkEnd w:id="20"/>
-    <w:bookmarkStart w:id="21" w:name="cancer-staging"/>
+    <w:bookmarkEnd w:id="9"/>
+    <w:bookmarkStart w:id="10" w:name="cancer-staging"/>
     <w:p>
       <w:pPr>
         <w:pStyle w:val="Heading2"/>
@@ -174,8 +174,8 @@
         <w:t xml:space="preserve">Treatment options depend upon the cancer stage</w:t>
       </w:r>
     </w:p>
-    <w:bookmarkEnd w:id="21"/>
-    <w:bookmarkStart w:id="22" w:name="cancer-staging-1"/>
+    <w:bookmarkEnd w:id="10"/>
+    <w:bookmarkStart w:id="11" w:name="cancer-staging-1"/>
     <w:p>
       <w:pPr>
         <w:pStyle w:val="Heading2"/>
@@ -262,8 +262,8 @@
         <w:t xml:space="preserve">= Metastasis - Spread to liver, lungs, or bone</w:t>
       </w:r>
     </w:p>
-    <w:bookmarkEnd w:id="22"/>
-    <w:bookmarkStart w:id="23" w:name="early-stage-cancers"/>
+    <w:bookmarkEnd w:id="11"/>
+    <w:bookmarkStart w:id="12" w:name="early-stage-cancers"/>
     <w:p>
       <w:pPr>
         <w:pStyle w:val="Heading2"/>
@@ -294,8 +294,8 @@
         <w:t xml:space="preserve">Cancers start on the very inside layer called the mucosa</w:t>
       </w:r>
     </w:p>
-    <w:bookmarkEnd w:id="23"/>
-    <w:bookmarkStart w:id="24" w:name="locally-advanced-cancers"/>
+    <w:bookmarkEnd w:id="12"/>
+    <w:bookmarkStart w:id="13" w:name="locally-advanced-cancers"/>
     <w:p>
       <w:pPr>
         <w:pStyle w:val="Heading2"/>
@@ -326,8 +326,8 @@
         <w:t xml:space="preserve">Locally-advanced cancers are those that have grown through the wall</w:t>
       </w:r>
     </w:p>
-    <w:bookmarkEnd w:id="24"/>
-    <w:bookmarkStart w:id="25" w:name="lymph-nodes"/>
+    <w:bookmarkEnd w:id="13"/>
+    <w:bookmarkStart w:id="14" w:name="lymph-nodes"/>
     <w:p>
       <w:pPr>
         <w:pStyle w:val="Heading2"/>
@@ -358,8 +358,8 @@
         <w:t xml:space="preserve">If the lymph nodes contain enough cancer cells, they can be seen on CT scans or PET scans</w:t>
       </w:r>
     </w:p>
-    <w:bookmarkEnd w:id="25"/>
-    <w:bookmarkStart w:id="26" w:name="t-stage"/>
+    <w:bookmarkEnd w:id="14"/>
+    <w:bookmarkStart w:id="15" w:name="t-stage"/>
     <w:p>
       <w:pPr>
         <w:pStyle w:val="Heading2"/>
@@ -390,8 +390,8 @@
         <w:t xml:space="preserve">T1 tumors are early stage, and T4 tumors more advanced</w:t>
       </w:r>
     </w:p>
-    <w:bookmarkEnd w:id="26"/>
-    <w:bookmarkStart w:id="27" w:name="n-stage"/>
+    <w:bookmarkEnd w:id="15"/>
+    <w:bookmarkStart w:id="16" w:name="n-stage"/>
     <w:p>
       <w:pPr>
         <w:pStyle w:val="Heading2"/>
@@ -452,8 +452,8 @@
         <w:t xml:space="preserve">cancers have spread to the nodes.</w:t>
       </w:r>
     </w:p>
-    <w:bookmarkEnd w:id="27"/>
-    <w:bookmarkStart w:id="28" w:name="m-stage"/>
+    <w:bookmarkEnd w:id="16"/>
+    <w:bookmarkStart w:id="17" w:name="m-stage"/>
     <w:p>
       <w:pPr>
         <w:pStyle w:val="Heading2"/>
@@ -514,8 +514,8 @@
         <w:t xml:space="preserve">cancers have spread lungs, liver, or bone</w:t>
       </w:r>
     </w:p>
-    <w:bookmarkEnd w:id="28"/>
-    <w:bookmarkStart w:id="29" w:name="pet-scan"/>
+    <w:bookmarkEnd w:id="17"/>
+    <w:bookmarkStart w:id="18" w:name="pet-scan"/>
     <w:p>
       <w:pPr>
         <w:pStyle w:val="Heading2"/>
@@ -590,25 +590,170 @@
         <w:t xml:space="preserve">In some cases, the PET scan is not performed until a CT scans b=has been done.</w:t>
       </w:r>
     </w:p>
-    <w:bookmarkEnd w:id="29"/>
-    <w:bookmarkStart w:id="30" w:name="endoscopic-ultrasound"/>
-    <w:p>
-      <w:pPr>
-        <w:pStyle w:val="Heading2"/>
-      </w:pPr>
-      <w:r>
-        <w:t xml:space="preserve">11 Endoscopic Ultrasound</w:t>
-      </w:r>
-    </w:p>
-    <w:p>
-      <w:pPr>
-        <w:pStyle w:val="Compact"/>
+    <w:bookmarkEnd w:id="18"/>
+    <w:bookmarkStart w:id="19" w:name="pet-scan-preparation"/>
+    <w:p>
+      <w:pPr>
+        <w:pStyle w:val="Heading2"/>
+      </w:pPr>
+      <w:r>
+        <w:t xml:space="preserve">11 PET scan Preparation</w:t>
+      </w:r>
+    </w:p>
+    <w:p>
+      <w:pPr>
         <w:numPr>
           <w:ilvl w:val="0"/>
           <w:numId w:val="1006"/>
         </w:numPr>
       </w:pPr>
       <w:r>
+        <w:t xml:space="preserve">Nothing to eat or drink for 4 hours prior to exam</w:t>
+      </w:r>
+    </w:p>
+    <w:p>
+      <w:pPr>
+        <w:numPr>
+          <w:ilvl w:val="0"/>
+          <w:numId w:val="1006"/>
+        </w:numPr>
+      </w:pPr>
+      <w:r>
+        <w:t xml:space="preserve">Eat a high-protein low-carbohydrate diet the day prior</w:t>
+      </w:r>
+    </w:p>
+    <w:p>
+      <w:pPr>
+        <w:numPr>
+          <w:ilvl w:val="0"/>
+          <w:numId w:val="1006"/>
+        </w:numPr>
+      </w:pPr>
+      <w:r>
+        <w:t xml:space="preserve">No strenous activity day prior to study</w:t>
+      </w:r>
+    </w:p>
+    <w:bookmarkEnd w:id="19"/>
+    <w:bookmarkStart w:id="20" w:name="pet-scan-prepration---diabetic-patients"/>
+    <w:p>
+      <w:pPr>
+        <w:pStyle w:val="Heading2"/>
+      </w:pPr>
+      <w:r>
+        <w:t xml:space="preserve">12 PET scan Prepration - Diabetic Patients</w:t>
+      </w:r>
+    </w:p>
+    <w:p>
+      <w:pPr>
+        <w:pStyle w:val="FirstParagraph"/>
+      </w:pPr>
+      <w:r>
+        <w:t xml:space="preserve">The PET scan uses a tracer which is a modified sugar molecule. For this reason, you will need to be careful about blood sugar and insulin before the study</w:t>
+      </w:r>
+    </w:p>
+    <w:p>
+      <w:pPr>
+        <w:pStyle w:val="Compact"/>
+        <w:numPr>
+          <w:ilvl w:val="0"/>
+          <w:numId w:val="1007"/>
+        </w:numPr>
+      </w:pPr>
+      <w:r>
+        <w:t xml:space="preserve">No insulin within 4 hours of the exam</w:t>
+      </w:r>
+    </w:p>
+    <w:p>
+      <w:pPr>
+        <w:pStyle w:val="Compact"/>
+        <w:numPr>
+          <w:ilvl w:val="0"/>
+          <w:numId w:val="1007"/>
+        </w:numPr>
+      </w:pPr>
+      <w:r>
+        <w:t xml:space="preserve">OK to take oral diabetes medications the day of the exam</w:t>
+      </w:r>
+    </w:p>
+    <w:p>
+      <w:pPr>
+        <w:pStyle w:val="Compact"/>
+        <w:numPr>
+          <w:ilvl w:val="0"/>
+          <w:numId w:val="1007"/>
+        </w:numPr>
+      </w:pPr>
+      <w:r>
+        <w:t xml:space="preserve">PET scans are generally best in the morning for diabetic patients</w:t>
+      </w:r>
+    </w:p>
+    <w:p>
+      <w:pPr>
+        <w:pStyle w:val="Compact"/>
+        <w:numPr>
+          <w:ilvl w:val="0"/>
+          <w:numId w:val="1007"/>
+        </w:numPr>
+      </w:pPr>
+      <w:r>
+        <w:t xml:space="preserve">Plan to eat a meal after the PET scan, with half the usual morning dose of insulin</w:t>
+      </w:r>
+    </w:p>
+    <w:p>
+      <w:pPr>
+        <w:pStyle w:val="Compact"/>
+        <w:numPr>
+          <w:ilvl w:val="0"/>
+          <w:numId w:val="1007"/>
+        </w:numPr>
+      </w:pPr>
+      <w:r>
+        <w:t xml:space="preserve">If PET is scheduled after 10M, eat a low-carbohydrate breakfast at least 4 hours before the study along with half the usual regular (short-acting insulin)</w:t>
+      </w:r>
+    </w:p>
+    <w:p>
+      <w:pPr>
+        <w:pStyle w:val="Compact"/>
+        <w:numPr>
+          <w:ilvl w:val="0"/>
+          <w:numId w:val="1007"/>
+        </w:numPr>
+      </w:pPr>
+      <w:r>
+        <w:t xml:space="preserve">No long-acting insulin after midnight.</w:t>
+      </w:r>
+    </w:p>
+    <w:p>
+      <w:pPr>
+        <w:pStyle w:val="Compact"/>
+        <w:numPr>
+          <w:ilvl w:val="0"/>
+          <w:numId w:val="1007"/>
+        </w:numPr>
+      </w:pPr>
+      <w:r>
+        <w:t xml:space="preserve">If you use an insulin pump, turn it off 4 hours before the study (or turn it down to basal/nightime rate)</w:t>
+      </w:r>
+    </w:p>
+    <w:bookmarkEnd w:id="20"/>
+    <w:bookmarkStart w:id="21" w:name="endoscopic-ultrasound"/>
+    <w:p>
+      <w:pPr>
+        <w:pStyle w:val="Heading2"/>
+      </w:pPr>
+      <w:r>
+        <w:t xml:space="preserve">13 Endoscopic Ultrasound</w:t>
+      </w:r>
+    </w:p>
+    <w:p>
+      <w:pPr>
+        <w:pStyle w:val="Compact"/>
+        <w:numPr>
+          <w:ilvl w:val="0"/>
+          <w:numId w:val="1008"/>
+        </w:numPr>
+      </w:pPr>
+      <w:r>
         <w:t xml:space="preserve">Similar to upper endoscopy (EGD)</w:t>
       </w:r>
     </w:p>
@@ -617,7 +762,7 @@
         <w:pStyle w:val="Compact"/>
         <w:numPr>
           <w:ilvl w:val="0"/>
-          <w:numId w:val="1006"/>
+          <w:numId w:val="1008"/>
         </w:numPr>
       </w:pPr>
       <w:r>
@@ -629,7 +774,7 @@
         <w:pStyle w:val="Compact"/>
         <w:numPr>
           <w:ilvl w:val="0"/>
-          <w:numId w:val="1006"/>
+          <w:numId w:val="1008"/>
         </w:numPr>
       </w:pPr>
       <w:r>
@@ -644,22 +789,22 @@
         <w:t xml:space="preserve">Endoscopic ultrasound is most helpful in early stage cancers.</w:t>
       </w:r>
     </w:p>
-    <w:bookmarkEnd w:id="30"/>
-    <w:bookmarkStart w:id="31" w:name="laparoscopy"/>
-    <w:p>
-      <w:pPr>
-        <w:pStyle w:val="Heading2"/>
-      </w:pPr>
-      <w:r>
-        <w:t xml:space="preserve">12 Laparoscopy</w:t>
-      </w:r>
-    </w:p>
-    <w:p>
-      <w:pPr>
-        <w:pStyle w:val="Compact"/>
-        <w:numPr>
-          <w:ilvl w:val="0"/>
-          <w:numId w:val="1007"/>
+    <w:bookmarkEnd w:id="21"/>
+    <w:bookmarkStart w:id="22" w:name="laparoscopy"/>
+    <w:p>
+      <w:pPr>
+        <w:pStyle w:val="Heading2"/>
+      </w:pPr>
+      <w:r>
+        <w:t xml:space="preserve">14 Laparoscopy</w:t>
+      </w:r>
+    </w:p>
+    <w:p>
+      <w:pPr>
+        <w:pStyle w:val="Compact"/>
+        <w:numPr>
+          <w:ilvl w:val="0"/>
+          <w:numId w:val="1009"/>
         </w:numPr>
       </w:pPr>
       <w:r>
@@ -671,7 +816,7 @@
         <w:pStyle w:val="Compact"/>
         <w:numPr>
           <w:ilvl w:val="0"/>
-          <w:numId w:val="1007"/>
+          <w:numId w:val="1009"/>
         </w:numPr>
       </w:pPr>
       <w:r>
@@ -683,7 +828,7 @@
         <w:pStyle w:val="Compact"/>
         <w:numPr>
           <w:ilvl w:val="0"/>
-          <w:numId w:val="1007"/>
+          <w:numId w:val="1009"/>
         </w:numPr>
       </w:pPr>
       <w:r>
@@ -698,22 +843,22 @@
         <w:t xml:space="preserve">Not all patients with gastric cancer need a laparoscopy.</w:t>
       </w:r>
     </w:p>
-    <w:bookmarkEnd w:id="31"/>
-    <w:bookmarkStart w:id="32" w:name="laparoscopy-1"/>
-    <w:p>
-      <w:pPr>
-        <w:pStyle w:val="Heading2"/>
-      </w:pPr>
-      <w:r>
-        <w:t xml:space="preserve">13 Laparoscopy</w:t>
-      </w:r>
-    </w:p>
-    <w:p>
-      <w:pPr>
-        <w:pStyle w:val="Compact"/>
-        <w:numPr>
-          <w:ilvl w:val="0"/>
-          <w:numId w:val="1008"/>
+    <w:bookmarkEnd w:id="22"/>
+    <w:bookmarkStart w:id="23" w:name="laparoscopy-1"/>
+    <w:p>
+      <w:pPr>
+        <w:pStyle w:val="Heading2"/>
+      </w:pPr>
+      <w:r>
+        <w:t xml:space="preserve">15 Laparoscopy</w:t>
+      </w:r>
+    </w:p>
+    <w:p>
+      <w:pPr>
+        <w:pStyle w:val="Compact"/>
+        <w:numPr>
+          <w:ilvl w:val="0"/>
+          <w:numId w:val="1010"/>
         </w:numPr>
       </w:pPr>
       <w:r>
@@ -725,7 +870,7 @@
         <w:pStyle w:val="Compact"/>
         <w:numPr>
           <w:ilvl w:val="0"/>
-          <w:numId w:val="1008"/>
+          <w:numId w:val="1010"/>
         </w:numPr>
       </w:pPr>
       <w:r>
@@ -737,7 +882,7 @@
         <w:pStyle w:val="Compact"/>
         <w:numPr>
           <w:ilvl w:val="0"/>
-          <w:numId w:val="1008"/>
+          <w:numId w:val="1010"/>
         </w:numPr>
       </w:pPr>
       <w:r>
@@ -749,21 +894,21 @@
         <w:pStyle w:val="Compact"/>
         <w:numPr>
           <w:ilvl w:val="0"/>
-          <w:numId w:val="1008"/>
+          <w:numId w:val="1010"/>
         </w:numPr>
       </w:pPr>
       <w:r>
         <w:t xml:space="preserve">Biopsies can be performed.</w:t>
       </w:r>
     </w:p>
-    <w:bookmarkEnd w:id="32"/>
-    <w:bookmarkStart w:id="33" w:name="treatment-plan"/>
-    <w:p>
-      <w:pPr>
-        <w:pStyle w:val="Heading2"/>
-      </w:pPr>
-      <w:r>
-        <w:t xml:space="preserve">14 Treatment Plan</w:t>
+    <w:bookmarkEnd w:id="23"/>
+    <w:bookmarkStart w:id="24" w:name="treatment-plan"/>
+    <w:p>
+      <w:pPr>
+        <w:pStyle w:val="Heading2"/>
+      </w:pPr>
+      <w:r>
+        <w:t xml:space="preserve">16 Treatment Plan</w:t>
       </w:r>
     </w:p>
     <w:p>
@@ -779,7 +924,7 @@
         <w:pStyle w:val="Compact"/>
         <w:numPr>
           <w:ilvl w:val="0"/>
-          <w:numId w:val="1009"/>
+          <w:numId w:val="1011"/>
         </w:numPr>
       </w:pPr>
       <w:r>
@@ -799,7 +944,7 @@
         <w:pStyle w:val="Compact"/>
         <w:numPr>
           <w:ilvl w:val="0"/>
-          <w:numId w:val="1010"/>
+          <w:numId w:val="1012"/>
         </w:numPr>
       </w:pPr>
       <w:r>
@@ -819,7 +964,7 @@
         <w:pStyle w:val="Compact"/>
         <w:numPr>
           <w:ilvl w:val="0"/>
-          <w:numId w:val="1011"/>
+          <w:numId w:val="1013"/>
         </w:numPr>
       </w:pPr>
       <w:r>
@@ -864,7 +1009,7 @@
         <w:pStyle w:val="Compact"/>
         <w:numPr>
           <w:ilvl w:val="0"/>
-          <w:numId w:val="1012"/>
+          <w:numId w:val="1014"/>
         </w:numPr>
       </w:pPr>
       <w:r>
@@ -884,7 +1029,7 @@
         <w:pStyle w:val="Compact"/>
         <w:numPr>
           <w:ilvl w:val="0"/>
-          <w:numId w:val="1013"/>
+          <w:numId w:val="1015"/>
         </w:numPr>
       </w:pPr>
       <w:r>
@@ -896,7 +1041,7 @@
         <w:pStyle w:val="Compact"/>
         <w:numPr>
           <w:ilvl w:val="0"/>
-          <w:numId w:val="1013"/>
+          <w:numId w:val="1015"/>
         </w:numPr>
       </w:pPr>
       <w:r>
@@ -908,7 +1053,7 @@
         <w:pStyle w:val="Compact"/>
         <w:numPr>
           <w:ilvl w:val="0"/>
-          <w:numId w:val="1013"/>
+          <w:numId w:val="1015"/>
         </w:numPr>
       </w:pPr>
       <w:r>
@@ -920,21 +1065,21 @@
         <w:pStyle w:val="Compact"/>
         <w:numPr>
           <w:ilvl w:val="0"/>
-          <w:numId w:val="1013"/>
+          <w:numId w:val="1015"/>
         </w:numPr>
       </w:pPr>
       <w:r>
         <w:t xml:space="preserve">Metastatic cancers are M1 and are treated primary by chemotherapy.</w:t>
       </w:r>
     </w:p>
-    <w:bookmarkEnd w:id="33"/>
-    <w:bookmarkStart w:id="34" w:name="locally-advanced-cancers-1"/>
-    <w:p>
-      <w:pPr>
-        <w:pStyle w:val="Heading2"/>
-      </w:pPr>
-      <w:r>
-        <w:t xml:space="preserve">15 Locally-advanced cancers</w:t>
+    <w:bookmarkEnd w:id="24"/>
+    <w:bookmarkStart w:id="25" w:name="locally-advanced-cancers-1"/>
+    <w:p>
+      <w:pPr>
+        <w:pStyle w:val="Heading2"/>
+      </w:pPr>
+      <w:r>
+        <w:t xml:space="preserve">17 Locally-advanced cancers</w:t>
       </w:r>
     </w:p>
     <w:p>
@@ -945,14 +1090,14 @@
         <w:t xml:space="preserve">Patients with locally-advanced esophageal cancer often have localized spread of cancer cells in the surrounding area</w:t>
       </w:r>
     </w:p>
-    <w:bookmarkEnd w:id="34"/>
-    <w:bookmarkStart w:id="35" w:name="locally-advanced-cancers-2"/>
-    <w:p>
-      <w:pPr>
-        <w:pStyle w:val="Heading2"/>
-      </w:pPr>
-      <w:r>
-        <w:t xml:space="preserve">16 Locally-advanced cancers</w:t>
+    <w:bookmarkEnd w:id="25"/>
+    <w:bookmarkStart w:id="26" w:name="locally-advanced-cancers-2"/>
+    <w:p>
+      <w:pPr>
+        <w:pStyle w:val="Heading2"/>
+      </w:pPr>
+      <w:r>
+        <w:t xml:space="preserve">18 Locally-advanced cancers</w:t>
       </w:r>
     </w:p>
     <w:p>
@@ -963,14 +1108,14 @@
         <w:t xml:space="preserve">If locally-advanced cancers are treated with surgery alone…</w:t>
       </w:r>
     </w:p>
-    <w:bookmarkEnd w:id="35"/>
-    <w:bookmarkStart w:id="36" w:name="locally-advanced-cancers-3"/>
-    <w:p>
-      <w:pPr>
-        <w:pStyle w:val="Heading2"/>
-      </w:pPr>
-      <w:r>
-        <w:t xml:space="preserve">17 Locally-advanced cancers</w:t>
+    <w:bookmarkEnd w:id="26"/>
+    <w:bookmarkStart w:id="27" w:name="locally-advanced-cancers-3"/>
+    <w:p>
+      <w:pPr>
+        <w:pStyle w:val="Heading2"/>
+      </w:pPr>
+      <w:r>
+        <w:t xml:space="preserve">19 Locally-advanced cancers</w:t>
       </w:r>
     </w:p>
     <w:p>
@@ -989,14 +1134,14 @@
         <w:t xml:space="preserve">There is a risk that cancer cells can be left behind</w:t>
       </w:r>
     </w:p>
-    <w:bookmarkEnd w:id="36"/>
-    <w:bookmarkStart w:id="37" w:name="preoperative-therapy"/>
-    <w:p>
-      <w:pPr>
-        <w:pStyle w:val="Heading2"/>
-      </w:pPr>
-      <w:r>
-        <w:t xml:space="preserve">18 Preoperative Therapy</w:t>
+    <w:bookmarkEnd w:id="27"/>
+    <w:bookmarkStart w:id="28" w:name="preoperative-therapy"/>
+    <w:p>
+      <w:pPr>
+        <w:pStyle w:val="Heading2"/>
+      </w:pPr>
+      <w:r>
+        <w:t xml:space="preserve">20 Preoperative Therapy</w:t>
       </w:r>
     </w:p>
     <w:p>
@@ -1023,14 +1168,14 @@
         <w:t xml:space="preserve">surgery that will shrink the cancer.</w:t>
       </w:r>
     </w:p>
-    <w:bookmarkEnd w:id="37"/>
-    <w:bookmarkStart w:id="38" w:name="preoperative-therapy-1"/>
-    <w:p>
-      <w:pPr>
-        <w:pStyle w:val="Heading2"/>
-      </w:pPr>
-      <w:r>
-        <w:t xml:space="preserve">19 Preoperative Therapy</w:t>
+    <w:bookmarkEnd w:id="28"/>
+    <w:bookmarkStart w:id="29" w:name="preoperative-therapy-1"/>
+    <w:p>
+      <w:pPr>
+        <w:pStyle w:val="Heading2"/>
+      </w:pPr>
+      <w:r>
+        <w:t xml:space="preserve">21 Preoperative Therapy</w:t>
       </w:r>
     </w:p>
     <w:p>
@@ -1057,14 +1202,14 @@
         <w:t xml:space="preserve">surgery that will shrink the cancer.</w:t>
       </w:r>
     </w:p>
-    <w:bookmarkEnd w:id="38"/>
-    <w:bookmarkStart w:id="39" w:name="preoperative-therapy-2"/>
-    <w:p>
-      <w:pPr>
-        <w:pStyle w:val="Heading2"/>
-      </w:pPr>
-      <w:r>
-        <w:t xml:space="preserve">20 Preoperative Therapy</w:t>
+    <w:bookmarkEnd w:id="29"/>
+    <w:bookmarkStart w:id="30" w:name="preoperative-therapy-2"/>
+    <w:p>
+      <w:pPr>
+        <w:pStyle w:val="Heading2"/>
+      </w:pPr>
+      <w:r>
+        <w:t xml:space="preserve">22 Preoperative Therapy</w:t>
       </w:r>
     </w:p>
     <w:p>
@@ -1091,14 +1236,14 @@
         <w:t xml:space="preserve">surgery that will shrink the cancer.</w:t>
       </w:r>
     </w:p>
-    <w:bookmarkEnd w:id="39"/>
-    <w:bookmarkStart w:id="40" w:name="surgery-after-preoperative-therapy"/>
-    <w:p>
-      <w:pPr>
-        <w:pStyle w:val="Heading2"/>
-      </w:pPr>
-      <w:r>
-        <w:t xml:space="preserve">21 Surgery after Preoperative Therapy</w:t>
+    <w:bookmarkEnd w:id="30"/>
+    <w:bookmarkStart w:id="31" w:name="surgery-after-preoperative-therapy"/>
+    <w:p>
+      <w:pPr>
+        <w:pStyle w:val="Heading2"/>
+      </w:pPr>
+      <w:r>
+        <w:t xml:space="preserve">23 Surgery after Preoperative Therapy</w:t>
       </w:r>
     </w:p>
     <w:p>
@@ -1109,14 +1254,14 @@
         <w:t xml:space="preserve">When surgery is then performed…</w:t>
       </w:r>
     </w:p>
-    <w:bookmarkEnd w:id="40"/>
-    <w:bookmarkStart w:id="41" w:name="preoperative-therapy-3"/>
-    <w:p>
-      <w:pPr>
-        <w:pStyle w:val="Heading2"/>
-      </w:pPr>
-      <w:r>
-        <w:t xml:space="preserve">22 Preoperative Therapy</w:t>
+    <w:bookmarkEnd w:id="31"/>
+    <w:bookmarkStart w:id="32" w:name="preoperative-therapy-3"/>
+    <w:p>
+      <w:pPr>
+        <w:pStyle w:val="Heading2"/>
+      </w:pPr>
+      <w:r>
+        <w:t xml:space="preserve">24 Preoperative Therapy</w:t>
       </w:r>
     </w:p>
     <w:p>
@@ -1135,14 +1280,14 @@
         <w:t xml:space="preserve">The risk of cancer recurrence is minimized</w:t>
       </w:r>
     </w:p>
-    <w:bookmarkEnd w:id="41"/>
-    <w:bookmarkStart w:id="42" w:name="preoperative-therapy-4"/>
-    <w:p>
-      <w:pPr>
-        <w:pStyle w:val="Heading2"/>
-      </w:pPr>
-      <w:r>
-        <w:t xml:space="preserve">23 Preoperative Therapy</w:t>
+    <w:bookmarkEnd w:id="32"/>
+    <w:bookmarkStart w:id="33" w:name="preoperative-therapy-4"/>
+    <w:p>
+      <w:pPr>
+        <w:pStyle w:val="Heading2"/>
+      </w:pPr>
+      <w:r>
+        <w:t xml:space="preserve">25 Preoperative Therapy</w:t>
       </w:r>
     </w:p>
     <w:p>
@@ -1161,14 +1306,14 @@
         <w:t xml:space="preserve">The risk of cancer recurrence is minimized</w:t>
       </w:r>
     </w:p>
-    <w:bookmarkEnd w:id="42"/>
-    <w:bookmarkStart w:id="43" w:name="chemotherapy-radiation-cross-trial"/>
-    <w:p>
-      <w:pPr>
-        <w:pStyle w:val="Heading2"/>
-      </w:pPr>
-      <w:r>
-        <w:t xml:space="preserve">24 Chemotherapy + Radiation CROSS Trial</w:t>
+    <w:bookmarkEnd w:id="33"/>
+    <w:bookmarkStart w:id="34" w:name="chemotherapy-radiation-cross-trial"/>
+    <w:p>
+      <w:pPr>
+        <w:pStyle w:val="Heading2"/>
+      </w:pPr>
+      <w:r>
+        <w:t xml:space="preserve">26 Chemotherapy + Radiation CROSS Trial</w:t>
       </w:r>
     </w:p>
     <w:p>
@@ -1236,14 +1381,14 @@
         <w:t xml:space="preserve">Surgery</w:t>
       </w:r>
     </w:p>
-    <w:bookmarkEnd w:id="43"/>
-    <w:bookmarkStart w:id="44" w:name="chemotherapy-radiation-cross-trial-1"/>
-    <w:p>
-      <w:pPr>
-        <w:pStyle w:val="Heading2"/>
-      </w:pPr>
-      <w:r>
-        <w:t xml:space="preserve">25 Chemotherapy + Radiation CROSS Trial</w:t>
+    <w:bookmarkEnd w:id="34"/>
+    <w:bookmarkStart w:id="35" w:name="chemotherapy-radiation-cross-trial-1"/>
+    <w:p>
+      <w:pPr>
+        <w:pStyle w:val="Heading2"/>
+      </w:pPr>
+      <w:r>
+        <w:t xml:space="preserve">27 Chemotherapy + Radiation CROSS Trial</w:t>
       </w:r>
     </w:p>
     <w:p>
@@ -1330,14 +1475,14 @@
         <w:t xml:space="preserve">The results were quite dramatic: The group that was treated with all three therapies, chemotherapy and radiation and surgery, lived on average twice a long as patients who had surgery alone.</w:t>
       </w:r>
     </w:p>
-    <w:bookmarkEnd w:id="44"/>
-    <w:bookmarkStart w:id="45" w:name="chemo-radiation-cross-trial"/>
-    <w:p>
-      <w:pPr>
-        <w:pStyle w:val="Heading2"/>
-      </w:pPr>
-      <w:r>
-        <w:t xml:space="preserve">26 Chemo + Radiation CROSS Trial</w:t>
+    <w:bookmarkEnd w:id="35"/>
+    <w:bookmarkStart w:id="36" w:name="chemo-radiation-cross-trial"/>
+    <w:p>
+      <w:pPr>
+        <w:pStyle w:val="Heading2"/>
+      </w:pPr>
+      <w:r>
+        <w:t xml:space="preserve">28 Chemo + Radiation CROSS Trial</w:t>
       </w:r>
     </w:p>
     <w:p>
@@ -1353,7 +1498,7 @@
         <w:pStyle w:val="Compact"/>
         <w:numPr>
           <w:ilvl w:val="0"/>
-          <w:numId w:val="1014"/>
+          <w:numId w:val="1016"/>
         </w:numPr>
       </w:pPr>
       <w:r>
@@ -1365,7 +1510,7 @@
         <w:pStyle w:val="Compact"/>
         <w:numPr>
           <w:ilvl w:val="0"/>
-          <w:numId w:val="1014"/>
+          <w:numId w:val="1016"/>
         </w:numPr>
       </w:pPr>
       <w:r>
@@ -1377,7 +1522,7 @@
         <w:pStyle w:val="Compact"/>
         <w:numPr>
           <w:ilvl w:val="0"/>
-          <w:numId w:val="1015"/>
+          <w:numId w:val="1017"/>
         </w:numPr>
       </w:pPr>
       <w:r>
@@ -1389,21 +1534,21 @@
         <w:pStyle w:val="Compact"/>
         <w:numPr>
           <w:ilvl w:val="0"/>
-          <w:numId w:val="1016"/>
+          <w:numId w:val="1018"/>
         </w:numPr>
       </w:pPr>
       <w:r>
         <w:t xml:space="preserve">Surgery 8 weeks after the end of radiation</w:t>
       </w:r>
     </w:p>
-    <w:bookmarkEnd w:id="45"/>
-    <w:bookmarkStart w:id="46" w:name="chemo-radiation---side-effects"/>
-    <w:p>
-      <w:pPr>
-        <w:pStyle w:val="Heading2"/>
-      </w:pPr>
-      <w:r>
-        <w:t xml:space="preserve">27 Chemo + Radiation - Side Effects</w:t>
+    <w:bookmarkEnd w:id="36"/>
+    <w:bookmarkStart w:id="37" w:name="chemo-radiation---side-effects"/>
+    <w:p>
+      <w:pPr>
+        <w:pStyle w:val="Heading2"/>
+      </w:pPr>
+      <w:r>
+        <w:t xml:space="preserve">29 Chemo + Radiation - Side Effects</w:t>
       </w:r>
     </w:p>
     <w:p>
@@ -1438,14 +1583,14 @@
         <w:t xml:space="preserve">Feeding tube may be needed for hydration/nutrition.</w:t>
       </w:r>
     </w:p>
-    <w:bookmarkEnd w:id="46"/>
-    <w:bookmarkStart w:id="47" w:name="locally-advanced-adenocarcinoma"/>
-    <w:p>
-      <w:pPr>
-        <w:pStyle w:val="Heading2"/>
-      </w:pPr>
-      <w:r>
-        <w:t xml:space="preserve">28 Locally-advanced Adenocarcinoma</w:t>
+    <w:bookmarkEnd w:id="37"/>
+    <w:bookmarkStart w:id="38" w:name="locally-advanced-adenocarcinoma"/>
+    <w:p>
+      <w:pPr>
+        <w:pStyle w:val="Heading2"/>
+      </w:pPr>
+      <w:r>
+        <w:t xml:space="preserve">30 Locally-advanced Adenocarcinoma</w:t>
       </w:r>
     </w:p>
     <w:p>
@@ -1517,7 +1662,7 @@
         <w:pStyle w:val="Compact"/>
         <w:numPr>
           <w:ilvl w:val="0"/>
-          <w:numId w:val="1017"/>
+          <w:numId w:val="1019"/>
         </w:numPr>
       </w:pPr>
       <w:r>
@@ -1529,21 +1674,21 @@
         <w:pStyle w:val="Compact"/>
         <w:numPr>
           <w:ilvl w:val="0"/>
-          <w:numId w:val="1018"/>
+          <w:numId w:val="1020"/>
         </w:numPr>
       </w:pPr>
       <w:r>
         <w:t xml:space="preserve">FOLFOX (better tolerated)</w:t>
       </w:r>
     </w:p>
-    <w:bookmarkEnd w:id="47"/>
-    <w:bookmarkStart w:id="48" w:name="sandwich-chemotherapy-drugs"/>
-    <w:p>
-      <w:pPr>
-        <w:pStyle w:val="Heading2"/>
-      </w:pPr>
-      <w:r>
-        <w:t xml:space="preserve">29</w:t>
+    <w:bookmarkEnd w:id="38"/>
+    <w:bookmarkStart w:id="39" w:name="sandwich-chemotherapy-drugs"/>
+    <w:p>
+      <w:pPr>
+        <w:pStyle w:val="Heading2"/>
+      </w:pPr>
+      <w:r>
+        <w:t xml:space="preserve">31</w:t>
       </w:r>
       <w:r>
         <w:t xml:space="preserve"> </w:t>
@@ -1575,7 +1720,7 @@
         <w:pStyle w:val="Compact"/>
         <w:numPr>
           <w:ilvl w:val="0"/>
-          <w:numId w:val="1019"/>
+          <w:numId w:val="1021"/>
         </w:numPr>
       </w:pPr>
       <w:r>
@@ -1587,7 +1732,7 @@
         <w:pStyle w:val="Compact"/>
         <w:numPr>
           <w:ilvl w:val="0"/>
-          <w:numId w:val="1019"/>
+          <w:numId w:val="1021"/>
         </w:numPr>
       </w:pPr>
       <w:r>
@@ -1599,7 +1744,7 @@
         <w:pStyle w:val="Compact"/>
         <w:numPr>
           <w:ilvl w:val="0"/>
-          <w:numId w:val="1019"/>
+          <w:numId w:val="1021"/>
         </w:numPr>
       </w:pPr>
       <w:r>
@@ -1611,7 +1756,7 @@
         <w:pStyle w:val="Compact"/>
         <w:numPr>
           <w:ilvl w:val="0"/>
-          <w:numId w:val="1019"/>
+          <w:numId w:val="1021"/>
         </w:numPr>
       </w:pPr>
       <w:r>
@@ -1635,7 +1780,7 @@
         <w:pStyle w:val="Compact"/>
         <w:numPr>
           <w:ilvl w:val="0"/>
-          <w:numId w:val="1020"/>
+          <w:numId w:val="1022"/>
         </w:numPr>
       </w:pPr>
       <w:r>
@@ -1647,7 +1792,7 @@
         <w:pStyle w:val="Compact"/>
         <w:numPr>
           <w:ilvl w:val="0"/>
-          <w:numId w:val="1020"/>
+          <w:numId w:val="1022"/>
         </w:numPr>
       </w:pPr>
       <w:r>
@@ -1659,29 +1804,29 @@
         <w:pStyle w:val="Compact"/>
         <w:numPr>
           <w:ilvl w:val="0"/>
-          <w:numId w:val="1020"/>
+          <w:numId w:val="1022"/>
         </w:numPr>
       </w:pPr>
       <w:r>
         <w:t xml:space="preserve">Oxaliplatin</w:t>
       </w:r>
     </w:p>
-    <w:bookmarkEnd w:id="48"/>
-    <w:bookmarkStart w:id="49" w:name="flot-treatment-plan"/>
-    <w:p>
-      <w:pPr>
-        <w:pStyle w:val="Heading2"/>
-      </w:pPr>
-      <w:r>
-        <w:t xml:space="preserve">30 FLOT Treatment Plan</w:t>
-      </w:r>
-    </w:p>
-    <w:p>
-      <w:pPr>
-        <w:pStyle w:val="Compact"/>
-        <w:numPr>
-          <w:ilvl w:val="0"/>
-          <w:numId w:val="1021"/>
+    <w:bookmarkEnd w:id="39"/>
+    <w:bookmarkStart w:id="40" w:name="flot-treatment-plan"/>
+    <w:p>
+      <w:pPr>
+        <w:pStyle w:val="Heading2"/>
+      </w:pPr>
+      <w:r>
+        <w:t xml:space="preserve">32 FLOT Treatment Plan</w:t>
+      </w:r>
+    </w:p>
+    <w:p>
+      <w:pPr>
+        <w:pStyle w:val="Compact"/>
+        <w:numPr>
+          <w:ilvl w:val="0"/>
+          <w:numId w:val="1023"/>
         </w:numPr>
       </w:pPr>
       <w:r>
@@ -1693,7 +1838,7 @@
         <w:pStyle w:val="Compact"/>
         <w:numPr>
           <w:ilvl w:val="0"/>
-          <w:numId w:val="1021"/>
+          <w:numId w:val="1023"/>
         </w:numPr>
       </w:pPr>
       <w:r>
@@ -1705,21 +1850,21 @@
         <w:pStyle w:val="Compact"/>
         <w:numPr>
           <w:ilvl w:val="0"/>
-          <w:numId w:val="1021"/>
+          <w:numId w:val="1023"/>
         </w:numPr>
       </w:pPr>
       <w:r>
         <w:t xml:space="preserve">FLOT Chemo every 2 weeks x 4 (=8 weeks total)</w:t>
       </w:r>
     </w:p>
-    <w:bookmarkEnd w:id="49"/>
-    <w:bookmarkStart w:id="50" w:name="durvalumab-immunotherapy"/>
-    <w:p>
-      <w:pPr>
-        <w:pStyle w:val="Heading2"/>
-      </w:pPr>
-      <w:r>
-        <w:t xml:space="preserve">31 Durvalumab Immunotherapy</w:t>
+    <w:bookmarkEnd w:id="40"/>
+    <w:bookmarkStart w:id="41" w:name="durvalumab-immunotherapy"/>
+    <w:p>
+      <w:pPr>
+        <w:pStyle w:val="Heading2"/>
+      </w:pPr>
+      <w:r>
+        <w:t xml:space="preserve">33 Durvalumab Immunotherapy</w:t>
       </w:r>
     </w:p>
     <w:p>
@@ -1746,14 +1891,14 @@
         <w:t xml:space="preserve">Durvalumab strengthens the immmune system to fight cancer</w:t>
       </w:r>
     </w:p>
-    <w:bookmarkEnd w:id="50"/>
-    <w:bookmarkStart w:id="51" w:name="matterhorn-trial"/>
-    <w:p>
-      <w:pPr>
-        <w:pStyle w:val="Heading2"/>
-      </w:pPr>
-      <w:r>
-        <w:t xml:space="preserve">32 Matterhorn Trial</w:t>
+    <w:bookmarkEnd w:id="41"/>
+    <w:bookmarkStart w:id="42" w:name="matterhorn-trial"/>
+    <w:p>
+      <w:pPr>
+        <w:pStyle w:val="Heading2"/>
+      </w:pPr>
+      <w:r>
+        <w:t xml:space="preserve">34 Matterhorn Trial</w:t>
       </w:r>
     </w:p>
     <w:p>
@@ -1868,14 +2013,14 @@
         <w:t xml:space="preserve">Treatment with durvalumab depends upon approval from insurance company</w:t>
       </w:r>
     </w:p>
-    <w:bookmarkEnd w:id="51"/>
-    <w:bookmarkStart w:id="52" w:name="flot-chemo-durvalumab"/>
-    <w:p>
-      <w:pPr>
-        <w:pStyle w:val="Heading2"/>
-      </w:pPr>
-      <w:r>
-        <w:t xml:space="preserve">33 FLOT Chemo ± Durvalumab</w:t>
+    <w:bookmarkEnd w:id="42"/>
+    <w:bookmarkStart w:id="43" w:name="flot-chemo-durvalumab"/>
+    <w:p>
+      <w:pPr>
+        <w:pStyle w:val="Heading2"/>
+      </w:pPr>
+      <w:r>
+        <w:t xml:space="preserve">35 FLOT Chemo ± Durvalumab</w:t>
       </w:r>
     </w:p>
     <w:p>
@@ -1895,7 +2040,7 @@
         <w:pStyle w:val="Compact"/>
         <w:numPr>
           <w:ilvl w:val="0"/>
-          <w:numId w:val="1022"/>
+          <w:numId w:val="1024"/>
         </w:numPr>
       </w:pPr>
       <w:r>
@@ -1907,7 +2052,7 @@
         <w:pStyle w:val="Compact"/>
         <w:numPr>
           <w:ilvl w:val="0"/>
-          <w:numId w:val="1022"/>
+          <w:numId w:val="1024"/>
         </w:numPr>
       </w:pPr>
       <w:r>
@@ -1919,7 +2064,7 @@
         <w:pStyle w:val="Compact"/>
         <w:numPr>
           <w:ilvl w:val="0"/>
-          <w:numId w:val="1022"/>
+          <w:numId w:val="1024"/>
         </w:numPr>
       </w:pPr>
       <w:r>
@@ -1943,7 +2088,7 @@
         <w:pStyle w:val="Compact"/>
         <w:numPr>
           <w:ilvl w:val="0"/>
-          <w:numId w:val="1023"/>
+          <w:numId w:val="1025"/>
         </w:numPr>
       </w:pPr>
       <w:r>
@@ -1955,7 +2100,7 @@
         <w:pStyle w:val="Compact"/>
         <w:numPr>
           <w:ilvl w:val="0"/>
-          <w:numId w:val="1023"/>
+          <w:numId w:val="1025"/>
         </w:numPr>
       </w:pPr>
       <w:r>
@@ -1967,7 +2112,7 @@
         <w:pStyle w:val="Compact"/>
         <w:numPr>
           <w:ilvl w:val="0"/>
-          <w:numId w:val="1023"/>
+          <w:numId w:val="1025"/>
         </w:numPr>
       </w:pPr>
       <w:r>
@@ -1979,21 +2124,21 @@
         <w:pStyle w:val="Compact"/>
         <w:numPr>
           <w:ilvl w:val="0"/>
-          <w:numId w:val="1023"/>
+          <w:numId w:val="1025"/>
         </w:numPr>
       </w:pPr>
       <w:r>
         <w:t xml:space="preserve">Durvalumab monthly x10</w:t>
       </w:r>
     </w:p>
-    <w:bookmarkEnd w:id="52"/>
-    <w:bookmarkStart w:id="53" w:name="tumor-biomarkers---pathology-tests"/>
-    <w:p>
-      <w:pPr>
-        <w:pStyle w:val="Heading2"/>
-      </w:pPr>
-      <w:r>
-        <w:t xml:space="preserve">34 Tumor Biomarkers - Pathology Tests</w:t>
+    <w:bookmarkEnd w:id="43"/>
+    <w:bookmarkStart w:id="44" w:name="tumor-biomarkers---pathology-tests"/>
+    <w:p>
+      <w:pPr>
+        <w:pStyle w:val="Heading2"/>
+      </w:pPr>
+      <w:r>
+        <w:t xml:space="preserve">36 Tumor Biomarkers - Pathology Tests</w:t>
       </w:r>
     </w:p>
     <w:p>
@@ -2009,7 +2154,7 @@
         <w:pStyle w:val="Compact"/>
         <w:numPr>
           <w:ilvl w:val="0"/>
-          <w:numId w:val="1024"/>
+          <w:numId w:val="1026"/>
         </w:numPr>
       </w:pPr>
       <w:r>
@@ -2038,7 +2183,7 @@
         <w:pStyle w:val="Compact"/>
         <w:numPr>
           <w:ilvl w:val="0"/>
-          <w:numId w:val="1024"/>
+          <w:numId w:val="1026"/>
         </w:numPr>
       </w:pPr>
       <w:r>
@@ -2067,7 +2212,7 @@
         <w:pStyle w:val="Compact"/>
         <w:numPr>
           <w:ilvl w:val="0"/>
-          <w:numId w:val="1024"/>
+          <w:numId w:val="1026"/>
         </w:numPr>
       </w:pPr>
       <w:r>
@@ -2107,14 +2252,14 @@
         <w:t xml:space="preserve">Your medical oncologist will review these with you</w:t>
       </w:r>
     </w:p>
-    <w:bookmarkEnd w:id="53"/>
-    <w:bookmarkStart w:id="54" w:name="adenocarcinoma-treatment-options"/>
-    <w:p>
-      <w:pPr>
-        <w:pStyle w:val="Heading2"/>
-      </w:pPr>
-      <w:r>
-        <w:t xml:space="preserve">35 Adenocarcinoma Treatment Options</w:t>
+    <w:bookmarkEnd w:id="44"/>
+    <w:bookmarkStart w:id="45" w:name="adenocarcinoma-treatment-options"/>
+    <w:p>
+      <w:pPr>
+        <w:pStyle w:val="Heading2"/>
+      </w:pPr>
+      <w:r>
+        <w:t xml:space="preserve">37 Adenocarcinoma Treatment Options</w:t>
       </w:r>
     </w:p>
     <w:p>
@@ -2134,7 +2279,7 @@
         <w:pStyle w:val="Compact"/>
         <w:numPr>
           <w:ilvl w:val="0"/>
-          <w:numId w:val="1025"/>
+          <w:numId w:val="1027"/>
         </w:numPr>
       </w:pPr>
       <w:r>
@@ -2146,7 +2291,7 @@
         <w:pStyle w:val="Compact"/>
         <w:numPr>
           <w:ilvl w:val="0"/>
-          <w:numId w:val="1025"/>
+          <w:numId w:val="1027"/>
         </w:numPr>
       </w:pPr>
       <w:r>
@@ -2170,7 +2315,7 @@
         <w:pStyle w:val="Compact"/>
         <w:numPr>
           <w:ilvl w:val="0"/>
-          <w:numId w:val="1026"/>
+          <w:numId w:val="1028"/>
         </w:numPr>
       </w:pPr>
       <w:r>
@@ -2182,7 +2327,7 @@
         <w:pStyle w:val="Compact"/>
         <w:numPr>
           <w:ilvl w:val="0"/>
-          <w:numId w:val="1026"/>
+          <w:numId w:val="1028"/>
         </w:numPr>
       </w:pPr>
       <w:r>
@@ -2194,21 +2339,21 @@
         <w:pStyle w:val="Compact"/>
         <w:numPr>
           <w:ilvl w:val="0"/>
-          <w:numId w:val="1026"/>
+          <w:numId w:val="1028"/>
         </w:numPr>
       </w:pPr>
       <w:r>
         <w:t xml:space="preserve">Chemo (8wk)</w:t>
       </w:r>
     </w:p>
-    <w:bookmarkEnd w:id="54"/>
-    <w:bookmarkStart w:id="55" w:name="adenocarcinoma-treatment-options-1"/>
-    <w:p>
-      <w:pPr>
-        <w:pStyle w:val="Heading2"/>
-      </w:pPr>
-      <w:r>
-        <w:t xml:space="preserve">36 Adenocarcinoma Treatment Options</w:t>
+    <w:bookmarkEnd w:id="45"/>
+    <w:bookmarkStart w:id="46" w:name="adenocarcinoma-treatment-options-1"/>
+    <w:p>
+      <w:pPr>
+        <w:pStyle w:val="Heading2"/>
+      </w:pPr>
+      <w:r>
+        <w:t xml:space="preserve">38 Adenocarcinoma Treatment Options</w:t>
       </w:r>
     </w:p>
     <w:p>
@@ -2228,7 +2373,7 @@
         <w:pStyle w:val="Compact"/>
         <w:numPr>
           <w:ilvl w:val="0"/>
-          <w:numId w:val="1027"/>
+          <w:numId w:val="1029"/>
         </w:numPr>
       </w:pPr>
       <w:r>
@@ -2240,7 +2385,7 @@
         <w:pStyle w:val="Compact"/>
         <w:numPr>
           <w:ilvl w:val="0"/>
-          <w:numId w:val="1027"/>
+          <w:numId w:val="1029"/>
         </w:numPr>
       </w:pPr>
       <w:r>
@@ -2252,7 +2397,7 @@
         <w:pStyle w:val="Compact"/>
         <w:numPr>
           <w:ilvl w:val="0"/>
-          <w:numId w:val="1027"/>
+          <w:numId w:val="1029"/>
         </w:numPr>
       </w:pPr>
       <w:r>
@@ -2264,7 +2409,7 @@
         <w:pStyle w:val="Compact"/>
         <w:numPr>
           <w:ilvl w:val="0"/>
-          <w:numId w:val="1027"/>
+          <w:numId w:val="1029"/>
         </w:numPr>
       </w:pPr>
       <w:r>
@@ -2293,7 +2438,7 @@
         <w:pStyle w:val="Compact"/>
         <w:numPr>
           <w:ilvl w:val="0"/>
-          <w:numId w:val="1027"/>
+          <w:numId w:val="1029"/>
         </w:numPr>
       </w:pPr>
       <w:r>
@@ -2317,7 +2462,7 @@
         <w:pStyle w:val="Compact"/>
         <w:numPr>
           <w:ilvl w:val="0"/>
-          <w:numId w:val="1028"/>
+          <w:numId w:val="1030"/>
         </w:numPr>
       </w:pPr>
       <w:r>
@@ -2329,7 +2474,7 @@
         <w:pStyle w:val="Compact"/>
         <w:numPr>
           <w:ilvl w:val="0"/>
-          <w:numId w:val="1028"/>
+          <w:numId w:val="1030"/>
         </w:numPr>
       </w:pPr>
       <w:r>
@@ -2341,7 +2486,7 @@
         <w:pStyle w:val="Compact"/>
         <w:numPr>
           <w:ilvl w:val="0"/>
-          <w:numId w:val="1028"/>
+          <w:numId w:val="1030"/>
         </w:numPr>
       </w:pPr>
       <w:r>
@@ -2353,7 +2498,7 @@
         <w:pStyle w:val="Compact"/>
         <w:numPr>
           <w:ilvl w:val="0"/>
-          <w:numId w:val="1028"/>
+          <w:numId w:val="1030"/>
         </w:numPr>
       </w:pPr>
       <w:r>
@@ -2365,21 +2510,21 @@
         <w:pStyle w:val="Compact"/>
         <w:numPr>
           <w:ilvl w:val="0"/>
-          <w:numId w:val="1028"/>
+          <w:numId w:val="1030"/>
         </w:numPr>
       </w:pPr>
       <w:r>
         <w:t xml:space="preserve">Less likely to need feeding tube</w:t>
       </w:r>
     </w:p>
-    <w:bookmarkEnd w:id="55"/>
-    <w:bookmarkStart w:id="56" w:name="chemotherapy-administration"/>
-    <w:p>
-      <w:pPr>
-        <w:pStyle w:val="Heading2"/>
-      </w:pPr>
-      <w:r>
-        <w:t xml:space="preserve">37 Chemotherapy Administration</w:t>
+    <w:bookmarkEnd w:id="46"/>
+    <w:bookmarkStart w:id="47" w:name="chemotherapy-administration"/>
+    <w:p>
+      <w:pPr>
+        <w:pStyle w:val="Heading2"/>
+      </w:pPr>
+      <w:r>
+        <w:t xml:space="preserve">39 Chemotherapy Administration</w:t>
       </w:r>
     </w:p>
     <w:p>
@@ -2403,7 +2548,7 @@
         <w:pStyle w:val="Compact"/>
         <w:numPr>
           <w:ilvl w:val="0"/>
-          <w:numId w:val="1029"/>
+          <w:numId w:val="1031"/>
         </w:numPr>
       </w:pPr>
       <w:r>
@@ -2415,7 +2560,7 @@
         <w:pStyle w:val="Compact"/>
         <w:numPr>
           <w:ilvl w:val="0"/>
-          <w:numId w:val="1029"/>
+          <w:numId w:val="1031"/>
         </w:numPr>
       </w:pPr>
       <w:r>
@@ -2427,21 +2572,21 @@
         <w:pStyle w:val="Compact"/>
         <w:numPr>
           <w:ilvl w:val="0"/>
-          <w:numId w:val="1029"/>
+          <w:numId w:val="1031"/>
         </w:numPr>
       </w:pPr>
       <w:r>
         <w:t xml:space="preserve">Central Venous port</w:t>
       </w:r>
     </w:p>
-    <w:bookmarkEnd w:id="56"/>
-    <w:bookmarkStart w:id="57" w:name="X24de4000c031f200c5dfe01452aa364022c5d0d"/>
-    <w:p>
-      <w:pPr>
-        <w:pStyle w:val="Heading2"/>
-      </w:pPr>
-      <w:r>
-        <w:t xml:space="preserve">38 Intravenous Catheter in Peripheral Vein (</w:t>
+    <w:bookmarkEnd w:id="47"/>
+    <w:bookmarkStart w:id="48" w:name="X24de4000c031f200c5dfe01452aa364022c5d0d"/>
+    <w:p>
+      <w:pPr>
+        <w:pStyle w:val="Heading2"/>
+      </w:pPr>
+      <w:r>
+        <w:t xml:space="preserve">40 Intravenous Catheter in Peripheral Vein (</w:t>
       </w:r>
       <w:r>
         <w:t xml:space="preserve">“IV”</w:t>
@@ -2455,7 +2600,7 @@
         <w:pStyle w:val="Compact"/>
         <w:numPr>
           <w:ilvl w:val="0"/>
-          <w:numId w:val="1030"/>
+          <w:numId w:val="1032"/>
         </w:numPr>
       </w:pPr>
       <w:r>
@@ -2467,7 +2612,7 @@
         <w:pStyle w:val="Compact"/>
         <w:numPr>
           <w:ilvl w:val="0"/>
-          <w:numId w:val="1030"/>
+          <w:numId w:val="1032"/>
         </w:numPr>
       </w:pPr>
       <w:r>
@@ -2479,7 +2624,7 @@
         <w:pStyle w:val="Compact"/>
         <w:numPr>
           <w:ilvl w:val="0"/>
-          <w:numId w:val="1030"/>
+          <w:numId w:val="1032"/>
         </w:numPr>
       </w:pPr>
       <w:r>
@@ -2491,7 +2636,7 @@
         <w:pStyle w:val="Compact"/>
         <w:numPr>
           <w:ilvl w:val="0"/>
-          <w:numId w:val="1030"/>
+          <w:numId w:val="1032"/>
         </w:numPr>
       </w:pPr>
       <w:r>
@@ -2503,7 +2648,7 @@
         <w:pStyle w:val="Compact"/>
         <w:numPr>
           <w:ilvl w:val="0"/>
-          <w:numId w:val="1030"/>
+          <w:numId w:val="1032"/>
         </w:numPr>
       </w:pPr>
       <w:r>
@@ -2534,22 +2679,22 @@
         <w:t xml:space="preserve">FLOT chemotherapy requires a home infusion pump, got which a peripheral IV won’t work</w:t>
       </w:r>
     </w:p>
-    <w:bookmarkEnd w:id="57"/>
-    <w:bookmarkStart w:id="58" w:name="central-venous-port"/>
-    <w:p>
-      <w:pPr>
-        <w:pStyle w:val="Heading2"/>
-      </w:pPr>
-      <w:r>
-        <w:t xml:space="preserve">39 Central Venous Port</w:t>
-      </w:r>
-    </w:p>
-    <w:p>
-      <w:pPr>
-        <w:pStyle w:val="Compact"/>
-        <w:numPr>
-          <w:ilvl w:val="0"/>
-          <w:numId w:val="1031"/>
+    <w:bookmarkEnd w:id="48"/>
+    <w:bookmarkStart w:id="49" w:name="central-venous-port"/>
+    <w:p>
+      <w:pPr>
+        <w:pStyle w:val="Heading2"/>
+      </w:pPr>
+      <w:r>
+        <w:t xml:space="preserve">41 Central Venous Port</w:t>
+      </w:r>
+    </w:p>
+    <w:p>
+      <w:pPr>
+        <w:pStyle w:val="Compact"/>
+        <w:numPr>
+          <w:ilvl w:val="0"/>
+          <w:numId w:val="1033"/>
         </w:numPr>
       </w:pPr>
       <w:r>
@@ -2561,7 +2706,7 @@
         <w:pStyle w:val="Compact"/>
         <w:numPr>
           <w:ilvl w:val="0"/>
-          <w:numId w:val="1031"/>
+          <w:numId w:val="1033"/>
         </w:numPr>
       </w:pPr>
       <w:r>
@@ -2573,7 +2718,7 @@
         <w:pStyle w:val="Compact"/>
         <w:numPr>
           <w:ilvl w:val="0"/>
-          <w:numId w:val="1031"/>
+          <w:numId w:val="1033"/>
         </w:numPr>
       </w:pPr>
       <w:r>
@@ -2585,7 +2730,7 @@
         <w:pStyle w:val="Compact"/>
         <w:numPr>
           <w:ilvl w:val="0"/>
-          <w:numId w:val="1031"/>
+          <w:numId w:val="1033"/>
         </w:numPr>
       </w:pPr>
       <w:r>
@@ -2597,7 +2742,7 @@
         <w:pStyle w:val="Compact"/>
         <w:numPr>
           <w:ilvl w:val="0"/>
-          <w:numId w:val="1031"/>
+          <w:numId w:val="1033"/>
         </w:numPr>
       </w:pPr>
       <w:r>
@@ -2644,22 +2789,22 @@
         <w:t xml:space="preserve">A port can be used for blood draws for blood tests as well.</w:t>
       </w:r>
     </w:p>
-    <w:bookmarkEnd w:id="58"/>
-    <w:bookmarkStart w:id="59" w:name="central-venous-port-1"/>
-    <w:p>
-      <w:pPr>
-        <w:pStyle w:val="Heading2"/>
-      </w:pPr>
-      <w:r>
-        <w:t xml:space="preserve">40 Central Venous Port</w:t>
-      </w:r>
-    </w:p>
-    <w:p>
-      <w:pPr>
-        <w:pStyle w:val="Compact"/>
-        <w:numPr>
-          <w:ilvl w:val="0"/>
-          <w:numId w:val="1032"/>
+    <w:bookmarkEnd w:id="49"/>
+    <w:bookmarkStart w:id="50" w:name="central-venous-port-1"/>
+    <w:p>
+      <w:pPr>
+        <w:pStyle w:val="Heading2"/>
+      </w:pPr>
+      <w:r>
+        <w:t xml:space="preserve">42 Central Venous Port</w:t>
+      </w:r>
+    </w:p>
+    <w:p>
+      <w:pPr>
+        <w:pStyle w:val="Compact"/>
+        <w:numPr>
+          <w:ilvl w:val="0"/>
+          <w:numId w:val="1034"/>
         </w:numPr>
       </w:pPr>
       <w:r>
@@ -2671,7 +2816,7 @@
         <w:pStyle w:val="Compact"/>
         <w:numPr>
           <w:ilvl w:val="0"/>
-          <w:numId w:val="1032"/>
+          <w:numId w:val="1034"/>
         </w:numPr>
       </w:pPr>
       <w:r>
@@ -2683,7 +2828,7 @@
         <w:pStyle w:val="Compact"/>
         <w:numPr>
           <w:ilvl w:val="0"/>
-          <w:numId w:val="1032"/>
+          <w:numId w:val="1034"/>
         </w:numPr>
       </w:pPr>
       <w:r>
@@ -2695,7 +2840,7 @@
         <w:pStyle w:val="Compact"/>
         <w:numPr>
           <w:ilvl w:val="0"/>
-          <w:numId w:val="1032"/>
+          <w:numId w:val="1034"/>
         </w:numPr>
       </w:pPr>
       <w:r>
@@ -2707,7 +2852,7 @@
         <w:pStyle w:val="Compact"/>
         <w:numPr>
           <w:ilvl w:val="0"/>
-          <w:numId w:val="1032"/>
+          <w:numId w:val="1034"/>
         </w:numPr>
       </w:pPr>
       <w:r>
@@ -2764,14 +2909,14 @@
         <w:t xml:space="preserve">covers the incisions and flakes off after a week or so</w:t>
       </w:r>
     </w:p>
-    <w:bookmarkEnd w:id="59"/>
-    <w:bookmarkStart w:id="60" w:name="central-venous-port-2"/>
-    <w:p>
-      <w:pPr>
-        <w:pStyle w:val="Heading2"/>
-      </w:pPr>
-      <w:r>
-        <w:t xml:space="preserve">41 Central Venous Port</w:t>
+    <w:bookmarkEnd w:id="50"/>
+    <w:bookmarkStart w:id="51" w:name="central-venous-port-2"/>
+    <w:p>
+      <w:pPr>
+        <w:pStyle w:val="Heading2"/>
+      </w:pPr>
+      <w:r>
+        <w:t xml:space="preserve">43 Central Venous Port</w:t>
       </w:r>
     </w:p>
     <w:p>
@@ -2790,14 +2935,14 @@
         <w:t xml:space="preserve">When it comes time for chemotherapy, the nurses can easily access the port with a needle that goes through the skin into the port, rather than placing an intravenous needle in a vein. The drugs can then be administered directly into the bloodstream. If blood needs to be drawn for tests, this can also be done through the port.</w:t>
       </w:r>
     </w:p>
-    <w:bookmarkEnd w:id="60"/>
-    <w:bookmarkStart w:id="61" w:name="restaging"/>
-    <w:p>
-      <w:pPr>
-        <w:pStyle w:val="Heading2"/>
-      </w:pPr>
-      <w:r>
-        <w:t xml:space="preserve">42 Restaging</w:t>
+    <w:bookmarkEnd w:id="51"/>
+    <w:bookmarkStart w:id="52" w:name="restaging"/>
+    <w:p>
+      <w:pPr>
+        <w:pStyle w:val="Heading2"/>
+      </w:pPr>
+      <w:r>
+        <w:t xml:space="preserve">44 Restaging</w:t>
       </w:r>
     </w:p>
     <w:p>
@@ -2821,7 +2966,7 @@
         <w:pStyle w:val="Compact"/>
         <w:numPr>
           <w:ilvl w:val="0"/>
-          <w:numId w:val="1033"/>
+          <w:numId w:val="1035"/>
         </w:numPr>
       </w:pPr>
       <w:r>
@@ -2833,21 +2978,21 @@
         <w:pStyle w:val="Compact"/>
         <w:numPr>
           <w:ilvl w:val="0"/>
-          <w:numId w:val="1033"/>
+          <w:numId w:val="1035"/>
         </w:numPr>
       </w:pPr>
       <w:r>
         <w:t xml:space="preserve">Timing depends upon recovery from therapy</w:t>
       </w:r>
     </w:p>
-    <w:bookmarkEnd w:id="61"/>
-    <w:bookmarkStart w:id="62" w:name="Xafbfaa646f5495387198e1f27fcf94ebc5c1f8f"/>
-    <w:p>
-      <w:pPr>
-        <w:pStyle w:val="Heading2"/>
-      </w:pPr>
-      <w:r>
-        <w:t xml:space="preserve">43 Restaging after Chemotherapy</w:t>
+    <w:bookmarkEnd w:id="52"/>
+    <w:bookmarkStart w:id="53" w:name="Xafbfaa646f5495387198e1f27fcf94ebc5c1f8f"/>
+    <w:p>
+      <w:pPr>
+        <w:pStyle w:val="Heading2"/>
+      </w:pPr>
+      <w:r>
+        <w:t xml:space="preserve">45 Restaging after Chemotherapy</w:t>
       </w:r>
       <w:r>
         <w:t xml:space="preserve"> </w:t>
@@ -2867,44 +3012,44 @@
         <w:t xml:space="preserve">Radiation</w:t>
       </w:r>
     </w:p>
-    <w:bookmarkEnd w:id="62"/>
-    <w:bookmarkStart w:id="63" w:name="fitness-evaluation-prior-to-surgery"/>
-    <w:p>
-      <w:pPr>
-        <w:pStyle w:val="Heading2"/>
-      </w:pPr>
-      <w:r>
-        <w:t xml:space="preserve">44 Fitness Evaluation prior to Surgery</w:t>
-      </w:r>
-    </w:p>
-    <w:bookmarkEnd w:id="63"/>
-    <w:bookmarkStart w:id="64" w:name="surgery-vs-no-surgery"/>
-    <w:p>
-      <w:pPr>
-        <w:pStyle w:val="Heading2"/>
-      </w:pPr>
-      <w:r>
-        <w:t xml:space="preserve">45 Surgery vs No Surgery</w:t>
-      </w:r>
-    </w:p>
-    <w:bookmarkEnd w:id="64"/>
-    <w:bookmarkStart w:id="65" w:name="surgery-advantages-disadvantages"/>
-    <w:p>
-      <w:pPr>
-        <w:pStyle w:val="Heading2"/>
-      </w:pPr>
-      <w:r>
-        <w:t xml:space="preserve">46 Surgery Advantages + Disadvantages</w:t>
-      </w:r>
-    </w:p>
-    <w:bookmarkEnd w:id="65"/>
-    <w:bookmarkStart w:id="66" w:name="outcomes-after-chemotherapy-pm-radiation"/>
-    <w:p>
-      <w:pPr>
-        <w:pStyle w:val="Heading2"/>
-      </w:pPr>
-      <w:r>
-        <w:t xml:space="preserve">47 Outcomes after Chemotherapy</w:t>
+    <w:bookmarkEnd w:id="53"/>
+    <w:bookmarkStart w:id="54" w:name="fitness-evaluation-prior-to-surgery"/>
+    <w:p>
+      <w:pPr>
+        <w:pStyle w:val="Heading2"/>
+      </w:pPr>
+      <w:r>
+        <w:t xml:space="preserve">46 Fitness Evaluation prior to Surgery</w:t>
+      </w:r>
+    </w:p>
+    <w:bookmarkEnd w:id="54"/>
+    <w:bookmarkStart w:id="55" w:name="surgery-vs-no-surgery"/>
+    <w:p>
+      <w:pPr>
+        <w:pStyle w:val="Heading2"/>
+      </w:pPr>
+      <w:r>
+        <w:t xml:space="preserve">47 Surgery vs No Surgery</w:t>
+      </w:r>
+    </w:p>
+    <w:bookmarkEnd w:id="55"/>
+    <w:bookmarkStart w:id="56" w:name="surgery-advantages-disadvantages"/>
+    <w:p>
+      <w:pPr>
+        <w:pStyle w:val="Heading2"/>
+      </w:pPr>
+      <w:r>
+        <w:t xml:space="preserve">48 Surgery Advantages + Disadvantages</w:t>
+      </w:r>
+    </w:p>
+    <w:bookmarkEnd w:id="56"/>
+    <w:bookmarkStart w:id="57" w:name="outcomes-after-chemotherapy-pm-radiation"/>
+    <w:p>
+      <w:pPr>
+        <w:pStyle w:val="Heading2"/>
+      </w:pPr>
+      <w:r>
+        <w:t xml:space="preserve">49 Outcomes after Chemotherapy</w:t>
       </w:r>
       <w:r>
         <w:t xml:space="preserve"> </w:t>
@@ -2924,27 +3069,27 @@
         <w:t xml:space="preserve">Radiation</w:t>
       </w:r>
     </w:p>
-    <w:bookmarkEnd w:id="66"/>
-    <w:bookmarkStart w:id="67" w:name="section"/>
-    <w:p>
-      <w:pPr>
-        <w:pStyle w:val="Heading2"/>
-      </w:pPr>
-      <w:r>
-        <w:t xml:space="preserve">48</w:t>
+    <w:bookmarkEnd w:id="57"/>
+    <w:bookmarkStart w:id="58" w:name="section"/>
+    <w:p>
+      <w:pPr>
+        <w:pStyle w:val="Heading2"/>
+      </w:pPr>
+      <w:r>
+        <w:t xml:space="preserve">50</w:t>
       </w:r>
       <w:r>
         <w:t xml:space="preserve"> </w:t>
       </w:r>
     </w:p>
-    <w:bookmarkEnd w:id="67"/>
-    <w:bookmarkStart w:id="68" w:name="active-surveillance"/>
-    <w:p>
-      <w:pPr>
-        <w:pStyle w:val="Heading2"/>
-      </w:pPr>
-      <w:r>
-        <w:t xml:space="preserve">49 Active Surveillance</w:t>
+    <w:bookmarkEnd w:id="58"/>
+    <w:bookmarkStart w:id="59" w:name="active-surveillance"/>
+    <w:p>
+      <w:pPr>
+        <w:pStyle w:val="Heading2"/>
+      </w:pPr>
+      <w:r>
+        <w:t xml:space="preserve">51 Active Surveillance</w:t>
       </w:r>
     </w:p>
     <w:p>
@@ -2960,7 +3105,7 @@
         <w:pStyle w:val="Compact"/>
         <w:numPr>
           <w:ilvl w:val="0"/>
-          <w:numId w:val="1034"/>
+          <w:numId w:val="1036"/>
         </w:numPr>
       </w:pPr>
       <w:r>
@@ -2972,7 +3117,7 @@
         <w:pStyle w:val="Compact"/>
         <w:numPr>
           <w:ilvl w:val="0"/>
-          <w:numId w:val="1034"/>
+          <w:numId w:val="1036"/>
         </w:numPr>
       </w:pPr>
       <w:r>
@@ -3003,14 +3148,14 @@
         <w:t xml:space="preserve">survival and disease control is probably better with immediate surgery.</w:t>
       </w:r>
     </w:p>
-    <w:bookmarkEnd w:id="68"/>
-    <w:bookmarkStart w:id="69" w:name="primary-care-practitioner-pcp"/>
-    <w:p>
-      <w:pPr>
-        <w:pStyle w:val="Heading2"/>
-      </w:pPr>
-      <w:r>
-        <w:t xml:space="preserve">50 Primary Care Practitioner (PCP)</w:t>
+    <w:bookmarkEnd w:id="59"/>
+    <w:bookmarkStart w:id="60" w:name="primary-care-practitioner-pcp"/>
+    <w:p>
+      <w:pPr>
+        <w:pStyle w:val="Heading2"/>
+      </w:pPr>
+      <w:r>
+        <w:t xml:space="preserve">52 Primary Care Practitioner (PCP)</w:t>
       </w:r>
     </w:p>
     <w:p>
@@ -3037,22 +3182,22 @@
         <w:t xml:space="preserve">PCP Referral Line (844) 235-6998</w:t>
       </w:r>
     </w:p>
-    <w:bookmarkEnd w:id="69"/>
-    <w:bookmarkStart w:id="70" w:name="my-atrium-patient-portal"/>
-    <w:p>
-      <w:pPr>
-        <w:pStyle w:val="Heading2"/>
-      </w:pPr>
-      <w:r>
-        <w:t xml:space="preserve">51 My Atrium Patient Portal</w:t>
-      </w:r>
-    </w:p>
-    <w:p>
-      <w:pPr>
-        <w:pStyle w:val="Compact"/>
-        <w:numPr>
-          <w:ilvl w:val="0"/>
-          <w:numId w:val="1035"/>
+    <w:bookmarkEnd w:id="60"/>
+    <w:bookmarkStart w:id="61" w:name="my-atrium-patient-portal"/>
+    <w:p>
+      <w:pPr>
+        <w:pStyle w:val="Heading2"/>
+      </w:pPr>
+      <w:r>
+        <w:t xml:space="preserve">53 My Atrium Patient Portal</w:t>
+      </w:r>
+    </w:p>
+    <w:p>
+      <w:pPr>
+        <w:pStyle w:val="Compact"/>
+        <w:numPr>
+          <w:ilvl w:val="0"/>
+          <w:numId w:val="1037"/>
         </w:numPr>
       </w:pPr>
       <w:r>
@@ -3064,7 +3209,7 @@
         <w:pStyle w:val="Compact"/>
         <w:numPr>
           <w:ilvl w:val="0"/>
-          <w:numId w:val="1035"/>
+          <w:numId w:val="1037"/>
         </w:numPr>
       </w:pPr>
       <w:r>
@@ -3076,29 +3221,29 @@
         <w:pStyle w:val="Compact"/>
         <w:numPr>
           <w:ilvl w:val="0"/>
-          <w:numId w:val="1035"/>
+          <w:numId w:val="1037"/>
         </w:numPr>
       </w:pPr>
       <w:r>
         <w:t xml:space="preserve">Sign up at my.atriumhealth.org</w:t>
       </w:r>
     </w:p>
-    <w:bookmarkEnd w:id="70"/>
-    <w:bookmarkStart w:id="71" w:name="exercise"/>
-    <w:p>
-      <w:pPr>
-        <w:pStyle w:val="Heading2"/>
-      </w:pPr>
-      <w:r>
-        <w:t xml:space="preserve">52 Exercise</w:t>
-      </w:r>
-    </w:p>
-    <w:p>
-      <w:pPr>
-        <w:pStyle w:val="Compact"/>
-        <w:numPr>
-          <w:ilvl w:val="0"/>
-          <w:numId w:val="1036"/>
+    <w:bookmarkEnd w:id="61"/>
+    <w:bookmarkStart w:id="62" w:name="exercise"/>
+    <w:p>
+      <w:pPr>
+        <w:pStyle w:val="Heading2"/>
+      </w:pPr>
+      <w:r>
+        <w:t xml:space="preserve">54 Exercise</w:t>
+      </w:r>
+    </w:p>
+    <w:p>
+      <w:pPr>
+        <w:pStyle w:val="Compact"/>
+        <w:numPr>
+          <w:ilvl w:val="0"/>
+          <w:numId w:val="1038"/>
         </w:numPr>
       </w:pPr>
       <w:r>
@@ -3110,69 +3255,11 @@
         <w:pStyle w:val="Compact"/>
         <w:numPr>
           <w:ilvl w:val="0"/>
-          <w:numId w:val="1036"/>
+          <w:numId w:val="1038"/>
         </w:numPr>
       </w:pPr>
       <w:r>
         <w:t xml:space="preserve">Goal is 30min/day of vigorous exercise 6 days/wk</w:t>
-      </w:r>
-    </w:p>
-    <w:p>
-      <w:pPr>
-        <w:pStyle w:val="Compact"/>
-        <w:numPr>
-          <w:ilvl w:val="1"/>
-          <w:numId w:val="1037"/>
-        </w:numPr>
-      </w:pPr>
-      <w:r>
-        <w:t xml:space="preserve">Working hard enough that you can’t converse</w:t>
-      </w:r>
-    </w:p>
-    <w:p>
-      <w:pPr>
-        <w:pStyle w:val="Compact"/>
-        <w:numPr>
-          <w:ilvl w:val="1"/>
-          <w:numId w:val="1037"/>
-        </w:numPr>
-      </w:pPr>
-      <w:r>
-        <w:t xml:space="preserve">Start slowly and build up</w:t>
-      </w:r>
-    </w:p>
-    <w:p>
-      <w:pPr>
-        <w:pStyle w:val="Compact"/>
-        <w:numPr>
-          <w:ilvl w:val="1"/>
-          <w:numId w:val="1037"/>
-        </w:numPr>
-      </w:pPr>
-      <w:r>
-        <w:t xml:space="preserve">Every day counts! (Aim for daily activity)</w:t>
-      </w:r>
-    </w:p>
-    <w:bookmarkEnd w:id="71"/>
-    <w:bookmarkStart w:id="72" w:name="smoking-cessation"/>
-    <w:p>
-      <w:pPr>
-        <w:pStyle w:val="Heading2"/>
-      </w:pPr>
-      <w:r>
-        <w:t xml:space="preserve">53 Smoking Cessation</w:t>
-      </w:r>
-    </w:p>
-    <w:p>
-      <w:pPr>
-        <w:pStyle w:val="Compact"/>
-        <w:numPr>
-          <w:ilvl w:val="0"/>
-          <w:numId w:val="1038"/>
-        </w:numPr>
-      </w:pPr>
-      <w:r>
-        <w:t xml:space="preserve">Smoking makes cancer treatment more difficult</w:t>
       </w:r>
     </w:p>
     <w:p>
@@ -3184,6 +3271,64 @@
         </w:numPr>
       </w:pPr>
       <w:r>
+        <w:t xml:space="preserve">Working hard enough that you can’t converse</w:t>
+      </w:r>
+    </w:p>
+    <w:p>
+      <w:pPr>
+        <w:pStyle w:val="Compact"/>
+        <w:numPr>
+          <w:ilvl w:val="1"/>
+          <w:numId w:val="1039"/>
+        </w:numPr>
+      </w:pPr>
+      <w:r>
+        <w:t xml:space="preserve">Start slowly and build up</w:t>
+      </w:r>
+    </w:p>
+    <w:p>
+      <w:pPr>
+        <w:pStyle w:val="Compact"/>
+        <w:numPr>
+          <w:ilvl w:val="1"/>
+          <w:numId w:val="1039"/>
+        </w:numPr>
+      </w:pPr>
+      <w:r>
+        <w:t xml:space="preserve">Every day counts! (Aim for daily activity)</w:t>
+      </w:r>
+    </w:p>
+    <w:bookmarkEnd w:id="62"/>
+    <w:bookmarkStart w:id="63" w:name="smoking-cessation"/>
+    <w:p>
+      <w:pPr>
+        <w:pStyle w:val="Heading2"/>
+      </w:pPr>
+      <w:r>
+        <w:t xml:space="preserve">55 Smoking Cessation</w:t>
+      </w:r>
+    </w:p>
+    <w:p>
+      <w:pPr>
+        <w:pStyle w:val="Compact"/>
+        <w:numPr>
+          <w:ilvl w:val="0"/>
+          <w:numId w:val="1040"/>
+        </w:numPr>
+      </w:pPr>
+      <w:r>
+        <w:t xml:space="preserve">Smoking makes cancer treatment more difficult</w:t>
+      </w:r>
+    </w:p>
+    <w:p>
+      <w:pPr>
+        <w:pStyle w:val="Compact"/>
+        <w:numPr>
+          <w:ilvl w:val="1"/>
+          <w:numId w:val="1041"/>
+        </w:numPr>
+      </w:pPr>
+      <w:r>
         <w:t xml:space="preserve">Increases risk of complications after surgery</w:t>
       </w:r>
     </w:p>
@@ -3192,7 +3337,7 @@
         <w:pStyle w:val="Compact"/>
         <w:numPr>
           <w:ilvl w:val="0"/>
-          <w:numId w:val="1038"/>
+          <w:numId w:val="1040"/>
         </w:numPr>
       </w:pPr>
       <w:r>
@@ -3204,7 +3349,7 @@
         <w:pStyle w:val="Compact"/>
         <w:numPr>
           <w:ilvl w:val="1"/>
-          <w:numId w:val="1040"/>
+          <w:numId w:val="1042"/>
         </w:numPr>
       </w:pPr>
       <w:r>
@@ -3216,7 +3361,7 @@
         <w:pStyle w:val="Compact"/>
         <w:numPr>
           <w:ilvl w:val="1"/>
-          <w:numId w:val="1040"/>
+          <w:numId w:val="1042"/>
         </w:numPr>
       </w:pPr>
       <w:r>
@@ -3228,447 +3373,447 @@
         <w:pStyle w:val="Compact"/>
         <w:numPr>
           <w:ilvl w:val="1"/>
-          <w:numId w:val="1040"/>
+          <w:numId w:val="1042"/>
         </w:numPr>
       </w:pPr>
       <w:r>
         <w:t xml:space="preserve">Smoking Cessation Counseling (Metro Charlotte)</w:t>
       </w:r>
     </w:p>
+    <w:bookmarkEnd w:id="63"/>
+    <w:bookmarkStart w:id="64" w:name="protein-needs"/>
+    <w:p>
+      <w:pPr>
+        <w:pStyle w:val="Heading2"/>
+      </w:pPr>
+      <w:r>
+        <w:t xml:space="preserve">56 Protein Needs</w:t>
+      </w:r>
+    </w:p>
+    <w:bookmarkEnd w:id="64"/>
+    <w:bookmarkStart w:id="65" w:name="feeding-tubes"/>
+    <w:p>
+      <w:pPr>
+        <w:pStyle w:val="Heading2"/>
+      </w:pPr>
+      <w:r>
+        <w:t xml:space="preserve">57 Feeding Tubes</w:t>
+      </w:r>
+    </w:p>
+    <w:p>
+      <w:pPr>
+        <w:pStyle w:val="FirstParagraph"/>
+      </w:pPr>
+      <w:r>
+        <w:t xml:space="preserve">There are two types of feeding tubes:</w:t>
+      </w:r>
+    </w:p>
+    <w:p>
+      <w:pPr>
+        <w:numPr>
+          <w:ilvl w:val="0"/>
+          <w:numId w:val="1043"/>
+        </w:numPr>
+      </w:pPr>
+      <w:r>
+        <w:t xml:space="preserve">Jejunostomy tubes are placed in the small intestine</w:t>
+      </w:r>
+    </w:p>
+    <w:p>
+      <w:pPr>
+        <w:numPr>
+          <w:ilvl w:val="0"/>
+          <w:numId w:val="1043"/>
+        </w:numPr>
+      </w:pPr>
+      <w:r>
+        <w:t xml:space="preserve">Gastrostomy tubes are placed in the stomach</w:t>
+      </w:r>
+    </w:p>
+    <w:p>
+      <w:pPr>
+        <w:pStyle w:val="FirstParagraph"/>
+      </w:pPr>
+      <w:r>
+        <w:t xml:space="preserve">Your dietitian and physician will help you decide which tube is best for your situation</w:t>
+      </w:r>
+    </w:p>
+    <w:bookmarkEnd w:id="65"/>
+    <w:bookmarkStart w:id="66" w:name="gastrostomy-tube"/>
+    <w:p>
+      <w:pPr>
+        <w:pStyle w:val="Heading2"/>
+      </w:pPr>
+      <w:r>
+        <w:t xml:space="preserve">58 Gastrostomy Tube</w:t>
+      </w:r>
+    </w:p>
+    <w:p>
+      <w:pPr>
+        <w:pStyle w:val="FirstParagraph"/>
+      </w:pPr>
+      <w:r>
+        <w:t xml:space="preserve">Feeding Gastrostomy</w:t>
+      </w:r>
+    </w:p>
+    <w:p>
+      <w:pPr>
+        <w:pStyle w:val="Compact"/>
+        <w:numPr>
+          <w:ilvl w:val="0"/>
+          <w:numId w:val="1044"/>
+        </w:numPr>
+      </w:pPr>
+      <w:r>
+        <w:t xml:space="preserve">Feeding with a syringe several times per day.</w:t>
+      </w:r>
+    </w:p>
+    <w:p>
+      <w:pPr>
+        <w:pStyle w:val="Compact"/>
+        <w:numPr>
+          <w:ilvl w:val="0"/>
+          <w:numId w:val="1044"/>
+        </w:numPr>
+      </w:pPr>
+      <w:r>
+        <w:t xml:space="preserve">Tube can be hidden underneath clothing</w:t>
+      </w:r>
+    </w:p>
+    <w:p>
+      <w:pPr>
+        <w:pStyle w:val="Compact"/>
+        <w:numPr>
+          <w:ilvl w:val="0"/>
+          <w:numId w:val="1044"/>
+        </w:numPr>
+      </w:pPr>
+      <w:r>
+        <w:t xml:space="preserve">Tube does not interfere with eating by mouth</w:t>
+      </w:r>
+    </w:p>
+    <w:p>
+      <w:pPr>
+        <w:pStyle w:val="Compact"/>
+        <w:numPr>
+          <w:ilvl w:val="0"/>
+          <w:numId w:val="1044"/>
+        </w:numPr>
+      </w:pPr>
+      <w:r>
+        <w:t xml:space="preserve">Removed easily in the office when no longer needed</w:t>
+      </w:r>
+    </w:p>
+    <w:bookmarkEnd w:id="66"/>
+    <w:bookmarkStart w:id="67" w:name="gastrostomy-tube-methods"/>
+    <w:p>
+      <w:pPr>
+        <w:pStyle w:val="Heading2"/>
+      </w:pPr>
+      <w:r>
+        <w:t xml:space="preserve">59 Gastrostomy Tube Methods</w:t>
+      </w:r>
+    </w:p>
+    <w:p>
+      <w:pPr>
+        <w:pStyle w:val="FirstParagraph"/>
+      </w:pPr>
+      <w:r>
+        <w:t xml:space="preserve">PEG: Tube placed by endoscopy</w:t>
+      </w:r>
+    </w:p>
+    <w:p>
+      <w:pPr>
+        <w:pStyle w:val="BodyText"/>
+      </w:pPr>
+      <w:r>
+        <w:t xml:space="preserve">Laparoscopic: Tube placed surgically by laparoscopy</w:t>
+      </w:r>
+    </w:p>
+    <w:p>
+      <w:pPr>
+        <w:pStyle w:val="BodyText"/>
+      </w:pPr>
+      <w:r>
+        <w:t xml:space="preserve">Preferred method depends upon whether esophagectomy is planned</w:t>
+      </w:r>
+    </w:p>
+    <w:bookmarkEnd w:id="67"/>
+    <w:bookmarkStart w:id="68" w:name="gastrostomy-tube-1"/>
+    <w:p>
+      <w:pPr>
+        <w:pStyle w:val="Heading2"/>
+      </w:pPr>
+      <w:r>
+        <w:t xml:space="preserve">60 Gastrostomy Tube</w:t>
+      </w:r>
+    </w:p>
+    <w:p>
+      <w:pPr>
+        <w:pStyle w:val="Compact"/>
+        <w:numPr>
+          <w:ilvl w:val="0"/>
+          <w:numId w:val="1045"/>
+        </w:numPr>
+      </w:pPr>
+      <w:r>
+        <w:t xml:space="preserve">Outpatient Placement (go home the same day)</w:t>
+      </w:r>
+    </w:p>
+    <w:p>
+      <w:pPr>
+        <w:pStyle w:val="Compact"/>
+        <w:numPr>
+          <w:ilvl w:val="0"/>
+          <w:numId w:val="1045"/>
+        </w:numPr>
+      </w:pPr>
+      <w:r>
+        <w:t xml:space="preserve">Central venous port can be placed at the same time (if needed)</w:t>
+      </w:r>
+    </w:p>
+    <w:bookmarkEnd w:id="68"/>
+    <w:bookmarkStart w:id="69" w:name="jejunostomy-tube"/>
+    <w:p>
+      <w:pPr>
+        <w:pStyle w:val="Heading2"/>
+      </w:pPr>
+      <w:r>
+        <w:t xml:space="preserve">61 Jejunostomy Tube</w:t>
+      </w:r>
+    </w:p>
+    <w:bookmarkEnd w:id="69"/>
+    <w:bookmarkStart w:id="70" w:name="jejunostomy-typical-regimen"/>
+    <w:p>
+      <w:pPr>
+        <w:pStyle w:val="Heading2"/>
+      </w:pPr>
+      <w:r>
+        <w:t xml:space="preserve">62 Jejunostomy Typical Regimen</w:t>
+      </w:r>
+    </w:p>
+    <w:p>
+      <w:pPr>
+        <w:pStyle w:val="Compact"/>
+        <w:numPr>
+          <w:ilvl w:val="0"/>
+          <w:numId w:val="1046"/>
+        </w:numPr>
+      </w:pPr>
+      <w:r>
+        <w:t xml:space="preserve">Jejunostomy tube feeds for 16 hours (6pm-10am)</w:t>
+      </w:r>
+    </w:p>
+    <w:p>
+      <w:pPr>
+        <w:pStyle w:val="Compact"/>
+        <w:numPr>
+          <w:ilvl w:val="1"/>
+          <w:numId w:val="1047"/>
+        </w:numPr>
+      </w:pPr>
+      <w:r>
+        <w:t xml:space="preserve">Men: 75mL/hour x 16 hours = 5 cartons</w:t>
+      </w:r>
+    </w:p>
+    <w:p>
+      <w:pPr>
+        <w:pStyle w:val="Compact"/>
+        <w:numPr>
+          <w:ilvl w:val="1"/>
+          <w:numId w:val="1047"/>
+        </w:numPr>
+      </w:pPr>
+      <w:r>
+        <w:t xml:space="preserve">Women: 60mL/hour x 16 hours = 4 cartons</w:t>
+      </w:r>
+    </w:p>
+    <w:p>
+      <w:pPr>
+        <w:pStyle w:val="Compact"/>
+        <w:numPr>
+          <w:ilvl w:val="0"/>
+          <w:numId w:val="1046"/>
+        </w:numPr>
+      </w:pPr>
+      <w:r>
+        <w:t xml:space="preserve">Water 240ml (8oz) via syringe 4x/day</w:t>
+      </w:r>
+    </w:p>
+    <w:p>
+      <w:pPr>
+        <w:pStyle w:val="FirstParagraph"/>
+      </w:pPr>
+      <w:r>
+        <w:t xml:space="preserve">Hospital nurses will teach use of the feeding tube</w:t>
+      </w:r>
+    </w:p>
+    <w:bookmarkEnd w:id="70"/>
+    <w:bookmarkStart w:id="71" w:name="jejunostomy-feeds-with-diabetes"/>
+    <w:p>
+      <w:pPr>
+        <w:pStyle w:val="Heading2"/>
+      </w:pPr>
+      <w:r>
+        <w:t xml:space="preserve">63 Jejunostomy Feeds with Diabetes</w:t>
+      </w:r>
+    </w:p>
+    <w:p>
+      <w:pPr>
+        <w:pStyle w:val="FirstParagraph"/>
+      </w:pPr>
+      <w:r>
+        <w:t xml:space="preserve">Jejunostomy feedings elevate blood sugars</w:t>
+      </w:r>
+    </w:p>
+    <w:p>
+      <w:pPr>
+        <w:pStyle w:val="Compact"/>
+        <w:numPr>
+          <w:ilvl w:val="0"/>
+          <w:numId w:val="1048"/>
+        </w:numPr>
+      </w:pPr>
+      <w:r>
+        <w:t xml:space="preserve">Insulin may be required along with feeds</w:t>
+      </w:r>
+    </w:p>
+    <w:p>
+      <w:pPr>
+        <w:pStyle w:val="FirstParagraph"/>
+      </w:pPr>
+      <w:r>
+        <w:t xml:space="preserve">Typical Pattern for tube feeds</w:t>
+      </w:r>
+    </w:p>
+    <w:p>
+      <w:pPr>
+        <w:pStyle w:val="Compact"/>
+        <w:numPr>
+          <w:ilvl w:val="0"/>
+          <w:numId w:val="1049"/>
+        </w:numPr>
+      </w:pPr>
+      <w:r>
+        <w:t xml:space="preserve">Feeds run via pump from 6pm to 10am</w:t>
+      </w:r>
+    </w:p>
+    <w:p>
+      <w:pPr>
+        <w:pStyle w:val="Compact"/>
+        <w:numPr>
+          <w:ilvl w:val="0"/>
+          <w:numId w:val="1049"/>
+        </w:numPr>
+      </w:pPr>
+      <w:r>
+        <w:t xml:space="preserve">Insulin at 6pm (70/30 insulin)</w:t>
+      </w:r>
+    </w:p>
+    <w:p>
+      <w:pPr>
+        <w:pStyle w:val="Compact"/>
+        <w:numPr>
+          <w:ilvl w:val="0"/>
+          <w:numId w:val="1049"/>
+        </w:numPr>
+      </w:pPr>
+      <w:r>
+        <w:t xml:space="preserve">Insulin at Midnight (70/30 insulin)</w:t>
+      </w:r>
+    </w:p>
+    <w:p>
+      <w:pPr>
+        <w:pStyle w:val="Compact"/>
+        <w:numPr>
+          <w:ilvl w:val="0"/>
+          <w:numId w:val="1049"/>
+        </w:numPr>
+      </w:pPr>
+      <w:r>
+        <w:t xml:space="preserve">No insulin if tube feedings are not run</w:t>
+      </w:r>
+    </w:p>
+    <w:bookmarkEnd w:id="71"/>
+    <w:bookmarkStart w:id="72" w:name="jejunostomy-video"/>
+    <w:p>
+      <w:pPr>
+        <w:pStyle w:val="Heading2"/>
+      </w:pPr>
+      <w:r>
+        <w:t xml:space="preserve">64 Jejunostomy Video</w:t>
+      </w:r>
+    </w:p>
     <w:bookmarkEnd w:id="72"/>
-    <w:bookmarkStart w:id="73" w:name="protein-needs"/>
-    <w:p>
-      <w:pPr>
-        <w:pStyle w:val="Heading2"/>
-      </w:pPr>
-      <w:r>
-        <w:t xml:space="preserve">54 Protein Needs</w:t>
+    <w:bookmarkStart w:id="73" w:name="surgery-for-esophageal-cancer"/>
+    <w:p>
+      <w:pPr>
+        <w:pStyle w:val="Heading2"/>
+      </w:pPr>
+      <w:r>
+        <w:t xml:space="preserve">65 Surgery for Esophageal Cancer</w:t>
+      </w:r>
+    </w:p>
+    <w:p>
+      <w:pPr>
+        <w:pStyle w:val="FirstParagraph"/>
+      </w:pPr>
+      <w:r>
+        <w:t xml:space="preserve">Surgery for esophageal cancer is performed for:</w:t>
+      </w:r>
+    </w:p>
+    <w:p>
+      <w:pPr>
+        <w:pStyle w:val="Compact"/>
+        <w:numPr>
+          <w:ilvl w:val="0"/>
+          <w:numId w:val="1050"/>
+        </w:numPr>
+      </w:pPr>
+      <w:r>
+        <w:t xml:space="preserve">Superficial Tumors (T1) not removed by endoscopy</w:t>
+      </w:r>
+    </w:p>
+    <w:p>
+      <w:pPr>
+        <w:pStyle w:val="Compact"/>
+        <w:numPr>
+          <w:ilvl w:val="0"/>
+          <w:numId w:val="1050"/>
+        </w:numPr>
+      </w:pPr>
+      <w:r>
+        <w:t xml:space="preserve">Localized Tumors (T2 N0 M0)</w:t>
+      </w:r>
+    </w:p>
+    <w:p>
+      <w:pPr>
+        <w:pStyle w:val="Compact"/>
+        <w:numPr>
+          <w:ilvl w:val="0"/>
+          <w:numId w:val="1050"/>
+        </w:numPr>
+      </w:pPr>
+      <w:r>
+        <w:t xml:space="preserve">Locally Advanced (T3 M0) after preop therapy</w:t>
       </w:r>
     </w:p>
     <w:bookmarkEnd w:id="73"/>
-    <w:bookmarkStart w:id="74" w:name="feeding-tubes"/>
-    <w:p>
-      <w:pPr>
-        <w:pStyle w:val="Heading2"/>
-      </w:pPr>
-      <w:r>
-        <w:t xml:space="preserve">55 Feeding Tubes</w:t>
-      </w:r>
-    </w:p>
-    <w:p>
-      <w:pPr>
-        <w:pStyle w:val="FirstParagraph"/>
-      </w:pPr>
-      <w:r>
-        <w:t xml:space="preserve">There are two types of feeding tubes:</w:t>
-      </w:r>
-    </w:p>
-    <w:p>
-      <w:pPr>
-        <w:numPr>
-          <w:ilvl w:val="0"/>
-          <w:numId w:val="1041"/>
-        </w:numPr>
-      </w:pPr>
-      <w:r>
-        <w:t xml:space="preserve">Jejunostomy tubes are placed in the small intestine</w:t>
-      </w:r>
-    </w:p>
-    <w:p>
-      <w:pPr>
-        <w:numPr>
-          <w:ilvl w:val="0"/>
-          <w:numId w:val="1041"/>
-        </w:numPr>
-      </w:pPr>
-      <w:r>
-        <w:t xml:space="preserve">Gastrostomy tubes are placed in the stomach</w:t>
-      </w:r>
-    </w:p>
-    <w:p>
-      <w:pPr>
-        <w:pStyle w:val="FirstParagraph"/>
-      </w:pPr>
-      <w:r>
-        <w:t xml:space="preserve">Your dietitian and physician will help you decide which tube is best for your situation</w:t>
-      </w:r>
-    </w:p>
-    <w:bookmarkEnd w:id="74"/>
-    <w:bookmarkStart w:id="75" w:name="gastrostomy-tube"/>
-    <w:p>
-      <w:pPr>
-        <w:pStyle w:val="Heading2"/>
-      </w:pPr>
-      <w:r>
-        <w:t xml:space="preserve">56 Gastrostomy Tube</w:t>
-      </w:r>
-    </w:p>
-    <w:p>
-      <w:pPr>
-        <w:pStyle w:val="FirstParagraph"/>
-      </w:pPr>
-      <w:r>
-        <w:t xml:space="preserve">Feeding Gastrostomy</w:t>
-      </w:r>
-    </w:p>
-    <w:p>
-      <w:pPr>
-        <w:pStyle w:val="Compact"/>
-        <w:numPr>
-          <w:ilvl w:val="0"/>
-          <w:numId w:val="1042"/>
-        </w:numPr>
-      </w:pPr>
-      <w:r>
-        <w:t xml:space="preserve">Feeding with a syringe several times per day.</w:t>
-      </w:r>
-    </w:p>
-    <w:p>
-      <w:pPr>
-        <w:pStyle w:val="Compact"/>
-        <w:numPr>
-          <w:ilvl w:val="0"/>
-          <w:numId w:val="1042"/>
-        </w:numPr>
-      </w:pPr>
-      <w:r>
-        <w:t xml:space="preserve">Tube can be hidden underneath clothing</w:t>
-      </w:r>
-    </w:p>
-    <w:p>
-      <w:pPr>
-        <w:pStyle w:val="Compact"/>
-        <w:numPr>
-          <w:ilvl w:val="0"/>
-          <w:numId w:val="1042"/>
-        </w:numPr>
-      </w:pPr>
-      <w:r>
-        <w:t xml:space="preserve">Tube does not interfere with eating by mouth</w:t>
-      </w:r>
-    </w:p>
-    <w:p>
-      <w:pPr>
-        <w:pStyle w:val="Compact"/>
-        <w:numPr>
-          <w:ilvl w:val="0"/>
-          <w:numId w:val="1042"/>
-        </w:numPr>
-      </w:pPr>
-      <w:r>
-        <w:t xml:space="preserve">Removed easily in the office when no longer needed</w:t>
-      </w:r>
-    </w:p>
-    <w:bookmarkEnd w:id="75"/>
-    <w:bookmarkStart w:id="76" w:name="gastrostomy-tube-methods"/>
-    <w:p>
-      <w:pPr>
-        <w:pStyle w:val="Heading2"/>
-      </w:pPr>
-      <w:r>
-        <w:t xml:space="preserve">57 Gastrostomy Tube Methods</w:t>
-      </w:r>
-    </w:p>
-    <w:p>
-      <w:pPr>
-        <w:pStyle w:val="FirstParagraph"/>
-      </w:pPr>
-      <w:r>
-        <w:t xml:space="preserve">PEG: Tube placed by endoscopy</w:t>
-      </w:r>
-    </w:p>
-    <w:p>
-      <w:pPr>
-        <w:pStyle w:val="BodyText"/>
-      </w:pPr>
-      <w:r>
-        <w:t xml:space="preserve">Laparoscopic: Tube placed surgically by laparoscopy</w:t>
-      </w:r>
-    </w:p>
-    <w:p>
-      <w:pPr>
-        <w:pStyle w:val="BodyText"/>
-      </w:pPr>
-      <w:r>
-        <w:t xml:space="preserve">Preferred method depends upon whether esophagectomy is planned</w:t>
-      </w:r>
-    </w:p>
-    <w:bookmarkEnd w:id="76"/>
-    <w:bookmarkStart w:id="77" w:name="gastrostomy-tube-1"/>
-    <w:p>
-      <w:pPr>
-        <w:pStyle w:val="Heading2"/>
-      </w:pPr>
-      <w:r>
-        <w:t xml:space="preserve">58 Gastrostomy Tube</w:t>
-      </w:r>
-    </w:p>
-    <w:p>
-      <w:pPr>
-        <w:pStyle w:val="Compact"/>
-        <w:numPr>
-          <w:ilvl w:val="0"/>
-          <w:numId w:val="1043"/>
-        </w:numPr>
-      </w:pPr>
-      <w:r>
-        <w:t xml:space="preserve">Outpatient Placement (go home the same day)</w:t>
-      </w:r>
-    </w:p>
-    <w:p>
-      <w:pPr>
-        <w:pStyle w:val="Compact"/>
-        <w:numPr>
-          <w:ilvl w:val="0"/>
-          <w:numId w:val="1043"/>
-        </w:numPr>
-      </w:pPr>
-      <w:r>
-        <w:t xml:space="preserve">Central venous port can be placed at the same time (if needed)</w:t>
-      </w:r>
-    </w:p>
-    <w:bookmarkEnd w:id="77"/>
-    <w:bookmarkStart w:id="78" w:name="jejunostomy-tube"/>
-    <w:p>
-      <w:pPr>
-        <w:pStyle w:val="Heading2"/>
-      </w:pPr>
-      <w:r>
-        <w:t xml:space="preserve">59 Jejunostomy Tube</w:t>
-      </w:r>
-    </w:p>
-    <w:bookmarkEnd w:id="78"/>
-    <w:bookmarkStart w:id="79" w:name="jejunostomy-typical-regimen"/>
-    <w:p>
-      <w:pPr>
-        <w:pStyle w:val="Heading2"/>
-      </w:pPr>
-      <w:r>
-        <w:t xml:space="preserve">60 Jejunostomy Typical Regimen</w:t>
-      </w:r>
-    </w:p>
-    <w:p>
-      <w:pPr>
-        <w:pStyle w:val="Compact"/>
-        <w:numPr>
-          <w:ilvl w:val="0"/>
-          <w:numId w:val="1044"/>
-        </w:numPr>
-      </w:pPr>
-      <w:r>
-        <w:t xml:space="preserve">Jejunostomy tube feeds for 16 hours (6pm-10am)</w:t>
-      </w:r>
-    </w:p>
-    <w:p>
-      <w:pPr>
-        <w:pStyle w:val="Compact"/>
-        <w:numPr>
-          <w:ilvl w:val="1"/>
-          <w:numId w:val="1045"/>
-        </w:numPr>
-      </w:pPr>
-      <w:r>
-        <w:t xml:space="preserve">Men: 75mL/hour x 16 hours = 5 cartons</w:t>
-      </w:r>
-    </w:p>
-    <w:p>
-      <w:pPr>
-        <w:pStyle w:val="Compact"/>
-        <w:numPr>
-          <w:ilvl w:val="1"/>
-          <w:numId w:val="1045"/>
-        </w:numPr>
-      </w:pPr>
-      <w:r>
-        <w:t xml:space="preserve">Women: 60mL/hour x 16 hours = 4 cartons</w:t>
-      </w:r>
-    </w:p>
-    <w:p>
-      <w:pPr>
-        <w:pStyle w:val="Compact"/>
-        <w:numPr>
-          <w:ilvl w:val="0"/>
-          <w:numId w:val="1044"/>
-        </w:numPr>
-      </w:pPr>
-      <w:r>
-        <w:t xml:space="preserve">Water 240ml (8oz) via syringe 4x/day</w:t>
-      </w:r>
-    </w:p>
-    <w:p>
-      <w:pPr>
-        <w:pStyle w:val="FirstParagraph"/>
-      </w:pPr>
-      <w:r>
-        <w:t xml:space="preserve">Hospital nurses will teach use of the feeding tube</w:t>
-      </w:r>
-    </w:p>
-    <w:bookmarkEnd w:id="79"/>
-    <w:bookmarkStart w:id="80" w:name="jejunostomy-feeds-with-diabetes"/>
-    <w:p>
-      <w:pPr>
-        <w:pStyle w:val="Heading2"/>
-      </w:pPr>
-      <w:r>
-        <w:t xml:space="preserve">61 Jejunostomy Feeds with Diabetes</w:t>
-      </w:r>
-    </w:p>
-    <w:p>
-      <w:pPr>
-        <w:pStyle w:val="FirstParagraph"/>
-      </w:pPr>
-      <w:r>
-        <w:t xml:space="preserve">Jejunostomy feedings elevate blood sugars</w:t>
-      </w:r>
-    </w:p>
-    <w:p>
-      <w:pPr>
-        <w:pStyle w:val="Compact"/>
-        <w:numPr>
-          <w:ilvl w:val="0"/>
-          <w:numId w:val="1046"/>
-        </w:numPr>
-      </w:pPr>
-      <w:r>
-        <w:t xml:space="preserve">Insulin may be required along with feeds</w:t>
-      </w:r>
-    </w:p>
-    <w:p>
-      <w:pPr>
-        <w:pStyle w:val="FirstParagraph"/>
-      </w:pPr>
-      <w:r>
-        <w:t xml:space="preserve">Typical Pattern for tube feeds</w:t>
-      </w:r>
-    </w:p>
-    <w:p>
-      <w:pPr>
-        <w:pStyle w:val="Compact"/>
-        <w:numPr>
-          <w:ilvl w:val="0"/>
-          <w:numId w:val="1047"/>
-        </w:numPr>
-      </w:pPr>
-      <w:r>
-        <w:t xml:space="preserve">Feeds run via pump from 6pm to 10am</w:t>
-      </w:r>
-    </w:p>
-    <w:p>
-      <w:pPr>
-        <w:pStyle w:val="Compact"/>
-        <w:numPr>
-          <w:ilvl w:val="0"/>
-          <w:numId w:val="1047"/>
-        </w:numPr>
-      </w:pPr>
-      <w:r>
-        <w:t xml:space="preserve">Insulin at 6pm (70/30 insulin)</w:t>
-      </w:r>
-    </w:p>
-    <w:p>
-      <w:pPr>
-        <w:pStyle w:val="Compact"/>
-        <w:numPr>
-          <w:ilvl w:val="0"/>
-          <w:numId w:val="1047"/>
-        </w:numPr>
-      </w:pPr>
-      <w:r>
-        <w:t xml:space="preserve">Insulin at Midnight (70/30 insulin)</w:t>
-      </w:r>
-    </w:p>
-    <w:p>
-      <w:pPr>
-        <w:pStyle w:val="Compact"/>
-        <w:numPr>
-          <w:ilvl w:val="0"/>
-          <w:numId w:val="1047"/>
-        </w:numPr>
-      </w:pPr>
-      <w:r>
-        <w:t xml:space="preserve">No insulin if tube feedings are not run</w:t>
-      </w:r>
-    </w:p>
-    <w:bookmarkEnd w:id="80"/>
-    <w:bookmarkStart w:id="81" w:name="jejunostomy-video"/>
-    <w:p>
-      <w:pPr>
-        <w:pStyle w:val="Heading2"/>
-      </w:pPr>
-      <w:r>
-        <w:t xml:space="preserve">62 Jejunostomy Video</w:t>
-      </w:r>
-    </w:p>
-    <w:bookmarkEnd w:id="81"/>
-    <w:bookmarkStart w:id="82" w:name="surgery-for-esophageal-cancer"/>
-    <w:p>
-      <w:pPr>
-        <w:pStyle w:val="Heading2"/>
-      </w:pPr>
-      <w:r>
-        <w:t xml:space="preserve">63 Surgery for Esophageal Cancer</w:t>
-      </w:r>
-    </w:p>
-    <w:p>
-      <w:pPr>
-        <w:pStyle w:val="FirstParagraph"/>
-      </w:pPr>
-      <w:r>
-        <w:t xml:space="preserve">Surgery for esophageal cancer is performed for:</w:t>
-      </w:r>
-    </w:p>
-    <w:p>
-      <w:pPr>
-        <w:pStyle w:val="Compact"/>
-        <w:numPr>
-          <w:ilvl w:val="0"/>
-          <w:numId w:val="1048"/>
-        </w:numPr>
-      </w:pPr>
-      <w:r>
-        <w:t xml:space="preserve">Superficial Tumors (T1) not removed by endoscopy</w:t>
-      </w:r>
-    </w:p>
-    <w:p>
-      <w:pPr>
-        <w:pStyle w:val="Compact"/>
-        <w:numPr>
-          <w:ilvl w:val="0"/>
-          <w:numId w:val="1048"/>
-        </w:numPr>
-      </w:pPr>
-      <w:r>
-        <w:t xml:space="preserve">Localized Tumors (T2 N0 M0)</w:t>
-      </w:r>
-    </w:p>
-    <w:p>
-      <w:pPr>
-        <w:pStyle w:val="Compact"/>
-        <w:numPr>
-          <w:ilvl w:val="0"/>
-          <w:numId w:val="1048"/>
-        </w:numPr>
-      </w:pPr>
-      <w:r>
-        <w:t xml:space="preserve">Locally Advanced (T3 M0) after preop therapy</w:t>
-      </w:r>
-    </w:p>
-    <w:bookmarkEnd w:id="82"/>
-    <w:bookmarkStart w:id="86" w:name="goals-of-surgery"/>
-    <w:p>
-      <w:pPr>
-        <w:pStyle w:val="Heading2"/>
-      </w:pPr>
-      <w:r>
-        <w:t xml:space="preserve">64 Goals of Surgery</w:t>
-      </w:r>
-    </w:p>
-    <w:p>
-      <w:pPr>
-        <w:pStyle w:val="Compact"/>
-        <w:numPr>
-          <w:ilvl w:val="0"/>
-          <w:numId w:val="1049"/>
+    <w:bookmarkStart w:id="77" w:name="goals-of-surgery"/>
+    <w:p>
+      <w:pPr>
+        <w:pStyle w:val="Heading2"/>
+      </w:pPr>
+      <w:r>
+        <w:t xml:space="preserve">66 Goals of Surgery</w:t>
+      </w:r>
+    </w:p>
+    <w:p>
+      <w:pPr>
+        <w:pStyle w:val="Compact"/>
+        <w:numPr>
+          <w:ilvl w:val="0"/>
+          <w:numId w:val="1051"/>
         </w:numPr>
       </w:pPr>
       <w:r>
@@ -3680,7 +3825,7 @@
         <w:pStyle w:val="Compact"/>
         <w:numPr>
           <w:ilvl w:val="0"/>
-          <w:numId w:val="1049"/>
+          <w:numId w:val="1051"/>
         </w:numPr>
       </w:pPr>
       <w:r>
@@ -3692,7 +3837,7 @@
         <w:pStyle w:val="Compact"/>
         <w:numPr>
           <w:ilvl w:val="0"/>
-          <w:numId w:val="1049"/>
+          <w:numId w:val="1051"/>
         </w:numPr>
       </w:pPr>
       <w:r>
@@ -3708,18 +3853,18 @@
           <wp:inline>
             <wp:extent cx="5334000" cy="5481674"/>
             <wp:effectExtent b="0" l="0" r="0" t="0"/>
-            <wp:docPr descr="" title="" id="84" name="Picture"/>
+            <wp:docPr descr="" title="" id="75" name="Picture"/>
             <a:graphic>
               <a:graphicData uri="http://schemas.openxmlformats.org/drawingml/2006/picture">
                 <pic:pic>
                   <pic:nvPicPr>
-                    <pic:cNvPr descr="images/Eso_Resection1_ai.png" id="85" name="Picture"/>
+                    <pic:cNvPr descr="images/Eso_Resection1_ai.png" id="76" name="Picture"/>
                     <pic:cNvPicPr>
                       <a:picLocks noChangeArrowheads="1" noChangeAspect="1"/>
                     </pic:cNvPicPr>
                   </pic:nvPicPr>
                   <pic:blipFill>
-                    <a:blip r:embed="rId83"/>
+                    <a:blip r:embed="rId74"/>
                     <a:stretch>
                       <a:fillRect/>
                     </a:stretch>
@@ -3746,22 +3891,22 @@
         </w:drawing>
       </w:r>
     </w:p>
-    <w:bookmarkEnd w:id="86"/>
-    <w:bookmarkStart w:id="90" w:name="ivor-lewis-transthoracic-esophagectomy"/>
-    <w:p>
-      <w:pPr>
-        <w:pStyle w:val="Heading2"/>
-      </w:pPr>
-      <w:r>
-        <w:t xml:space="preserve">65 Ivor Lewis (Transthoracic) Esophagectomy</w:t>
-      </w:r>
-    </w:p>
-    <w:p>
-      <w:pPr>
-        <w:pStyle w:val="Compact"/>
-        <w:numPr>
-          <w:ilvl w:val="0"/>
-          <w:numId w:val="1050"/>
+    <w:bookmarkEnd w:id="77"/>
+    <w:bookmarkStart w:id="81" w:name="ivor-lewis-transthoracic-esophagectomy"/>
+    <w:p>
+      <w:pPr>
+        <w:pStyle w:val="Heading2"/>
+      </w:pPr>
+      <w:r>
+        <w:t xml:space="preserve">67 Ivor Lewis (Transthoracic) Esophagectomy</w:t>
+      </w:r>
+    </w:p>
+    <w:p>
+      <w:pPr>
+        <w:pStyle w:val="Compact"/>
+        <w:numPr>
+          <w:ilvl w:val="0"/>
+          <w:numId w:val="1052"/>
         </w:numPr>
       </w:pPr>
       <w:r>
@@ -3773,7 +3918,7 @@
         <w:pStyle w:val="Compact"/>
         <w:numPr>
           <w:ilvl w:val="0"/>
-          <w:numId w:val="1050"/>
+          <w:numId w:val="1052"/>
         </w:numPr>
       </w:pPr>
       <w:r>
@@ -3785,7 +3930,7 @@
         <w:pStyle w:val="Compact"/>
         <w:numPr>
           <w:ilvl w:val="0"/>
-          <w:numId w:val="1050"/>
+          <w:numId w:val="1052"/>
         </w:numPr>
       </w:pPr>
       <w:r>
@@ -3801,18 +3946,18 @@
           <wp:inline>
             <wp:extent cx="5334000" cy="5481674"/>
             <wp:effectExtent b="0" l="0" r="0" t="0"/>
-            <wp:docPr descr="" title="" id="88" name="Picture"/>
+            <wp:docPr descr="" title="" id="79" name="Picture"/>
             <a:graphic>
               <a:graphicData uri="http://schemas.openxmlformats.org/drawingml/2006/picture">
                 <pic:pic>
                   <pic:nvPicPr>
-                    <pic:cNvPr descr="images/Eso_Resection2_ai.png" id="89" name="Picture"/>
+                    <pic:cNvPr descr="images/Eso_Resection2_ai.png" id="80" name="Picture"/>
                     <pic:cNvPicPr>
                       <a:picLocks noChangeArrowheads="1" noChangeAspect="1"/>
                     </pic:cNvPicPr>
                   </pic:nvPicPr>
                   <pic:blipFill>
-                    <a:blip r:embed="rId87"/>
+                    <a:blip r:embed="rId78"/>
                     <a:stretch>
                       <a:fillRect/>
                     </a:stretch>
@@ -3839,14 +3984,14 @@
         </w:drawing>
       </w:r>
     </w:p>
-    <w:bookmarkEnd w:id="90"/>
-    <w:bookmarkStart w:id="94" w:name="reconstruction"/>
-    <w:p>
-      <w:pPr>
-        <w:pStyle w:val="Heading2"/>
-      </w:pPr>
-      <w:r>
-        <w:t xml:space="preserve">66 Reconstruction</w:t>
+    <w:bookmarkEnd w:id="81"/>
+    <w:bookmarkStart w:id="85" w:name="reconstruction"/>
+    <w:p>
+      <w:pPr>
+        <w:pStyle w:val="Heading2"/>
+      </w:pPr>
+      <w:r>
+        <w:t xml:space="preserve">68 Reconstruction</w:t>
       </w:r>
     </w:p>
     <w:p>
@@ -3866,18 +4011,18 @@
           <wp:inline>
             <wp:extent cx="5334000" cy="5481674"/>
             <wp:effectExtent b="0" l="0" r="0" t="0"/>
-            <wp:docPr descr="" title="" id="92" name="Picture"/>
+            <wp:docPr descr="" title="" id="83" name="Picture"/>
             <a:graphic>
               <a:graphicData uri="http://schemas.openxmlformats.org/drawingml/2006/picture">
                 <pic:pic>
                   <pic:nvPicPr>
-                    <pic:cNvPr descr="images/Eso_Resection3_ai.png" id="93" name="Picture"/>
+                    <pic:cNvPr descr="images/Eso_Resection3_ai.png" id="84" name="Picture"/>
                     <pic:cNvPicPr>
                       <a:picLocks noChangeArrowheads="1" noChangeAspect="1"/>
                     </pic:cNvPicPr>
                   </pic:nvPicPr>
                   <pic:blipFill>
-                    <a:blip r:embed="rId91"/>
+                    <a:blip r:embed="rId82"/>
                     <a:stretch>
                       <a:fillRect/>
                     </a:stretch>
@@ -3904,14 +4049,14 @@
         </w:drawing>
       </w:r>
     </w:p>
-    <w:bookmarkEnd w:id="94"/>
-    <w:bookmarkStart w:id="98" w:name="ivor-lewis-esophagectomy"/>
-    <w:p>
-      <w:pPr>
-        <w:pStyle w:val="Heading2"/>
-      </w:pPr>
-      <w:r>
-        <w:t xml:space="preserve">67 Ivor Lewis esophagectomy</w:t>
+    <w:bookmarkEnd w:id="85"/>
+    <w:bookmarkStart w:id="89" w:name="ivor-lewis-esophagectomy"/>
+    <w:p>
+      <w:pPr>
+        <w:pStyle w:val="Heading2"/>
+      </w:pPr>
+      <w:r>
+        <w:t xml:space="preserve">69 Ivor Lewis esophagectomy</w:t>
       </w:r>
     </w:p>
     <w:p>
@@ -3944,18 +4089,18 @@
           <wp:inline>
             <wp:extent cx="5334000" cy="5478622"/>
             <wp:effectExtent b="0" l="0" r="0" t="0"/>
-            <wp:docPr descr="" title="" id="96" name="Picture"/>
+            <wp:docPr descr="" title="" id="87" name="Picture"/>
             <a:graphic>
               <a:graphicData uri="http://schemas.openxmlformats.org/drawingml/2006/picture">
                 <pic:pic>
                   <pic:nvPicPr>
-                    <pic:cNvPr descr="images/Eso_IvorLewis_Anastomosis.png" id="97" name="Picture"/>
+                    <pic:cNvPr descr="images/Eso_IvorLewis_Anastomosis.png" id="88" name="Picture"/>
                     <pic:cNvPicPr>
                       <a:picLocks noChangeArrowheads="1" noChangeAspect="1"/>
                     </pic:cNvPicPr>
                   </pic:nvPicPr>
                   <pic:blipFill>
-                    <a:blip r:embed="rId95"/>
+                    <a:blip r:embed="rId86"/>
                     <a:stretch>
                       <a:fillRect/>
                     </a:stretch>
@@ -3982,22 +4127,22 @@
         </w:drawing>
       </w:r>
     </w:p>
-    <w:bookmarkEnd w:id="98"/>
-    <w:bookmarkStart w:id="102" w:name="minimally-invasive-ivor-lewis"/>
-    <w:p>
-      <w:pPr>
-        <w:pStyle w:val="Heading2"/>
-      </w:pPr>
-      <w:r>
-        <w:t xml:space="preserve">68 Minimally-invasive Ivor Lewis</w:t>
-      </w:r>
-    </w:p>
-    <w:p>
-      <w:pPr>
-        <w:pStyle w:val="Compact"/>
-        <w:numPr>
-          <w:ilvl w:val="0"/>
-          <w:numId w:val="1051"/>
+    <w:bookmarkEnd w:id="89"/>
+    <w:bookmarkStart w:id="93" w:name="minimally-invasive-ivor-lewis"/>
+    <w:p>
+      <w:pPr>
+        <w:pStyle w:val="Heading2"/>
+      </w:pPr>
+      <w:r>
+        <w:t xml:space="preserve">70 Minimally-invasive Ivor Lewis</w:t>
+      </w:r>
+    </w:p>
+    <w:p>
+      <w:pPr>
+        <w:pStyle w:val="Compact"/>
+        <w:numPr>
+          <w:ilvl w:val="0"/>
+          <w:numId w:val="1053"/>
         </w:numPr>
       </w:pPr>
       <w:r>
@@ -4009,7 +4154,7 @@
         <w:pStyle w:val="Compact"/>
         <w:numPr>
           <w:ilvl w:val="0"/>
-          <w:numId w:val="1051"/>
+          <w:numId w:val="1053"/>
         </w:numPr>
       </w:pPr>
       <w:r>
@@ -4021,7 +4166,7 @@
         <w:pStyle w:val="Compact"/>
         <w:numPr>
           <w:ilvl w:val="0"/>
-          <w:numId w:val="1051"/>
+          <w:numId w:val="1053"/>
         </w:numPr>
       </w:pPr>
       <w:r>
@@ -4054,18 +4199,18 @@
           <wp:inline>
             <wp:extent cx="5334000" cy="5481674"/>
             <wp:effectExtent b="0" l="0" r="0" t="0"/>
-            <wp:docPr descr="" title="" id="100" name="Picture"/>
+            <wp:docPr descr="" title="" id="91" name="Picture"/>
             <a:graphic>
               <a:graphicData uri="http://schemas.openxmlformats.org/drawingml/2006/picture">
                 <pic:pic>
                   <pic:nvPicPr>
-                    <pic:cNvPr descr="images/MIE_IvorLewisArtboard.png" id="101" name="Picture"/>
+                    <pic:cNvPr descr="images/MIE_IvorLewisArtboard.png" id="92" name="Picture"/>
                     <pic:cNvPicPr>
                       <a:picLocks noChangeArrowheads="1" noChangeAspect="1"/>
                     </pic:cNvPicPr>
                   </pic:nvPicPr>
                   <pic:blipFill>
-                    <a:blip r:embed="rId99"/>
+                    <a:blip r:embed="rId90"/>
                     <a:stretch>
                       <a:fillRect/>
                     </a:stretch>
@@ -4092,14 +4237,14 @@
         </w:drawing>
       </w:r>
     </w:p>
-    <w:bookmarkEnd w:id="102"/>
-    <w:bookmarkStart w:id="106" w:name="open-ivor-lewis"/>
-    <w:p>
-      <w:pPr>
-        <w:pStyle w:val="Heading2"/>
-      </w:pPr>
-      <w:r>
-        <w:t xml:space="preserve">69 Open Ivor Lewis</w:t>
+    <w:bookmarkEnd w:id="93"/>
+    <w:bookmarkStart w:id="97" w:name="open-ivor-lewis"/>
+    <w:p>
+      <w:pPr>
+        <w:pStyle w:val="Heading2"/>
+      </w:pPr>
+      <w:r>
+        <w:t xml:space="preserve">71 Open Ivor Lewis</w:t>
       </w:r>
     </w:p>
     <w:p>
@@ -4127,18 +4272,18 @@
           <wp:inline>
             <wp:extent cx="5334000" cy="5481674"/>
             <wp:effectExtent b="0" l="0" r="0" t="0"/>
-            <wp:docPr descr="" title="" id="104" name="Picture"/>
+            <wp:docPr descr="" title="" id="95" name="Picture"/>
             <a:graphic>
               <a:graphicData uri="http://schemas.openxmlformats.org/drawingml/2006/picture">
                 <pic:pic>
                   <pic:nvPicPr>
-                    <pic:cNvPr descr="images/IvorLewisArtboard.png" id="105" name="Picture"/>
+                    <pic:cNvPr descr="images/IvorLewisArtboard.png" id="96" name="Picture"/>
                     <pic:cNvPicPr>
                       <a:picLocks noChangeArrowheads="1" noChangeAspect="1"/>
                     </pic:cNvPicPr>
                   </pic:nvPicPr>
                   <pic:blipFill>
-                    <a:blip r:embed="rId103"/>
+                    <a:blip r:embed="rId94"/>
                     <a:stretch>
                       <a:fillRect/>
                     </a:stretch>
@@ -4165,14 +4310,14 @@
         </w:drawing>
       </w:r>
     </w:p>
-    <w:bookmarkEnd w:id="106"/>
-    <w:bookmarkStart w:id="110" w:name="total-esophagectomy"/>
-    <w:p>
-      <w:pPr>
-        <w:pStyle w:val="Heading2"/>
-      </w:pPr>
-      <w:r>
-        <w:t xml:space="preserve">70 Total Esophagectomy</w:t>
+    <w:bookmarkEnd w:id="97"/>
+    <w:bookmarkStart w:id="101" w:name="total-esophagectomy"/>
+    <w:p>
+      <w:pPr>
+        <w:pStyle w:val="Heading2"/>
+      </w:pPr>
+      <w:r>
+        <w:t xml:space="preserve">72 Total Esophagectomy</w:t>
       </w:r>
     </w:p>
     <w:p>
@@ -4200,18 +4345,18 @@
           <wp:inline>
             <wp:extent cx="5334000" cy="5481674"/>
             <wp:effectExtent b="0" l="0" r="0" t="0"/>
-            <wp:docPr descr="" title="" id="108" name="Picture"/>
+            <wp:docPr descr="" title="" id="99" name="Picture"/>
             <a:graphic>
               <a:graphicData uri="http://schemas.openxmlformats.org/drawingml/2006/picture">
                 <pic:pic>
                   <pic:nvPicPr>
-                    <pic:cNvPr descr="images/Eso_ProxTumorArtboard.png" id="109" name="Picture"/>
+                    <pic:cNvPr descr="images/Eso_ProxTumorArtboard.png" id="100" name="Picture"/>
                     <pic:cNvPicPr>
                       <a:picLocks noChangeArrowheads="1" noChangeAspect="1"/>
                     </pic:cNvPicPr>
                   </pic:nvPicPr>
                   <pic:blipFill>
-                    <a:blip r:embed="rId107"/>
+                    <a:blip r:embed="rId98"/>
                     <a:stretch>
                       <a:fillRect/>
                     </a:stretch>
@@ -4238,14 +4383,14 @@
         </w:drawing>
       </w:r>
     </w:p>
-    <w:bookmarkEnd w:id="110"/>
-    <w:bookmarkStart w:id="117" w:name="mckeown-esophagectomy"/>
-    <w:p>
-      <w:pPr>
-        <w:pStyle w:val="Heading2"/>
-      </w:pPr>
-      <w:r>
-        <w:t xml:space="preserve">71 McKeown Esophagectomy</w:t>
+    <w:bookmarkEnd w:id="101"/>
+    <w:bookmarkStart w:id="108" w:name="mckeown-esophagectomy"/>
+    <w:p>
+      <w:pPr>
+        <w:pStyle w:val="Heading2"/>
+      </w:pPr>
+      <w:r>
+        <w:t xml:space="preserve">73 McKeown Esophagectomy</w:t>
       </w:r>
     </w:p>
     <w:p>
@@ -4257,18 +4402,18 @@
           <wp:inline>
             <wp:extent cx="5334000" cy="5481674"/>
             <wp:effectExtent b="0" l="0" r="0" t="0"/>
-            <wp:docPr descr="" title="" id="112" name="Picture"/>
+            <wp:docPr descr="" title="" id="103" name="Picture"/>
             <a:graphic>
               <a:graphicData uri="http://schemas.openxmlformats.org/drawingml/2006/picture">
                 <pic:pic>
                   <pic:nvPicPr>
-                    <pic:cNvPr descr="images/Eso_ResectionTotalArtboard.png" id="113" name="Picture"/>
+                    <pic:cNvPr descr="images/Eso_ResectionTotalArtboard.png" id="104" name="Picture"/>
                     <pic:cNvPicPr>
                       <a:picLocks noChangeArrowheads="1" noChangeAspect="1"/>
                     </pic:cNvPicPr>
                   </pic:nvPicPr>
                   <pic:blipFill>
-                    <a:blip r:embed="rId111"/>
+                    <a:blip r:embed="rId102"/>
                     <a:stretch>
                       <a:fillRect/>
                     </a:stretch>
@@ -4310,18 +4455,18 @@
           <wp:inline>
             <wp:extent cx="5334000" cy="5481674"/>
             <wp:effectExtent b="0" l="0" r="0" t="0"/>
-            <wp:docPr descr="" title="" id="115" name="Picture"/>
+            <wp:docPr descr="" title="" id="106" name="Picture"/>
             <a:graphic>
               <a:graphicData uri="http://schemas.openxmlformats.org/drawingml/2006/picture">
                 <pic:pic>
                   <pic:nvPicPr>
-                    <pic:cNvPr descr="images/Eso_MIE_McKeownArtboard.png" id="116" name="Picture"/>
+                    <pic:cNvPr descr="images/Eso_MIE_McKeownArtboard.png" id="107" name="Picture"/>
                     <pic:cNvPicPr>
                       <a:picLocks noChangeArrowheads="1" noChangeAspect="1"/>
                     </pic:cNvPicPr>
                   </pic:nvPicPr>
                   <pic:blipFill>
-                    <a:blip r:embed="rId114"/>
+                    <a:blip r:embed="rId105"/>
                     <a:stretch>
                       <a:fillRect/>
                     </a:stretch>
@@ -4354,14 +4499,14 @@
         <w:t xml:space="preserve">Connection made in the neck</w:t>
       </w:r>
     </w:p>
-    <w:bookmarkEnd w:id="117"/>
-    <w:bookmarkStart w:id="118" w:name="risks-of-esophagectomy"/>
-    <w:p>
-      <w:pPr>
-        <w:pStyle w:val="Heading2"/>
-      </w:pPr>
-      <w:r>
-        <w:t xml:space="preserve">72 Risks of Esophagectomy</w:t>
+    <w:bookmarkEnd w:id="108"/>
+    <w:bookmarkStart w:id="109" w:name="risks-of-esophagectomy"/>
+    <w:p>
+      <w:pPr>
+        <w:pStyle w:val="Heading2"/>
+      </w:pPr>
+      <w:r>
+        <w:t xml:space="preserve">74 Risks of Esophagectomy</w:t>
       </w:r>
     </w:p>
     <w:p>
@@ -4385,7 +4530,7 @@
         <w:pStyle w:val="Compact"/>
         <w:numPr>
           <w:ilvl w:val="0"/>
-          <w:numId w:val="1052"/>
+          <w:numId w:val="1054"/>
         </w:numPr>
       </w:pPr>
       <w:r>
@@ -4397,21 +4542,21 @@
         <w:pStyle w:val="Compact"/>
         <w:numPr>
           <w:ilvl w:val="0"/>
-          <w:numId w:val="1052"/>
+          <w:numId w:val="1054"/>
         </w:numPr>
       </w:pPr>
       <w:r>
         <w:t xml:space="preserve">Pneumonia</w:t>
       </w:r>
     </w:p>
-    <w:bookmarkEnd w:id="118"/>
-    <w:bookmarkStart w:id="121" w:name="anastomotic-leak"/>
-    <w:p>
-      <w:pPr>
-        <w:pStyle w:val="Heading2"/>
-      </w:pPr>
-      <w:r>
-        <w:t xml:space="preserve">73 Anastomotic Leak</w:t>
+    <w:bookmarkEnd w:id="109"/>
+    <w:bookmarkStart w:id="112" w:name="anastomotic-leak"/>
+    <w:p>
+      <w:pPr>
+        <w:pStyle w:val="Heading2"/>
+      </w:pPr>
+      <w:r>
+        <w:t xml:space="preserve">75 Anastomotic Leak</w:t>
       </w:r>
     </w:p>
     <w:p>
@@ -4431,18 +4576,18 @@
           <wp:inline>
             <wp:extent cx="5334000" cy="5478622"/>
             <wp:effectExtent b="0" l="0" r="0" t="0"/>
-            <wp:docPr descr="" title="" id="119" name="Picture"/>
+            <wp:docPr descr="" title="" id="110" name="Picture"/>
             <a:graphic>
               <a:graphicData uri="http://schemas.openxmlformats.org/drawingml/2006/picture">
                 <pic:pic>
                   <pic:nvPicPr>
-                    <pic:cNvPr descr="images/Eso_IvorLewis_Anastomosis.png" id="120" name="Picture"/>
+                    <pic:cNvPr descr="images/Eso_IvorLewis_Anastomosis.png" id="111" name="Picture"/>
                     <pic:cNvPicPr>
                       <a:picLocks noChangeArrowheads="1" noChangeAspect="1"/>
                     </pic:cNvPicPr>
                   </pic:nvPicPr>
                   <pic:blipFill>
-                    <a:blip r:embed="rId95"/>
+                    <a:blip r:embed="rId86"/>
                     <a:stretch>
                       <a:fillRect/>
                     </a:stretch>
@@ -4469,14 +4614,14 @@
         </w:drawing>
       </w:r>
     </w:p>
-    <w:bookmarkEnd w:id="121"/>
-    <w:bookmarkStart w:id="125" w:name="anastomotic-leak-1"/>
-    <w:p>
-      <w:pPr>
-        <w:pStyle w:val="Heading2"/>
-      </w:pPr>
-      <w:r>
-        <w:t xml:space="preserve">74 Anastomotic Leak</w:t>
+    <w:bookmarkEnd w:id="112"/>
+    <w:bookmarkStart w:id="116" w:name="anastomotic-leak-1"/>
+    <w:p>
+      <w:pPr>
+        <w:pStyle w:val="Heading2"/>
+      </w:pPr>
+      <w:r>
+        <w:t xml:space="preserve">76 Anastomotic Leak</w:t>
       </w:r>
     </w:p>
     <w:p>
@@ -4492,7 +4637,7 @@
         <w:pStyle w:val="Compact"/>
         <w:numPr>
           <w:ilvl w:val="0"/>
-          <w:numId w:val="1053"/>
+          <w:numId w:val="1055"/>
         </w:numPr>
       </w:pPr>
       <w:r>
@@ -4504,7 +4649,7 @@
         <w:pStyle w:val="Compact"/>
         <w:numPr>
           <w:ilvl w:val="0"/>
-          <w:numId w:val="1053"/>
+          <w:numId w:val="1055"/>
         </w:numPr>
       </w:pPr>
       <w:r>
@@ -4516,7 +4661,7 @@
         <w:pStyle w:val="Compact"/>
         <w:numPr>
           <w:ilvl w:val="0"/>
-          <w:numId w:val="1053"/>
+          <w:numId w:val="1055"/>
         </w:numPr>
       </w:pPr>
       <w:r>
@@ -4532,18 +4677,18 @@
           <wp:inline>
             <wp:extent cx="5334000" cy="5478622"/>
             <wp:effectExtent b="0" l="0" r="0" t="0"/>
-            <wp:docPr descr="" title="" id="123" name="Picture"/>
+            <wp:docPr descr="" title="" id="114" name="Picture"/>
             <a:graphic>
               <a:graphicData uri="http://schemas.openxmlformats.org/drawingml/2006/picture">
                 <pic:pic>
                   <pic:nvPicPr>
-                    <pic:cNvPr descr="images/Eso_IvorLewis_Leak.png" id="124" name="Picture"/>
+                    <pic:cNvPr descr="images/Eso_IvorLewis_Leak.png" id="115" name="Picture"/>
                     <pic:cNvPicPr>
                       <a:picLocks noChangeArrowheads="1" noChangeAspect="1"/>
                     </pic:cNvPicPr>
                   </pic:nvPicPr>
                   <pic:blipFill>
-                    <a:blip r:embed="rId122"/>
+                    <a:blip r:embed="rId113"/>
                     <a:stretch>
                       <a:fillRect/>
                     </a:stretch>
@@ -4570,14 +4715,14 @@
         </w:drawing>
       </w:r>
     </w:p>
-    <w:bookmarkEnd w:id="125"/>
-    <w:bookmarkStart w:id="128" w:name="anastomotic-leak-2"/>
-    <w:p>
-      <w:pPr>
-        <w:pStyle w:val="Heading2"/>
-      </w:pPr>
-      <w:r>
-        <w:t xml:space="preserve">75 Anastomotic Leak</w:t>
+    <w:bookmarkEnd w:id="116"/>
+    <w:bookmarkStart w:id="119" w:name="anastomotic-leak-2"/>
+    <w:p>
+      <w:pPr>
+        <w:pStyle w:val="Heading2"/>
+      </w:pPr>
+      <w:r>
+        <w:t xml:space="preserve">77 Anastomotic Leak</w:t>
       </w:r>
     </w:p>
     <w:p>
@@ -4593,7 +4738,7 @@
         <w:pStyle w:val="Compact"/>
         <w:numPr>
           <w:ilvl w:val="0"/>
-          <w:numId w:val="1054"/>
+          <w:numId w:val="1056"/>
         </w:numPr>
       </w:pPr>
       <w:r>
@@ -4605,7 +4750,7 @@
         <w:pStyle w:val="Compact"/>
         <w:numPr>
           <w:ilvl w:val="0"/>
-          <w:numId w:val="1054"/>
+          <w:numId w:val="1056"/>
         </w:numPr>
       </w:pPr>
       <w:r>
@@ -4617,7 +4762,7 @@
         <w:pStyle w:val="Compact"/>
         <w:numPr>
           <w:ilvl w:val="0"/>
-          <w:numId w:val="1054"/>
+          <w:numId w:val="1056"/>
         </w:numPr>
       </w:pPr>
       <w:r>
@@ -4633,18 +4778,18 @@
           <wp:inline>
             <wp:extent cx="5334000" cy="5478622"/>
             <wp:effectExtent b="0" l="0" r="0" t="0"/>
-            <wp:docPr descr="" title="" id="126" name="Picture"/>
+            <wp:docPr descr="" title="" id="117" name="Picture"/>
             <a:graphic>
               <a:graphicData uri="http://schemas.openxmlformats.org/drawingml/2006/picture">
                 <pic:pic>
                   <pic:nvPicPr>
-                    <pic:cNvPr descr="images/Eso_IvorLewis_Leak.png" id="127" name="Picture"/>
+                    <pic:cNvPr descr="images/Eso_IvorLewis_Leak.png" id="118" name="Picture"/>
                     <pic:cNvPicPr>
                       <a:picLocks noChangeArrowheads="1" noChangeAspect="1"/>
                     </pic:cNvPicPr>
                   </pic:nvPicPr>
                   <pic:blipFill>
-                    <a:blip r:embed="rId122"/>
+                    <a:blip r:embed="rId113"/>
                     <a:stretch>
                       <a:fillRect/>
                     </a:stretch>
@@ -4671,14 +4816,14 @@
         </w:drawing>
       </w:r>
     </w:p>
-    <w:bookmarkEnd w:id="128"/>
-    <w:bookmarkStart w:id="131" w:name="anastomotic-leak-3"/>
-    <w:p>
-      <w:pPr>
-        <w:pStyle w:val="Heading2"/>
-      </w:pPr>
-      <w:r>
-        <w:t xml:space="preserve">76 Anastomotic Leak</w:t>
+    <w:bookmarkEnd w:id="119"/>
+    <w:bookmarkStart w:id="122" w:name="anastomotic-leak-3"/>
+    <w:p>
+      <w:pPr>
+        <w:pStyle w:val="Heading2"/>
+      </w:pPr>
+      <w:r>
+        <w:t xml:space="preserve">78 Anastomotic Leak</w:t>
       </w:r>
     </w:p>
     <w:p>
@@ -4694,7 +4839,7 @@
         <w:pStyle w:val="Compact"/>
         <w:numPr>
           <w:ilvl w:val="0"/>
-          <w:numId w:val="1055"/>
+          <w:numId w:val="1057"/>
         </w:numPr>
       </w:pPr>
       <w:r>
@@ -4706,7 +4851,7 @@
         <w:pStyle w:val="Compact"/>
         <w:numPr>
           <w:ilvl w:val="0"/>
-          <w:numId w:val="1055"/>
+          <w:numId w:val="1057"/>
         </w:numPr>
       </w:pPr>
       <w:r>
@@ -4718,7 +4863,7 @@
         <w:pStyle w:val="Compact"/>
         <w:numPr>
           <w:ilvl w:val="0"/>
-          <w:numId w:val="1055"/>
+          <w:numId w:val="1057"/>
         </w:numPr>
       </w:pPr>
       <w:r>
@@ -4734,18 +4879,18 @@
           <wp:inline>
             <wp:extent cx="5334000" cy="5478622"/>
             <wp:effectExtent b="0" l="0" r="0" t="0"/>
-            <wp:docPr descr="" title="" id="129" name="Picture"/>
+            <wp:docPr descr="" title="" id="120" name="Picture"/>
             <a:graphic>
               <a:graphicData uri="http://schemas.openxmlformats.org/drawingml/2006/picture">
                 <pic:pic>
                   <pic:nvPicPr>
-                    <pic:cNvPr descr="images/Eso_IvorLewis_Leak.png" id="130" name="Picture"/>
+                    <pic:cNvPr descr="images/Eso_IvorLewis_Leak.png" id="121" name="Picture"/>
                     <pic:cNvPicPr>
                       <a:picLocks noChangeArrowheads="1" noChangeAspect="1"/>
                     </pic:cNvPicPr>
                   </pic:nvPicPr>
                   <pic:blipFill>
-                    <a:blip r:embed="rId122"/>
+                    <a:blip r:embed="rId113"/>
                     <a:stretch>
                       <a:fillRect/>
                     </a:stretch>
@@ -4772,21 +4917,21 @@
         </w:drawing>
       </w:r>
     </w:p>
-    <w:bookmarkEnd w:id="131"/>
-    <w:bookmarkStart w:id="135" w:name="pneumonia"/>
-    <w:p>
-      <w:pPr>
-        <w:pStyle w:val="Heading2"/>
-      </w:pPr>
-      <w:r>
-        <w:t xml:space="preserve">77 Pneumonia</w:t>
-      </w:r>
-    </w:p>
-    <w:p>
-      <w:pPr>
-        <w:numPr>
-          <w:ilvl w:val="0"/>
-          <w:numId w:val="1056"/>
+    <w:bookmarkEnd w:id="122"/>
+    <w:bookmarkStart w:id="126" w:name="pneumonia"/>
+    <w:p>
+      <w:pPr>
+        <w:pStyle w:val="Heading2"/>
+      </w:pPr>
+      <w:r>
+        <w:t xml:space="preserve">79 Pneumonia</w:t>
+      </w:r>
+    </w:p>
+    <w:p>
+      <w:pPr>
+        <w:numPr>
+          <w:ilvl w:val="0"/>
+          <w:numId w:val="1058"/>
         </w:numPr>
       </w:pPr>
       <w:r>
@@ -4797,7 +4942,7 @@
       <w:pPr>
         <w:numPr>
           <w:ilvl w:val="0"/>
-          <w:numId w:val="1056"/>
+          <w:numId w:val="1058"/>
         </w:numPr>
       </w:pPr>
       <w:r>
@@ -4808,7 +4953,7 @@
       <w:pPr>
         <w:numPr>
           <w:ilvl w:val="0"/>
-          <w:numId w:val="1056"/>
+          <w:numId w:val="1058"/>
         </w:numPr>
       </w:pPr>
       <w:r>
@@ -4824,18 +4969,18 @@
           <wp:inline>
             <wp:extent cx="5334000" cy="5481674"/>
             <wp:effectExtent b="0" l="0" r="0" t="0"/>
-            <wp:docPr descr="" title="" id="133" name="Picture"/>
+            <wp:docPr descr="" title="" id="124" name="Picture"/>
             <a:graphic>
               <a:graphicData uri="http://schemas.openxmlformats.org/drawingml/2006/picture">
                 <pic:pic>
                   <pic:nvPicPr>
-                    <pic:cNvPr descr="images/Eso_LungsArtboard.png" id="134" name="Picture"/>
+                    <pic:cNvPr descr="images/Eso_LungsArtboard.png" id="125" name="Picture"/>
                     <pic:cNvPicPr>
                       <a:picLocks noChangeArrowheads="1" noChangeAspect="1"/>
                     </pic:cNvPicPr>
                   </pic:nvPicPr>
                   <pic:blipFill>
-                    <a:blip r:embed="rId132"/>
+                    <a:blip r:embed="rId123"/>
                     <a:stretch>
                       <a:fillRect/>
                     </a:stretch>
@@ -4862,14 +5007,14 @@
         </w:drawing>
       </w:r>
     </w:p>
-    <w:bookmarkEnd w:id="135"/>
-    <w:bookmarkStart w:id="136" w:name="preventing-pneumonia"/>
-    <w:p>
-      <w:pPr>
-        <w:pStyle w:val="Heading2"/>
-      </w:pPr>
-      <w:r>
-        <w:t xml:space="preserve">78 Preventing Pneumonia</w:t>
+    <w:bookmarkEnd w:id="126"/>
+    <w:bookmarkStart w:id="127" w:name="preventing-pneumonia"/>
+    <w:p>
+      <w:pPr>
+        <w:pStyle w:val="Heading2"/>
+      </w:pPr>
+      <w:r>
+        <w:t xml:space="preserve">80 Preventing Pneumonia</w:t>
       </w:r>
     </w:p>
     <w:p>
@@ -4885,7 +5030,7 @@
         <w:pStyle w:val="Compact"/>
         <w:numPr>
           <w:ilvl w:val="0"/>
-          <w:numId w:val="1057"/>
+          <w:numId w:val="1059"/>
         </w:numPr>
       </w:pPr>
       <w:r>
@@ -4897,7 +5042,7 @@
         <w:pStyle w:val="Compact"/>
         <w:numPr>
           <w:ilvl w:val="0"/>
-          <w:numId w:val="1057"/>
+          <w:numId w:val="1059"/>
         </w:numPr>
       </w:pPr>
       <w:r>
@@ -4909,7 +5054,7 @@
         <w:pStyle w:val="Compact"/>
         <w:numPr>
           <w:ilvl w:val="0"/>
-          <w:numId w:val="1057"/>
+          <w:numId w:val="1059"/>
         </w:numPr>
       </w:pPr>
       <w:r>
@@ -4929,7 +5074,7 @@
         <w:pStyle w:val="Compact"/>
         <w:numPr>
           <w:ilvl w:val="0"/>
-          <w:numId w:val="1058"/>
+          <w:numId w:val="1060"/>
         </w:numPr>
       </w:pPr>
       <w:r>
@@ -4941,21 +5086,21 @@
         <w:pStyle w:val="Compact"/>
         <w:numPr>
           <w:ilvl w:val="0"/>
-          <w:numId w:val="1058"/>
+          <w:numId w:val="1060"/>
         </w:numPr>
       </w:pPr>
       <w:r>
         <w:t xml:space="preserve">Walking in the halls as soon as possible</w:t>
       </w:r>
     </w:p>
-    <w:bookmarkEnd w:id="136"/>
-    <w:bookmarkStart w:id="143" w:name="minimally-invasive-esophagectomy"/>
-    <w:p>
-      <w:pPr>
-        <w:pStyle w:val="Heading2"/>
-      </w:pPr>
-      <w:r>
-        <w:t xml:space="preserve">79 Minimally-invasive Esophagectomy</w:t>
+    <w:bookmarkEnd w:id="127"/>
+    <w:bookmarkStart w:id="134" w:name="minimally-invasive-esophagectomy"/>
+    <w:p>
+      <w:pPr>
+        <w:pStyle w:val="Heading2"/>
+      </w:pPr>
+      <w:r>
+        <w:t xml:space="preserve">81 Minimally-invasive Esophagectomy</w:t>
       </w:r>
     </w:p>
     <w:p>
@@ -4967,18 +5112,18 @@
           <wp:inline>
             <wp:extent cx="5334000" cy="4000500"/>
             <wp:effectExtent b="0" l="0" r="0" t="0"/>
-            <wp:docPr descr="" title="" id="138" name="Picture"/>
+            <wp:docPr descr="" title="" id="129" name="Picture"/>
             <a:graphic>
               <a:graphicData uri="http://schemas.openxmlformats.org/drawingml/2006/picture">
                 <pic:pic>
                   <pic:nvPicPr>
-                    <pic:cNvPr descr="images/mie_abd.png" id="139" name="Picture"/>
+                    <pic:cNvPr descr="images/mie_abd.png" id="130" name="Picture"/>
                     <pic:cNvPicPr>
                       <a:picLocks noChangeArrowheads="1" noChangeAspect="1"/>
                     </pic:cNvPicPr>
                   </pic:nvPicPr>
                   <pic:blipFill>
-                    <a:blip r:embed="rId137"/>
+                    <a:blip r:embed="rId128"/>
                     <a:stretch>
                       <a:fillRect/>
                     </a:stretch>
@@ -5014,18 +5159,18 @@
           <wp:inline>
             <wp:extent cx="5334000" cy="4000500"/>
             <wp:effectExtent b="0" l="0" r="0" t="0"/>
-            <wp:docPr descr="" title="" id="141" name="Picture"/>
+            <wp:docPr descr="" title="" id="132" name="Picture"/>
             <a:graphic>
               <a:graphicData uri="http://schemas.openxmlformats.org/drawingml/2006/picture">
                 <pic:pic>
                   <pic:nvPicPr>
-                    <pic:cNvPr descr="images/mie_chest.png" id="142" name="Picture"/>
+                    <pic:cNvPr descr="images/mie_chest.png" id="133" name="Picture"/>
                     <pic:cNvPicPr>
                       <a:picLocks noChangeArrowheads="1" noChangeAspect="1"/>
                     </pic:cNvPicPr>
                   </pic:nvPicPr>
                   <pic:blipFill>
-                    <a:blip r:embed="rId140"/>
+                    <a:blip r:embed="rId131"/>
                     <a:stretch>
                       <a:fillRect/>
                     </a:stretch>
@@ -5052,14 +5197,14 @@
         </w:drawing>
       </w:r>
     </w:p>
-    <w:bookmarkEnd w:id="143"/>
-    <w:bookmarkStart w:id="144" w:name="risks-of-surgery"/>
-    <w:p>
-      <w:pPr>
-        <w:pStyle w:val="Heading2"/>
-      </w:pPr>
-      <w:r>
-        <w:t xml:space="preserve">80 Risks of Surgery</w:t>
+    <w:bookmarkEnd w:id="134"/>
+    <w:bookmarkStart w:id="135" w:name="risks-of-surgery"/>
+    <w:p>
+      <w:pPr>
+        <w:pStyle w:val="Heading2"/>
+      </w:pPr>
+      <w:r>
+        <w:t xml:space="preserve">82 Risks of Surgery</w:t>
       </w:r>
     </w:p>
     <w:p>
@@ -5075,7 +5220,7 @@
         <w:pStyle w:val="Compact"/>
         <w:numPr>
           <w:ilvl w:val="0"/>
-          <w:numId w:val="1059"/>
+          <w:numId w:val="1061"/>
         </w:numPr>
       </w:pPr>
       <w:r>
@@ -5087,7 +5232,7 @@
         <w:pStyle w:val="Compact"/>
         <w:numPr>
           <w:ilvl w:val="0"/>
-          <w:numId w:val="1059"/>
+          <w:numId w:val="1061"/>
         </w:numPr>
       </w:pPr>
       <w:r>
@@ -5099,7 +5244,7 @@
         <w:pStyle w:val="Compact"/>
         <w:numPr>
           <w:ilvl w:val="0"/>
-          <w:numId w:val="1059"/>
+          <w:numId w:val="1061"/>
         </w:numPr>
       </w:pPr>
       <w:r>
@@ -5111,7 +5256,7 @@
         <w:pStyle w:val="Compact"/>
         <w:numPr>
           <w:ilvl w:val="0"/>
-          <w:numId w:val="1059"/>
+          <w:numId w:val="1061"/>
         </w:numPr>
       </w:pPr>
       <w:r>
@@ -5123,21 +5268,21 @@
         <w:pStyle w:val="Compact"/>
         <w:numPr>
           <w:ilvl w:val="0"/>
-          <w:numId w:val="1059"/>
+          <w:numId w:val="1061"/>
         </w:numPr>
       </w:pPr>
       <w:r>
         <w:t xml:space="preserve">Pulmonary embolism (2%)</w:t>
       </w:r>
     </w:p>
-    <w:bookmarkEnd w:id="144"/>
-    <w:bookmarkStart w:id="145" w:name="risks-of-surgery-1"/>
-    <w:p>
-      <w:pPr>
-        <w:pStyle w:val="Heading2"/>
-      </w:pPr>
-      <w:r>
-        <w:t xml:space="preserve">81 Risks of Surgery</w:t>
+    <w:bookmarkEnd w:id="135"/>
+    <w:bookmarkStart w:id="136" w:name="risks-of-surgery-1"/>
+    <w:p>
+      <w:pPr>
+        <w:pStyle w:val="Heading2"/>
+      </w:pPr>
+      <w:r>
+        <w:t xml:space="preserve">83 Risks of Surgery</w:t>
       </w:r>
     </w:p>
     <w:p>
@@ -5153,7 +5298,7 @@
         <w:pStyle w:val="Compact"/>
         <w:numPr>
           <w:ilvl w:val="0"/>
-          <w:numId w:val="1060"/>
+          <w:numId w:val="1062"/>
         </w:numPr>
       </w:pPr>
       <w:r>
@@ -5165,7 +5310,7 @@
         <w:pStyle w:val="Compact"/>
         <w:numPr>
           <w:ilvl w:val="0"/>
-          <w:numId w:val="1060"/>
+          <w:numId w:val="1062"/>
         </w:numPr>
       </w:pPr>
       <w:r>
@@ -5177,7 +5322,7 @@
         <w:pStyle w:val="Compact"/>
         <w:numPr>
           <w:ilvl w:val="0"/>
-          <w:numId w:val="1060"/>
+          <w:numId w:val="1062"/>
         </w:numPr>
       </w:pPr>
       <w:r>
@@ -5189,7 +5334,7 @@
         <w:pStyle w:val="Compact"/>
         <w:numPr>
           <w:ilvl w:val="1"/>
-          <w:numId w:val="1061"/>
+          <w:numId w:val="1063"/>
         </w:numPr>
       </w:pPr>
       <w:r>
@@ -5201,7 +5346,7 @@
         <w:pStyle w:val="Compact"/>
         <w:numPr>
           <w:ilvl w:val="1"/>
-          <w:numId w:val="1061"/>
+          <w:numId w:val="1063"/>
         </w:numPr>
       </w:pPr>
       <w:r>
@@ -5213,21 +5358,21 @@
         <w:pStyle w:val="Compact"/>
         <w:numPr>
           <w:ilvl w:val="1"/>
-          <w:numId w:val="1061"/>
+          <w:numId w:val="1063"/>
         </w:numPr>
       </w:pPr>
       <w:r>
         <w:t xml:space="preserve">High risk = 30%</w:t>
       </w:r>
     </w:p>
-    <w:bookmarkEnd w:id="145"/>
-    <w:bookmarkStart w:id="146" w:name="risks-of-surgery-2"/>
-    <w:p>
-      <w:pPr>
-        <w:pStyle w:val="Heading2"/>
-      </w:pPr>
-      <w:r>
-        <w:t xml:space="preserve">82 Risks of Surgery</w:t>
+    <w:bookmarkEnd w:id="136"/>
+    <w:bookmarkStart w:id="137" w:name="risks-of-surgery-2"/>
+    <w:p>
+      <w:pPr>
+        <w:pStyle w:val="Heading2"/>
+      </w:pPr>
+      <w:r>
+        <w:t xml:space="preserve">84 Risks of Surgery</w:t>
       </w:r>
     </w:p>
     <w:p>
@@ -5362,22 +5507,22 @@
         </w:tc>
       </w:tr>
     </w:tbl>
-    <w:bookmarkEnd w:id="146"/>
-    <w:bookmarkStart w:id="147" w:name="day-prior-to-surgery"/>
-    <w:p>
-      <w:pPr>
-        <w:pStyle w:val="Heading2"/>
-      </w:pPr>
-      <w:r>
-        <w:t xml:space="preserve">83 Day Prior to Surgery</w:t>
-      </w:r>
-    </w:p>
-    <w:p>
-      <w:pPr>
-        <w:pStyle w:val="Compact"/>
-        <w:numPr>
-          <w:ilvl w:val="0"/>
-          <w:numId w:val="1062"/>
+    <w:bookmarkEnd w:id="137"/>
+    <w:bookmarkStart w:id="138" w:name="day-prior-to-surgery"/>
+    <w:p>
+      <w:pPr>
+        <w:pStyle w:val="Heading2"/>
+      </w:pPr>
+      <w:r>
+        <w:t xml:space="preserve">85 Day Prior to Surgery</w:t>
+      </w:r>
+    </w:p>
+    <w:p>
+      <w:pPr>
+        <w:pStyle w:val="Compact"/>
+        <w:numPr>
+          <w:ilvl w:val="0"/>
+          <w:numId w:val="1064"/>
         </w:numPr>
       </w:pPr>
       <w:r>
@@ -5389,7 +5534,7 @@
         <w:pStyle w:val="Compact"/>
         <w:numPr>
           <w:ilvl w:val="0"/>
-          <w:numId w:val="1062"/>
+          <w:numId w:val="1064"/>
         </w:numPr>
       </w:pPr>
       <w:r>
@@ -5401,29 +5546,29 @@
         <w:pStyle w:val="Compact"/>
         <w:numPr>
           <w:ilvl w:val="0"/>
-          <w:numId w:val="1062"/>
+          <w:numId w:val="1064"/>
         </w:numPr>
       </w:pPr>
       <w:r>
         <w:t xml:space="preserve">No tube feedings the night before surgery</w:t>
       </w:r>
     </w:p>
-    <w:bookmarkEnd w:id="147"/>
-    <w:bookmarkStart w:id="148" w:name="day-of-surgery"/>
-    <w:p>
-      <w:pPr>
-        <w:pStyle w:val="Heading2"/>
-      </w:pPr>
-      <w:r>
-        <w:t xml:space="preserve">84 Day of Surgery</w:t>
-      </w:r>
-    </w:p>
-    <w:p>
-      <w:pPr>
-        <w:pStyle w:val="Compact"/>
-        <w:numPr>
-          <w:ilvl w:val="0"/>
-          <w:numId w:val="1063"/>
+    <w:bookmarkEnd w:id="138"/>
+    <w:bookmarkStart w:id="139" w:name="day-of-surgery"/>
+    <w:p>
+      <w:pPr>
+        <w:pStyle w:val="Heading2"/>
+      </w:pPr>
+      <w:r>
+        <w:t xml:space="preserve">86 Day of Surgery</w:t>
+      </w:r>
+    </w:p>
+    <w:p>
+      <w:pPr>
+        <w:pStyle w:val="Compact"/>
+        <w:numPr>
+          <w:ilvl w:val="0"/>
+          <w:numId w:val="1065"/>
         </w:numPr>
       </w:pPr>
       <w:r>
@@ -5435,7 +5580,7 @@
         <w:pStyle w:val="Compact"/>
         <w:numPr>
           <w:ilvl w:val="0"/>
-          <w:numId w:val="1063"/>
+          <w:numId w:val="1065"/>
         </w:numPr>
       </w:pPr>
       <w:r>
@@ -5447,7 +5592,7 @@
         <w:pStyle w:val="Compact"/>
         <w:numPr>
           <w:ilvl w:val="0"/>
-          <w:numId w:val="1063"/>
+          <w:numId w:val="1065"/>
         </w:numPr>
       </w:pPr>
       <w:r>
@@ -5472,7 +5617,7 @@
         <w:pStyle w:val="Compact"/>
         <w:numPr>
           <w:ilvl w:val="0"/>
-          <w:numId w:val="1063"/>
+          <w:numId w:val="1065"/>
         </w:numPr>
       </w:pPr>
       <w:r>
@@ -5484,641 +5629,641 @@
         <w:pStyle w:val="Compact"/>
         <w:numPr>
           <w:ilvl w:val="0"/>
-          <w:numId w:val="1063"/>
+          <w:numId w:val="1065"/>
         </w:numPr>
       </w:pPr>
       <w:r>
         <w:t xml:space="preserve">Waiting room for family and friends on 5th floor</w:t>
       </w:r>
     </w:p>
+    <w:bookmarkEnd w:id="139"/>
+    <w:bookmarkStart w:id="140" w:name="epidural-catheter-for-pain-control"/>
+    <w:p>
+      <w:pPr>
+        <w:pStyle w:val="Heading2"/>
+      </w:pPr>
+      <w:r>
+        <w:t xml:space="preserve">87 Epidural Catheter for Pain Control</w:t>
+      </w:r>
+    </w:p>
+    <w:p>
+      <w:pPr>
+        <w:pStyle w:val="Compact"/>
+        <w:numPr>
+          <w:ilvl w:val="0"/>
+          <w:numId w:val="1066"/>
+        </w:numPr>
+      </w:pPr>
+      <w:r>
+        <w:t xml:space="preserve">Remains in place for 2-5 days</w:t>
+      </w:r>
+    </w:p>
+    <w:p>
+      <w:pPr>
+        <w:pStyle w:val="Compact"/>
+        <w:numPr>
+          <w:ilvl w:val="0"/>
+          <w:numId w:val="1066"/>
+        </w:numPr>
+      </w:pPr>
+      <w:r>
+        <w:t xml:space="preserve">Dosage can be adjusted as needed</w:t>
+      </w:r>
+    </w:p>
+    <w:p>
+      <w:pPr>
+        <w:pStyle w:val="Compact"/>
+        <w:numPr>
+          <w:ilvl w:val="0"/>
+          <w:numId w:val="1066"/>
+        </w:numPr>
+      </w:pPr>
+      <w:r>
+        <w:t xml:space="preserve">Can make it more difficult to urinate</w:t>
+      </w:r>
+    </w:p>
+    <w:p>
+      <w:pPr>
+        <w:pStyle w:val="Compact"/>
+        <w:numPr>
+          <w:ilvl w:val="0"/>
+          <w:numId w:val="1066"/>
+        </w:numPr>
+      </w:pPr>
+      <w:r>
+        <w:t xml:space="preserve">May require foley catheter in bladder</w:t>
+      </w:r>
+    </w:p>
+    <w:p>
+      <w:pPr>
+        <w:pStyle w:val="Compact"/>
+        <w:numPr>
+          <w:ilvl w:val="0"/>
+          <w:numId w:val="1066"/>
+        </w:numPr>
+      </w:pPr>
+      <w:r>
+        <w:t xml:space="preserve">Foley catheter removed after epidural removed</w:t>
+      </w:r>
+    </w:p>
+    <w:bookmarkEnd w:id="140"/>
+    <w:bookmarkStart w:id="141" w:name="intensive-care-unit-icu-2-4-days"/>
+    <w:p>
+      <w:pPr>
+        <w:pStyle w:val="Heading2"/>
+      </w:pPr>
+      <w:r>
+        <w:t xml:space="preserve">88 Intensive Care Unit (ICU) (2-4 days)</w:t>
+      </w:r>
+    </w:p>
+    <w:p>
+      <w:pPr>
+        <w:pStyle w:val="Compact"/>
+        <w:numPr>
+          <w:ilvl w:val="0"/>
+          <w:numId w:val="1067"/>
+        </w:numPr>
+      </w:pPr>
+      <w:r>
+        <w:t xml:space="preserve">Surgical ICU on 11th floor</w:t>
+      </w:r>
+    </w:p>
+    <w:p>
+      <w:pPr>
+        <w:pStyle w:val="Compact"/>
+        <w:numPr>
+          <w:ilvl w:val="0"/>
+          <w:numId w:val="1067"/>
+        </w:numPr>
+      </w:pPr>
+      <w:r>
+        <w:t xml:space="preserve">NG tube in nose to drain stomach and esophagus</w:t>
+      </w:r>
+    </w:p>
+    <w:p>
+      <w:pPr>
+        <w:pStyle w:val="Compact"/>
+        <w:numPr>
+          <w:ilvl w:val="0"/>
+          <w:numId w:val="1067"/>
+        </w:numPr>
+      </w:pPr>
+      <w:r>
+        <w:t xml:space="preserve">Catheter in bladder</w:t>
+      </w:r>
+    </w:p>
+    <w:p>
+      <w:pPr>
+        <w:pStyle w:val="Compact"/>
+        <w:numPr>
+          <w:ilvl w:val="0"/>
+          <w:numId w:val="1067"/>
+        </w:numPr>
+      </w:pPr>
+      <w:r>
+        <w:t xml:space="preserve">Chest tube right chest</w:t>
+      </w:r>
+    </w:p>
+    <w:p>
+      <w:pPr>
+        <w:pStyle w:val="Compact"/>
+        <w:numPr>
+          <w:ilvl w:val="0"/>
+          <w:numId w:val="1067"/>
+        </w:numPr>
+      </w:pPr>
+      <w:r>
+        <w:t xml:space="preserve">Abdominal drains (usually 2)</w:t>
+      </w:r>
+    </w:p>
+    <w:p>
+      <w:pPr>
+        <w:pStyle w:val="Compact"/>
+        <w:numPr>
+          <w:ilvl w:val="0"/>
+          <w:numId w:val="1067"/>
+        </w:numPr>
+      </w:pPr>
+      <w:r>
+        <w:t xml:space="preserve">Feeding jejunostomy (usually stays in 8 wks)</w:t>
+      </w:r>
+    </w:p>
+    <w:bookmarkEnd w:id="141"/>
+    <w:bookmarkStart w:id="142" w:name="intensive-care-unit-icu"/>
+    <w:p>
+      <w:pPr>
+        <w:pStyle w:val="Heading2"/>
+      </w:pPr>
+      <w:r>
+        <w:t xml:space="preserve">89 Intensive Care Unit (ICU)</w:t>
+      </w:r>
+    </w:p>
+    <w:p>
+      <w:pPr>
+        <w:pStyle w:val="Compact"/>
+        <w:numPr>
+          <w:ilvl w:val="0"/>
+          <w:numId w:val="1068"/>
+        </w:numPr>
+      </w:pPr>
+      <w:r>
+        <w:t xml:space="preserve">Bladder catheter removed → check that bladder empties properly</w:t>
+      </w:r>
+    </w:p>
+    <w:p>
+      <w:pPr>
+        <w:pStyle w:val="Compact"/>
+        <w:numPr>
+          <w:ilvl w:val="0"/>
+          <w:numId w:val="1068"/>
+        </w:numPr>
+      </w:pPr>
+      <w:r>
+        <w:t xml:space="preserve">Chest tube removed (day 2-4) → follow-up x-ray</w:t>
+      </w:r>
+    </w:p>
+    <w:p>
+      <w:pPr>
+        <w:pStyle w:val="Compact"/>
+        <w:numPr>
+          <w:ilvl w:val="0"/>
+          <w:numId w:val="1068"/>
+        </w:numPr>
+      </w:pPr>
+      <w:r>
+        <w:t xml:space="preserve">Fluid emptied from drains every few hours</w:t>
+      </w:r>
+    </w:p>
+    <w:p>
+      <w:pPr>
+        <w:pStyle w:val="Compact"/>
+        <w:numPr>
+          <w:ilvl w:val="0"/>
+          <w:numId w:val="1068"/>
+        </w:numPr>
+      </w:pPr>
+      <w:r>
+        <w:t xml:space="preserve">Start tube feedings by feeding</w:t>
+      </w:r>
+    </w:p>
+    <w:p>
+      <w:pPr>
+        <w:pStyle w:val="Compact"/>
+        <w:numPr>
+          <w:ilvl w:val="0"/>
+          <w:numId w:val="1068"/>
+        </w:numPr>
+      </w:pPr>
+      <w:r>
+        <w:t xml:space="preserve">Feeding jejunostomy (stays in 8 weeks)</w:t>
+      </w:r>
+    </w:p>
+    <w:bookmarkEnd w:id="142"/>
+    <w:bookmarkStart w:id="143" w:name="ward---6tower"/>
+    <w:p>
+      <w:pPr>
+        <w:pStyle w:val="Heading2"/>
+      </w:pPr>
+      <w:r>
+        <w:t xml:space="preserve">90 Ward - 6Tower</w:t>
+      </w:r>
+    </w:p>
+    <w:p>
+      <w:pPr>
+        <w:pStyle w:val="Compact"/>
+        <w:numPr>
+          <w:ilvl w:val="0"/>
+          <w:numId w:val="1069"/>
+        </w:numPr>
+      </w:pPr>
+      <w:r>
+        <w:t xml:space="preserve">Jejunostomy feeds started</w:t>
+      </w:r>
+    </w:p>
+    <w:p>
+      <w:pPr>
+        <w:pStyle w:val="Compact"/>
+        <w:numPr>
+          <w:ilvl w:val="0"/>
+          <w:numId w:val="1069"/>
+        </w:numPr>
+      </w:pPr>
+      <w:r>
+        <w:t xml:space="preserve">Up in a chair most of the day</w:t>
+      </w:r>
+    </w:p>
+    <w:p>
+      <w:pPr>
+        <w:pStyle w:val="Compact"/>
+        <w:numPr>
+          <w:ilvl w:val="0"/>
+          <w:numId w:val="1069"/>
+        </w:numPr>
+      </w:pPr>
+      <w:r>
+        <w:t xml:space="preserve">Walking in the halls</w:t>
+      </w:r>
+    </w:p>
+    <w:p>
+      <w:pPr>
+        <w:pStyle w:val="Compact"/>
+        <w:numPr>
+          <w:ilvl w:val="1"/>
+          <w:numId w:val="1070"/>
+        </w:numPr>
+      </w:pPr>
+      <w:r>
+        <w:t xml:space="preserve">Start with assistance</w:t>
+      </w:r>
+    </w:p>
+    <w:p>
+      <w:pPr>
+        <w:pStyle w:val="Compact"/>
+        <w:numPr>
+          <w:ilvl w:val="1"/>
+          <w:numId w:val="1070"/>
+        </w:numPr>
+      </w:pPr>
+      <w:r>
+        <w:t xml:space="preserve">Improves lung function</w:t>
+      </w:r>
+    </w:p>
+    <w:p>
+      <w:pPr>
+        <w:pStyle w:val="Compact"/>
+        <w:numPr>
+          <w:ilvl w:val="1"/>
+          <w:numId w:val="1070"/>
+        </w:numPr>
+      </w:pPr>
+      <w:r>
+        <w:t xml:space="preserve">Prevents loss of muscle strength</w:t>
+      </w:r>
+    </w:p>
+    <w:bookmarkEnd w:id="143"/>
+    <w:bookmarkStart w:id="144" w:name="jejunostomy-feeds"/>
+    <w:p>
+      <w:pPr>
+        <w:pStyle w:val="Heading2"/>
+      </w:pPr>
+      <w:r>
+        <w:t xml:space="preserve">91 Jejunostomy Feeds</w:t>
+      </w:r>
+    </w:p>
+    <w:p>
+      <w:pPr>
+        <w:pStyle w:val="FirstParagraph"/>
+      </w:pPr>
+      <w:r>
+        <w:t xml:space="preserve">Jejunostomy tube feeds</w:t>
+      </w:r>
+    </w:p>
+    <w:p>
+      <w:pPr>
+        <w:pStyle w:val="Compact"/>
+        <w:numPr>
+          <w:ilvl w:val="0"/>
+          <w:numId w:val="1071"/>
+        </w:numPr>
+      </w:pPr>
+      <w:r>
+        <w:t xml:space="preserve">Start continuous (24 hours)</w:t>
+      </w:r>
+    </w:p>
+    <w:p>
+      <w:pPr>
+        <w:pStyle w:val="Compact"/>
+        <w:numPr>
+          <w:ilvl w:val="0"/>
+          <w:numId w:val="1071"/>
+        </w:numPr>
+      </w:pPr>
+      <w:r>
+        <w:t xml:space="preserve">Convert to night-time only (16 hours)</w:t>
+      </w:r>
+    </w:p>
+    <w:p>
+      <w:pPr>
+        <w:pStyle w:val="FirstParagraph"/>
+      </w:pPr>
+      <w:r>
+        <w:t xml:space="preserve">Water administered through feeding tube</w:t>
+      </w:r>
+    </w:p>
+    <w:p>
+      <w:pPr>
+        <w:pStyle w:val="Compact"/>
+        <w:numPr>
+          <w:ilvl w:val="0"/>
+          <w:numId w:val="1072"/>
+        </w:numPr>
+      </w:pPr>
+      <w:r>
+        <w:t xml:space="preserve">Usually 8oz 4 times/day</w:t>
+      </w:r>
+    </w:p>
+    <w:p>
+      <w:pPr>
+        <w:pStyle w:val="Compact"/>
+        <w:numPr>
+          <w:ilvl w:val="0"/>
+          <w:numId w:val="1072"/>
+        </w:numPr>
+      </w:pPr>
+      <w:r>
+        <w:t xml:space="preserve">Important to prevent dehydration</w:t>
+      </w:r>
+    </w:p>
+    <w:bookmarkEnd w:id="144"/>
+    <w:bookmarkStart w:id="145" w:name="jejunostomy-tube-1"/>
+    <w:p>
+      <w:pPr>
+        <w:pStyle w:val="Heading2"/>
+      </w:pPr>
+      <w:r>
+        <w:t xml:space="preserve">92 Jejunostomy Tube</w:t>
+      </w:r>
+    </w:p>
+    <w:bookmarkEnd w:id="145"/>
+    <w:bookmarkStart w:id="146" w:name="jejunostomy-typical-regimen-1"/>
+    <w:p>
+      <w:pPr>
+        <w:pStyle w:val="Heading2"/>
+      </w:pPr>
+      <w:r>
+        <w:t xml:space="preserve">93 Jejunostomy Typical Regimen</w:t>
+      </w:r>
+    </w:p>
+    <w:p>
+      <w:pPr>
+        <w:pStyle w:val="Compact"/>
+        <w:numPr>
+          <w:ilvl w:val="0"/>
+          <w:numId w:val="1073"/>
+        </w:numPr>
+      </w:pPr>
+      <w:r>
+        <w:t xml:space="preserve">Jejunostomy tube feeds for 16 hours (6pm-10am)</w:t>
+      </w:r>
+    </w:p>
+    <w:p>
+      <w:pPr>
+        <w:pStyle w:val="Compact"/>
+        <w:numPr>
+          <w:ilvl w:val="1"/>
+          <w:numId w:val="1074"/>
+        </w:numPr>
+      </w:pPr>
+      <w:r>
+        <w:t xml:space="preserve">Men: 75mL/hour x 16 hours = 5 cartons</w:t>
+      </w:r>
+    </w:p>
+    <w:p>
+      <w:pPr>
+        <w:pStyle w:val="Compact"/>
+        <w:numPr>
+          <w:ilvl w:val="1"/>
+          <w:numId w:val="1074"/>
+        </w:numPr>
+      </w:pPr>
+      <w:r>
+        <w:t xml:space="preserve">Women: 60mL/hour x 16 hours = 4 cartons</w:t>
+      </w:r>
+    </w:p>
+    <w:p>
+      <w:pPr>
+        <w:pStyle w:val="Compact"/>
+        <w:numPr>
+          <w:ilvl w:val="0"/>
+          <w:numId w:val="1073"/>
+        </w:numPr>
+      </w:pPr>
+      <w:r>
+        <w:t xml:space="preserve">Water 240ml (8oz) via syringe 4x/day</w:t>
+      </w:r>
+    </w:p>
+    <w:p>
+      <w:pPr>
+        <w:pStyle w:val="FirstParagraph"/>
+      </w:pPr>
+      <w:r>
+        <w:t xml:space="preserve">Hospital nurses will teach use of the feeding tube</w:t>
+      </w:r>
+    </w:p>
+    <w:bookmarkEnd w:id="146"/>
+    <w:bookmarkStart w:id="147" w:name="jejunostomy-feeds-with-diabetes-1"/>
+    <w:p>
+      <w:pPr>
+        <w:pStyle w:val="Heading2"/>
+      </w:pPr>
+      <w:r>
+        <w:t xml:space="preserve">94 Jejunostomy Feeds with Diabetes</w:t>
+      </w:r>
+    </w:p>
+    <w:p>
+      <w:pPr>
+        <w:pStyle w:val="FirstParagraph"/>
+      </w:pPr>
+      <w:r>
+        <w:t xml:space="preserve">Jejunostomy feedings elevate blood sugars</w:t>
+      </w:r>
+    </w:p>
+    <w:p>
+      <w:pPr>
+        <w:pStyle w:val="Compact"/>
+        <w:numPr>
+          <w:ilvl w:val="0"/>
+          <w:numId w:val="1075"/>
+        </w:numPr>
+      </w:pPr>
+      <w:r>
+        <w:t xml:space="preserve">Insulin may be required along with feeds</w:t>
+      </w:r>
+    </w:p>
+    <w:p>
+      <w:pPr>
+        <w:pStyle w:val="FirstParagraph"/>
+      </w:pPr>
+      <w:r>
+        <w:t xml:space="preserve">Typical Pattern for tube feeds</w:t>
+      </w:r>
+    </w:p>
+    <w:p>
+      <w:pPr>
+        <w:pStyle w:val="Compact"/>
+        <w:numPr>
+          <w:ilvl w:val="0"/>
+          <w:numId w:val="1076"/>
+        </w:numPr>
+      </w:pPr>
+      <w:r>
+        <w:t xml:space="preserve">Feeds run via pump from 6pm to 10am</w:t>
+      </w:r>
+    </w:p>
+    <w:p>
+      <w:pPr>
+        <w:pStyle w:val="Compact"/>
+        <w:numPr>
+          <w:ilvl w:val="0"/>
+          <w:numId w:val="1076"/>
+        </w:numPr>
+      </w:pPr>
+      <w:r>
+        <w:t xml:space="preserve">Insulin at 6pm (70/30 insulin)</w:t>
+      </w:r>
+    </w:p>
+    <w:p>
+      <w:pPr>
+        <w:pStyle w:val="Compact"/>
+        <w:numPr>
+          <w:ilvl w:val="0"/>
+          <w:numId w:val="1076"/>
+        </w:numPr>
+      </w:pPr>
+      <w:r>
+        <w:t xml:space="preserve">Insulin at Midnight (70/30 insulin)</w:t>
+      </w:r>
+    </w:p>
+    <w:p>
+      <w:pPr>
+        <w:pStyle w:val="Compact"/>
+        <w:numPr>
+          <w:ilvl w:val="0"/>
+          <w:numId w:val="1076"/>
+        </w:numPr>
+      </w:pPr>
+      <w:r>
+        <w:t xml:space="preserve">No insulin if tube feedings are not run</w:t>
+      </w:r>
+    </w:p>
+    <w:bookmarkEnd w:id="147"/>
+    <w:bookmarkStart w:id="148" w:name="jejunostomy-video-1"/>
+    <w:p>
+      <w:pPr>
+        <w:pStyle w:val="Heading2"/>
+      </w:pPr>
+      <w:r>
+        <w:t xml:space="preserve">95 Jejunostomy Video</w:t>
+      </w:r>
+    </w:p>
     <w:bookmarkEnd w:id="148"/>
-    <w:bookmarkStart w:id="149" w:name="epidural-catheter-for-pain-control"/>
-    <w:p>
-      <w:pPr>
-        <w:pStyle w:val="Heading2"/>
-      </w:pPr>
-      <w:r>
-        <w:t xml:space="preserve">85 Epidural Catheter for Pain Control</w:t>
-      </w:r>
-    </w:p>
-    <w:p>
-      <w:pPr>
-        <w:pStyle w:val="Compact"/>
-        <w:numPr>
-          <w:ilvl w:val="0"/>
-          <w:numId w:val="1064"/>
-        </w:numPr>
-      </w:pPr>
-      <w:r>
-        <w:t xml:space="preserve">Remains in place for 2-5 days</w:t>
-      </w:r>
-    </w:p>
-    <w:p>
-      <w:pPr>
-        <w:pStyle w:val="Compact"/>
-        <w:numPr>
-          <w:ilvl w:val="0"/>
-          <w:numId w:val="1064"/>
-        </w:numPr>
-      </w:pPr>
-      <w:r>
-        <w:t xml:space="preserve">Dosage can be adjusted as needed</w:t>
-      </w:r>
-    </w:p>
-    <w:p>
-      <w:pPr>
-        <w:pStyle w:val="Compact"/>
-        <w:numPr>
-          <w:ilvl w:val="0"/>
-          <w:numId w:val="1064"/>
-        </w:numPr>
-      </w:pPr>
-      <w:r>
-        <w:t xml:space="preserve">Can make it more difficult to urinate</w:t>
-      </w:r>
-    </w:p>
-    <w:p>
-      <w:pPr>
-        <w:pStyle w:val="Compact"/>
-        <w:numPr>
-          <w:ilvl w:val="0"/>
-          <w:numId w:val="1064"/>
-        </w:numPr>
-      </w:pPr>
-      <w:r>
-        <w:t xml:space="preserve">May require foley catheter in bladder</w:t>
-      </w:r>
-    </w:p>
-    <w:p>
-      <w:pPr>
-        <w:pStyle w:val="Compact"/>
-        <w:numPr>
-          <w:ilvl w:val="0"/>
-          <w:numId w:val="1064"/>
-        </w:numPr>
-      </w:pPr>
-      <w:r>
-        <w:t xml:space="preserve">Foley catheter removed after epidural removed</w:t>
+    <w:bookmarkStart w:id="149" w:name="activity-after-surgery"/>
+    <w:p>
+      <w:pPr>
+        <w:pStyle w:val="Heading2"/>
+      </w:pPr>
+      <w:r>
+        <w:t xml:space="preserve">96 Activity after Surgery</w:t>
+      </w:r>
+    </w:p>
+    <w:p>
+      <w:pPr>
+        <w:pStyle w:val="Compact"/>
+        <w:numPr>
+          <w:ilvl w:val="0"/>
+          <w:numId w:val="1077"/>
+        </w:numPr>
+      </w:pPr>
+      <w:r>
+        <w:t xml:space="preserve">Up in chair most of the day</w:t>
+      </w:r>
+    </w:p>
+    <w:p>
+      <w:pPr>
+        <w:pStyle w:val="Compact"/>
+        <w:numPr>
+          <w:ilvl w:val="0"/>
+          <w:numId w:val="1077"/>
+        </w:numPr>
+      </w:pPr>
+      <w:r>
+        <w:t xml:space="preserve">Walking with help from nurse/Physical Therapist</w:t>
+      </w:r>
+    </w:p>
+    <w:p>
+      <w:pPr>
+        <w:pStyle w:val="Compact"/>
+        <w:numPr>
+          <w:ilvl w:val="0"/>
+          <w:numId w:val="1077"/>
+        </w:numPr>
+      </w:pPr>
+      <w:r>
+        <w:t xml:space="preserve">Goals:</w:t>
+      </w:r>
+    </w:p>
+    <w:p>
+      <w:pPr>
+        <w:pStyle w:val="Compact"/>
+        <w:numPr>
+          <w:ilvl w:val="1"/>
+          <w:numId w:val="1078"/>
+        </w:numPr>
+      </w:pPr>
+      <w:r>
+        <w:t xml:space="preserve">Improve lung function</w:t>
+      </w:r>
+    </w:p>
+    <w:p>
+      <w:pPr>
+        <w:pStyle w:val="Compact"/>
+        <w:numPr>
+          <w:ilvl w:val="1"/>
+          <w:numId w:val="1078"/>
+        </w:numPr>
+      </w:pPr>
+      <w:r>
+        <w:t xml:space="preserve">Prevent muscle loss</w:t>
       </w:r>
     </w:p>
     <w:bookmarkEnd w:id="149"/>
-    <w:bookmarkStart w:id="150" w:name="intensive-care-unit-icu-2-4-days"/>
-    <w:p>
-      <w:pPr>
-        <w:pStyle w:val="Heading2"/>
-      </w:pPr>
-      <w:r>
-        <w:t xml:space="preserve">86 Intensive Care Unit (ICU) (2-4 days)</w:t>
-      </w:r>
-    </w:p>
-    <w:p>
-      <w:pPr>
-        <w:pStyle w:val="Compact"/>
-        <w:numPr>
-          <w:ilvl w:val="0"/>
-          <w:numId w:val="1065"/>
-        </w:numPr>
-      </w:pPr>
-      <w:r>
-        <w:t xml:space="preserve">Surgical ICU on 11th floor</w:t>
-      </w:r>
-    </w:p>
-    <w:p>
-      <w:pPr>
-        <w:pStyle w:val="Compact"/>
-        <w:numPr>
-          <w:ilvl w:val="0"/>
-          <w:numId w:val="1065"/>
-        </w:numPr>
-      </w:pPr>
-      <w:r>
-        <w:t xml:space="preserve">NG tube in nose to drain stomach and esophagus</w:t>
-      </w:r>
-    </w:p>
-    <w:p>
-      <w:pPr>
-        <w:pStyle w:val="Compact"/>
-        <w:numPr>
-          <w:ilvl w:val="0"/>
-          <w:numId w:val="1065"/>
-        </w:numPr>
-      </w:pPr>
-      <w:r>
-        <w:t xml:space="preserve">Catheter in bladder</w:t>
-      </w:r>
-    </w:p>
-    <w:p>
-      <w:pPr>
-        <w:pStyle w:val="Compact"/>
-        <w:numPr>
-          <w:ilvl w:val="0"/>
-          <w:numId w:val="1065"/>
-        </w:numPr>
-      </w:pPr>
-      <w:r>
-        <w:t xml:space="preserve">Chest tube right chest</w:t>
-      </w:r>
-    </w:p>
-    <w:p>
-      <w:pPr>
-        <w:pStyle w:val="Compact"/>
-        <w:numPr>
-          <w:ilvl w:val="0"/>
-          <w:numId w:val="1065"/>
-        </w:numPr>
-      </w:pPr>
-      <w:r>
-        <w:t xml:space="preserve">Abdominal drains (usually 2)</w:t>
-      </w:r>
-    </w:p>
-    <w:p>
-      <w:pPr>
-        <w:pStyle w:val="Compact"/>
-        <w:numPr>
-          <w:ilvl w:val="0"/>
-          <w:numId w:val="1065"/>
-        </w:numPr>
-      </w:pPr>
-      <w:r>
-        <w:t xml:space="preserve">Feeding jejunostomy (usually stays in 8 wks)</w:t>
-      </w:r>
-    </w:p>
-    <w:bookmarkEnd w:id="150"/>
-    <w:bookmarkStart w:id="151" w:name="intensive-care-unit-icu"/>
-    <w:p>
-      <w:pPr>
-        <w:pStyle w:val="Heading2"/>
-      </w:pPr>
-      <w:r>
-        <w:t xml:space="preserve">87 Intensive Care Unit (ICU)</w:t>
-      </w:r>
-    </w:p>
-    <w:p>
-      <w:pPr>
-        <w:pStyle w:val="Compact"/>
-        <w:numPr>
-          <w:ilvl w:val="0"/>
-          <w:numId w:val="1066"/>
-        </w:numPr>
-      </w:pPr>
-      <w:r>
-        <w:t xml:space="preserve">Bladder catheter removed → check that bladder empties properly</w:t>
-      </w:r>
-    </w:p>
-    <w:p>
-      <w:pPr>
-        <w:pStyle w:val="Compact"/>
-        <w:numPr>
-          <w:ilvl w:val="0"/>
-          <w:numId w:val="1066"/>
-        </w:numPr>
-      </w:pPr>
-      <w:r>
-        <w:t xml:space="preserve">Chest tube removed (day 2-4) → follow-up x-ray</w:t>
-      </w:r>
-    </w:p>
-    <w:p>
-      <w:pPr>
-        <w:pStyle w:val="Compact"/>
-        <w:numPr>
-          <w:ilvl w:val="0"/>
-          <w:numId w:val="1066"/>
-        </w:numPr>
-      </w:pPr>
-      <w:r>
-        <w:t xml:space="preserve">Fluid emptied from drains every few hours</w:t>
-      </w:r>
-    </w:p>
-    <w:p>
-      <w:pPr>
-        <w:pStyle w:val="Compact"/>
-        <w:numPr>
-          <w:ilvl w:val="0"/>
-          <w:numId w:val="1066"/>
-        </w:numPr>
-      </w:pPr>
-      <w:r>
-        <w:t xml:space="preserve">Start tube feedings by feeding</w:t>
-      </w:r>
-    </w:p>
-    <w:p>
-      <w:pPr>
-        <w:pStyle w:val="Compact"/>
-        <w:numPr>
-          <w:ilvl w:val="0"/>
-          <w:numId w:val="1066"/>
-        </w:numPr>
-      </w:pPr>
-      <w:r>
-        <w:t xml:space="preserve">Feeding jejunostomy (stays in 8 weeks)</w:t>
-      </w:r>
-    </w:p>
-    <w:bookmarkEnd w:id="151"/>
-    <w:bookmarkStart w:id="152" w:name="ward---6tower"/>
-    <w:p>
-      <w:pPr>
-        <w:pStyle w:val="Heading2"/>
-      </w:pPr>
-      <w:r>
-        <w:t xml:space="preserve">88 Ward - 6Tower</w:t>
-      </w:r>
-    </w:p>
-    <w:p>
-      <w:pPr>
-        <w:pStyle w:val="Compact"/>
-        <w:numPr>
-          <w:ilvl w:val="0"/>
-          <w:numId w:val="1067"/>
-        </w:numPr>
-      </w:pPr>
-      <w:r>
-        <w:t xml:space="preserve">Jejunostomy feeds started</w:t>
-      </w:r>
-    </w:p>
-    <w:p>
-      <w:pPr>
-        <w:pStyle w:val="Compact"/>
-        <w:numPr>
-          <w:ilvl w:val="0"/>
-          <w:numId w:val="1067"/>
-        </w:numPr>
-      </w:pPr>
-      <w:r>
-        <w:t xml:space="preserve">Up in a chair most of the day</w:t>
-      </w:r>
-    </w:p>
-    <w:p>
-      <w:pPr>
-        <w:pStyle w:val="Compact"/>
-        <w:numPr>
-          <w:ilvl w:val="0"/>
-          <w:numId w:val="1067"/>
-        </w:numPr>
-      </w:pPr>
-      <w:r>
-        <w:t xml:space="preserve">Walking in the halls</w:t>
-      </w:r>
-    </w:p>
-    <w:p>
-      <w:pPr>
-        <w:pStyle w:val="Compact"/>
-        <w:numPr>
-          <w:ilvl w:val="1"/>
-          <w:numId w:val="1068"/>
-        </w:numPr>
-      </w:pPr>
-      <w:r>
-        <w:t xml:space="preserve">Start with assistance</w:t>
-      </w:r>
-    </w:p>
-    <w:p>
-      <w:pPr>
-        <w:pStyle w:val="Compact"/>
-        <w:numPr>
-          <w:ilvl w:val="1"/>
-          <w:numId w:val="1068"/>
-        </w:numPr>
-      </w:pPr>
-      <w:r>
-        <w:t xml:space="preserve">Improves lung function</w:t>
-      </w:r>
-    </w:p>
-    <w:p>
-      <w:pPr>
-        <w:pStyle w:val="Compact"/>
-        <w:numPr>
-          <w:ilvl w:val="1"/>
-          <w:numId w:val="1068"/>
-        </w:numPr>
-      </w:pPr>
-      <w:r>
-        <w:t xml:space="preserve">Prevents loss of muscle strength</w:t>
-      </w:r>
-    </w:p>
-    <w:bookmarkEnd w:id="152"/>
-    <w:bookmarkStart w:id="153" w:name="jejunostomy-feeds"/>
-    <w:p>
-      <w:pPr>
-        <w:pStyle w:val="Heading2"/>
-      </w:pPr>
-      <w:r>
-        <w:t xml:space="preserve">89 Jejunostomy Feeds</w:t>
-      </w:r>
-    </w:p>
-    <w:p>
-      <w:pPr>
-        <w:pStyle w:val="FirstParagraph"/>
-      </w:pPr>
-      <w:r>
-        <w:t xml:space="preserve">Jejunostomy tube feeds</w:t>
-      </w:r>
-    </w:p>
-    <w:p>
-      <w:pPr>
-        <w:pStyle w:val="Compact"/>
-        <w:numPr>
-          <w:ilvl w:val="0"/>
-          <w:numId w:val="1069"/>
-        </w:numPr>
-      </w:pPr>
-      <w:r>
-        <w:t xml:space="preserve">Start continuous (24 hours)</w:t>
-      </w:r>
-    </w:p>
-    <w:p>
-      <w:pPr>
-        <w:pStyle w:val="Compact"/>
-        <w:numPr>
-          <w:ilvl w:val="0"/>
-          <w:numId w:val="1069"/>
-        </w:numPr>
-      </w:pPr>
-      <w:r>
-        <w:t xml:space="preserve">Convert to night-time only (16 hours)</w:t>
-      </w:r>
-    </w:p>
-    <w:p>
-      <w:pPr>
-        <w:pStyle w:val="FirstParagraph"/>
-      </w:pPr>
-      <w:r>
-        <w:t xml:space="preserve">Water administered through feeding tube</w:t>
-      </w:r>
-    </w:p>
-    <w:p>
-      <w:pPr>
-        <w:pStyle w:val="Compact"/>
-        <w:numPr>
-          <w:ilvl w:val="0"/>
-          <w:numId w:val="1070"/>
-        </w:numPr>
-      </w:pPr>
-      <w:r>
-        <w:t xml:space="preserve">Usually 8oz 4 times/day</w:t>
-      </w:r>
-    </w:p>
-    <w:p>
-      <w:pPr>
-        <w:pStyle w:val="Compact"/>
-        <w:numPr>
-          <w:ilvl w:val="0"/>
-          <w:numId w:val="1070"/>
-        </w:numPr>
-      </w:pPr>
-      <w:r>
-        <w:t xml:space="preserve">Important to prevent dehydration</w:t>
-      </w:r>
-    </w:p>
-    <w:bookmarkEnd w:id="153"/>
-    <w:bookmarkStart w:id="154" w:name="jejunostomy-tube-1"/>
-    <w:p>
-      <w:pPr>
-        <w:pStyle w:val="Heading2"/>
-      </w:pPr>
-      <w:r>
-        <w:t xml:space="preserve">90 Jejunostomy Tube</w:t>
-      </w:r>
-    </w:p>
-    <w:bookmarkEnd w:id="154"/>
-    <w:bookmarkStart w:id="155" w:name="jejunostomy-typical-regimen-1"/>
-    <w:p>
-      <w:pPr>
-        <w:pStyle w:val="Heading2"/>
-      </w:pPr>
-      <w:r>
-        <w:t xml:space="preserve">91 Jejunostomy Typical Regimen</w:t>
-      </w:r>
-    </w:p>
-    <w:p>
-      <w:pPr>
-        <w:pStyle w:val="Compact"/>
-        <w:numPr>
-          <w:ilvl w:val="0"/>
-          <w:numId w:val="1071"/>
-        </w:numPr>
-      </w:pPr>
-      <w:r>
-        <w:t xml:space="preserve">Jejunostomy tube feeds for 16 hours (6pm-10am)</w:t>
-      </w:r>
-    </w:p>
-    <w:p>
-      <w:pPr>
-        <w:pStyle w:val="Compact"/>
-        <w:numPr>
-          <w:ilvl w:val="1"/>
-          <w:numId w:val="1072"/>
-        </w:numPr>
-      </w:pPr>
-      <w:r>
-        <w:t xml:space="preserve">Men: 75mL/hour x 16 hours = 5 cartons</w:t>
-      </w:r>
-    </w:p>
-    <w:p>
-      <w:pPr>
-        <w:pStyle w:val="Compact"/>
-        <w:numPr>
-          <w:ilvl w:val="1"/>
-          <w:numId w:val="1072"/>
-        </w:numPr>
-      </w:pPr>
-      <w:r>
-        <w:t xml:space="preserve">Women: 60mL/hour x 16 hours = 4 cartons</w:t>
-      </w:r>
-    </w:p>
-    <w:p>
-      <w:pPr>
-        <w:pStyle w:val="Compact"/>
-        <w:numPr>
-          <w:ilvl w:val="0"/>
-          <w:numId w:val="1071"/>
-        </w:numPr>
-      </w:pPr>
-      <w:r>
-        <w:t xml:space="preserve">Water 240ml (8oz) via syringe 4x/day</w:t>
-      </w:r>
-    </w:p>
-    <w:p>
-      <w:pPr>
-        <w:pStyle w:val="FirstParagraph"/>
-      </w:pPr>
-      <w:r>
-        <w:t xml:space="preserve">Hospital nurses will teach use of the feeding tube</w:t>
-      </w:r>
-    </w:p>
-    <w:bookmarkEnd w:id="155"/>
-    <w:bookmarkStart w:id="156" w:name="jejunostomy-feeds-with-diabetes-1"/>
-    <w:p>
-      <w:pPr>
-        <w:pStyle w:val="Heading2"/>
-      </w:pPr>
-      <w:r>
-        <w:t xml:space="preserve">92 Jejunostomy Feeds with Diabetes</w:t>
-      </w:r>
-    </w:p>
-    <w:p>
-      <w:pPr>
-        <w:pStyle w:val="FirstParagraph"/>
-      </w:pPr>
-      <w:r>
-        <w:t xml:space="preserve">Jejunostomy feedings elevate blood sugars</w:t>
-      </w:r>
-    </w:p>
-    <w:p>
-      <w:pPr>
-        <w:pStyle w:val="Compact"/>
-        <w:numPr>
-          <w:ilvl w:val="0"/>
-          <w:numId w:val="1073"/>
-        </w:numPr>
-      </w:pPr>
-      <w:r>
-        <w:t xml:space="preserve">Insulin may be required along with feeds</w:t>
-      </w:r>
-    </w:p>
-    <w:p>
-      <w:pPr>
-        <w:pStyle w:val="FirstParagraph"/>
-      </w:pPr>
-      <w:r>
-        <w:t xml:space="preserve">Typical Pattern for tube feeds</w:t>
-      </w:r>
-    </w:p>
-    <w:p>
-      <w:pPr>
-        <w:pStyle w:val="Compact"/>
-        <w:numPr>
-          <w:ilvl w:val="0"/>
-          <w:numId w:val="1074"/>
-        </w:numPr>
-      </w:pPr>
-      <w:r>
-        <w:t xml:space="preserve">Feeds run via pump from 6pm to 10am</w:t>
-      </w:r>
-    </w:p>
-    <w:p>
-      <w:pPr>
-        <w:pStyle w:val="Compact"/>
-        <w:numPr>
-          <w:ilvl w:val="0"/>
-          <w:numId w:val="1074"/>
-        </w:numPr>
-      </w:pPr>
-      <w:r>
-        <w:t xml:space="preserve">Insulin at 6pm (70/30 insulin)</w:t>
-      </w:r>
-    </w:p>
-    <w:p>
-      <w:pPr>
-        <w:pStyle w:val="Compact"/>
-        <w:numPr>
-          <w:ilvl w:val="0"/>
-          <w:numId w:val="1074"/>
-        </w:numPr>
-      </w:pPr>
-      <w:r>
-        <w:t xml:space="preserve">Insulin at Midnight (70/30 insulin)</w:t>
-      </w:r>
-    </w:p>
-    <w:p>
-      <w:pPr>
-        <w:pStyle w:val="Compact"/>
-        <w:numPr>
-          <w:ilvl w:val="0"/>
-          <w:numId w:val="1074"/>
-        </w:numPr>
-      </w:pPr>
-      <w:r>
-        <w:t xml:space="preserve">No insulin if tube feedings are not run</w:t>
-      </w:r>
-    </w:p>
-    <w:bookmarkEnd w:id="156"/>
-    <w:bookmarkStart w:id="157" w:name="jejunostomy-video-1"/>
-    <w:p>
-      <w:pPr>
-        <w:pStyle w:val="Heading2"/>
-      </w:pPr>
-      <w:r>
-        <w:t xml:space="preserve">93 Jejunostomy Video</w:t>
-      </w:r>
-    </w:p>
-    <w:bookmarkEnd w:id="157"/>
-    <w:bookmarkStart w:id="158" w:name="activity-after-surgery"/>
-    <w:p>
-      <w:pPr>
-        <w:pStyle w:val="Heading2"/>
-      </w:pPr>
-      <w:r>
-        <w:t xml:space="preserve">94 Activity after Surgery</w:t>
-      </w:r>
-    </w:p>
-    <w:p>
-      <w:pPr>
-        <w:pStyle w:val="Compact"/>
-        <w:numPr>
-          <w:ilvl w:val="0"/>
-          <w:numId w:val="1075"/>
-        </w:numPr>
-      </w:pPr>
-      <w:r>
-        <w:t xml:space="preserve">Up in chair most of the day</w:t>
-      </w:r>
-    </w:p>
-    <w:p>
-      <w:pPr>
-        <w:pStyle w:val="Compact"/>
-        <w:numPr>
-          <w:ilvl w:val="0"/>
-          <w:numId w:val="1075"/>
-        </w:numPr>
-      </w:pPr>
-      <w:r>
-        <w:t xml:space="preserve">Walking with help from nurse/Physical Therapist</w:t>
-      </w:r>
-    </w:p>
-    <w:p>
-      <w:pPr>
-        <w:pStyle w:val="Compact"/>
-        <w:numPr>
-          <w:ilvl w:val="0"/>
-          <w:numId w:val="1075"/>
-        </w:numPr>
-      </w:pPr>
-      <w:r>
-        <w:t xml:space="preserve">Goals:</w:t>
-      </w:r>
-    </w:p>
-    <w:p>
-      <w:pPr>
-        <w:pStyle w:val="Compact"/>
-        <w:numPr>
-          <w:ilvl w:val="1"/>
-          <w:numId w:val="1076"/>
-        </w:numPr>
-      </w:pPr>
-      <w:r>
-        <w:t xml:space="preserve">Improve lung function</w:t>
-      </w:r>
-    </w:p>
-    <w:p>
-      <w:pPr>
-        <w:pStyle w:val="Compact"/>
-        <w:numPr>
-          <w:ilvl w:val="1"/>
-          <w:numId w:val="1076"/>
-        </w:numPr>
-      </w:pPr>
-      <w:r>
-        <w:t xml:space="preserve">Prevent muscle loss</w:t>
-      </w:r>
-    </w:p>
-    <w:bookmarkEnd w:id="158"/>
-    <w:bookmarkStart w:id="159" w:name="nasogastric-ng-tube"/>
-    <w:p>
-      <w:pPr>
-        <w:pStyle w:val="Heading2"/>
-      </w:pPr>
-      <w:r>
-        <w:t xml:space="preserve">95 Nasogastric (NG) Tube</w:t>
+    <w:bookmarkStart w:id="150" w:name="nasogastric-ng-tube"/>
+    <w:p>
+      <w:pPr>
+        <w:pStyle w:val="Heading2"/>
+      </w:pPr>
+      <w:r>
+        <w:t xml:space="preserve">97 Nasogastric (NG) Tube</w:t>
       </w:r>
     </w:p>
     <w:p>
@@ -6134,7 +6279,7 @@
         <w:pStyle w:val="Compact"/>
         <w:numPr>
           <w:ilvl w:val="0"/>
-          <w:numId w:val="1077"/>
+          <w:numId w:val="1079"/>
         </w:numPr>
       </w:pPr>
       <w:r>
@@ -6146,7 +6291,7 @@
         <w:pStyle w:val="Compact"/>
         <w:numPr>
           <w:ilvl w:val="0"/>
-          <w:numId w:val="1077"/>
+          <w:numId w:val="1079"/>
         </w:numPr>
       </w:pPr>
       <w:r>
@@ -6166,7 +6311,7 @@
         <w:pStyle w:val="Compact"/>
         <w:numPr>
           <w:ilvl w:val="0"/>
-          <w:numId w:val="1078"/>
+          <w:numId w:val="1080"/>
         </w:numPr>
       </w:pPr>
       <w:r>
@@ -6195,21 +6340,21 @@
         <w:pStyle w:val="Compact"/>
         <w:numPr>
           <w:ilvl w:val="0"/>
-          <w:numId w:val="1078"/>
+          <w:numId w:val="1080"/>
         </w:numPr>
       </w:pPr>
       <w:r>
         <w:t xml:space="preserve">Otherwise, X-ray repeated 2-3 days later</w:t>
       </w:r>
     </w:p>
-    <w:bookmarkEnd w:id="159"/>
-    <w:bookmarkStart w:id="160" w:name="swallowing-evaluation"/>
-    <w:p>
-      <w:pPr>
-        <w:pStyle w:val="Heading2"/>
-      </w:pPr>
-      <w:r>
-        <w:t xml:space="preserve">96 Swallowing Evaluation</w:t>
+    <w:bookmarkEnd w:id="150"/>
+    <w:bookmarkStart w:id="151" w:name="swallowing-evaluation"/>
+    <w:p>
+      <w:pPr>
+        <w:pStyle w:val="Heading2"/>
+      </w:pPr>
+      <w:r>
+        <w:t xml:space="preserve">98 Swallowing Evaluation</w:t>
       </w:r>
     </w:p>
     <w:p>
@@ -6233,7 +6378,7 @@
         <w:pStyle w:val="Compact"/>
         <w:numPr>
           <w:ilvl w:val="0"/>
-          <w:numId w:val="1079"/>
+          <w:numId w:val="1081"/>
         </w:numPr>
       </w:pPr>
       <w:r>
@@ -6245,7 +6390,7 @@
         <w:pStyle w:val="Compact"/>
         <w:numPr>
           <w:ilvl w:val="0"/>
-          <w:numId w:val="1079"/>
+          <w:numId w:val="1081"/>
         </w:numPr>
       </w:pPr>
       <w:r>
@@ -6257,7 +6402,7 @@
         <w:pStyle w:val="Compact"/>
         <w:numPr>
           <w:ilvl w:val="0"/>
-          <w:numId w:val="1079"/>
+          <w:numId w:val="1081"/>
         </w:numPr>
       </w:pPr>
       <w:r>
@@ -6281,14 +6426,14 @@
         <w:t xml:space="preserve">liquids started by mouth</w:t>
       </w:r>
     </w:p>
-    <w:bookmarkEnd w:id="160"/>
-    <w:bookmarkStart w:id="161" w:name="oral-intake-at-home"/>
-    <w:p>
-      <w:pPr>
-        <w:pStyle w:val="Heading2"/>
-      </w:pPr>
-      <w:r>
-        <w:t xml:space="preserve">97 Oral Intake at Home</w:t>
+    <w:bookmarkEnd w:id="151"/>
+    <w:bookmarkStart w:id="152" w:name="oral-intake-at-home"/>
+    <w:p>
+      <w:pPr>
+        <w:pStyle w:val="Heading2"/>
+      </w:pPr>
+      <w:r>
+        <w:t xml:space="preserve">99 Oral Intake at Home</w:t>
       </w:r>
     </w:p>
     <w:p>
@@ -6315,7 +6460,7 @@
         <w:pStyle w:val="Compact"/>
         <w:numPr>
           <w:ilvl w:val="0"/>
-          <w:numId w:val="1080"/>
+          <w:numId w:val="1082"/>
         </w:numPr>
       </w:pPr>
       <w:r>
@@ -6327,21 +6472,21 @@
         <w:pStyle w:val="Compact"/>
         <w:numPr>
           <w:ilvl w:val="0"/>
-          <w:numId w:val="1080"/>
+          <w:numId w:val="1082"/>
         </w:numPr>
       </w:pPr>
       <w:r>
         <w:t xml:space="preserve">4 oz per hour if 2oz are tolerated well</w:t>
       </w:r>
     </w:p>
-    <w:bookmarkEnd w:id="161"/>
-    <w:bookmarkStart w:id="162" w:name="discharge"/>
-    <w:p>
-      <w:pPr>
-        <w:pStyle w:val="Heading2"/>
-      </w:pPr>
-      <w:r>
-        <w:t xml:space="preserve">98 Discharge</w:t>
+    <w:bookmarkEnd w:id="152"/>
+    <w:bookmarkStart w:id="153" w:name="discharge"/>
+    <w:p>
+      <w:pPr>
+        <w:pStyle w:val="Heading2"/>
+      </w:pPr>
+      <w:r>
+        <w:t xml:space="preserve">100 Discharge</w:t>
       </w:r>
     </w:p>
     <w:p>
@@ -6357,7 +6502,7 @@
         <w:pStyle w:val="Compact"/>
         <w:numPr>
           <w:ilvl w:val="0"/>
-          <w:numId w:val="1081"/>
+          <w:numId w:val="1083"/>
         </w:numPr>
       </w:pPr>
       <w:r>
@@ -6369,7 +6514,7 @@
         <w:pStyle w:val="Compact"/>
         <w:numPr>
           <w:ilvl w:val="0"/>
-          <w:numId w:val="1081"/>
+          <w:numId w:val="1083"/>
         </w:numPr>
       </w:pPr>
       <w:r>
@@ -6381,7 +6526,7 @@
         <w:pStyle w:val="Compact"/>
         <w:numPr>
           <w:ilvl w:val="1"/>
-          <w:numId w:val="1082"/>
+          <w:numId w:val="1084"/>
         </w:numPr>
       </w:pPr>
       <w:r>
@@ -6393,7 +6538,7 @@
         <w:pStyle w:val="Compact"/>
         <w:numPr>
           <w:ilvl w:val="1"/>
-          <w:numId w:val="1082"/>
+          <w:numId w:val="1084"/>
         </w:numPr>
       </w:pPr>
       <w:r>
@@ -6405,7 +6550,7 @@
         <w:pStyle w:val="Compact"/>
         <w:numPr>
           <w:ilvl w:val="0"/>
-          <w:numId w:val="1081"/>
+          <w:numId w:val="1083"/>
         </w:numPr>
       </w:pPr>
       <w:r>
@@ -6417,7 +6562,7 @@
         <w:pStyle w:val="Compact"/>
         <w:numPr>
           <w:ilvl w:val="0"/>
-          <w:numId w:val="1081"/>
+          <w:numId w:val="1083"/>
         </w:numPr>
       </w:pPr>
       <w:r>
@@ -6429,21 +6574,21 @@
         <w:pStyle w:val="Compact"/>
         <w:numPr>
           <w:ilvl w:val="0"/>
-          <w:numId w:val="1081"/>
+          <w:numId w:val="1083"/>
         </w:numPr>
       </w:pPr>
       <w:r>
         <w:t xml:space="preserve">Home infusion (tube feeding supplies)</w:t>
       </w:r>
     </w:p>
-    <w:bookmarkEnd w:id="162"/>
-    <w:bookmarkStart w:id="163" w:name="nutrition-after-surgery"/>
-    <w:p>
-      <w:pPr>
-        <w:pStyle w:val="Heading2"/>
-      </w:pPr>
-      <w:r>
-        <w:t xml:space="preserve">99 Nutrition after Surgery</w:t>
+    <w:bookmarkEnd w:id="153"/>
+    <w:bookmarkStart w:id="154" w:name="nutrition-after-surgery"/>
+    <w:p>
+      <w:pPr>
+        <w:pStyle w:val="Heading2"/>
+      </w:pPr>
+      <w:r>
+        <w:t xml:space="preserve">101 Nutrition after Surgery</w:t>
       </w:r>
     </w:p>
     <w:p>
@@ -6459,7 +6604,7 @@
         <w:pStyle w:val="Compact"/>
         <w:numPr>
           <w:ilvl w:val="0"/>
-          <w:numId w:val="1083"/>
+          <w:numId w:val="1085"/>
         </w:numPr>
       </w:pPr>
       <w:r>
@@ -6471,7 +6616,7 @@
         <w:pStyle w:val="Compact"/>
         <w:numPr>
           <w:ilvl w:val="0"/>
-          <w:numId w:val="1083"/>
+          <w:numId w:val="1085"/>
         </w:numPr>
       </w:pPr>
       <w:r>
@@ -6491,7 +6636,7 @@
         <w:pStyle w:val="Compact"/>
         <w:numPr>
           <w:ilvl w:val="0"/>
-          <w:numId w:val="1084"/>
+          <w:numId w:val="1086"/>
         </w:numPr>
       </w:pPr>
       <w:r>
@@ -6514,14 +6659,14 @@
         <w:t xml:space="preserve">8-12 weeks: Remove feeding tube (in office)</w:t>
       </w:r>
     </w:p>
-    <w:bookmarkEnd w:id="163"/>
-    <w:bookmarkStart w:id="164" w:name="X15701f9deabaab366e08b73bd1ea6f1240694c5"/>
-    <w:p>
-      <w:pPr>
-        <w:pStyle w:val="Heading2"/>
-      </w:pPr>
-      <w:r>
-        <w:t xml:space="preserve">100 Transition from Tube Feeds</w:t>
+    <w:bookmarkEnd w:id="154"/>
+    <w:bookmarkStart w:id="155" w:name="X15701f9deabaab366e08b73bd1ea6f1240694c5"/>
+    <w:p>
+      <w:pPr>
+        <w:pStyle w:val="Heading2"/>
+      </w:pPr>
+      <w:r>
+        <w:t xml:space="preserve">102 Transition from Tube Feeds</w:t>
       </w:r>
       <w:r>
         <w:t xml:space="preserve"> </w:t>
@@ -6554,7 +6699,7 @@
         <w:pStyle w:val="Compact"/>
         <w:numPr>
           <w:ilvl w:val="0"/>
-          <w:numId w:val="1085"/>
+          <w:numId w:val="1087"/>
         </w:numPr>
       </w:pPr>
       <w:r>
@@ -6566,7 +6711,7 @@
         <w:pStyle w:val="Compact"/>
         <w:numPr>
           <w:ilvl w:val="0"/>
-          <w:numId w:val="1085"/>
+          <w:numId w:val="1087"/>
         </w:numPr>
       </w:pPr>
       <w:r>
@@ -6578,7 +6723,7 @@
         <w:pStyle w:val="Compact"/>
         <w:numPr>
           <w:ilvl w:val="1"/>
-          <w:numId w:val="1086"/>
+          <w:numId w:val="1088"/>
         </w:numPr>
       </w:pPr>
       <w:r>
@@ -6590,7 +6735,7 @@
         <w:pStyle w:val="Compact"/>
         <w:numPr>
           <w:ilvl w:val="0"/>
-          <w:numId w:val="1085"/>
+          <w:numId w:val="1087"/>
         </w:numPr>
       </w:pPr>
       <w:r>
@@ -6627,29 +6772,29 @@
         <w:pStyle w:val="Compact"/>
         <w:numPr>
           <w:ilvl w:val="0"/>
-          <w:numId w:val="1087"/>
+          <w:numId w:val="1089"/>
         </w:numPr>
       </w:pPr>
       <w:r>
         <w:t xml:space="preserve">Three meals + 2-3 high-protein snacks</w:t>
       </w:r>
     </w:p>
-    <w:bookmarkEnd w:id="164"/>
-    <w:bookmarkStart w:id="165" w:name="post-esophagectomy-diet"/>
-    <w:p>
-      <w:pPr>
-        <w:pStyle w:val="Heading2"/>
-      </w:pPr>
-      <w:r>
-        <w:t xml:space="preserve">101 Post-esophagectomy Diet</w:t>
-      </w:r>
-    </w:p>
-    <w:p>
-      <w:pPr>
-        <w:pStyle w:val="Compact"/>
-        <w:numPr>
-          <w:ilvl w:val="0"/>
-          <w:numId w:val="1088"/>
+    <w:bookmarkEnd w:id="155"/>
+    <w:bookmarkStart w:id="156" w:name="post-esophagectomy-diet"/>
+    <w:p>
+      <w:pPr>
+        <w:pStyle w:val="Heading2"/>
+      </w:pPr>
+      <w:r>
+        <w:t xml:space="preserve">103 Post-esophagectomy Diet</w:t>
+      </w:r>
+    </w:p>
+    <w:p>
+      <w:pPr>
+        <w:pStyle w:val="Compact"/>
+        <w:numPr>
+          <w:ilvl w:val="0"/>
+          <w:numId w:val="1090"/>
         </w:numPr>
       </w:pPr>
       <w:r>
@@ -6661,7 +6806,7 @@
         <w:pStyle w:val="Compact"/>
         <w:numPr>
           <w:ilvl w:val="0"/>
-          <w:numId w:val="1088"/>
+          <w:numId w:val="1090"/>
         </w:numPr>
       </w:pPr>
       <w:r>
@@ -6673,28 +6818,19 @@
         <w:pStyle w:val="Compact"/>
         <w:numPr>
           <w:ilvl w:val="0"/>
-          <w:numId w:val="1088"/>
-        </w:numPr>
-      </w:pPr>
-      <w:r>
-        <w:t xml:space="preserve">Avoid sugary liquids (can cause</w:t>
-      </w:r>
-      <w:r>
-        <w:t xml:space="preserve"> </w:t>
-      </w:r>
-      <w:r>
-        <w:t xml:space="preserve">‘dumping’</w:t>
-      </w:r>
-      <w:r>
-        <w:t xml:space="preserve">)</w:t>
-      </w:r>
-    </w:p>
-    <w:p>
-      <w:pPr>
-        <w:pStyle w:val="Compact"/>
-        <w:numPr>
-          <w:ilvl w:val="0"/>
-          <w:numId w:val="1088"/>
+          <w:numId w:val="1090"/>
+        </w:numPr>
+      </w:pPr>
+      <w:r>
+        <w:t xml:space="preserve">Avoid sugary liquids (can cause ‘dumping’)</w:t>
+      </w:r>
+    </w:p>
+    <w:p>
+      <w:pPr>
+        <w:pStyle w:val="Compact"/>
+        <w:numPr>
+          <w:ilvl w:val="0"/>
+          <w:numId w:val="1090"/>
         </w:numPr>
       </w:pPr>
       <w:r>
@@ -6706,7 +6842,7 @@
         <w:pStyle w:val="Compact"/>
         <w:numPr>
           <w:ilvl w:val="0"/>
-          <w:numId w:val="1088"/>
+          <w:numId w:val="1090"/>
         </w:numPr>
       </w:pPr>
       <w:r>
@@ -6718,7 +6854,7 @@
         <w:pStyle w:val="Compact"/>
         <w:numPr>
           <w:ilvl w:val="1"/>
-          <w:numId w:val="1089"/>
+          <w:numId w:val="1091"/>
         </w:numPr>
       </w:pPr>
       <w:r>
@@ -6730,7 +6866,7 @@
         <w:pStyle w:val="Compact"/>
         <w:numPr>
           <w:ilvl w:val="1"/>
-          <w:numId w:val="1089"/>
+          <w:numId w:val="1091"/>
         </w:numPr>
       </w:pPr>
       <w:r>
@@ -6742,21 +6878,21 @@
         <w:pStyle w:val="Compact"/>
         <w:numPr>
           <w:ilvl w:val="1"/>
-          <w:numId w:val="1089"/>
+          <w:numId w:val="1091"/>
         </w:numPr>
       </w:pPr>
       <w:r>
         <w:t xml:space="preserve">Avoid eating within 2 hours of bedtime</w:t>
       </w:r>
     </w:p>
-    <w:bookmarkEnd w:id="165"/>
-    <w:bookmarkStart w:id="166" w:name="medicines-at-home---pain"/>
-    <w:p>
-      <w:pPr>
-        <w:pStyle w:val="Heading2"/>
-      </w:pPr>
-      <w:r>
-        <w:t xml:space="preserve">102 Medicines at Home - Pain</w:t>
+    <w:bookmarkEnd w:id="156"/>
+    <w:bookmarkStart w:id="157" w:name="medicines-at-home---pain"/>
+    <w:p>
+      <w:pPr>
+        <w:pStyle w:val="Heading2"/>
+      </w:pPr>
+      <w:r>
+        <w:t xml:space="preserve">104 Medicines at Home - Pain</w:t>
       </w:r>
     </w:p>
     <w:p>
@@ -6788,7 +6924,7 @@
         <w:pStyle w:val="Compact"/>
         <w:numPr>
           <w:ilvl w:val="0"/>
-          <w:numId w:val="1090"/>
+          <w:numId w:val="1092"/>
         </w:numPr>
       </w:pPr>
       <w:r>
@@ -6800,7 +6936,7 @@
         <w:pStyle w:val="Compact"/>
         <w:numPr>
           <w:ilvl w:val="0"/>
-          <w:numId w:val="1090"/>
+          <w:numId w:val="1092"/>
         </w:numPr>
       </w:pPr>
       <w:r>
@@ -6812,7 +6948,7 @@
         <w:pStyle w:val="Compact"/>
         <w:numPr>
           <w:ilvl w:val="0"/>
-          <w:numId w:val="1090"/>
+          <w:numId w:val="1092"/>
         </w:numPr>
       </w:pPr>
       <w:r>
@@ -6824,21 +6960,21 @@
         <w:pStyle w:val="Compact"/>
         <w:numPr>
           <w:ilvl w:val="0"/>
-          <w:numId w:val="1090"/>
+          <w:numId w:val="1092"/>
         </w:numPr>
       </w:pPr>
       <w:r>
         <w:t xml:space="preserve">NO DRIVING WHILE ON OXYCODONE</w:t>
       </w:r>
     </w:p>
-    <w:bookmarkEnd w:id="166"/>
-    <w:bookmarkStart w:id="167" w:name="non-steroidals-anti-inflammatory-nsaid"/>
-    <w:p>
-      <w:pPr>
-        <w:pStyle w:val="Heading2"/>
-      </w:pPr>
-      <w:r>
-        <w:t xml:space="preserve">103 Non-steroidals Anti Inflammatory (NSAID)</w:t>
+    <w:bookmarkEnd w:id="157"/>
+    <w:bookmarkStart w:id="158" w:name="non-steroidals-anti-inflammatory-nsaid"/>
+    <w:p>
+      <w:pPr>
+        <w:pStyle w:val="Heading2"/>
+      </w:pPr>
+      <w:r>
+        <w:t xml:space="preserve">105 Non-steroidals Anti Inflammatory (NSAID)</w:t>
       </w:r>
     </w:p>
     <w:p>
@@ -6854,7 +6990,7 @@
         <w:pStyle w:val="Compact"/>
         <w:numPr>
           <w:ilvl w:val="0"/>
-          <w:numId w:val="1091"/>
+          <w:numId w:val="1093"/>
         </w:numPr>
       </w:pPr>
       <w:r>
@@ -6874,21 +7010,21 @@
         <w:pStyle w:val="Compact"/>
         <w:numPr>
           <w:ilvl w:val="0"/>
-          <w:numId w:val="1092"/>
+          <w:numId w:val="1094"/>
         </w:numPr>
       </w:pPr>
       <w:r>
         <w:t xml:space="preserve">(Can cause permanent scarring at the surgery site)</w:t>
       </w:r>
     </w:p>
-    <w:bookmarkEnd w:id="167"/>
-    <w:bookmarkStart w:id="168" w:name="acid-blockers-proton-pump-inhibitors"/>
-    <w:p>
-      <w:pPr>
-        <w:pStyle w:val="Heading2"/>
-      </w:pPr>
-      <w:r>
-        <w:t xml:space="preserve">104 Acid Blockers = Proton Pump Inhibitors</w:t>
+    <w:bookmarkEnd w:id="158"/>
+    <w:bookmarkStart w:id="159" w:name="acid-blockers-proton-pump-inhibitors"/>
+    <w:p>
+      <w:pPr>
+        <w:pStyle w:val="Heading2"/>
+      </w:pPr>
+      <w:r>
+        <w:t xml:space="preserve">106 Acid Blockers = Proton Pump Inhibitors</w:t>
       </w:r>
     </w:p>
     <w:p>
@@ -6904,7 +7040,7 @@
         <w:pStyle w:val="Compact"/>
         <w:numPr>
           <w:ilvl w:val="0"/>
-          <w:numId w:val="1093"/>
+          <w:numId w:val="1095"/>
         </w:numPr>
       </w:pPr>
       <w:r>
@@ -6916,7 +7052,7 @@
         <w:pStyle w:val="Compact"/>
         <w:numPr>
           <w:ilvl w:val="0"/>
-          <w:numId w:val="1093"/>
+          <w:numId w:val="1095"/>
         </w:numPr>
       </w:pPr>
       <w:r>
@@ -6928,21 +7064,21 @@
         <w:pStyle w:val="Compact"/>
         <w:numPr>
           <w:ilvl w:val="0"/>
-          <w:numId w:val="1093"/>
+          <w:numId w:val="1095"/>
         </w:numPr>
       </w:pPr>
       <w:r>
         <w:t xml:space="preserve">To administer through feeding tube, open capsule and resuspend beads in 60mL (2oz) of water</w:t>
       </w:r>
     </w:p>
-    <w:bookmarkEnd w:id="168"/>
-    <w:bookmarkStart w:id="169" w:name="medicines-at-home"/>
-    <w:p>
-      <w:pPr>
-        <w:pStyle w:val="Heading2"/>
-      </w:pPr>
-      <w:r>
-        <w:t xml:space="preserve">105 Medicines at Home</w:t>
+    <w:bookmarkEnd w:id="159"/>
+    <w:bookmarkStart w:id="160" w:name="medicines-at-home"/>
+    <w:p>
+      <w:pPr>
+        <w:pStyle w:val="Heading2"/>
+      </w:pPr>
+      <w:r>
+        <w:t xml:space="preserve">107 Medicines at Home</w:t>
       </w:r>
     </w:p>
     <w:p>
@@ -6958,7 +7094,7 @@
         <w:pStyle w:val="Compact"/>
         <w:numPr>
           <w:ilvl w:val="0"/>
-          <w:numId w:val="1094"/>
+          <w:numId w:val="1096"/>
         </w:numPr>
       </w:pPr>
       <w:r>
@@ -6970,7 +7106,7 @@
         <w:pStyle w:val="Compact"/>
         <w:numPr>
           <w:ilvl w:val="0"/>
-          <w:numId w:val="1094"/>
+          <w:numId w:val="1096"/>
         </w:numPr>
       </w:pPr>
       <w:r>
@@ -6990,7 +7126,7 @@
         <w:pStyle w:val="Compact"/>
         <w:numPr>
           <w:ilvl w:val="0"/>
-          <w:numId w:val="1095"/>
+          <w:numId w:val="1097"/>
         </w:numPr>
       </w:pPr>
       <w:r>
@@ -7002,7 +7138,7 @@
         <w:pStyle w:val="Compact"/>
         <w:numPr>
           <w:ilvl w:val="0"/>
-          <w:numId w:val="1095"/>
+          <w:numId w:val="1097"/>
         </w:numPr>
       </w:pPr>
       <w:r>
@@ -7014,29 +7150,29 @@
         <w:pStyle w:val="Compact"/>
         <w:numPr>
           <w:ilvl w:val="0"/>
-          <w:numId w:val="1095"/>
+          <w:numId w:val="1097"/>
         </w:numPr>
       </w:pPr>
       <w:r>
         <w:t xml:space="preserve">Will stop within first three months of surgery</w:t>
       </w:r>
     </w:p>
-    <w:bookmarkEnd w:id="169"/>
-    <w:bookmarkStart w:id="170" w:name="metoprolol-beta-blockers"/>
-    <w:p>
-      <w:pPr>
-        <w:pStyle w:val="Heading2"/>
-      </w:pPr>
-      <w:r>
-        <w:t xml:space="preserve">106 Metoprolol = Beta Blockers</w:t>
-      </w:r>
-    </w:p>
-    <w:p>
-      <w:pPr>
-        <w:pStyle w:val="Compact"/>
-        <w:numPr>
-          <w:ilvl w:val="0"/>
-          <w:numId w:val="1096"/>
+    <w:bookmarkEnd w:id="160"/>
+    <w:bookmarkStart w:id="161" w:name="metoprolol-beta-blockers"/>
+    <w:p>
+      <w:pPr>
+        <w:pStyle w:val="Heading2"/>
+      </w:pPr>
+      <w:r>
+        <w:t xml:space="preserve">108 Metoprolol = Beta Blockers</w:t>
+      </w:r>
+    </w:p>
+    <w:p>
+      <w:pPr>
+        <w:pStyle w:val="Compact"/>
+        <w:numPr>
+          <w:ilvl w:val="0"/>
+          <w:numId w:val="1098"/>
         </w:numPr>
       </w:pPr>
       <w:r>
@@ -7051,7 +7187,7 @@
         <w:pStyle w:val="Compact"/>
         <w:numPr>
           <w:ilvl w:val="0"/>
-          <w:numId w:val="1096"/>
+          <w:numId w:val="1098"/>
         </w:numPr>
       </w:pPr>
       <w:r>
@@ -7063,7 +7199,7 @@
         <w:pStyle w:val="Compact"/>
         <w:numPr>
           <w:ilvl w:val="0"/>
-          <w:numId w:val="1096"/>
+          <w:numId w:val="1098"/>
         </w:numPr>
       </w:pPr>
       <w:r>
@@ -7092,7 +7228,7 @@
         <w:pStyle w:val="Compact"/>
         <w:numPr>
           <w:ilvl w:val="0"/>
-          <w:numId w:val="1096"/>
+          <w:numId w:val="1098"/>
         </w:numPr>
       </w:pPr>
       <w:r>
@@ -7116,14 +7252,14 @@
         <w:t xml:space="preserve">return to prior dose and drug after surgery</w:t>
       </w:r>
     </w:p>
-    <w:bookmarkEnd w:id="170"/>
-    <w:bookmarkStart w:id="174" w:name="sleeping-at-home"/>
-    <w:p>
-      <w:pPr>
-        <w:pStyle w:val="Heading2"/>
-      </w:pPr>
-      <w:r>
-        <w:t xml:space="preserve">107 Sleeping at Home</w:t>
+    <w:bookmarkEnd w:id="161"/>
+    <w:bookmarkStart w:id="165" w:name="sleeping-at-home"/>
+    <w:p>
+      <w:pPr>
+        <w:pStyle w:val="Heading2"/>
+      </w:pPr>
+      <w:r>
+        <w:t xml:space="preserve">109 Sleeping at Home</w:t>
       </w:r>
     </w:p>
     <w:p>
@@ -7159,18 +7295,18 @@
           <wp:inline>
             <wp:extent cx="5334000" cy="5334000"/>
             <wp:effectExtent b="0" l="0" r="0" t="0"/>
-            <wp:docPr descr="" title="" id="172" name="Picture"/>
+            <wp:docPr descr="" title="" id="163" name="Picture"/>
             <a:graphic>
               <a:graphicData uri="http://schemas.openxmlformats.org/drawingml/2006/picture">
                 <pic:pic>
                   <pic:nvPicPr>
-                    <pic:cNvPr descr="images/wedge_pillow_comm.jpg" id="173" name="Picture"/>
+                    <pic:cNvPr descr="images/wedge_pillow_comm.jpg" id="164" name="Picture"/>
                     <pic:cNvPicPr>
                       <a:picLocks noChangeArrowheads="1" noChangeAspect="1"/>
                     </pic:cNvPicPr>
                   </pic:nvPicPr>
                   <pic:blipFill>
-                    <a:blip r:embed="rId171"/>
+                    <a:blip r:embed="rId162"/>
                     <a:stretch>
                       <a:fillRect/>
                     </a:stretch>
@@ -7197,74 +7333,620 @@
         </w:drawing>
       </w:r>
     </w:p>
+    <w:bookmarkEnd w:id="165"/>
+    <w:bookmarkStart w:id="166" w:name="postoperative-visit-at-7-10-days"/>
+    <w:p>
+      <w:pPr>
+        <w:pStyle w:val="Heading2"/>
+      </w:pPr>
+      <w:r>
+        <w:t xml:space="preserve">110 Postoperative Visit at 7-10 Days</w:t>
+      </w:r>
+    </w:p>
+    <w:p>
+      <w:pPr>
+        <w:pStyle w:val="FirstParagraph"/>
+      </w:pPr>
+      <w:r>
+        <w:t xml:space="preserve">Check surgical site</w:t>
+      </w:r>
+    </w:p>
+    <w:p>
+      <w:pPr>
+        <w:pStyle w:val="Compact"/>
+        <w:numPr>
+          <w:ilvl w:val="0"/>
+          <w:numId w:val="1099"/>
+        </w:numPr>
+      </w:pPr>
+      <w:r>
+        <w:t xml:space="preserve">Remove staples (if needed)</w:t>
+      </w:r>
+    </w:p>
+    <w:p>
+      <w:pPr>
+        <w:pStyle w:val="FirstParagraph"/>
+      </w:pPr>
+      <w:r>
+        <w:t xml:space="preserve">Adjust medicines as needed</w:t>
+      </w:r>
+    </w:p>
+    <w:p>
+      <w:pPr>
+        <w:pStyle w:val="Compact"/>
+        <w:numPr>
+          <w:ilvl w:val="0"/>
+          <w:numId w:val="1100"/>
+        </w:numPr>
+      </w:pPr>
+      <w:r>
+        <w:t xml:space="preserve">Insulin (for diabetic patients on insulin)</w:t>
+      </w:r>
+    </w:p>
+    <w:p>
+      <w:pPr>
+        <w:pStyle w:val="Compact"/>
+        <w:numPr>
+          <w:ilvl w:val="0"/>
+          <w:numId w:val="1100"/>
+        </w:numPr>
+      </w:pPr>
+      <w:r>
+        <w:t xml:space="preserve">Reduce beta blocker medicines</w:t>
+      </w:r>
+    </w:p>
+    <w:p>
+      <w:pPr>
+        <w:pStyle w:val="FirstParagraph"/>
+      </w:pPr>
+      <w:r>
+        <w:t xml:space="preserve">Advance diet</w:t>
+      </w:r>
+    </w:p>
+    <w:p>
+      <w:pPr>
+        <w:pStyle w:val="BodyText"/>
+      </w:pPr>
+      <w:r>
+        <w:t xml:space="preserve">Reduce tube feeds</w:t>
+      </w:r>
+    </w:p>
+    <w:bookmarkEnd w:id="166"/>
+    <w:bookmarkStart w:id="167" w:name="after-surgery"/>
+    <w:p>
+      <w:pPr>
+        <w:pStyle w:val="Heading2"/>
+      </w:pPr>
+      <w:r>
+        <w:t xml:space="preserve">111 After surgery</w:t>
+      </w:r>
+    </w:p>
+    <w:p>
+      <w:pPr>
+        <w:pStyle w:val="FirstParagraph"/>
+      </w:pPr>
+      <w:r>
+        <w:t xml:space="preserve">Wean off medicines added after surgery</w:t>
+      </w:r>
+    </w:p>
+    <w:p>
+      <w:pPr>
+        <w:pStyle w:val="Compact"/>
+        <w:numPr>
+          <w:ilvl w:val="0"/>
+          <w:numId w:val="1101"/>
+        </w:numPr>
+      </w:pPr>
+      <w:r>
+        <w:t xml:space="preserve">Pain medicines</w:t>
+      </w:r>
+    </w:p>
+    <w:p>
+      <w:pPr>
+        <w:pStyle w:val="Compact"/>
+        <w:numPr>
+          <w:ilvl w:val="0"/>
+          <w:numId w:val="1101"/>
+        </w:numPr>
+      </w:pPr>
+      <w:r>
+        <w:t xml:space="preserve">Beta-blockers</w:t>
+      </w:r>
+    </w:p>
+    <w:p>
+      <w:pPr>
+        <w:pStyle w:val="Compact"/>
+        <w:numPr>
+          <w:ilvl w:val="0"/>
+          <w:numId w:val="1101"/>
+        </w:numPr>
+      </w:pPr>
+      <w:r>
+        <w:t xml:space="preserve">Reglan and Remeron</w:t>
+      </w:r>
+    </w:p>
+    <w:p>
+      <w:pPr>
+        <w:pStyle w:val="FirstParagraph"/>
+      </w:pPr>
+      <w:r>
+        <w:t xml:space="preserve">Continue acid blockers for at least 1 year</w:t>
+      </w:r>
+    </w:p>
+    <w:bookmarkEnd w:id="167"/>
+    <w:bookmarkStart w:id="168" w:name="jejunostomy-removal"/>
+    <w:p>
+      <w:pPr>
+        <w:pStyle w:val="Heading2"/>
+      </w:pPr>
+      <w:r>
+        <w:t xml:space="preserve">112 Jejunostomy Removal</w:t>
+      </w:r>
+    </w:p>
+    <w:p>
+      <w:pPr>
+        <w:pStyle w:val="FirstParagraph"/>
+      </w:pPr>
+      <w:r>
+        <w:t xml:space="preserve">Jejunostomy tube is removed in the office once you can take in enough nutrients by mouth</w:t>
+      </w:r>
+    </w:p>
+    <w:p>
+      <w:pPr>
+        <w:pStyle w:val="BodyText"/>
+      </w:pPr>
+      <w:r>
+        <w:t xml:space="preserve">Removal usually around 8 weeks after surgery</w:t>
+      </w:r>
+    </w:p>
+    <w:p>
+      <w:pPr>
+        <w:pStyle w:val="BodyText"/>
+      </w:pPr>
+      <w:r>
+        <w:t xml:space="preserve">May take 30 minutes and some local anesthetic to loosen up the tube for removal.</w:t>
+      </w:r>
+    </w:p>
+    <w:bookmarkEnd w:id="168"/>
+    <w:bookmarkStart w:id="169" w:name="nutritional-monitoring-after-surgery"/>
+    <w:p>
+      <w:pPr>
+        <w:pStyle w:val="Heading2"/>
+      </w:pPr>
+      <w:r>
+        <w:t xml:space="preserve">113 Nutritional Monitoring after Surgery</w:t>
+      </w:r>
+    </w:p>
+    <w:p>
+      <w:pPr>
+        <w:pStyle w:val="FirstParagraph"/>
+      </w:pPr>
+      <w:r>
+        <w:t xml:space="preserve">You may have difficulty absorbing some nutrients:</w:t>
+      </w:r>
+    </w:p>
+    <w:p>
+      <w:pPr>
+        <w:pStyle w:val="Compact"/>
+        <w:numPr>
+          <w:ilvl w:val="0"/>
+          <w:numId w:val="1102"/>
+        </w:numPr>
+      </w:pPr>
+      <w:r>
+        <w:t xml:space="preserve">Iron</w:t>
+      </w:r>
+    </w:p>
+    <w:p>
+      <w:pPr>
+        <w:pStyle w:val="Compact"/>
+        <w:numPr>
+          <w:ilvl w:val="0"/>
+          <w:numId w:val="1102"/>
+        </w:numPr>
+      </w:pPr>
+      <w:r>
+        <w:t xml:space="preserve">Vitamin B12</w:t>
+      </w:r>
+    </w:p>
+    <w:p>
+      <w:pPr>
+        <w:pStyle w:val="Compact"/>
+        <w:numPr>
+          <w:ilvl w:val="0"/>
+          <w:numId w:val="1102"/>
+        </w:numPr>
+      </w:pPr>
+      <w:r>
+        <w:t xml:space="preserve">Vitamin D</w:t>
+      </w:r>
+    </w:p>
+    <w:bookmarkEnd w:id="169"/>
+    <w:bookmarkStart w:id="170" w:name="nutritional-monitoring-after-surgery-1"/>
+    <w:p>
+      <w:pPr>
+        <w:pStyle w:val="Heading2"/>
+      </w:pPr>
+      <w:r>
+        <w:t xml:space="preserve">114 Nutritional Monitoring after Surgery</w:t>
+      </w:r>
+    </w:p>
+    <w:p>
+      <w:pPr>
+        <w:pStyle w:val="FirstParagraph"/>
+      </w:pPr>
+      <w:r>
+        <w:t xml:space="preserve">About 3 months after the jejunostomy tube is removed, we will check blood levels:</w:t>
+      </w:r>
+    </w:p>
+    <w:p>
+      <w:pPr>
+        <w:pStyle w:val="Compact"/>
+        <w:numPr>
+          <w:ilvl w:val="0"/>
+          <w:numId w:val="1103"/>
+        </w:numPr>
+      </w:pPr>
+      <w:r>
+        <w:t xml:space="preserve">Iron (ferritin)</w:t>
+      </w:r>
+    </w:p>
+    <w:p>
+      <w:pPr>
+        <w:pStyle w:val="Compact"/>
+        <w:numPr>
+          <w:ilvl w:val="0"/>
+          <w:numId w:val="1103"/>
+        </w:numPr>
+      </w:pPr>
+      <w:r>
+        <w:t xml:space="preserve">Vitamin B12</w:t>
+      </w:r>
+    </w:p>
+    <w:p>
+      <w:pPr>
+        <w:pStyle w:val="Compact"/>
+        <w:numPr>
+          <w:ilvl w:val="0"/>
+          <w:numId w:val="1103"/>
+        </w:numPr>
+      </w:pPr>
+      <w:r>
+        <w:t xml:space="preserve">Vitamin D</w:t>
+      </w:r>
+    </w:p>
+    <w:bookmarkEnd w:id="170"/>
+    <w:bookmarkStart w:id="171" w:name="nutritional-replacements-after-surgery"/>
+    <w:p>
+      <w:pPr>
+        <w:pStyle w:val="Heading2"/>
+      </w:pPr>
+      <w:r>
+        <w:t xml:space="preserve">115 Nutritional Replacements after Surgery</w:t>
+      </w:r>
+    </w:p>
+    <w:p>
+      <w:pPr>
+        <w:pStyle w:val="FirstParagraph"/>
+      </w:pPr>
+      <w:r>
+        <w:t xml:space="preserve">Vitamin or iron replacements can be ordered by:</w:t>
+      </w:r>
+    </w:p>
+    <w:p>
+      <w:pPr>
+        <w:pStyle w:val="Compact"/>
+        <w:numPr>
+          <w:ilvl w:val="0"/>
+          <w:numId w:val="1104"/>
+        </w:numPr>
+      </w:pPr>
+      <w:r>
+        <w:t xml:space="preserve">Primary Care Provider (PCP)</w:t>
+      </w:r>
+    </w:p>
+    <w:p>
+      <w:pPr>
+        <w:pStyle w:val="Compact"/>
+        <w:numPr>
+          <w:ilvl w:val="0"/>
+          <w:numId w:val="1104"/>
+        </w:numPr>
+      </w:pPr>
+      <w:r>
+        <w:t xml:space="preserve">Medical Oncologist</w:t>
+      </w:r>
+    </w:p>
+    <w:p>
+      <w:pPr>
+        <w:pStyle w:val="Compact"/>
+        <w:numPr>
+          <w:ilvl w:val="0"/>
+          <w:numId w:val="1104"/>
+        </w:numPr>
+      </w:pPr>
+      <w:r>
+        <w:t xml:space="preserve">Surgeon</w:t>
+      </w:r>
+    </w:p>
+    <w:p>
+      <w:pPr>
+        <w:pStyle w:val="FirstParagraph"/>
+      </w:pPr>
+      <w:r>
+        <w:t xml:space="preserve">If levels are low</w:t>
+      </w:r>
+    </w:p>
+    <w:p>
+      <w:pPr>
+        <w:pStyle w:val="Compact"/>
+        <w:numPr>
+          <w:ilvl w:val="0"/>
+          <w:numId w:val="1105"/>
+        </w:numPr>
+      </w:pPr>
+      <w:r>
+        <w:t xml:space="preserve">Replacement</w:t>
+      </w:r>
+    </w:p>
+    <w:p>
+      <w:pPr>
+        <w:pStyle w:val="Compact"/>
+        <w:numPr>
+          <w:ilvl w:val="0"/>
+          <w:numId w:val="1105"/>
+        </w:numPr>
+      </w:pPr>
+      <w:r>
+        <w:t xml:space="preserve">Repeat testing in 3-6 months</w:t>
+      </w:r>
+    </w:p>
+    <w:bookmarkEnd w:id="171"/>
+    <w:bookmarkStart w:id="172" w:name="team-members---physicians"/>
+    <w:p>
+      <w:pPr>
+        <w:pStyle w:val="Heading2"/>
+      </w:pPr>
+      <w:r>
+        <w:t xml:space="preserve">116 Team Members - Physicians</w:t>
+      </w:r>
+    </w:p>
+    <w:p>
+      <w:pPr>
+        <w:pStyle w:val="FirstParagraph"/>
+      </w:pPr>
+      <w:r>
+        <w:t xml:space="preserve">Primary Care Provider</w:t>
+      </w:r>
+    </w:p>
+    <w:p>
+      <w:pPr>
+        <w:pStyle w:val="BodyText"/>
+      </w:pPr>
+      <w:r>
+        <w:t xml:space="preserve">Gastroenterologist</w:t>
+      </w:r>
+    </w:p>
+    <w:p>
+      <w:pPr>
+        <w:pStyle w:val="BodyText"/>
+      </w:pPr>
+      <w:r>
+        <w:t xml:space="preserve">Medical Oncologist (chemotherapy)</w:t>
+      </w:r>
+    </w:p>
+    <w:p>
+      <w:pPr>
+        <w:pStyle w:val="BodyText"/>
+      </w:pPr>
+      <w:r>
+        <w:t xml:space="preserve">Radiation Oncologist (radiation)</w:t>
+      </w:r>
+    </w:p>
+    <w:p>
+      <w:pPr>
+        <w:pStyle w:val="BodyText"/>
+      </w:pPr>
+      <w:r>
+        <w:t xml:space="preserve">Surgeons</w:t>
+      </w:r>
+    </w:p>
+    <w:p>
+      <w:pPr>
+        <w:pStyle w:val="Compact"/>
+        <w:numPr>
+          <w:ilvl w:val="0"/>
+          <w:numId w:val="1106"/>
+        </w:numPr>
+      </w:pPr>
+      <w:r>
+        <w:t xml:space="preserve">Jonathan Salo MD</w:t>
+      </w:r>
+    </w:p>
+    <w:p>
+      <w:pPr>
+        <w:pStyle w:val="Compact"/>
+        <w:numPr>
+          <w:ilvl w:val="0"/>
+          <w:numId w:val="1106"/>
+        </w:numPr>
+      </w:pPr>
+      <w:r>
+        <w:t xml:space="preserve">Jeffrey Hagen MD</w:t>
+      </w:r>
+    </w:p>
+    <w:p>
+      <w:pPr>
+        <w:pStyle w:val="Compact"/>
+        <w:numPr>
+          <w:ilvl w:val="0"/>
+          <w:numId w:val="1106"/>
+        </w:numPr>
+      </w:pPr>
+      <w:r>
+        <w:t xml:space="preserve">Michael Roach MD</w:t>
+      </w:r>
+    </w:p>
+    <w:bookmarkEnd w:id="172"/>
+    <w:bookmarkStart w:id="173" w:name="team-members---support-staff"/>
+    <w:p>
+      <w:pPr>
+        <w:pStyle w:val="Heading2"/>
+      </w:pPr>
+      <w:r>
+        <w:t xml:space="preserve">117 Team Members - Support Staff</w:t>
+      </w:r>
+    </w:p>
+    <w:p>
+      <w:pPr>
+        <w:pStyle w:val="FirstParagraph"/>
+      </w:pPr>
+      <w:r>
+        <w:t xml:space="preserve">Dietitian - Liz Koch</w:t>
+      </w:r>
+    </w:p>
+    <w:p>
+      <w:pPr>
+        <w:pStyle w:val="BodyText"/>
+      </w:pPr>
+      <w:r>
+        <w:t xml:space="preserve">Nurses</w:t>
+      </w:r>
+    </w:p>
+    <w:p>
+      <w:pPr>
+        <w:pStyle w:val="Compact"/>
+        <w:numPr>
+          <w:ilvl w:val="0"/>
+          <w:numId w:val="1107"/>
+        </w:numPr>
+      </w:pPr>
+      <w:r>
+        <w:t xml:space="preserve">Matthew Carpenter RN</w:t>
+      </w:r>
+    </w:p>
+    <w:p>
+      <w:pPr>
+        <w:pStyle w:val="Compact"/>
+        <w:numPr>
+          <w:ilvl w:val="0"/>
+          <w:numId w:val="1107"/>
+        </w:numPr>
+      </w:pPr>
+      <w:r>
+        <w:t xml:space="preserve">Brandon Galloway LPN</w:t>
+      </w:r>
+    </w:p>
+    <w:p>
+      <w:pPr>
+        <w:pStyle w:val="FirstParagraph"/>
+      </w:pPr>
+      <w:r>
+        <w:t xml:space="preserve">Navigator - Laura Swift</w:t>
+      </w:r>
+    </w:p>
+    <w:bookmarkEnd w:id="173"/>
+    <w:bookmarkStart w:id="174" w:name="team-members---physicians-1"/>
+    <w:p>
+      <w:pPr>
+        <w:pStyle w:val="Heading2"/>
+      </w:pPr>
+      <w:r>
+        <w:t xml:space="preserve">118 Team Members - Physicians</w:t>
+      </w:r>
+    </w:p>
+    <w:p>
+      <w:pPr>
+        <w:pStyle w:val="FirstParagraph"/>
+      </w:pPr>
+      <w:r>
+        <w:t xml:space="preserve">Primary Care Provider</w:t>
+      </w:r>
+    </w:p>
+    <w:p>
+      <w:pPr>
+        <w:pStyle w:val="BodyText"/>
+      </w:pPr>
+      <w:r>
+        <w:t xml:space="preserve">Gastroenterologist</w:t>
+      </w:r>
+    </w:p>
+    <w:p>
+      <w:pPr>
+        <w:pStyle w:val="BodyText"/>
+      </w:pPr>
+      <w:r>
+        <w:t xml:space="preserve">Medical Oncologist (chemotherapy)</w:t>
+      </w:r>
+    </w:p>
+    <w:p>
+      <w:pPr>
+        <w:pStyle w:val="BodyText"/>
+      </w:pPr>
+      <w:r>
+        <w:t xml:space="preserve">Radiation Oncologist (radiation)</w:t>
+      </w:r>
+    </w:p>
+    <w:p>
+      <w:pPr>
+        <w:pStyle w:val="BodyText"/>
+      </w:pPr>
+      <w:r>
+        <w:t xml:space="preserve">Surgeons</w:t>
+      </w:r>
+    </w:p>
+    <w:p>
+      <w:pPr>
+        <w:pStyle w:val="Compact"/>
+        <w:numPr>
+          <w:ilvl w:val="0"/>
+          <w:numId w:val="1108"/>
+        </w:numPr>
+      </w:pPr>
+      <w:r>
+        <w:t xml:space="preserve">Jonathan Salo MD</w:t>
+      </w:r>
+    </w:p>
+    <w:p>
+      <w:pPr>
+        <w:pStyle w:val="Compact"/>
+        <w:numPr>
+          <w:ilvl w:val="0"/>
+          <w:numId w:val="1108"/>
+        </w:numPr>
+      </w:pPr>
+      <w:r>
+        <w:t xml:space="preserve">Jeffrey Hagen MD</w:t>
+      </w:r>
+    </w:p>
+    <w:p>
+      <w:pPr>
+        <w:pStyle w:val="Compact"/>
+        <w:numPr>
+          <w:ilvl w:val="0"/>
+          <w:numId w:val="1108"/>
+        </w:numPr>
+      </w:pPr>
+      <w:r>
+        <w:t xml:space="preserve">Michael Roach MD</w:t>
+      </w:r>
+    </w:p>
     <w:bookmarkEnd w:id="174"/>
-    <w:bookmarkStart w:id="175" w:name="postoperative-visit-at-7-10-days"/>
-    <w:p>
-      <w:pPr>
-        <w:pStyle w:val="Heading2"/>
-      </w:pPr>
-      <w:r>
-        <w:t xml:space="preserve">108 Postoperative Visit at 7-10 Days</w:t>
-      </w:r>
-    </w:p>
-    <w:p>
-      <w:pPr>
-        <w:pStyle w:val="FirstParagraph"/>
-      </w:pPr>
-      <w:r>
-        <w:t xml:space="preserve">Check surgical site</w:t>
-      </w:r>
-    </w:p>
-    <w:p>
-      <w:pPr>
-        <w:pStyle w:val="Compact"/>
-        <w:numPr>
-          <w:ilvl w:val="0"/>
-          <w:numId w:val="1097"/>
-        </w:numPr>
-      </w:pPr>
-      <w:r>
-        <w:t xml:space="preserve">Remove staples (if needed)</w:t>
-      </w:r>
-    </w:p>
-    <w:p>
-      <w:pPr>
-        <w:pStyle w:val="FirstParagraph"/>
-      </w:pPr>
-      <w:r>
-        <w:t xml:space="preserve">Adjust medicines as needed</w:t>
-      </w:r>
-    </w:p>
-    <w:p>
-      <w:pPr>
-        <w:pStyle w:val="Compact"/>
-        <w:numPr>
-          <w:ilvl w:val="0"/>
-          <w:numId w:val="1098"/>
-        </w:numPr>
-      </w:pPr>
-      <w:r>
-        <w:t xml:space="preserve">Insulin (for diabetic patients on insulin)</w:t>
-      </w:r>
-    </w:p>
-    <w:p>
-      <w:pPr>
-        <w:pStyle w:val="Compact"/>
-        <w:numPr>
-          <w:ilvl w:val="0"/>
-          <w:numId w:val="1098"/>
-        </w:numPr>
-      </w:pPr>
-      <w:r>
-        <w:t xml:space="preserve">Reduce beta blocker medicines</w:t>
-      </w:r>
-    </w:p>
-    <w:p>
-      <w:pPr>
-        <w:pStyle w:val="FirstParagraph"/>
-      </w:pPr>
-      <w:r>
-        <w:t xml:space="preserve">Advance diet</w:t>
+    <w:bookmarkStart w:id="175" w:name="team-members---support-staff-1"/>
+    <w:p>
+      <w:pPr>
+        <w:pStyle w:val="Heading2"/>
+      </w:pPr>
+      <w:r>
+        <w:t xml:space="preserve">119 Team Members - Support Staff</w:t>
+      </w:r>
+    </w:p>
+    <w:p>
+      <w:pPr>
+        <w:pStyle w:val="FirstParagraph"/>
+      </w:pPr>
+      <w:r>
+        <w:t xml:space="preserve">Dietitian - Liz Koch</w:t>
       </w:r>
     </w:p>
     <w:p>
@@ -7272,588 +7954,42 @@
         <w:pStyle w:val="BodyText"/>
       </w:pPr>
       <w:r>
-        <w:t xml:space="preserve">Reduce tube feeds</w:t>
+        <w:t xml:space="preserve">Nurses</w:t>
+      </w:r>
+    </w:p>
+    <w:p>
+      <w:pPr>
+        <w:pStyle w:val="Compact"/>
+        <w:numPr>
+          <w:ilvl w:val="0"/>
+          <w:numId w:val="1109"/>
+        </w:numPr>
+      </w:pPr>
+      <w:r>
+        <w:t xml:space="preserve">Matthew Carpenter RN</w:t>
+      </w:r>
+    </w:p>
+    <w:p>
+      <w:pPr>
+        <w:pStyle w:val="Compact"/>
+        <w:numPr>
+          <w:ilvl w:val="0"/>
+          <w:numId w:val="1109"/>
+        </w:numPr>
+      </w:pPr>
+      <w:r>
+        <w:t xml:space="preserve">Brandon Galloway LPN</w:t>
+      </w:r>
+    </w:p>
+    <w:p>
+      <w:pPr>
+        <w:pStyle w:val="FirstParagraph"/>
+      </w:pPr>
+      <w:r>
+        <w:t xml:space="preserve">Navigator - Laura Swift</w:t>
       </w:r>
     </w:p>
     <w:bookmarkEnd w:id="175"/>
-    <w:bookmarkStart w:id="176" w:name="after-surgery"/>
-    <w:p>
-      <w:pPr>
-        <w:pStyle w:val="Heading2"/>
-      </w:pPr>
-      <w:r>
-        <w:t xml:space="preserve">109 After surgery</w:t>
-      </w:r>
-    </w:p>
-    <w:p>
-      <w:pPr>
-        <w:pStyle w:val="FirstParagraph"/>
-      </w:pPr>
-      <w:r>
-        <w:t xml:space="preserve">Wean off medicines added after surgery</w:t>
-      </w:r>
-    </w:p>
-    <w:p>
-      <w:pPr>
-        <w:pStyle w:val="Compact"/>
-        <w:numPr>
-          <w:ilvl w:val="0"/>
-          <w:numId w:val="1099"/>
-        </w:numPr>
-      </w:pPr>
-      <w:r>
-        <w:t xml:space="preserve">Pain medicines</w:t>
-      </w:r>
-    </w:p>
-    <w:p>
-      <w:pPr>
-        <w:pStyle w:val="Compact"/>
-        <w:numPr>
-          <w:ilvl w:val="0"/>
-          <w:numId w:val="1099"/>
-        </w:numPr>
-      </w:pPr>
-      <w:r>
-        <w:t xml:space="preserve">Beta-blockers</w:t>
-      </w:r>
-    </w:p>
-    <w:p>
-      <w:pPr>
-        <w:pStyle w:val="Compact"/>
-        <w:numPr>
-          <w:ilvl w:val="0"/>
-          <w:numId w:val="1099"/>
-        </w:numPr>
-      </w:pPr>
-      <w:r>
-        <w:t xml:space="preserve">Reglan and Remeron</w:t>
-      </w:r>
-    </w:p>
-    <w:p>
-      <w:pPr>
-        <w:pStyle w:val="FirstParagraph"/>
-      </w:pPr>
-      <w:r>
-        <w:t xml:space="preserve">Continue acid blockers for at least 1 year</w:t>
-      </w:r>
-    </w:p>
-    <w:bookmarkEnd w:id="176"/>
-    <w:bookmarkStart w:id="177" w:name="jejunostomy-removal"/>
-    <w:p>
-      <w:pPr>
-        <w:pStyle w:val="Heading2"/>
-      </w:pPr>
-      <w:r>
-        <w:t xml:space="preserve">110 Jejunostomy Removal</w:t>
-      </w:r>
-    </w:p>
-    <w:p>
-      <w:pPr>
-        <w:pStyle w:val="FirstParagraph"/>
-      </w:pPr>
-      <w:r>
-        <w:t xml:space="preserve">Jejunostomy tube is removed in the office once you can take in enough nutrients by mouth</w:t>
-      </w:r>
-    </w:p>
-    <w:p>
-      <w:pPr>
-        <w:pStyle w:val="BodyText"/>
-      </w:pPr>
-      <w:r>
-        <w:t xml:space="preserve">Removal usually around 8 weeks after surgery</w:t>
-      </w:r>
-    </w:p>
-    <w:p>
-      <w:pPr>
-        <w:pStyle w:val="BodyText"/>
-      </w:pPr>
-      <w:r>
-        <w:t xml:space="preserve">May take 30 minutes and some local anesthetic to loosen up the tube for removal.</w:t>
-      </w:r>
-    </w:p>
-    <w:bookmarkEnd w:id="177"/>
-    <w:bookmarkStart w:id="178" w:name="nutritional-monitoring-after-surgery"/>
-    <w:p>
-      <w:pPr>
-        <w:pStyle w:val="Heading2"/>
-      </w:pPr>
-      <w:r>
-        <w:t xml:space="preserve">111 Nutritional Monitoring after Surgery</w:t>
-      </w:r>
-    </w:p>
-    <w:p>
-      <w:pPr>
-        <w:pStyle w:val="FirstParagraph"/>
-      </w:pPr>
-      <w:r>
-        <w:t xml:space="preserve">You may have difficulty absorbing some nutrients:</w:t>
-      </w:r>
-    </w:p>
-    <w:p>
-      <w:pPr>
-        <w:pStyle w:val="Compact"/>
-        <w:numPr>
-          <w:ilvl w:val="0"/>
-          <w:numId w:val="1100"/>
-        </w:numPr>
-      </w:pPr>
-      <w:r>
-        <w:t xml:space="preserve">Iron</w:t>
-      </w:r>
-    </w:p>
-    <w:p>
-      <w:pPr>
-        <w:pStyle w:val="Compact"/>
-        <w:numPr>
-          <w:ilvl w:val="0"/>
-          <w:numId w:val="1100"/>
-        </w:numPr>
-      </w:pPr>
-      <w:r>
-        <w:t xml:space="preserve">Vitamin B12</w:t>
-      </w:r>
-    </w:p>
-    <w:p>
-      <w:pPr>
-        <w:pStyle w:val="Compact"/>
-        <w:numPr>
-          <w:ilvl w:val="0"/>
-          <w:numId w:val="1100"/>
-        </w:numPr>
-      </w:pPr>
-      <w:r>
-        <w:t xml:space="preserve">Vitamin D</w:t>
-      </w:r>
-    </w:p>
-    <w:bookmarkEnd w:id="178"/>
-    <w:bookmarkStart w:id="179" w:name="nutritional-monitoring-after-surgery-1"/>
-    <w:p>
-      <w:pPr>
-        <w:pStyle w:val="Heading2"/>
-      </w:pPr>
-      <w:r>
-        <w:t xml:space="preserve">112 Nutritional Monitoring after Surgery</w:t>
-      </w:r>
-    </w:p>
-    <w:p>
-      <w:pPr>
-        <w:pStyle w:val="FirstParagraph"/>
-      </w:pPr>
-      <w:r>
-        <w:t xml:space="preserve">About 3 months after the jejunostomy tube is removed, we will check blood levels:</w:t>
-      </w:r>
-    </w:p>
-    <w:p>
-      <w:pPr>
-        <w:pStyle w:val="Compact"/>
-        <w:numPr>
-          <w:ilvl w:val="0"/>
-          <w:numId w:val="1101"/>
-        </w:numPr>
-      </w:pPr>
-      <w:r>
-        <w:t xml:space="preserve">Iron (ferritin)</w:t>
-      </w:r>
-    </w:p>
-    <w:p>
-      <w:pPr>
-        <w:pStyle w:val="Compact"/>
-        <w:numPr>
-          <w:ilvl w:val="0"/>
-          <w:numId w:val="1101"/>
-        </w:numPr>
-      </w:pPr>
-      <w:r>
-        <w:t xml:space="preserve">Vitamin B12</w:t>
-      </w:r>
-    </w:p>
-    <w:p>
-      <w:pPr>
-        <w:pStyle w:val="Compact"/>
-        <w:numPr>
-          <w:ilvl w:val="0"/>
-          <w:numId w:val="1101"/>
-        </w:numPr>
-      </w:pPr>
-      <w:r>
-        <w:t xml:space="preserve">Vitamin D</w:t>
-      </w:r>
-    </w:p>
-    <w:bookmarkEnd w:id="179"/>
-    <w:bookmarkStart w:id="180" w:name="nutritional-replacements-after-surgery"/>
-    <w:p>
-      <w:pPr>
-        <w:pStyle w:val="Heading2"/>
-      </w:pPr>
-      <w:r>
-        <w:t xml:space="preserve">113 Nutritional Replacements after Surgery</w:t>
-      </w:r>
-    </w:p>
-    <w:p>
-      <w:pPr>
-        <w:pStyle w:val="FirstParagraph"/>
-      </w:pPr>
-      <w:r>
-        <w:t xml:space="preserve">Vitamin or iron replacements can be ordered by:</w:t>
-      </w:r>
-    </w:p>
-    <w:p>
-      <w:pPr>
-        <w:pStyle w:val="Compact"/>
-        <w:numPr>
-          <w:ilvl w:val="0"/>
-          <w:numId w:val="1102"/>
-        </w:numPr>
-      </w:pPr>
-      <w:r>
-        <w:t xml:space="preserve">Primary Care Provider (PCP)</w:t>
-      </w:r>
-    </w:p>
-    <w:p>
-      <w:pPr>
-        <w:pStyle w:val="Compact"/>
-        <w:numPr>
-          <w:ilvl w:val="0"/>
-          <w:numId w:val="1102"/>
-        </w:numPr>
-      </w:pPr>
-      <w:r>
-        <w:t xml:space="preserve">Medical Oncologist</w:t>
-      </w:r>
-    </w:p>
-    <w:p>
-      <w:pPr>
-        <w:pStyle w:val="Compact"/>
-        <w:numPr>
-          <w:ilvl w:val="0"/>
-          <w:numId w:val="1102"/>
-        </w:numPr>
-      </w:pPr>
-      <w:r>
-        <w:t xml:space="preserve">Surgeon</w:t>
-      </w:r>
-    </w:p>
-    <w:p>
-      <w:pPr>
-        <w:pStyle w:val="FirstParagraph"/>
-      </w:pPr>
-      <w:r>
-        <w:t xml:space="preserve">If levels are low</w:t>
-      </w:r>
-    </w:p>
-    <w:p>
-      <w:pPr>
-        <w:pStyle w:val="Compact"/>
-        <w:numPr>
-          <w:ilvl w:val="0"/>
-          <w:numId w:val="1103"/>
-        </w:numPr>
-      </w:pPr>
-      <w:r>
-        <w:t xml:space="preserve">Replacement</w:t>
-      </w:r>
-    </w:p>
-    <w:p>
-      <w:pPr>
-        <w:pStyle w:val="Compact"/>
-        <w:numPr>
-          <w:ilvl w:val="0"/>
-          <w:numId w:val="1103"/>
-        </w:numPr>
-      </w:pPr>
-      <w:r>
-        <w:t xml:space="preserve">Repeat testing in 3-6 months</w:t>
-      </w:r>
-    </w:p>
-    <w:bookmarkEnd w:id="180"/>
-    <w:bookmarkStart w:id="181" w:name="team-members---physicians"/>
-    <w:p>
-      <w:pPr>
-        <w:pStyle w:val="Heading2"/>
-      </w:pPr>
-      <w:r>
-        <w:t xml:space="preserve">114 Team Members - Physicians</w:t>
-      </w:r>
-    </w:p>
-    <w:p>
-      <w:pPr>
-        <w:pStyle w:val="FirstParagraph"/>
-      </w:pPr>
-      <w:r>
-        <w:t xml:space="preserve">Primary Care Provider</w:t>
-      </w:r>
-    </w:p>
-    <w:p>
-      <w:pPr>
-        <w:pStyle w:val="BodyText"/>
-      </w:pPr>
-      <w:r>
-        <w:t xml:space="preserve">Gastroenterologist</w:t>
-      </w:r>
-    </w:p>
-    <w:p>
-      <w:pPr>
-        <w:pStyle w:val="BodyText"/>
-      </w:pPr>
-      <w:r>
-        <w:t xml:space="preserve">Medical Oncologist (chemotherapy)</w:t>
-      </w:r>
-    </w:p>
-    <w:p>
-      <w:pPr>
-        <w:pStyle w:val="BodyText"/>
-      </w:pPr>
-      <w:r>
-        <w:t xml:space="preserve">Radiation Oncologist (radiation)</w:t>
-      </w:r>
-    </w:p>
-    <w:p>
-      <w:pPr>
-        <w:pStyle w:val="BodyText"/>
-      </w:pPr>
-      <w:r>
-        <w:t xml:space="preserve">Surgeons</w:t>
-      </w:r>
-    </w:p>
-    <w:p>
-      <w:pPr>
-        <w:pStyle w:val="Compact"/>
-        <w:numPr>
-          <w:ilvl w:val="0"/>
-          <w:numId w:val="1104"/>
-        </w:numPr>
-      </w:pPr>
-      <w:r>
-        <w:t xml:space="preserve">Jonathan Salo MD</w:t>
-      </w:r>
-    </w:p>
-    <w:p>
-      <w:pPr>
-        <w:pStyle w:val="Compact"/>
-        <w:numPr>
-          <w:ilvl w:val="0"/>
-          <w:numId w:val="1104"/>
-        </w:numPr>
-      </w:pPr>
-      <w:r>
-        <w:t xml:space="preserve">Jeffrey Hagen MD</w:t>
-      </w:r>
-    </w:p>
-    <w:p>
-      <w:pPr>
-        <w:pStyle w:val="Compact"/>
-        <w:numPr>
-          <w:ilvl w:val="0"/>
-          <w:numId w:val="1104"/>
-        </w:numPr>
-      </w:pPr>
-      <w:r>
-        <w:t xml:space="preserve">Michael Roach MD</w:t>
-      </w:r>
-    </w:p>
-    <w:bookmarkEnd w:id="181"/>
-    <w:bookmarkStart w:id="182" w:name="team-members---support-staff"/>
-    <w:p>
-      <w:pPr>
-        <w:pStyle w:val="Heading2"/>
-      </w:pPr>
-      <w:r>
-        <w:t xml:space="preserve">115 Team Members - Support Staff</w:t>
-      </w:r>
-    </w:p>
-    <w:p>
-      <w:pPr>
-        <w:pStyle w:val="FirstParagraph"/>
-      </w:pPr>
-      <w:r>
-        <w:t xml:space="preserve">Dietitian - Liz Koch</w:t>
-      </w:r>
-    </w:p>
-    <w:p>
-      <w:pPr>
-        <w:pStyle w:val="BodyText"/>
-      </w:pPr>
-      <w:r>
-        <w:t xml:space="preserve">Nurses</w:t>
-      </w:r>
-    </w:p>
-    <w:p>
-      <w:pPr>
-        <w:pStyle w:val="Compact"/>
-        <w:numPr>
-          <w:ilvl w:val="0"/>
-          <w:numId w:val="1105"/>
-        </w:numPr>
-      </w:pPr>
-      <w:r>
-        <w:t xml:space="preserve">Matthew Carpenter RN</w:t>
-      </w:r>
-    </w:p>
-    <w:p>
-      <w:pPr>
-        <w:pStyle w:val="Compact"/>
-        <w:numPr>
-          <w:ilvl w:val="0"/>
-          <w:numId w:val="1105"/>
-        </w:numPr>
-      </w:pPr>
-      <w:r>
-        <w:t xml:space="preserve">Brandon Galloway LPN</w:t>
-      </w:r>
-    </w:p>
-    <w:p>
-      <w:pPr>
-        <w:pStyle w:val="FirstParagraph"/>
-      </w:pPr>
-      <w:r>
-        <w:t xml:space="preserve">Navigator - Laura Swift</w:t>
-      </w:r>
-    </w:p>
-    <w:bookmarkEnd w:id="182"/>
-    <w:bookmarkStart w:id="183" w:name="team-members---physicians-1"/>
-    <w:p>
-      <w:pPr>
-        <w:pStyle w:val="Heading2"/>
-      </w:pPr>
-      <w:r>
-        <w:t xml:space="preserve">116 Team Members - Physicians</w:t>
-      </w:r>
-    </w:p>
-    <w:p>
-      <w:pPr>
-        <w:pStyle w:val="FirstParagraph"/>
-      </w:pPr>
-      <w:r>
-        <w:t xml:space="preserve">Primary Care Provider</w:t>
-      </w:r>
-    </w:p>
-    <w:p>
-      <w:pPr>
-        <w:pStyle w:val="BodyText"/>
-      </w:pPr>
-      <w:r>
-        <w:t xml:space="preserve">Gastroenterologist</w:t>
-      </w:r>
-    </w:p>
-    <w:p>
-      <w:pPr>
-        <w:pStyle w:val="BodyText"/>
-      </w:pPr>
-      <w:r>
-        <w:t xml:space="preserve">Medical Oncologist (chemotherapy)</w:t>
-      </w:r>
-    </w:p>
-    <w:p>
-      <w:pPr>
-        <w:pStyle w:val="BodyText"/>
-      </w:pPr>
-      <w:r>
-        <w:t xml:space="preserve">Radiation Oncologist (radiation)</w:t>
-      </w:r>
-    </w:p>
-    <w:p>
-      <w:pPr>
-        <w:pStyle w:val="BodyText"/>
-      </w:pPr>
-      <w:r>
-        <w:t xml:space="preserve">Surgeons</w:t>
-      </w:r>
-    </w:p>
-    <w:p>
-      <w:pPr>
-        <w:pStyle w:val="Compact"/>
-        <w:numPr>
-          <w:ilvl w:val="0"/>
-          <w:numId w:val="1106"/>
-        </w:numPr>
-      </w:pPr>
-      <w:r>
-        <w:t xml:space="preserve">Jonathan Salo MD</w:t>
-      </w:r>
-    </w:p>
-    <w:p>
-      <w:pPr>
-        <w:pStyle w:val="Compact"/>
-        <w:numPr>
-          <w:ilvl w:val="0"/>
-          <w:numId w:val="1106"/>
-        </w:numPr>
-      </w:pPr>
-      <w:r>
-        <w:t xml:space="preserve">Jeffrey Hagen MD</w:t>
-      </w:r>
-    </w:p>
-    <w:p>
-      <w:pPr>
-        <w:pStyle w:val="Compact"/>
-        <w:numPr>
-          <w:ilvl w:val="0"/>
-          <w:numId w:val="1106"/>
-        </w:numPr>
-      </w:pPr>
-      <w:r>
-        <w:t xml:space="preserve">Michael Roach MD</w:t>
-      </w:r>
-    </w:p>
-    <w:bookmarkEnd w:id="183"/>
-    <w:bookmarkStart w:id="184" w:name="team-members---support-staff-1"/>
-    <w:p>
-      <w:pPr>
-        <w:pStyle w:val="Heading2"/>
-      </w:pPr>
-      <w:r>
-        <w:t xml:space="preserve">117 Team Members - Support Staff</w:t>
-      </w:r>
-    </w:p>
-    <w:p>
-      <w:pPr>
-        <w:pStyle w:val="FirstParagraph"/>
-      </w:pPr>
-      <w:r>
-        <w:t xml:space="preserve">Dietitian - Liz Koch</w:t>
-      </w:r>
-    </w:p>
-    <w:p>
-      <w:pPr>
-        <w:pStyle w:val="BodyText"/>
-      </w:pPr>
-      <w:r>
-        <w:t xml:space="preserve">Nurses</w:t>
-      </w:r>
-    </w:p>
-    <w:p>
-      <w:pPr>
-        <w:pStyle w:val="Compact"/>
-        <w:numPr>
-          <w:ilvl w:val="0"/>
-          <w:numId w:val="1107"/>
-        </w:numPr>
-      </w:pPr>
-      <w:r>
-        <w:t xml:space="preserve">Matthew Carpenter RN</w:t>
-      </w:r>
-    </w:p>
-    <w:p>
-      <w:pPr>
-        <w:pStyle w:val="Compact"/>
-        <w:numPr>
-          <w:ilvl w:val="0"/>
-          <w:numId w:val="1107"/>
-        </w:numPr>
-      </w:pPr>
-      <w:r>
-        <w:t xml:space="preserve">Brandon Galloway LPN</w:t>
-      </w:r>
-    </w:p>
-    <w:p>
-      <w:pPr>
-        <w:pStyle w:val="FirstParagraph"/>
-      </w:pPr>
-      <w:r>
-        <w:t xml:space="preserve">Navigator - Laura Swift</w:t>
-      </w:r>
-    </w:p>
-    <w:bookmarkEnd w:id="184"/>
     <w:sectPr>
       <w:footnotePr>
         <w:numRestart w:val="eachSect"/>
@@ -8391,6 +8527,12 @@
   <w:num w:numId="1107">
     <w:abstractNumId w:val="991"/>
   </w:num>
+  <w:num w:numId="1108">
+    <w:abstractNumId w:val="991"/>
+  </w:num>
+  <w:num w:numId="1109">
+    <w:abstractNumId w:val="991"/>
+  </w:num>
 </w:numbering>
 </file>
 
@@ -8399,10 +8541,10 @@
   <w:docDefaults>
     <w:rPrDefault>
       <w:rPr>
-        <w:rFonts w:asciiTheme="minorHAnsi" w:cstheme="minorBidi" w:eastAsiaTheme="minorHAnsi" w:hAnsiTheme="minorHAnsi"/>
+        <w:rFonts w:asciiTheme="minorHAnsi" w:cstheme="minorBidi" w:eastAsiaTheme="minorEastAsia" w:hAnsiTheme="minorHAnsi"/>
         <w:sz w:val="24"/>
         <w:szCs w:val="24"/>
-        <w:lang w:bidi="ar-SA" w:eastAsia="en-US" w:val="en-US"/>
+        <w:lang w:bidi="ar-SA" w:eastAsia="zh-CN" w:val="en-US"/>
       </w:rPr>
     </w:rPrDefault>
     <w:pPrDefault>
@@ -8943,13 +9085,6 @@
       </w:tblCellMar>
     </w:tblPr>
     <w:tblStylePr w:type="firstRow">
-      <w:tblPr>
-        <w:jc w:val="left"/>
-        <w:tblInd w:type="dxa" w:w="0"/>
-      </w:tblPr>
-      <w:trPr>
-        <w:jc w:val="left"/>
-      </w:trPr>
       <w:tcPr>
         <w:tcBorders>
           <w:bottom w:val="single"/>

--- a/lci_esot3_aca_as.docx
+++ b/lci_esot3_aca_as.docx
@@ -489,7 +489,7 @@
         <w:t xml:space="preserve"> </w:t>
       </w:r>
       <w:r>
-        <w:t xml:space="preserve">cancers have not spread to other parts of the body</w:t>
+        <w:t xml:space="preserve">cancers have not spread</w:t>
       </w:r>
     </w:p>
     <w:p>
@@ -511,17 +511,71 @@
         <w:t xml:space="preserve"> </w:t>
       </w:r>
       <w:r>
-        <w:t xml:space="preserve">cancers have spread lungs, liver, or bone</w:t>
+        <w:t xml:space="preserve">cancers have spread to lungs, liver, bone, or within the abdomen</w:t>
       </w:r>
     </w:p>
     <w:bookmarkEnd w:id="17"/>
-    <w:bookmarkStart w:id="18" w:name="pet-scan"/>
-    <w:p>
-      <w:pPr>
-        <w:pStyle w:val="Heading2"/>
-      </w:pPr>
-      <w:r>
-        <w:t xml:space="preserve">10 PET scan</w:t>
+    <w:bookmarkStart w:id="18" w:name="carcinomatosis-m1"/>
+    <w:p>
+      <w:pPr>
+        <w:pStyle w:val="Heading2"/>
+      </w:pPr>
+      <w:r>
+        <w:t xml:space="preserve">10 Carcinomatosis (M1)</w:t>
+      </w:r>
+    </w:p>
+    <w:p>
+      <w:pPr>
+        <w:pStyle w:val="FirstParagraph"/>
+      </w:pPr>
+      <w:r>
+        <w:t xml:space="preserve">Spread within the abdomen is</w:t>
+      </w:r>
+      <w:r>
+        <w:t xml:space="preserve"> </w:t>
+      </w:r>
+      <w:r>
+        <w:rPr>
+          <w:b/>
+          <w:bCs/>
+        </w:rPr>
+        <w:t xml:space="preserve">carcinomatosis</w:t>
+      </w:r>
+    </w:p>
+    <w:p>
+      <w:pPr>
+        <w:pStyle w:val="BodyText"/>
+      </w:pPr>
+      <w:r>
+        <w:t xml:space="preserve">Tumors can be very small (grain of rice)</w:t>
+      </w:r>
+    </w:p>
+    <w:p>
+      <w:pPr>
+        <w:pStyle w:val="BodyText"/>
+      </w:pPr>
+      <w:r>
+        <w:t xml:space="preserve">Fluid can also build up:</w:t>
+      </w:r>
+      <w:r>
+        <w:t xml:space="preserve"> </w:t>
+      </w:r>
+      <w:r>
+        <w:rPr>
+          <w:b/>
+          <w:bCs/>
+        </w:rPr>
+        <w:t xml:space="preserve">ascites</w:t>
+      </w:r>
+    </w:p>
+    <w:bookmarkEnd w:id="18"/>
+    <w:bookmarkStart w:id="19" w:name="pet-scan"/>
+    <w:p>
+      <w:pPr>
+        <w:pStyle w:val="Heading2"/>
+      </w:pPr>
+      <w:r>
+        <w:t xml:space="preserve">11 PET scan</w:t>
       </w:r>
     </w:p>
     <w:p>
@@ -590,14 +644,14 @@
         <w:t xml:space="preserve">In some cases, the PET scan is not performed until a CT scans b=has been done.</w:t>
       </w:r>
     </w:p>
-    <w:bookmarkEnd w:id="18"/>
-    <w:bookmarkStart w:id="19" w:name="pet-scan-preparation"/>
-    <w:p>
-      <w:pPr>
-        <w:pStyle w:val="Heading2"/>
-      </w:pPr>
-      <w:r>
-        <w:t xml:space="preserve">11 PET scan Preparation</w:t>
+    <w:bookmarkEnd w:id="19"/>
+    <w:bookmarkStart w:id="20" w:name="pet-scan-preparation"/>
+    <w:p>
+      <w:pPr>
+        <w:pStyle w:val="Heading2"/>
+      </w:pPr>
+      <w:r>
+        <w:t xml:space="preserve">12 PET scan Preparation</w:t>
       </w:r>
     </w:p>
     <w:p>
@@ -619,7 +673,7 @@
         </w:numPr>
       </w:pPr>
       <w:r>
-        <w:t xml:space="preserve">Eat a high-protein low-carbohydrate diet the day prior</w:t>
+        <w:t xml:space="preserve">High-protein low-carbohydrate diet the day prior</w:t>
       </w:r>
     </w:p>
     <w:p>
@@ -633,22 +687,39 @@
         <w:t xml:space="preserve">No strenous activity day prior to study</w:t>
       </w:r>
     </w:p>
-    <w:bookmarkEnd w:id="19"/>
-    <w:bookmarkStart w:id="20" w:name="pet-scan-prepration---diabetic-patients"/>
-    <w:p>
-      <w:pPr>
-        <w:pStyle w:val="Heading2"/>
-      </w:pPr>
-      <w:r>
-        <w:t xml:space="preserve">12 PET scan Prepration - Diabetic Patients</w:t>
-      </w:r>
-    </w:p>
-    <w:p>
-      <w:pPr>
-        <w:pStyle w:val="FirstParagraph"/>
-      </w:pPr>
-      <w:r>
-        <w:t xml:space="preserve">The PET scan uses a tracer which is a modified sugar molecule. For this reason, you will need to be careful about blood sugar and insulin before the study</w:t>
+    <w:bookmarkEnd w:id="20"/>
+    <w:bookmarkStart w:id="21" w:name="pet-scan-prepration---diabetic-patients"/>
+    <w:p>
+      <w:pPr>
+        <w:pStyle w:val="Heading2"/>
+      </w:pPr>
+      <w:r>
+        <w:t xml:space="preserve">13 PET scan Prepration - Diabetic Patients</w:t>
+      </w:r>
+    </w:p>
+    <w:p>
+      <w:pPr>
+        <w:pStyle w:val="FirstParagraph"/>
+      </w:pPr>
+      <w:r>
+        <w:t xml:space="preserve">PET scan uses a modified sugar as a tracer</w:t>
+      </w:r>
+      <w:r>
+        <w:t xml:space="preserve"> </w:t>
+      </w:r>
+      <m:oMath>
+        <m:r>
+          <m:rPr>
+            <m:sty m:val="p"/>
+          </m:rPr>
+          <m:t>⇒</m:t>
+        </m:r>
+      </m:oMath>
+      <w:r>
+        <w:t xml:space="preserve"> </w:t>
+      </w:r>
+      <w:r>
+        <w:t xml:space="preserve">you will need to be careful about blood sugar and insulin before the study</w:t>
       </w:r>
     </w:p>
     <w:p>
@@ -672,7 +743,7 @@
         </w:numPr>
       </w:pPr>
       <w:r>
-        <w:t xml:space="preserve">OK to take oral diabetes medications the day of the exam</w:t>
+        <w:t xml:space="preserve">OK to take diabetes pills the day of the exam</w:t>
       </w:r>
     </w:p>
     <w:p>
@@ -684,7 +755,7 @@
         </w:numPr>
       </w:pPr>
       <w:r>
-        <w:t xml:space="preserve">PET scans are generally best in the morning for diabetic patients</w:t>
+        <w:t xml:space="preserve">PET scans are generally best in the morning</w:t>
       </w:r>
     </w:p>
     <w:p>
@@ -699,24 +770,58 @@
         <w:t xml:space="preserve">Plan to eat a meal after the PET scan, with half the usual morning dose of insulin</w:t>
       </w:r>
     </w:p>
-    <w:p>
-      <w:pPr>
-        <w:pStyle w:val="Compact"/>
-        <w:numPr>
-          <w:ilvl w:val="0"/>
-          <w:numId w:val="1007"/>
-        </w:numPr>
-      </w:pPr>
-      <w:r>
-        <w:t xml:space="preserve">If PET is scheduled after 10M, eat a low-carbohydrate breakfast at least 4 hours before the study along with half the usual regular (short-acting insulin)</w:t>
-      </w:r>
-    </w:p>
-    <w:p>
-      <w:pPr>
-        <w:pStyle w:val="Compact"/>
-        <w:numPr>
-          <w:ilvl w:val="0"/>
-          <w:numId w:val="1007"/>
+    <w:bookmarkEnd w:id="21"/>
+    <w:bookmarkStart w:id="22" w:name="Xf350099f6d659e07cb2f27fc37620fedaa63615"/>
+    <w:p>
+      <w:pPr>
+        <w:pStyle w:val="Heading2"/>
+      </w:pPr>
+      <w:r>
+        <w:t xml:space="preserve">14 PET scan Prepration - Diabetic Patients</w:t>
+      </w:r>
+    </w:p>
+    <w:p>
+      <w:pPr>
+        <w:pStyle w:val="Compact"/>
+        <w:numPr>
+          <w:ilvl w:val="0"/>
+          <w:numId w:val="1008"/>
+        </w:numPr>
+      </w:pPr>
+      <w:r>
+        <w:t xml:space="preserve">If PET is scheduled after 10AM:</w:t>
+      </w:r>
+    </w:p>
+    <w:p>
+      <w:pPr>
+        <w:pStyle w:val="Compact"/>
+        <w:numPr>
+          <w:ilvl w:val="1"/>
+          <w:numId w:val="1009"/>
+        </w:numPr>
+      </w:pPr>
+      <w:r>
+        <w:t xml:space="preserve">low-carbohydrate breakfast at least 4 hours before</w:t>
+      </w:r>
+    </w:p>
+    <w:p>
+      <w:pPr>
+        <w:pStyle w:val="Compact"/>
+        <w:numPr>
+          <w:ilvl w:val="1"/>
+          <w:numId w:val="1009"/>
+        </w:numPr>
+      </w:pPr>
+      <w:r>
+        <w:t xml:space="preserve">half the usual regular (short-acting) insulin</w:t>
+      </w:r>
+    </w:p>
+    <w:p>
+      <w:pPr>
+        <w:pStyle w:val="Compact"/>
+        <w:numPr>
+          <w:ilvl w:val="0"/>
+          <w:numId w:val="1008"/>
         </w:numPr>
       </w:pPr>
       <w:r>
@@ -728,32 +833,32 @@
         <w:pStyle w:val="Compact"/>
         <w:numPr>
           <w:ilvl w:val="0"/>
-          <w:numId w:val="1007"/>
-        </w:numPr>
-      </w:pPr>
-      <w:r>
-        <w:t xml:space="preserve">If you use an insulin pump, turn it off 4 hours before the study (or turn it down to basal/nightime rate)</w:t>
-      </w:r>
-    </w:p>
-    <w:bookmarkEnd w:id="20"/>
-    <w:bookmarkStart w:id="21" w:name="endoscopic-ultrasound"/>
-    <w:p>
-      <w:pPr>
-        <w:pStyle w:val="Heading2"/>
-      </w:pPr>
-      <w:r>
-        <w:t xml:space="preserve">13 Endoscopic Ultrasound</w:t>
-      </w:r>
-    </w:p>
-    <w:p>
-      <w:pPr>
-        <w:pStyle w:val="Compact"/>
-        <w:numPr>
-          <w:ilvl w:val="0"/>
           <w:numId w:val="1008"/>
         </w:numPr>
       </w:pPr>
       <w:r>
+        <w:t xml:space="preserve">Insulin pump: turn it off 4 hours before the study (or turn it down to basal/night-time rate)</w:t>
+      </w:r>
+    </w:p>
+    <w:bookmarkEnd w:id="22"/>
+    <w:bookmarkStart w:id="23" w:name="endoscopic-ultrasound"/>
+    <w:p>
+      <w:pPr>
+        <w:pStyle w:val="Heading2"/>
+      </w:pPr>
+      <w:r>
+        <w:t xml:space="preserve">15 Endoscopic Ultrasound</w:t>
+      </w:r>
+    </w:p>
+    <w:p>
+      <w:pPr>
+        <w:pStyle w:val="Compact"/>
+        <w:numPr>
+          <w:ilvl w:val="0"/>
+          <w:numId w:val="1010"/>
+        </w:numPr>
+      </w:pPr>
+      <w:r>
         <w:t xml:space="preserve">Similar to upper endoscopy (EGD)</w:t>
       </w:r>
     </w:p>
@@ -762,7 +867,7 @@
         <w:pStyle w:val="Compact"/>
         <w:numPr>
           <w:ilvl w:val="0"/>
-          <w:numId w:val="1008"/>
+          <w:numId w:val="1010"/>
         </w:numPr>
       </w:pPr>
       <w:r>
@@ -774,7 +879,7 @@
         <w:pStyle w:val="Compact"/>
         <w:numPr>
           <w:ilvl w:val="0"/>
-          <w:numId w:val="1008"/>
+          <w:numId w:val="1010"/>
         </w:numPr>
       </w:pPr>
       <w:r>
@@ -789,22 +894,22 @@
         <w:t xml:space="preserve">Endoscopic ultrasound is most helpful in early stage cancers.</w:t>
       </w:r>
     </w:p>
-    <w:bookmarkEnd w:id="21"/>
-    <w:bookmarkStart w:id="22" w:name="laparoscopy"/>
-    <w:p>
-      <w:pPr>
-        <w:pStyle w:val="Heading2"/>
-      </w:pPr>
-      <w:r>
-        <w:t xml:space="preserve">14 Laparoscopy</w:t>
-      </w:r>
-    </w:p>
-    <w:p>
-      <w:pPr>
-        <w:pStyle w:val="Compact"/>
-        <w:numPr>
-          <w:ilvl w:val="0"/>
-          <w:numId w:val="1009"/>
+    <w:bookmarkEnd w:id="23"/>
+    <w:bookmarkStart w:id="24" w:name="laparoscopy"/>
+    <w:p>
+      <w:pPr>
+        <w:pStyle w:val="Heading2"/>
+      </w:pPr>
+      <w:r>
+        <w:t xml:space="preserve">16 Laparoscopy</w:t>
+      </w:r>
+    </w:p>
+    <w:p>
+      <w:pPr>
+        <w:pStyle w:val="Compact"/>
+        <w:numPr>
+          <w:ilvl w:val="0"/>
+          <w:numId w:val="1011"/>
         </w:numPr>
       </w:pPr>
       <w:r>
@@ -816,7 +921,7 @@
         <w:pStyle w:val="Compact"/>
         <w:numPr>
           <w:ilvl w:val="0"/>
-          <w:numId w:val="1009"/>
+          <w:numId w:val="1011"/>
         </w:numPr>
       </w:pPr>
       <w:r>
@@ -828,7 +933,7 @@
         <w:pStyle w:val="Compact"/>
         <w:numPr>
           <w:ilvl w:val="0"/>
-          <w:numId w:val="1009"/>
+          <w:numId w:val="1011"/>
         </w:numPr>
       </w:pPr>
       <w:r>
@@ -843,22 +948,22 @@
         <w:t xml:space="preserve">Not all patients with gastric cancer need a laparoscopy.</w:t>
       </w:r>
     </w:p>
-    <w:bookmarkEnd w:id="22"/>
-    <w:bookmarkStart w:id="23" w:name="laparoscopy-1"/>
-    <w:p>
-      <w:pPr>
-        <w:pStyle w:val="Heading2"/>
-      </w:pPr>
-      <w:r>
-        <w:t xml:space="preserve">15 Laparoscopy</w:t>
-      </w:r>
-    </w:p>
-    <w:p>
-      <w:pPr>
-        <w:pStyle w:val="Compact"/>
-        <w:numPr>
-          <w:ilvl w:val="0"/>
-          <w:numId w:val="1010"/>
+    <w:bookmarkEnd w:id="24"/>
+    <w:bookmarkStart w:id="25" w:name="laparoscopy-1"/>
+    <w:p>
+      <w:pPr>
+        <w:pStyle w:val="Heading2"/>
+      </w:pPr>
+      <w:r>
+        <w:t xml:space="preserve">17 Laparoscopy</w:t>
+      </w:r>
+    </w:p>
+    <w:p>
+      <w:pPr>
+        <w:pStyle w:val="Compact"/>
+        <w:numPr>
+          <w:ilvl w:val="0"/>
+          <w:numId w:val="1012"/>
         </w:numPr>
       </w:pPr>
       <w:r>
@@ -870,19 +975,19 @@
         <w:pStyle w:val="Compact"/>
         <w:numPr>
           <w:ilvl w:val="0"/>
-          <w:numId w:val="1010"/>
-        </w:numPr>
-      </w:pPr>
-      <w:r>
-        <w:t xml:space="preserve">Several 1/4” incisions</w:t>
-      </w:r>
-    </w:p>
-    <w:p>
-      <w:pPr>
-        <w:pStyle w:val="Compact"/>
-        <w:numPr>
-          <w:ilvl w:val="0"/>
-          <w:numId w:val="1010"/>
+          <w:numId w:val="1012"/>
+        </w:numPr>
+      </w:pPr>
+      <w:r>
+        <w:t xml:space="preserve">1/4” incisions</w:t>
+      </w:r>
+    </w:p>
+    <w:p>
+      <w:pPr>
+        <w:pStyle w:val="Compact"/>
+        <w:numPr>
+          <w:ilvl w:val="0"/>
+          <w:numId w:val="1012"/>
         </w:numPr>
       </w:pPr>
       <w:r>
@@ -894,21 +999,33 @@
         <w:pStyle w:val="Compact"/>
         <w:numPr>
           <w:ilvl w:val="0"/>
-          <w:numId w:val="1010"/>
-        </w:numPr>
-      </w:pPr>
-      <w:r>
-        <w:t xml:space="preserve">Biopsies can be performed.</w:t>
-      </w:r>
-    </w:p>
-    <w:bookmarkEnd w:id="23"/>
-    <w:bookmarkStart w:id="24" w:name="treatment-plan"/>
-    <w:p>
-      <w:pPr>
-        <w:pStyle w:val="Heading2"/>
-      </w:pPr>
-      <w:r>
-        <w:t xml:space="preserve">16 Treatment Plan</w:t>
+          <w:numId w:val="1012"/>
+        </w:numPr>
+      </w:pPr>
+      <w:r>
+        <w:t xml:space="preserve">Biopsies performed</w:t>
+      </w:r>
+    </w:p>
+    <w:p>
+      <w:pPr>
+        <w:pStyle w:val="Compact"/>
+        <w:numPr>
+          <w:ilvl w:val="0"/>
+          <w:numId w:val="1012"/>
+        </w:numPr>
+      </w:pPr>
+      <w:r>
+        <w:t xml:space="preserve">Fluid sampled</w:t>
+      </w:r>
+    </w:p>
+    <w:bookmarkEnd w:id="25"/>
+    <w:bookmarkStart w:id="26" w:name="treatment-plan"/>
+    <w:p>
+      <w:pPr>
+        <w:pStyle w:val="Heading2"/>
+      </w:pPr>
+      <w:r>
+        <w:t xml:space="preserve">18 Treatment Plan</w:t>
       </w:r>
     </w:p>
     <w:p>
@@ -924,7 +1041,7 @@
         <w:pStyle w:val="Compact"/>
         <w:numPr>
           <w:ilvl w:val="0"/>
-          <w:numId w:val="1011"/>
+          <w:numId w:val="1013"/>
         </w:numPr>
       </w:pPr>
       <w:r>
@@ -944,7 +1061,7 @@
         <w:pStyle w:val="Compact"/>
         <w:numPr>
           <w:ilvl w:val="0"/>
-          <w:numId w:val="1012"/>
+          <w:numId w:val="1014"/>
         </w:numPr>
       </w:pPr>
       <w:r>
@@ -964,7 +1081,7 @@
         <w:pStyle w:val="Compact"/>
         <w:numPr>
           <w:ilvl w:val="0"/>
-          <w:numId w:val="1013"/>
+          <w:numId w:val="1015"/>
         </w:numPr>
       </w:pPr>
       <w:r>
@@ -1009,7 +1126,7 @@
         <w:pStyle w:val="Compact"/>
         <w:numPr>
           <w:ilvl w:val="0"/>
-          <w:numId w:val="1014"/>
+          <w:numId w:val="1016"/>
         </w:numPr>
       </w:pPr>
       <w:r>
@@ -1029,7 +1146,7 @@
         <w:pStyle w:val="Compact"/>
         <w:numPr>
           <w:ilvl w:val="0"/>
-          <w:numId w:val="1015"/>
+          <w:numId w:val="1017"/>
         </w:numPr>
       </w:pPr>
       <w:r>
@@ -1041,7 +1158,7 @@
         <w:pStyle w:val="Compact"/>
         <w:numPr>
           <w:ilvl w:val="0"/>
-          <w:numId w:val="1015"/>
+          <w:numId w:val="1017"/>
         </w:numPr>
       </w:pPr>
       <w:r>
@@ -1053,7 +1170,7 @@
         <w:pStyle w:val="Compact"/>
         <w:numPr>
           <w:ilvl w:val="0"/>
-          <w:numId w:val="1015"/>
+          <w:numId w:val="1017"/>
         </w:numPr>
       </w:pPr>
       <w:r>
@@ -1065,21 +1182,21 @@
         <w:pStyle w:val="Compact"/>
         <w:numPr>
           <w:ilvl w:val="0"/>
-          <w:numId w:val="1015"/>
+          <w:numId w:val="1017"/>
         </w:numPr>
       </w:pPr>
       <w:r>
         <w:t xml:space="preserve">Metastatic cancers are M1 and are treated primary by chemotherapy.</w:t>
       </w:r>
     </w:p>
-    <w:bookmarkEnd w:id="24"/>
-    <w:bookmarkStart w:id="25" w:name="locally-advanced-cancers-1"/>
-    <w:p>
-      <w:pPr>
-        <w:pStyle w:val="Heading2"/>
-      </w:pPr>
-      <w:r>
-        <w:t xml:space="preserve">17 Locally-advanced cancers</w:t>
+    <w:bookmarkEnd w:id="26"/>
+    <w:bookmarkStart w:id="27" w:name="locally-advanced-cancers-1"/>
+    <w:p>
+      <w:pPr>
+        <w:pStyle w:val="Heading2"/>
+      </w:pPr>
+      <w:r>
+        <w:t xml:space="preserve">19 Locally-advanced cancers</w:t>
       </w:r>
     </w:p>
     <w:p>
@@ -1090,14 +1207,14 @@
         <w:t xml:space="preserve">Patients with locally-advanced esophageal cancer often have localized spread of cancer cells in the surrounding area</w:t>
       </w:r>
     </w:p>
-    <w:bookmarkEnd w:id="25"/>
-    <w:bookmarkStart w:id="26" w:name="locally-advanced-cancers-2"/>
-    <w:p>
-      <w:pPr>
-        <w:pStyle w:val="Heading2"/>
-      </w:pPr>
-      <w:r>
-        <w:t xml:space="preserve">18 Locally-advanced cancers</w:t>
+    <w:bookmarkEnd w:id="27"/>
+    <w:bookmarkStart w:id="28" w:name="locally-advanced-cancers-2"/>
+    <w:p>
+      <w:pPr>
+        <w:pStyle w:val="Heading2"/>
+      </w:pPr>
+      <w:r>
+        <w:t xml:space="preserve">20 Locally-advanced cancers</w:t>
       </w:r>
     </w:p>
     <w:p>
@@ -1108,14 +1225,14 @@
         <w:t xml:space="preserve">If locally-advanced cancers are treated with surgery alone…</w:t>
       </w:r>
     </w:p>
-    <w:bookmarkEnd w:id="26"/>
-    <w:bookmarkStart w:id="27" w:name="locally-advanced-cancers-3"/>
-    <w:p>
-      <w:pPr>
-        <w:pStyle w:val="Heading2"/>
-      </w:pPr>
-      <w:r>
-        <w:t xml:space="preserve">19 Locally-advanced cancers</w:t>
+    <w:bookmarkEnd w:id="28"/>
+    <w:bookmarkStart w:id="29" w:name="locally-advanced-cancers-3"/>
+    <w:p>
+      <w:pPr>
+        <w:pStyle w:val="Heading2"/>
+      </w:pPr>
+      <w:r>
+        <w:t xml:space="preserve">21 Locally-advanced cancers</w:t>
       </w:r>
     </w:p>
     <w:p>
@@ -1134,14 +1251,14 @@
         <w:t xml:space="preserve">There is a risk that cancer cells can be left behind</w:t>
       </w:r>
     </w:p>
-    <w:bookmarkEnd w:id="27"/>
-    <w:bookmarkStart w:id="28" w:name="preoperative-therapy"/>
-    <w:p>
-      <w:pPr>
-        <w:pStyle w:val="Heading2"/>
-      </w:pPr>
-      <w:r>
-        <w:t xml:space="preserve">20 Preoperative Therapy</w:t>
+    <w:bookmarkEnd w:id="29"/>
+    <w:bookmarkStart w:id="30" w:name="preoperative-therapy"/>
+    <w:p>
+      <w:pPr>
+        <w:pStyle w:val="Heading2"/>
+      </w:pPr>
+      <w:r>
+        <w:t xml:space="preserve">22 Preoperative Therapy</w:t>
       </w:r>
     </w:p>
     <w:p>
@@ -1168,14 +1285,14 @@
         <w:t xml:space="preserve">surgery that will shrink the cancer.</w:t>
       </w:r>
     </w:p>
-    <w:bookmarkEnd w:id="28"/>
-    <w:bookmarkStart w:id="29" w:name="preoperative-therapy-1"/>
-    <w:p>
-      <w:pPr>
-        <w:pStyle w:val="Heading2"/>
-      </w:pPr>
-      <w:r>
-        <w:t xml:space="preserve">21 Preoperative Therapy</w:t>
+    <w:bookmarkEnd w:id="30"/>
+    <w:bookmarkStart w:id="31" w:name="preoperative-therapy-1"/>
+    <w:p>
+      <w:pPr>
+        <w:pStyle w:val="Heading2"/>
+      </w:pPr>
+      <w:r>
+        <w:t xml:space="preserve">23 Preoperative Therapy</w:t>
       </w:r>
     </w:p>
     <w:p>
@@ -1202,14 +1319,14 @@
         <w:t xml:space="preserve">surgery that will shrink the cancer.</w:t>
       </w:r>
     </w:p>
-    <w:bookmarkEnd w:id="29"/>
-    <w:bookmarkStart w:id="30" w:name="preoperative-therapy-2"/>
-    <w:p>
-      <w:pPr>
-        <w:pStyle w:val="Heading2"/>
-      </w:pPr>
-      <w:r>
-        <w:t xml:space="preserve">22 Preoperative Therapy</w:t>
+    <w:bookmarkEnd w:id="31"/>
+    <w:bookmarkStart w:id="32" w:name="preoperative-therapy-2"/>
+    <w:p>
+      <w:pPr>
+        <w:pStyle w:val="Heading2"/>
+      </w:pPr>
+      <w:r>
+        <w:t xml:space="preserve">24 Preoperative Therapy</w:t>
       </w:r>
     </w:p>
     <w:p>
@@ -1236,14 +1353,14 @@
         <w:t xml:space="preserve">surgery that will shrink the cancer.</w:t>
       </w:r>
     </w:p>
-    <w:bookmarkEnd w:id="30"/>
-    <w:bookmarkStart w:id="31" w:name="surgery-after-preoperative-therapy"/>
-    <w:p>
-      <w:pPr>
-        <w:pStyle w:val="Heading2"/>
-      </w:pPr>
-      <w:r>
-        <w:t xml:space="preserve">23 Surgery after Preoperative Therapy</w:t>
+    <w:bookmarkEnd w:id="32"/>
+    <w:bookmarkStart w:id="33" w:name="surgery-after-preoperative-therapy"/>
+    <w:p>
+      <w:pPr>
+        <w:pStyle w:val="Heading2"/>
+      </w:pPr>
+      <w:r>
+        <w:t xml:space="preserve">25 Surgery after Preoperative Therapy</w:t>
       </w:r>
     </w:p>
     <w:p>
@@ -1254,14 +1371,14 @@
         <w:t xml:space="preserve">When surgery is then performed…</w:t>
       </w:r>
     </w:p>
-    <w:bookmarkEnd w:id="31"/>
-    <w:bookmarkStart w:id="32" w:name="preoperative-therapy-3"/>
-    <w:p>
-      <w:pPr>
-        <w:pStyle w:val="Heading2"/>
-      </w:pPr>
-      <w:r>
-        <w:t xml:space="preserve">24 Preoperative Therapy</w:t>
+    <w:bookmarkEnd w:id="33"/>
+    <w:bookmarkStart w:id="34" w:name="preoperative-therapy-3"/>
+    <w:p>
+      <w:pPr>
+        <w:pStyle w:val="Heading2"/>
+      </w:pPr>
+      <w:r>
+        <w:t xml:space="preserve">26 Preoperative Therapy</w:t>
       </w:r>
     </w:p>
     <w:p>
@@ -1280,14 +1397,14 @@
         <w:t xml:space="preserve">The risk of cancer recurrence is minimized</w:t>
       </w:r>
     </w:p>
-    <w:bookmarkEnd w:id="32"/>
-    <w:bookmarkStart w:id="33" w:name="preoperative-therapy-4"/>
-    <w:p>
-      <w:pPr>
-        <w:pStyle w:val="Heading2"/>
-      </w:pPr>
-      <w:r>
-        <w:t xml:space="preserve">25 Preoperative Therapy</w:t>
+    <w:bookmarkEnd w:id="34"/>
+    <w:bookmarkStart w:id="35" w:name="preoperative-therapy-4"/>
+    <w:p>
+      <w:pPr>
+        <w:pStyle w:val="Heading2"/>
+      </w:pPr>
+      <w:r>
+        <w:t xml:space="preserve">27 Preoperative Therapy</w:t>
       </w:r>
     </w:p>
     <w:p>
@@ -1306,14 +1423,14 @@
         <w:t xml:space="preserve">The risk of cancer recurrence is minimized</w:t>
       </w:r>
     </w:p>
-    <w:bookmarkEnd w:id="33"/>
-    <w:bookmarkStart w:id="34" w:name="chemotherapy-radiation-cross-trial"/>
-    <w:p>
-      <w:pPr>
-        <w:pStyle w:val="Heading2"/>
-      </w:pPr>
-      <w:r>
-        <w:t xml:space="preserve">26 Chemotherapy + Radiation CROSS Trial</w:t>
+    <w:bookmarkEnd w:id="35"/>
+    <w:bookmarkStart w:id="36" w:name="chemotherapy-radiation-cross-trial"/>
+    <w:p>
+      <w:pPr>
+        <w:pStyle w:val="Heading2"/>
+      </w:pPr>
+      <w:r>
+        <w:t xml:space="preserve">28 Chemotherapy + Radiation CROSS Trial</w:t>
       </w:r>
     </w:p>
     <w:p>
@@ -1381,14 +1498,14 @@
         <w:t xml:space="preserve">Surgery</w:t>
       </w:r>
     </w:p>
-    <w:bookmarkEnd w:id="34"/>
-    <w:bookmarkStart w:id="35" w:name="chemotherapy-radiation-cross-trial-1"/>
-    <w:p>
-      <w:pPr>
-        <w:pStyle w:val="Heading2"/>
-      </w:pPr>
-      <w:r>
-        <w:t xml:space="preserve">27 Chemotherapy + Radiation CROSS Trial</w:t>
+    <w:bookmarkEnd w:id="36"/>
+    <w:bookmarkStart w:id="37" w:name="chemotherapy-radiation-cross-trial-1"/>
+    <w:p>
+      <w:pPr>
+        <w:pStyle w:val="Heading2"/>
+      </w:pPr>
+      <w:r>
+        <w:t xml:space="preserve">29 Chemotherapy + Radiation CROSS Trial</w:t>
       </w:r>
     </w:p>
     <w:p>
@@ -1475,14 +1592,14 @@
         <w:t xml:space="preserve">The results were quite dramatic: The group that was treated with all three therapies, chemotherapy and radiation and surgery, lived on average twice a long as patients who had surgery alone.</w:t>
       </w:r>
     </w:p>
-    <w:bookmarkEnd w:id="35"/>
-    <w:bookmarkStart w:id="36" w:name="chemo-radiation-cross-trial"/>
-    <w:p>
-      <w:pPr>
-        <w:pStyle w:val="Heading2"/>
-      </w:pPr>
-      <w:r>
-        <w:t xml:space="preserve">28 Chemo + Radiation CROSS Trial</w:t>
+    <w:bookmarkEnd w:id="37"/>
+    <w:bookmarkStart w:id="38" w:name="chemo-radiation-cross-trial"/>
+    <w:p>
+      <w:pPr>
+        <w:pStyle w:val="Heading2"/>
+      </w:pPr>
+      <w:r>
+        <w:t xml:space="preserve">30 Chemo + Radiation CROSS Trial</w:t>
       </w:r>
     </w:p>
     <w:p>
@@ -1498,7 +1615,7 @@
         <w:pStyle w:val="Compact"/>
         <w:numPr>
           <w:ilvl w:val="0"/>
-          <w:numId w:val="1016"/>
+          <w:numId w:val="1018"/>
         </w:numPr>
       </w:pPr>
       <w:r>
@@ -1510,7 +1627,7 @@
         <w:pStyle w:val="Compact"/>
         <w:numPr>
           <w:ilvl w:val="0"/>
-          <w:numId w:val="1016"/>
+          <w:numId w:val="1018"/>
         </w:numPr>
       </w:pPr>
       <w:r>
@@ -1522,7 +1639,7 @@
         <w:pStyle w:val="Compact"/>
         <w:numPr>
           <w:ilvl w:val="0"/>
-          <w:numId w:val="1017"/>
+          <w:numId w:val="1019"/>
         </w:numPr>
       </w:pPr>
       <w:r>
@@ -1534,21 +1651,21 @@
         <w:pStyle w:val="Compact"/>
         <w:numPr>
           <w:ilvl w:val="0"/>
-          <w:numId w:val="1018"/>
+          <w:numId w:val="1020"/>
         </w:numPr>
       </w:pPr>
       <w:r>
         <w:t xml:space="preserve">Surgery 8 weeks after the end of radiation</w:t>
       </w:r>
     </w:p>
-    <w:bookmarkEnd w:id="36"/>
-    <w:bookmarkStart w:id="37" w:name="chemo-radiation---side-effects"/>
-    <w:p>
-      <w:pPr>
-        <w:pStyle w:val="Heading2"/>
-      </w:pPr>
-      <w:r>
-        <w:t xml:space="preserve">29 Chemo + Radiation - Side Effects</w:t>
+    <w:bookmarkEnd w:id="38"/>
+    <w:bookmarkStart w:id="39" w:name="chemo-radiation---side-effects"/>
+    <w:p>
+      <w:pPr>
+        <w:pStyle w:val="Heading2"/>
+      </w:pPr>
+      <w:r>
+        <w:t xml:space="preserve">31 Chemo + Radiation - Side Effects</w:t>
       </w:r>
     </w:p>
     <w:p>
@@ -1583,14 +1700,14 @@
         <w:t xml:space="preserve">Feeding tube may be needed for hydration/nutrition.</w:t>
       </w:r>
     </w:p>
-    <w:bookmarkEnd w:id="37"/>
-    <w:bookmarkStart w:id="38" w:name="locally-advanced-adenocarcinoma"/>
-    <w:p>
-      <w:pPr>
-        <w:pStyle w:val="Heading2"/>
-      </w:pPr>
-      <w:r>
-        <w:t xml:space="preserve">30 Locally-advanced Adenocarcinoma</w:t>
+    <w:bookmarkEnd w:id="39"/>
+    <w:bookmarkStart w:id="40" w:name="locally-advanced-adenocarcinoma"/>
+    <w:p>
+      <w:pPr>
+        <w:pStyle w:val="Heading2"/>
+      </w:pPr>
+      <w:r>
+        <w:t xml:space="preserve">32 Locally-advanced Adenocarcinoma</w:t>
       </w:r>
     </w:p>
     <w:p>
@@ -1662,7 +1779,7 @@
         <w:pStyle w:val="Compact"/>
         <w:numPr>
           <w:ilvl w:val="0"/>
-          <w:numId w:val="1019"/>
+          <w:numId w:val="1021"/>
         </w:numPr>
       </w:pPr>
       <w:r>
@@ -1674,21 +1791,21 @@
         <w:pStyle w:val="Compact"/>
         <w:numPr>
           <w:ilvl w:val="0"/>
-          <w:numId w:val="1020"/>
+          <w:numId w:val="1022"/>
         </w:numPr>
       </w:pPr>
       <w:r>
         <w:t xml:space="preserve">FOLFOX (better tolerated)</w:t>
       </w:r>
     </w:p>
-    <w:bookmarkEnd w:id="38"/>
-    <w:bookmarkStart w:id="39" w:name="sandwich-chemotherapy-drugs"/>
-    <w:p>
-      <w:pPr>
-        <w:pStyle w:val="Heading2"/>
-      </w:pPr>
-      <w:r>
-        <w:t xml:space="preserve">31</w:t>
+    <w:bookmarkEnd w:id="40"/>
+    <w:bookmarkStart w:id="41" w:name="sandwich-chemotherapy-drugs"/>
+    <w:p>
+      <w:pPr>
+        <w:pStyle w:val="Heading2"/>
+      </w:pPr>
+      <w:r>
+        <w:t xml:space="preserve">33</w:t>
       </w:r>
       <w:r>
         <w:t xml:space="preserve"> </w:t>
@@ -1720,7 +1837,7 @@
         <w:pStyle w:val="Compact"/>
         <w:numPr>
           <w:ilvl w:val="0"/>
-          <w:numId w:val="1021"/>
+          <w:numId w:val="1023"/>
         </w:numPr>
       </w:pPr>
       <w:r>
@@ -1732,7 +1849,7 @@
         <w:pStyle w:val="Compact"/>
         <w:numPr>
           <w:ilvl w:val="0"/>
-          <w:numId w:val="1021"/>
+          <w:numId w:val="1023"/>
         </w:numPr>
       </w:pPr>
       <w:r>
@@ -1744,7 +1861,7 @@
         <w:pStyle w:val="Compact"/>
         <w:numPr>
           <w:ilvl w:val="0"/>
-          <w:numId w:val="1021"/>
+          <w:numId w:val="1023"/>
         </w:numPr>
       </w:pPr>
       <w:r>
@@ -1756,7 +1873,7 @@
         <w:pStyle w:val="Compact"/>
         <w:numPr>
           <w:ilvl w:val="0"/>
-          <w:numId w:val="1021"/>
+          <w:numId w:val="1023"/>
         </w:numPr>
       </w:pPr>
       <w:r>
@@ -1780,7 +1897,7 @@
         <w:pStyle w:val="Compact"/>
         <w:numPr>
           <w:ilvl w:val="0"/>
-          <w:numId w:val="1022"/>
+          <w:numId w:val="1024"/>
         </w:numPr>
       </w:pPr>
       <w:r>
@@ -1792,7 +1909,7 @@
         <w:pStyle w:val="Compact"/>
         <w:numPr>
           <w:ilvl w:val="0"/>
-          <w:numId w:val="1022"/>
+          <w:numId w:val="1024"/>
         </w:numPr>
       </w:pPr>
       <w:r>
@@ -1804,29 +1921,29 @@
         <w:pStyle w:val="Compact"/>
         <w:numPr>
           <w:ilvl w:val="0"/>
-          <w:numId w:val="1022"/>
+          <w:numId w:val="1024"/>
         </w:numPr>
       </w:pPr>
       <w:r>
         <w:t xml:space="preserve">Oxaliplatin</w:t>
       </w:r>
     </w:p>
-    <w:bookmarkEnd w:id="39"/>
-    <w:bookmarkStart w:id="40" w:name="flot-treatment-plan"/>
-    <w:p>
-      <w:pPr>
-        <w:pStyle w:val="Heading2"/>
-      </w:pPr>
-      <w:r>
-        <w:t xml:space="preserve">32 FLOT Treatment Plan</w:t>
-      </w:r>
-    </w:p>
-    <w:p>
-      <w:pPr>
-        <w:pStyle w:val="Compact"/>
-        <w:numPr>
-          <w:ilvl w:val="0"/>
-          <w:numId w:val="1023"/>
+    <w:bookmarkEnd w:id="41"/>
+    <w:bookmarkStart w:id="42" w:name="flot-treatment-plan"/>
+    <w:p>
+      <w:pPr>
+        <w:pStyle w:val="Heading2"/>
+      </w:pPr>
+      <w:r>
+        <w:t xml:space="preserve">34 FLOT Treatment Plan</w:t>
+      </w:r>
+    </w:p>
+    <w:p>
+      <w:pPr>
+        <w:pStyle w:val="Compact"/>
+        <w:numPr>
+          <w:ilvl w:val="0"/>
+          <w:numId w:val="1025"/>
         </w:numPr>
       </w:pPr>
       <w:r>
@@ -1838,7 +1955,7 @@
         <w:pStyle w:val="Compact"/>
         <w:numPr>
           <w:ilvl w:val="0"/>
-          <w:numId w:val="1023"/>
+          <w:numId w:val="1025"/>
         </w:numPr>
       </w:pPr>
       <w:r>
@@ -1850,21 +1967,21 @@
         <w:pStyle w:val="Compact"/>
         <w:numPr>
           <w:ilvl w:val="0"/>
-          <w:numId w:val="1023"/>
+          <w:numId w:val="1025"/>
         </w:numPr>
       </w:pPr>
       <w:r>
         <w:t xml:space="preserve">FLOT Chemo every 2 weeks x 4 (=8 weeks total)</w:t>
       </w:r>
     </w:p>
-    <w:bookmarkEnd w:id="40"/>
-    <w:bookmarkStart w:id="41" w:name="durvalumab-immunotherapy"/>
-    <w:p>
-      <w:pPr>
-        <w:pStyle w:val="Heading2"/>
-      </w:pPr>
-      <w:r>
-        <w:t xml:space="preserve">33 Durvalumab Immunotherapy</w:t>
+    <w:bookmarkEnd w:id="42"/>
+    <w:bookmarkStart w:id="43" w:name="durvalumab-immunotherapy"/>
+    <w:p>
+      <w:pPr>
+        <w:pStyle w:val="Heading2"/>
+      </w:pPr>
+      <w:r>
+        <w:t xml:space="preserve">35 Durvalumab Immunotherapy</w:t>
       </w:r>
     </w:p>
     <w:p>
@@ -1891,14 +2008,14 @@
         <w:t xml:space="preserve">Durvalumab strengthens the immmune system to fight cancer</w:t>
       </w:r>
     </w:p>
-    <w:bookmarkEnd w:id="41"/>
-    <w:bookmarkStart w:id="42" w:name="matterhorn-trial"/>
-    <w:p>
-      <w:pPr>
-        <w:pStyle w:val="Heading2"/>
-      </w:pPr>
-      <w:r>
-        <w:t xml:space="preserve">34 Matterhorn Trial</w:t>
+    <w:bookmarkEnd w:id="43"/>
+    <w:bookmarkStart w:id="44" w:name="matterhorn-trial"/>
+    <w:p>
+      <w:pPr>
+        <w:pStyle w:val="Heading2"/>
+      </w:pPr>
+      <w:r>
+        <w:t xml:space="preserve">36 Matterhorn Trial</w:t>
       </w:r>
     </w:p>
     <w:p>
@@ -2013,14 +2130,14 @@
         <w:t xml:space="preserve">Treatment with durvalumab depends upon approval from insurance company</w:t>
       </w:r>
     </w:p>
-    <w:bookmarkEnd w:id="42"/>
-    <w:bookmarkStart w:id="43" w:name="flot-chemo-durvalumab"/>
-    <w:p>
-      <w:pPr>
-        <w:pStyle w:val="Heading2"/>
-      </w:pPr>
-      <w:r>
-        <w:t xml:space="preserve">35 FLOT Chemo ± Durvalumab</w:t>
+    <w:bookmarkEnd w:id="44"/>
+    <w:bookmarkStart w:id="45" w:name="flot-chemo-durvalumab"/>
+    <w:p>
+      <w:pPr>
+        <w:pStyle w:val="Heading2"/>
+      </w:pPr>
+      <w:r>
+        <w:t xml:space="preserve">37 FLOT Chemo ± Durvalumab</w:t>
       </w:r>
     </w:p>
     <w:p>
@@ -2040,7 +2157,7 @@
         <w:pStyle w:val="Compact"/>
         <w:numPr>
           <w:ilvl w:val="0"/>
-          <w:numId w:val="1024"/>
+          <w:numId w:val="1026"/>
         </w:numPr>
       </w:pPr>
       <w:r>
@@ -2052,7 +2169,7 @@
         <w:pStyle w:val="Compact"/>
         <w:numPr>
           <w:ilvl w:val="0"/>
-          <w:numId w:val="1024"/>
+          <w:numId w:val="1026"/>
         </w:numPr>
       </w:pPr>
       <w:r>
@@ -2064,7 +2181,7 @@
         <w:pStyle w:val="Compact"/>
         <w:numPr>
           <w:ilvl w:val="0"/>
-          <w:numId w:val="1024"/>
+          <w:numId w:val="1026"/>
         </w:numPr>
       </w:pPr>
       <w:r>
@@ -2088,7 +2205,7 @@
         <w:pStyle w:val="Compact"/>
         <w:numPr>
           <w:ilvl w:val="0"/>
-          <w:numId w:val="1025"/>
+          <w:numId w:val="1027"/>
         </w:numPr>
       </w:pPr>
       <w:r>
@@ -2100,7 +2217,7 @@
         <w:pStyle w:val="Compact"/>
         <w:numPr>
           <w:ilvl w:val="0"/>
-          <w:numId w:val="1025"/>
+          <w:numId w:val="1027"/>
         </w:numPr>
       </w:pPr>
       <w:r>
@@ -2112,7 +2229,7 @@
         <w:pStyle w:val="Compact"/>
         <w:numPr>
           <w:ilvl w:val="0"/>
-          <w:numId w:val="1025"/>
+          <w:numId w:val="1027"/>
         </w:numPr>
       </w:pPr>
       <w:r>
@@ -2124,21 +2241,21 @@
         <w:pStyle w:val="Compact"/>
         <w:numPr>
           <w:ilvl w:val="0"/>
-          <w:numId w:val="1025"/>
+          <w:numId w:val="1027"/>
         </w:numPr>
       </w:pPr>
       <w:r>
         <w:t xml:space="preserve">Durvalumab monthly x10</w:t>
       </w:r>
     </w:p>
-    <w:bookmarkEnd w:id="43"/>
-    <w:bookmarkStart w:id="44" w:name="tumor-biomarkers---pathology-tests"/>
-    <w:p>
-      <w:pPr>
-        <w:pStyle w:val="Heading2"/>
-      </w:pPr>
-      <w:r>
-        <w:t xml:space="preserve">36 Tumor Biomarkers - Pathology Tests</w:t>
+    <w:bookmarkEnd w:id="45"/>
+    <w:bookmarkStart w:id="46" w:name="tumor-biomarkers---pathology-tests"/>
+    <w:p>
+      <w:pPr>
+        <w:pStyle w:val="Heading2"/>
+      </w:pPr>
+      <w:r>
+        <w:t xml:space="preserve">38 Tumor Biomarkers - Pathology Tests</w:t>
       </w:r>
     </w:p>
     <w:p>
@@ -2154,7 +2271,7 @@
         <w:pStyle w:val="Compact"/>
         <w:numPr>
           <w:ilvl w:val="0"/>
-          <w:numId w:val="1026"/>
+          <w:numId w:val="1028"/>
         </w:numPr>
       </w:pPr>
       <w:r>
@@ -2183,7 +2300,7 @@
         <w:pStyle w:val="Compact"/>
         <w:numPr>
           <w:ilvl w:val="0"/>
-          <w:numId w:val="1026"/>
+          <w:numId w:val="1028"/>
         </w:numPr>
       </w:pPr>
       <w:r>
@@ -2212,7 +2329,7 @@
         <w:pStyle w:val="Compact"/>
         <w:numPr>
           <w:ilvl w:val="0"/>
-          <w:numId w:val="1026"/>
+          <w:numId w:val="1028"/>
         </w:numPr>
       </w:pPr>
       <w:r>
@@ -2252,14 +2369,14 @@
         <w:t xml:space="preserve">Your medical oncologist will review these with you</w:t>
       </w:r>
     </w:p>
-    <w:bookmarkEnd w:id="44"/>
-    <w:bookmarkStart w:id="45" w:name="adenocarcinoma-treatment-options"/>
-    <w:p>
-      <w:pPr>
-        <w:pStyle w:val="Heading2"/>
-      </w:pPr>
-      <w:r>
-        <w:t xml:space="preserve">37 Adenocarcinoma Treatment Options</w:t>
+    <w:bookmarkEnd w:id="46"/>
+    <w:bookmarkStart w:id="47" w:name="adenocarcinoma-treatment-options"/>
+    <w:p>
+      <w:pPr>
+        <w:pStyle w:val="Heading2"/>
+      </w:pPr>
+      <w:r>
+        <w:t xml:space="preserve">39 Adenocarcinoma Treatment Options</w:t>
       </w:r>
     </w:p>
     <w:p>
@@ -2279,7 +2396,7 @@
         <w:pStyle w:val="Compact"/>
         <w:numPr>
           <w:ilvl w:val="0"/>
-          <w:numId w:val="1027"/>
+          <w:numId w:val="1029"/>
         </w:numPr>
       </w:pPr>
       <w:r>
@@ -2291,7 +2408,7 @@
         <w:pStyle w:val="Compact"/>
         <w:numPr>
           <w:ilvl w:val="0"/>
-          <w:numId w:val="1027"/>
+          <w:numId w:val="1029"/>
         </w:numPr>
       </w:pPr>
       <w:r>
@@ -2315,7 +2432,7 @@
         <w:pStyle w:val="Compact"/>
         <w:numPr>
           <w:ilvl w:val="0"/>
-          <w:numId w:val="1028"/>
+          <w:numId w:val="1030"/>
         </w:numPr>
       </w:pPr>
       <w:r>
@@ -2327,7 +2444,7 @@
         <w:pStyle w:val="Compact"/>
         <w:numPr>
           <w:ilvl w:val="0"/>
-          <w:numId w:val="1028"/>
+          <w:numId w:val="1030"/>
         </w:numPr>
       </w:pPr>
       <w:r>
@@ -2339,21 +2456,21 @@
         <w:pStyle w:val="Compact"/>
         <w:numPr>
           <w:ilvl w:val="0"/>
-          <w:numId w:val="1028"/>
+          <w:numId w:val="1030"/>
         </w:numPr>
       </w:pPr>
       <w:r>
         <w:t xml:space="preserve">Chemo (8wk)</w:t>
       </w:r>
     </w:p>
-    <w:bookmarkEnd w:id="45"/>
-    <w:bookmarkStart w:id="46" w:name="adenocarcinoma-treatment-options-1"/>
-    <w:p>
-      <w:pPr>
-        <w:pStyle w:val="Heading2"/>
-      </w:pPr>
-      <w:r>
-        <w:t xml:space="preserve">38 Adenocarcinoma Treatment Options</w:t>
+    <w:bookmarkEnd w:id="47"/>
+    <w:bookmarkStart w:id="48" w:name="adenocarcinoma-treatment-options-1"/>
+    <w:p>
+      <w:pPr>
+        <w:pStyle w:val="Heading2"/>
+      </w:pPr>
+      <w:r>
+        <w:t xml:space="preserve">40 Adenocarcinoma Treatment Options</w:t>
       </w:r>
     </w:p>
     <w:p>
@@ -2373,7 +2490,7 @@
         <w:pStyle w:val="Compact"/>
         <w:numPr>
           <w:ilvl w:val="0"/>
-          <w:numId w:val="1029"/>
+          <w:numId w:val="1031"/>
         </w:numPr>
       </w:pPr>
       <w:r>
@@ -2385,7 +2502,7 @@
         <w:pStyle w:val="Compact"/>
         <w:numPr>
           <w:ilvl w:val="0"/>
-          <w:numId w:val="1029"/>
+          <w:numId w:val="1031"/>
         </w:numPr>
       </w:pPr>
       <w:r>
@@ -2397,7 +2514,7 @@
         <w:pStyle w:val="Compact"/>
         <w:numPr>
           <w:ilvl w:val="0"/>
-          <w:numId w:val="1029"/>
+          <w:numId w:val="1031"/>
         </w:numPr>
       </w:pPr>
       <w:r>
@@ -2409,7 +2526,7 @@
         <w:pStyle w:val="Compact"/>
         <w:numPr>
           <w:ilvl w:val="0"/>
-          <w:numId w:val="1029"/>
+          <w:numId w:val="1031"/>
         </w:numPr>
       </w:pPr>
       <w:r>
@@ -2438,7 +2555,7 @@
         <w:pStyle w:val="Compact"/>
         <w:numPr>
           <w:ilvl w:val="0"/>
-          <w:numId w:val="1029"/>
+          <w:numId w:val="1031"/>
         </w:numPr>
       </w:pPr>
       <w:r>
@@ -2462,7 +2579,7 @@
         <w:pStyle w:val="Compact"/>
         <w:numPr>
           <w:ilvl w:val="0"/>
-          <w:numId w:val="1030"/>
+          <w:numId w:val="1032"/>
         </w:numPr>
       </w:pPr>
       <w:r>
@@ -2474,7 +2591,7 @@
         <w:pStyle w:val="Compact"/>
         <w:numPr>
           <w:ilvl w:val="0"/>
-          <w:numId w:val="1030"/>
+          <w:numId w:val="1032"/>
         </w:numPr>
       </w:pPr>
       <w:r>
@@ -2486,7 +2603,7 @@
         <w:pStyle w:val="Compact"/>
         <w:numPr>
           <w:ilvl w:val="0"/>
-          <w:numId w:val="1030"/>
+          <w:numId w:val="1032"/>
         </w:numPr>
       </w:pPr>
       <w:r>
@@ -2498,7 +2615,7 @@
         <w:pStyle w:val="Compact"/>
         <w:numPr>
           <w:ilvl w:val="0"/>
-          <w:numId w:val="1030"/>
+          <w:numId w:val="1032"/>
         </w:numPr>
       </w:pPr>
       <w:r>
@@ -2510,21 +2627,21 @@
         <w:pStyle w:val="Compact"/>
         <w:numPr>
           <w:ilvl w:val="0"/>
-          <w:numId w:val="1030"/>
+          <w:numId w:val="1032"/>
         </w:numPr>
       </w:pPr>
       <w:r>
         <w:t xml:space="preserve">Less likely to need feeding tube</w:t>
       </w:r>
     </w:p>
-    <w:bookmarkEnd w:id="46"/>
-    <w:bookmarkStart w:id="47" w:name="chemotherapy-administration"/>
-    <w:p>
-      <w:pPr>
-        <w:pStyle w:val="Heading2"/>
-      </w:pPr>
-      <w:r>
-        <w:t xml:space="preserve">39 Chemotherapy Administration</w:t>
+    <w:bookmarkEnd w:id="48"/>
+    <w:bookmarkStart w:id="49" w:name="chemotherapy-administration"/>
+    <w:p>
+      <w:pPr>
+        <w:pStyle w:val="Heading2"/>
+      </w:pPr>
+      <w:r>
+        <w:t xml:space="preserve">41 Chemotherapy Administration</w:t>
       </w:r>
     </w:p>
     <w:p>
@@ -2548,7 +2665,7 @@
         <w:pStyle w:val="Compact"/>
         <w:numPr>
           <w:ilvl w:val="0"/>
-          <w:numId w:val="1031"/>
+          <w:numId w:val="1033"/>
         </w:numPr>
       </w:pPr>
       <w:r>
@@ -2560,7 +2677,7 @@
         <w:pStyle w:val="Compact"/>
         <w:numPr>
           <w:ilvl w:val="0"/>
-          <w:numId w:val="1031"/>
+          <w:numId w:val="1033"/>
         </w:numPr>
       </w:pPr>
       <w:r>
@@ -2572,21 +2689,21 @@
         <w:pStyle w:val="Compact"/>
         <w:numPr>
           <w:ilvl w:val="0"/>
-          <w:numId w:val="1031"/>
+          <w:numId w:val="1033"/>
         </w:numPr>
       </w:pPr>
       <w:r>
         <w:t xml:space="preserve">Central Venous port</w:t>
       </w:r>
     </w:p>
-    <w:bookmarkEnd w:id="47"/>
-    <w:bookmarkStart w:id="48" w:name="X24de4000c031f200c5dfe01452aa364022c5d0d"/>
-    <w:p>
-      <w:pPr>
-        <w:pStyle w:val="Heading2"/>
-      </w:pPr>
-      <w:r>
-        <w:t xml:space="preserve">40 Intravenous Catheter in Peripheral Vein (</w:t>
+    <w:bookmarkEnd w:id="49"/>
+    <w:bookmarkStart w:id="50" w:name="X24de4000c031f200c5dfe01452aa364022c5d0d"/>
+    <w:p>
+      <w:pPr>
+        <w:pStyle w:val="Heading2"/>
+      </w:pPr>
+      <w:r>
+        <w:t xml:space="preserve">42 Intravenous Catheter in Peripheral Vein (</w:t>
       </w:r>
       <w:r>
         <w:t xml:space="preserve">“IV”</w:t>
@@ -2600,7 +2717,7 @@
         <w:pStyle w:val="Compact"/>
         <w:numPr>
           <w:ilvl w:val="0"/>
-          <w:numId w:val="1032"/>
+          <w:numId w:val="1034"/>
         </w:numPr>
       </w:pPr>
       <w:r>
@@ -2612,7 +2729,7 @@
         <w:pStyle w:val="Compact"/>
         <w:numPr>
           <w:ilvl w:val="0"/>
-          <w:numId w:val="1032"/>
+          <w:numId w:val="1034"/>
         </w:numPr>
       </w:pPr>
       <w:r>
@@ -2624,7 +2741,7 @@
         <w:pStyle w:val="Compact"/>
         <w:numPr>
           <w:ilvl w:val="0"/>
-          <w:numId w:val="1032"/>
+          <w:numId w:val="1034"/>
         </w:numPr>
       </w:pPr>
       <w:r>
@@ -2636,7 +2753,7 @@
         <w:pStyle w:val="Compact"/>
         <w:numPr>
           <w:ilvl w:val="0"/>
-          <w:numId w:val="1032"/>
+          <w:numId w:val="1034"/>
         </w:numPr>
       </w:pPr>
       <w:r>
@@ -2648,7 +2765,7 @@
         <w:pStyle w:val="Compact"/>
         <w:numPr>
           <w:ilvl w:val="0"/>
-          <w:numId w:val="1032"/>
+          <w:numId w:val="1034"/>
         </w:numPr>
       </w:pPr>
       <w:r>
@@ -2679,22 +2796,22 @@
         <w:t xml:space="preserve">FLOT chemotherapy requires a home infusion pump, got which a peripheral IV won’t work</w:t>
       </w:r>
     </w:p>
-    <w:bookmarkEnd w:id="48"/>
-    <w:bookmarkStart w:id="49" w:name="central-venous-port"/>
-    <w:p>
-      <w:pPr>
-        <w:pStyle w:val="Heading2"/>
-      </w:pPr>
-      <w:r>
-        <w:t xml:space="preserve">41 Central Venous Port</w:t>
-      </w:r>
-    </w:p>
-    <w:p>
-      <w:pPr>
-        <w:pStyle w:val="Compact"/>
-        <w:numPr>
-          <w:ilvl w:val="0"/>
-          <w:numId w:val="1033"/>
+    <w:bookmarkEnd w:id="50"/>
+    <w:bookmarkStart w:id="51" w:name="central-venous-port"/>
+    <w:p>
+      <w:pPr>
+        <w:pStyle w:val="Heading2"/>
+      </w:pPr>
+      <w:r>
+        <w:t xml:space="preserve">43 Central Venous Port</w:t>
+      </w:r>
+    </w:p>
+    <w:p>
+      <w:pPr>
+        <w:pStyle w:val="Compact"/>
+        <w:numPr>
+          <w:ilvl w:val="0"/>
+          <w:numId w:val="1035"/>
         </w:numPr>
       </w:pPr>
       <w:r>
@@ -2706,7 +2823,7 @@
         <w:pStyle w:val="Compact"/>
         <w:numPr>
           <w:ilvl w:val="0"/>
-          <w:numId w:val="1033"/>
+          <w:numId w:val="1035"/>
         </w:numPr>
       </w:pPr>
       <w:r>
@@ -2718,7 +2835,7 @@
         <w:pStyle w:val="Compact"/>
         <w:numPr>
           <w:ilvl w:val="0"/>
-          <w:numId w:val="1033"/>
+          <w:numId w:val="1035"/>
         </w:numPr>
       </w:pPr>
       <w:r>
@@ -2730,7 +2847,7 @@
         <w:pStyle w:val="Compact"/>
         <w:numPr>
           <w:ilvl w:val="0"/>
-          <w:numId w:val="1033"/>
+          <w:numId w:val="1035"/>
         </w:numPr>
       </w:pPr>
       <w:r>
@@ -2742,7 +2859,7 @@
         <w:pStyle w:val="Compact"/>
         <w:numPr>
           <w:ilvl w:val="0"/>
-          <w:numId w:val="1033"/>
+          <w:numId w:val="1035"/>
         </w:numPr>
       </w:pPr>
       <w:r>
@@ -2789,22 +2906,22 @@
         <w:t xml:space="preserve">A port can be used for blood draws for blood tests as well.</w:t>
       </w:r>
     </w:p>
-    <w:bookmarkEnd w:id="49"/>
-    <w:bookmarkStart w:id="50" w:name="central-venous-port-1"/>
-    <w:p>
-      <w:pPr>
-        <w:pStyle w:val="Heading2"/>
-      </w:pPr>
-      <w:r>
-        <w:t xml:space="preserve">42 Central Venous Port</w:t>
-      </w:r>
-    </w:p>
-    <w:p>
-      <w:pPr>
-        <w:pStyle w:val="Compact"/>
-        <w:numPr>
-          <w:ilvl w:val="0"/>
-          <w:numId w:val="1034"/>
+    <w:bookmarkEnd w:id="51"/>
+    <w:bookmarkStart w:id="52" w:name="central-venous-port-1"/>
+    <w:p>
+      <w:pPr>
+        <w:pStyle w:val="Heading2"/>
+      </w:pPr>
+      <w:r>
+        <w:t xml:space="preserve">44 Central Venous Port</w:t>
+      </w:r>
+    </w:p>
+    <w:p>
+      <w:pPr>
+        <w:pStyle w:val="Compact"/>
+        <w:numPr>
+          <w:ilvl w:val="0"/>
+          <w:numId w:val="1036"/>
         </w:numPr>
       </w:pPr>
       <w:r>
@@ -2816,7 +2933,7 @@
         <w:pStyle w:val="Compact"/>
         <w:numPr>
           <w:ilvl w:val="0"/>
-          <w:numId w:val="1034"/>
+          <w:numId w:val="1036"/>
         </w:numPr>
       </w:pPr>
       <w:r>
@@ -2828,7 +2945,7 @@
         <w:pStyle w:val="Compact"/>
         <w:numPr>
           <w:ilvl w:val="0"/>
-          <w:numId w:val="1034"/>
+          <w:numId w:val="1036"/>
         </w:numPr>
       </w:pPr>
       <w:r>
@@ -2840,7 +2957,7 @@
         <w:pStyle w:val="Compact"/>
         <w:numPr>
           <w:ilvl w:val="0"/>
-          <w:numId w:val="1034"/>
+          <w:numId w:val="1036"/>
         </w:numPr>
       </w:pPr>
       <w:r>
@@ -2852,7 +2969,7 @@
         <w:pStyle w:val="Compact"/>
         <w:numPr>
           <w:ilvl w:val="0"/>
-          <w:numId w:val="1034"/>
+          <w:numId w:val="1036"/>
         </w:numPr>
       </w:pPr>
       <w:r>
@@ -2909,14 +3026,14 @@
         <w:t xml:space="preserve">covers the incisions and flakes off after a week or so</w:t>
       </w:r>
     </w:p>
-    <w:bookmarkEnd w:id="50"/>
-    <w:bookmarkStart w:id="51" w:name="central-venous-port-2"/>
-    <w:p>
-      <w:pPr>
-        <w:pStyle w:val="Heading2"/>
-      </w:pPr>
-      <w:r>
-        <w:t xml:space="preserve">43 Central Venous Port</w:t>
+    <w:bookmarkEnd w:id="52"/>
+    <w:bookmarkStart w:id="53" w:name="central-venous-port-2"/>
+    <w:p>
+      <w:pPr>
+        <w:pStyle w:val="Heading2"/>
+      </w:pPr>
+      <w:r>
+        <w:t xml:space="preserve">45 Central Venous Port</w:t>
       </w:r>
     </w:p>
     <w:p>
@@ -2935,14 +3052,14 @@
         <w:t xml:space="preserve">When it comes time for chemotherapy, the nurses can easily access the port with a needle that goes through the skin into the port, rather than placing an intravenous needle in a vein. The drugs can then be administered directly into the bloodstream. If blood needs to be drawn for tests, this can also be done through the port.</w:t>
       </w:r>
     </w:p>
-    <w:bookmarkEnd w:id="51"/>
-    <w:bookmarkStart w:id="52" w:name="restaging"/>
-    <w:p>
-      <w:pPr>
-        <w:pStyle w:val="Heading2"/>
-      </w:pPr>
-      <w:r>
-        <w:t xml:space="preserve">44 Restaging</w:t>
+    <w:bookmarkEnd w:id="53"/>
+    <w:bookmarkStart w:id="54" w:name="restaging"/>
+    <w:p>
+      <w:pPr>
+        <w:pStyle w:val="Heading2"/>
+      </w:pPr>
+      <w:r>
+        <w:t xml:space="preserve">46 Restaging</w:t>
       </w:r>
     </w:p>
     <w:p>
@@ -2966,7 +3083,7 @@
         <w:pStyle w:val="Compact"/>
         <w:numPr>
           <w:ilvl w:val="0"/>
-          <w:numId w:val="1035"/>
+          <w:numId w:val="1037"/>
         </w:numPr>
       </w:pPr>
       <w:r>
@@ -2978,21 +3095,21 @@
         <w:pStyle w:val="Compact"/>
         <w:numPr>
           <w:ilvl w:val="0"/>
-          <w:numId w:val="1035"/>
+          <w:numId w:val="1037"/>
         </w:numPr>
       </w:pPr>
       <w:r>
         <w:t xml:space="preserve">Timing depends upon recovery from therapy</w:t>
       </w:r>
     </w:p>
-    <w:bookmarkEnd w:id="52"/>
-    <w:bookmarkStart w:id="53" w:name="Xafbfaa646f5495387198e1f27fcf94ebc5c1f8f"/>
-    <w:p>
-      <w:pPr>
-        <w:pStyle w:val="Heading2"/>
-      </w:pPr>
-      <w:r>
-        <w:t xml:space="preserve">45 Restaging after Chemotherapy</w:t>
+    <w:bookmarkEnd w:id="54"/>
+    <w:bookmarkStart w:id="55" w:name="Xafbfaa646f5495387198e1f27fcf94ebc5c1f8f"/>
+    <w:p>
+      <w:pPr>
+        <w:pStyle w:val="Heading2"/>
+      </w:pPr>
+      <w:r>
+        <w:t xml:space="preserve">47 Restaging after Chemotherapy</w:t>
       </w:r>
       <w:r>
         <w:t xml:space="preserve"> </w:t>
@@ -3012,44 +3129,44 @@
         <w:t xml:space="preserve">Radiation</w:t>
       </w:r>
     </w:p>
-    <w:bookmarkEnd w:id="53"/>
-    <w:bookmarkStart w:id="54" w:name="fitness-evaluation-prior-to-surgery"/>
-    <w:p>
-      <w:pPr>
-        <w:pStyle w:val="Heading2"/>
-      </w:pPr>
-      <w:r>
-        <w:t xml:space="preserve">46 Fitness Evaluation prior to Surgery</w:t>
-      </w:r>
-    </w:p>
-    <w:bookmarkEnd w:id="54"/>
-    <w:bookmarkStart w:id="55" w:name="surgery-vs-no-surgery"/>
-    <w:p>
-      <w:pPr>
-        <w:pStyle w:val="Heading2"/>
-      </w:pPr>
-      <w:r>
-        <w:t xml:space="preserve">47 Surgery vs No Surgery</w:t>
-      </w:r>
-    </w:p>
     <w:bookmarkEnd w:id="55"/>
-    <w:bookmarkStart w:id="56" w:name="surgery-advantages-disadvantages"/>
-    <w:p>
-      <w:pPr>
-        <w:pStyle w:val="Heading2"/>
-      </w:pPr>
-      <w:r>
-        <w:t xml:space="preserve">48 Surgery Advantages + Disadvantages</w:t>
+    <w:bookmarkStart w:id="56" w:name="fitness-evaluation-prior-to-surgery"/>
+    <w:p>
+      <w:pPr>
+        <w:pStyle w:val="Heading2"/>
+      </w:pPr>
+      <w:r>
+        <w:t xml:space="preserve">48 Fitness Evaluation prior to Surgery</w:t>
       </w:r>
     </w:p>
     <w:bookmarkEnd w:id="56"/>
-    <w:bookmarkStart w:id="57" w:name="outcomes-after-chemotherapy-pm-radiation"/>
-    <w:p>
-      <w:pPr>
-        <w:pStyle w:val="Heading2"/>
-      </w:pPr>
-      <w:r>
-        <w:t xml:space="preserve">49 Outcomes after Chemotherapy</w:t>
+    <w:bookmarkStart w:id="57" w:name="surgery-vs-no-surgery"/>
+    <w:p>
+      <w:pPr>
+        <w:pStyle w:val="Heading2"/>
+      </w:pPr>
+      <w:r>
+        <w:t xml:space="preserve">49 Surgery vs No Surgery</w:t>
+      </w:r>
+    </w:p>
+    <w:bookmarkEnd w:id="57"/>
+    <w:bookmarkStart w:id="58" w:name="surgery-advantages-disadvantages"/>
+    <w:p>
+      <w:pPr>
+        <w:pStyle w:val="Heading2"/>
+      </w:pPr>
+      <w:r>
+        <w:t xml:space="preserve">50 Surgery Advantages + Disadvantages</w:t>
+      </w:r>
+    </w:p>
+    <w:bookmarkEnd w:id="58"/>
+    <w:bookmarkStart w:id="59" w:name="outcomes-after-chemotherapy-pm-radiation"/>
+    <w:p>
+      <w:pPr>
+        <w:pStyle w:val="Heading2"/>
+      </w:pPr>
+      <w:r>
+        <w:t xml:space="preserve">51 Outcomes after Chemotherapy</w:t>
       </w:r>
       <w:r>
         <w:t xml:space="preserve"> </w:t>
@@ -3069,27 +3186,27 @@
         <w:t xml:space="preserve">Radiation</w:t>
       </w:r>
     </w:p>
-    <w:bookmarkEnd w:id="57"/>
-    <w:bookmarkStart w:id="58" w:name="section"/>
-    <w:p>
-      <w:pPr>
-        <w:pStyle w:val="Heading2"/>
-      </w:pPr>
-      <w:r>
-        <w:t xml:space="preserve">50</w:t>
+    <w:bookmarkEnd w:id="59"/>
+    <w:bookmarkStart w:id="60" w:name="section"/>
+    <w:p>
+      <w:pPr>
+        <w:pStyle w:val="Heading2"/>
+      </w:pPr>
+      <w:r>
+        <w:t xml:space="preserve">52</w:t>
       </w:r>
       <w:r>
         <w:t xml:space="preserve"> </w:t>
       </w:r>
     </w:p>
-    <w:bookmarkEnd w:id="58"/>
-    <w:bookmarkStart w:id="59" w:name="active-surveillance"/>
-    <w:p>
-      <w:pPr>
-        <w:pStyle w:val="Heading2"/>
-      </w:pPr>
-      <w:r>
-        <w:t xml:space="preserve">51 Active Surveillance</w:t>
+    <w:bookmarkEnd w:id="60"/>
+    <w:bookmarkStart w:id="61" w:name="active-surveillance"/>
+    <w:p>
+      <w:pPr>
+        <w:pStyle w:val="Heading2"/>
+      </w:pPr>
+      <w:r>
+        <w:t xml:space="preserve">53 Active Surveillance</w:t>
       </w:r>
     </w:p>
     <w:p>
@@ -3105,7 +3222,7 @@
         <w:pStyle w:val="Compact"/>
         <w:numPr>
           <w:ilvl w:val="0"/>
-          <w:numId w:val="1036"/>
+          <w:numId w:val="1038"/>
         </w:numPr>
       </w:pPr>
       <w:r>
@@ -3117,7 +3234,7 @@
         <w:pStyle w:val="Compact"/>
         <w:numPr>
           <w:ilvl w:val="0"/>
-          <w:numId w:val="1036"/>
+          <w:numId w:val="1038"/>
         </w:numPr>
       </w:pPr>
       <w:r>
@@ -3148,14 +3265,14 @@
         <w:t xml:space="preserve">survival and disease control is probably better with immediate surgery.</w:t>
       </w:r>
     </w:p>
-    <w:bookmarkEnd w:id="59"/>
-    <w:bookmarkStart w:id="60" w:name="primary-care-practitioner-pcp"/>
-    <w:p>
-      <w:pPr>
-        <w:pStyle w:val="Heading2"/>
-      </w:pPr>
-      <w:r>
-        <w:t xml:space="preserve">52 Primary Care Practitioner (PCP)</w:t>
+    <w:bookmarkEnd w:id="61"/>
+    <w:bookmarkStart w:id="62" w:name="primary-care-practitioner-pcp"/>
+    <w:p>
+      <w:pPr>
+        <w:pStyle w:val="Heading2"/>
+      </w:pPr>
+      <w:r>
+        <w:t xml:space="preserve">54 Primary Care Practitioner (PCP)</w:t>
       </w:r>
     </w:p>
     <w:p>
@@ -3182,22 +3299,22 @@
         <w:t xml:space="preserve">PCP Referral Line (844) 235-6998</w:t>
       </w:r>
     </w:p>
-    <w:bookmarkEnd w:id="60"/>
-    <w:bookmarkStart w:id="61" w:name="my-atrium-patient-portal"/>
-    <w:p>
-      <w:pPr>
-        <w:pStyle w:val="Heading2"/>
-      </w:pPr>
-      <w:r>
-        <w:t xml:space="preserve">53 My Atrium Patient Portal</w:t>
-      </w:r>
-    </w:p>
-    <w:p>
-      <w:pPr>
-        <w:pStyle w:val="Compact"/>
-        <w:numPr>
-          <w:ilvl w:val="0"/>
-          <w:numId w:val="1037"/>
+    <w:bookmarkEnd w:id="62"/>
+    <w:bookmarkStart w:id="63" w:name="my-atrium-patient-portal"/>
+    <w:p>
+      <w:pPr>
+        <w:pStyle w:val="Heading2"/>
+      </w:pPr>
+      <w:r>
+        <w:t xml:space="preserve">55 My Atrium Patient Portal</w:t>
+      </w:r>
+    </w:p>
+    <w:p>
+      <w:pPr>
+        <w:pStyle w:val="Compact"/>
+        <w:numPr>
+          <w:ilvl w:val="0"/>
+          <w:numId w:val="1039"/>
         </w:numPr>
       </w:pPr>
       <w:r>
@@ -3209,7 +3326,7 @@
         <w:pStyle w:val="Compact"/>
         <w:numPr>
           <w:ilvl w:val="0"/>
-          <w:numId w:val="1037"/>
+          <w:numId w:val="1039"/>
         </w:numPr>
       </w:pPr>
       <w:r>
@@ -3221,29 +3338,29 @@
         <w:pStyle w:val="Compact"/>
         <w:numPr>
           <w:ilvl w:val="0"/>
-          <w:numId w:val="1037"/>
+          <w:numId w:val="1039"/>
         </w:numPr>
       </w:pPr>
       <w:r>
         <w:t xml:space="preserve">Sign up at my.atriumhealth.org</w:t>
       </w:r>
     </w:p>
-    <w:bookmarkEnd w:id="61"/>
-    <w:bookmarkStart w:id="62" w:name="exercise"/>
-    <w:p>
-      <w:pPr>
-        <w:pStyle w:val="Heading2"/>
-      </w:pPr>
-      <w:r>
-        <w:t xml:space="preserve">54 Exercise</w:t>
-      </w:r>
-    </w:p>
-    <w:p>
-      <w:pPr>
-        <w:pStyle w:val="Compact"/>
-        <w:numPr>
-          <w:ilvl w:val="0"/>
-          <w:numId w:val="1038"/>
+    <w:bookmarkEnd w:id="63"/>
+    <w:bookmarkStart w:id="64" w:name="exercise"/>
+    <w:p>
+      <w:pPr>
+        <w:pStyle w:val="Heading2"/>
+      </w:pPr>
+      <w:r>
+        <w:t xml:space="preserve">56 Exercise</w:t>
+      </w:r>
+    </w:p>
+    <w:p>
+      <w:pPr>
+        <w:pStyle w:val="Compact"/>
+        <w:numPr>
+          <w:ilvl w:val="0"/>
+          <w:numId w:val="1040"/>
         </w:numPr>
       </w:pPr>
       <w:r>
@@ -3255,69 +3372,11 @@
         <w:pStyle w:val="Compact"/>
         <w:numPr>
           <w:ilvl w:val="0"/>
-          <w:numId w:val="1038"/>
+          <w:numId w:val="1040"/>
         </w:numPr>
       </w:pPr>
       <w:r>
         <w:t xml:space="preserve">Goal is 30min/day of vigorous exercise 6 days/wk</w:t>
-      </w:r>
-    </w:p>
-    <w:p>
-      <w:pPr>
-        <w:pStyle w:val="Compact"/>
-        <w:numPr>
-          <w:ilvl w:val="1"/>
-          <w:numId w:val="1039"/>
-        </w:numPr>
-      </w:pPr>
-      <w:r>
-        <w:t xml:space="preserve">Working hard enough that you can’t converse</w:t>
-      </w:r>
-    </w:p>
-    <w:p>
-      <w:pPr>
-        <w:pStyle w:val="Compact"/>
-        <w:numPr>
-          <w:ilvl w:val="1"/>
-          <w:numId w:val="1039"/>
-        </w:numPr>
-      </w:pPr>
-      <w:r>
-        <w:t xml:space="preserve">Start slowly and build up</w:t>
-      </w:r>
-    </w:p>
-    <w:p>
-      <w:pPr>
-        <w:pStyle w:val="Compact"/>
-        <w:numPr>
-          <w:ilvl w:val="1"/>
-          <w:numId w:val="1039"/>
-        </w:numPr>
-      </w:pPr>
-      <w:r>
-        <w:t xml:space="preserve">Every day counts! (Aim for daily activity)</w:t>
-      </w:r>
-    </w:p>
-    <w:bookmarkEnd w:id="62"/>
-    <w:bookmarkStart w:id="63" w:name="smoking-cessation"/>
-    <w:p>
-      <w:pPr>
-        <w:pStyle w:val="Heading2"/>
-      </w:pPr>
-      <w:r>
-        <w:t xml:space="preserve">55 Smoking Cessation</w:t>
-      </w:r>
-    </w:p>
-    <w:p>
-      <w:pPr>
-        <w:pStyle w:val="Compact"/>
-        <w:numPr>
-          <w:ilvl w:val="0"/>
-          <w:numId w:val="1040"/>
-        </w:numPr>
-      </w:pPr>
-      <w:r>
-        <w:t xml:space="preserve">Smoking makes cancer treatment more difficult</w:t>
       </w:r>
     </w:p>
     <w:p>
@@ -3329,6 +3388,64 @@
         </w:numPr>
       </w:pPr>
       <w:r>
+        <w:t xml:space="preserve">Working hard enough that you can’t converse</w:t>
+      </w:r>
+    </w:p>
+    <w:p>
+      <w:pPr>
+        <w:pStyle w:val="Compact"/>
+        <w:numPr>
+          <w:ilvl w:val="1"/>
+          <w:numId w:val="1041"/>
+        </w:numPr>
+      </w:pPr>
+      <w:r>
+        <w:t xml:space="preserve">Start slowly and build up</w:t>
+      </w:r>
+    </w:p>
+    <w:p>
+      <w:pPr>
+        <w:pStyle w:val="Compact"/>
+        <w:numPr>
+          <w:ilvl w:val="1"/>
+          <w:numId w:val="1041"/>
+        </w:numPr>
+      </w:pPr>
+      <w:r>
+        <w:t xml:space="preserve">Every day counts! (Aim for daily activity)</w:t>
+      </w:r>
+    </w:p>
+    <w:bookmarkEnd w:id="64"/>
+    <w:bookmarkStart w:id="65" w:name="smoking-cessation"/>
+    <w:p>
+      <w:pPr>
+        <w:pStyle w:val="Heading2"/>
+      </w:pPr>
+      <w:r>
+        <w:t xml:space="preserve">57 Smoking Cessation</w:t>
+      </w:r>
+    </w:p>
+    <w:p>
+      <w:pPr>
+        <w:pStyle w:val="Compact"/>
+        <w:numPr>
+          <w:ilvl w:val="0"/>
+          <w:numId w:val="1042"/>
+        </w:numPr>
+      </w:pPr>
+      <w:r>
+        <w:t xml:space="preserve">Smoking makes cancer treatment more difficult</w:t>
+      </w:r>
+    </w:p>
+    <w:p>
+      <w:pPr>
+        <w:pStyle w:val="Compact"/>
+        <w:numPr>
+          <w:ilvl w:val="1"/>
+          <w:numId w:val="1043"/>
+        </w:numPr>
+      </w:pPr>
+      <w:r>
         <w:t xml:space="preserve">Increases risk of complications after surgery</w:t>
       </w:r>
     </w:p>
@@ -3337,7 +3454,7 @@
         <w:pStyle w:val="Compact"/>
         <w:numPr>
           <w:ilvl w:val="0"/>
-          <w:numId w:val="1040"/>
+          <w:numId w:val="1042"/>
         </w:numPr>
       </w:pPr>
       <w:r>
@@ -3349,7 +3466,7 @@
         <w:pStyle w:val="Compact"/>
         <w:numPr>
           <w:ilvl w:val="1"/>
-          <w:numId w:val="1042"/>
+          <w:numId w:val="1044"/>
         </w:numPr>
       </w:pPr>
       <w:r>
@@ -3361,7 +3478,7 @@
         <w:pStyle w:val="Compact"/>
         <w:numPr>
           <w:ilvl w:val="1"/>
-          <w:numId w:val="1042"/>
+          <w:numId w:val="1044"/>
         </w:numPr>
       </w:pPr>
       <w:r>
@@ -3373,31 +3490,31 @@
         <w:pStyle w:val="Compact"/>
         <w:numPr>
           <w:ilvl w:val="1"/>
-          <w:numId w:val="1042"/>
+          <w:numId w:val="1044"/>
         </w:numPr>
       </w:pPr>
       <w:r>
         <w:t xml:space="preserve">Smoking Cessation Counseling (Metro Charlotte)</w:t>
       </w:r>
     </w:p>
-    <w:bookmarkEnd w:id="63"/>
-    <w:bookmarkStart w:id="64" w:name="protein-needs"/>
-    <w:p>
-      <w:pPr>
-        <w:pStyle w:val="Heading2"/>
-      </w:pPr>
-      <w:r>
-        <w:t xml:space="preserve">56 Protein Needs</w:t>
-      </w:r>
-    </w:p>
-    <w:bookmarkEnd w:id="64"/>
-    <w:bookmarkStart w:id="65" w:name="feeding-tubes"/>
-    <w:p>
-      <w:pPr>
-        <w:pStyle w:val="Heading2"/>
-      </w:pPr>
-      <w:r>
-        <w:t xml:space="preserve">57 Feeding Tubes</w:t>
+    <w:bookmarkEnd w:id="65"/>
+    <w:bookmarkStart w:id="66" w:name="protein-needs"/>
+    <w:p>
+      <w:pPr>
+        <w:pStyle w:val="Heading2"/>
+      </w:pPr>
+      <w:r>
+        <w:t xml:space="preserve">58 Protein Needs</w:t>
+      </w:r>
+    </w:p>
+    <w:bookmarkEnd w:id="66"/>
+    <w:bookmarkStart w:id="67" w:name="feeding-tubes"/>
+    <w:p>
+      <w:pPr>
+        <w:pStyle w:val="Heading2"/>
+      </w:pPr>
+      <w:r>
+        <w:t xml:space="preserve">59 Feeding Tubes</w:t>
       </w:r>
     </w:p>
     <w:p>
@@ -3412,7 +3529,7 @@
       <w:pPr>
         <w:numPr>
           <w:ilvl w:val="0"/>
-          <w:numId w:val="1043"/>
+          <w:numId w:val="1045"/>
         </w:numPr>
       </w:pPr>
       <w:r>
@@ -3423,7 +3540,7 @@
       <w:pPr>
         <w:numPr>
           <w:ilvl w:val="0"/>
-          <w:numId w:val="1043"/>
+          <w:numId w:val="1045"/>
         </w:numPr>
       </w:pPr>
       <w:r>
@@ -3438,14 +3555,14 @@
         <w:t xml:space="preserve">Your dietitian and physician will help you decide which tube is best for your situation</w:t>
       </w:r>
     </w:p>
-    <w:bookmarkEnd w:id="65"/>
-    <w:bookmarkStart w:id="66" w:name="gastrostomy-tube"/>
-    <w:p>
-      <w:pPr>
-        <w:pStyle w:val="Heading2"/>
-      </w:pPr>
-      <w:r>
-        <w:t xml:space="preserve">58 Gastrostomy Tube</w:t>
+    <w:bookmarkEnd w:id="67"/>
+    <w:bookmarkStart w:id="68" w:name="gastrostomy-tube"/>
+    <w:p>
+      <w:pPr>
+        <w:pStyle w:val="Heading2"/>
+      </w:pPr>
+      <w:r>
+        <w:t xml:space="preserve">60 Gastrostomy Tube</w:t>
       </w:r>
     </w:p>
     <w:p>
@@ -3461,7 +3578,7 @@
         <w:pStyle w:val="Compact"/>
         <w:numPr>
           <w:ilvl w:val="0"/>
-          <w:numId w:val="1044"/>
+          <w:numId w:val="1046"/>
         </w:numPr>
       </w:pPr>
       <w:r>
@@ -3473,7 +3590,7 @@
         <w:pStyle w:val="Compact"/>
         <w:numPr>
           <w:ilvl w:val="0"/>
-          <w:numId w:val="1044"/>
+          <w:numId w:val="1046"/>
         </w:numPr>
       </w:pPr>
       <w:r>
@@ -3485,7 +3602,7 @@
         <w:pStyle w:val="Compact"/>
         <w:numPr>
           <w:ilvl w:val="0"/>
-          <w:numId w:val="1044"/>
+          <w:numId w:val="1046"/>
         </w:numPr>
       </w:pPr>
       <w:r>
@@ -3497,21 +3614,21 @@
         <w:pStyle w:val="Compact"/>
         <w:numPr>
           <w:ilvl w:val="0"/>
-          <w:numId w:val="1044"/>
+          <w:numId w:val="1046"/>
         </w:numPr>
       </w:pPr>
       <w:r>
         <w:t xml:space="preserve">Removed easily in the office when no longer needed</w:t>
       </w:r>
     </w:p>
-    <w:bookmarkEnd w:id="66"/>
-    <w:bookmarkStart w:id="67" w:name="gastrostomy-tube-methods"/>
-    <w:p>
-      <w:pPr>
-        <w:pStyle w:val="Heading2"/>
-      </w:pPr>
-      <w:r>
-        <w:t xml:space="preserve">59 Gastrostomy Tube Methods</w:t>
+    <w:bookmarkEnd w:id="68"/>
+    <w:bookmarkStart w:id="69" w:name="gastrostomy-tube-methods"/>
+    <w:p>
+      <w:pPr>
+        <w:pStyle w:val="Heading2"/>
+      </w:pPr>
+      <w:r>
+        <w:t xml:space="preserve">61 Gastrostomy Tube Methods</w:t>
       </w:r>
     </w:p>
     <w:p>
@@ -3538,22 +3655,22 @@
         <w:t xml:space="preserve">Preferred method depends upon whether esophagectomy is planned</w:t>
       </w:r>
     </w:p>
-    <w:bookmarkEnd w:id="67"/>
-    <w:bookmarkStart w:id="68" w:name="gastrostomy-tube-1"/>
-    <w:p>
-      <w:pPr>
-        <w:pStyle w:val="Heading2"/>
-      </w:pPr>
-      <w:r>
-        <w:t xml:space="preserve">60 Gastrostomy Tube</w:t>
-      </w:r>
-    </w:p>
-    <w:p>
-      <w:pPr>
-        <w:pStyle w:val="Compact"/>
-        <w:numPr>
-          <w:ilvl w:val="0"/>
-          <w:numId w:val="1045"/>
+    <w:bookmarkEnd w:id="69"/>
+    <w:bookmarkStart w:id="70" w:name="gastrostomy-tube-1"/>
+    <w:p>
+      <w:pPr>
+        <w:pStyle w:val="Heading2"/>
+      </w:pPr>
+      <w:r>
+        <w:t xml:space="preserve">62 Gastrostomy Tube</w:t>
+      </w:r>
+    </w:p>
+    <w:p>
+      <w:pPr>
+        <w:pStyle w:val="Compact"/>
+        <w:numPr>
+          <w:ilvl w:val="0"/>
+          <w:numId w:val="1047"/>
         </w:numPr>
       </w:pPr>
       <w:r>
@@ -3565,39 +3682,39 @@
         <w:pStyle w:val="Compact"/>
         <w:numPr>
           <w:ilvl w:val="0"/>
-          <w:numId w:val="1045"/>
+          <w:numId w:val="1047"/>
         </w:numPr>
       </w:pPr>
       <w:r>
         <w:t xml:space="preserve">Central venous port can be placed at the same time (if needed)</w:t>
       </w:r>
     </w:p>
-    <w:bookmarkEnd w:id="68"/>
-    <w:bookmarkStart w:id="69" w:name="jejunostomy-tube"/>
-    <w:p>
-      <w:pPr>
-        <w:pStyle w:val="Heading2"/>
-      </w:pPr>
-      <w:r>
-        <w:t xml:space="preserve">61 Jejunostomy Tube</w:t>
-      </w:r>
-    </w:p>
-    <w:bookmarkEnd w:id="69"/>
-    <w:bookmarkStart w:id="70" w:name="jejunostomy-typical-regimen"/>
-    <w:p>
-      <w:pPr>
-        <w:pStyle w:val="Heading2"/>
-      </w:pPr>
-      <w:r>
-        <w:t xml:space="preserve">62 Jejunostomy Typical Regimen</w:t>
-      </w:r>
-    </w:p>
-    <w:p>
-      <w:pPr>
-        <w:pStyle w:val="Compact"/>
-        <w:numPr>
-          <w:ilvl w:val="0"/>
-          <w:numId w:val="1046"/>
+    <w:bookmarkEnd w:id="70"/>
+    <w:bookmarkStart w:id="71" w:name="jejunostomy-tube"/>
+    <w:p>
+      <w:pPr>
+        <w:pStyle w:val="Heading2"/>
+      </w:pPr>
+      <w:r>
+        <w:t xml:space="preserve">63 Jejunostomy Tube</w:t>
+      </w:r>
+    </w:p>
+    <w:bookmarkEnd w:id="71"/>
+    <w:bookmarkStart w:id="72" w:name="jejunostomy-typical-regimen"/>
+    <w:p>
+      <w:pPr>
+        <w:pStyle w:val="Heading2"/>
+      </w:pPr>
+      <w:r>
+        <w:t xml:space="preserve">64 Jejunostomy Typical Regimen</w:t>
+      </w:r>
+    </w:p>
+    <w:p>
+      <w:pPr>
+        <w:pStyle w:val="Compact"/>
+        <w:numPr>
+          <w:ilvl w:val="0"/>
+          <w:numId w:val="1048"/>
         </w:numPr>
       </w:pPr>
       <w:r>
@@ -3609,7 +3726,7 @@
         <w:pStyle w:val="Compact"/>
         <w:numPr>
           <w:ilvl w:val="1"/>
-          <w:numId w:val="1047"/>
+          <w:numId w:val="1049"/>
         </w:numPr>
       </w:pPr>
       <w:r>
@@ -3621,7 +3738,7 @@
         <w:pStyle w:val="Compact"/>
         <w:numPr>
           <w:ilvl w:val="1"/>
-          <w:numId w:val="1047"/>
+          <w:numId w:val="1049"/>
         </w:numPr>
       </w:pPr>
       <w:r>
@@ -3633,7 +3750,7 @@
         <w:pStyle w:val="Compact"/>
         <w:numPr>
           <w:ilvl w:val="0"/>
-          <w:numId w:val="1046"/>
+          <w:numId w:val="1048"/>
         </w:numPr>
       </w:pPr>
       <w:r>
@@ -3648,14 +3765,14 @@
         <w:t xml:space="preserve">Hospital nurses will teach use of the feeding tube</w:t>
       </w:r>
     </w:p>
-    <w:bookmarkEnd w:id="70"/>
-    <w:bookmarkStart w:id="71" w:name="jejunostomy-feeds-with-diabetes"/>
-    <w:p>
-      <w:pPr>
-        <w:pStyle w:val="Heading2"/>
-      </w:pPr>
-      <w:r>
-        <w:t xml:space="preserve">63 Jejunostomy Feeds with Diabetes</w:t>
+    <w:bookmarkEnd w:id="72"/>
+    <w:bookmarkStart w:id="73" w:name="jejunostomy-feeds-with-diabetes"/>
+    <w:p>
+      <w:pPr>
+        <w:pStyle w:val="Heading2"/>
+      </w:pPr>
+      <w:r>
+        <w:t xml:space="preserve">65 Jejunostomy Feeds with Diabetes</w:t>
       </w:r>
     </w:p>
     <w:p>
@@ -3671,7 +3788,7 @@
         <w:pStyle w:val="Compact"/>
         <w:numPr>
           <w:ilvl w:val="0"/>
-          <w:numId w:val="1048"/>
+          <w:numId w:val="1050"/>
         </w:numPr>
       </w:pPr>
       <w:r>
@@ -3691,7 +3808,7 @@
         <w:pStyle w:val="Compact"/>
         <w:numPr>
           <w:ilvl w:val="0"/>
-          <w:numId w:val="1049"/>
+          <w:numId w:val="1051"/>
         </w:numPr>
       </w:pPr>
       <w:r>
@@ -3703,7 +3820,7 @@
         <w:pStyle w:val="Compact"/>
         <w:numPr>
           <w:ilvl w:val="0"/>
-          <w:numId w:val="1049"/>
+          <w:numId w:val="1051"/>
         </w:numPr>
       </w:pPr>
       <w:r>
@@ -3715,7 +3832,7 @@
         <w:pStyle w:val="Compact"/>
         <w:numPr>
           <w:ilvl w:val="0"/>
-          <w:numId w:val="1049"/>
+          <w:numId w:val="1051"/>
         </w:numPr>
       </w:pPr>
       <w:r>
@@ -3727,31 +3844,31 @@
         <w:pStyle w:val="Compact"/>
         <w:numPr>
           <w:ilvl w:val="0"/>
-          <w:numId w:val="1049"/>
+          <w:numId w:val="1051"/>
         </w:numPr>
       </w:pPr>
       <w:r>
         <w:t xml:space="preserve">No insulin if tube feedings are not run</w:t>
       </w:r>
     </w:p>
-    <w:bookmarkEnd w:id="71"/>
-    <w:bookmarkStart w:id="72" w:name="jejunostomy-video"/>
-    <w:p>
-      <w:pPr>
-        <w:pStyle w:val="Heading2"/>
-      </w:pPr>
-      <w:r>
-        <w:t xml:space="preserve">64 Jejunostomy Video</w:t>
-      </w:r>
-    </w:p>
-    <w:bookmarkEnd w:id="72"/>
-    <w:bookmarkStart w:id="73" w:name="surgery-for-esophageal-cancer"/>
-    <w:p>
-      <w:pPr>
-        <w:pStyle w:val="Heading2"/>
-      </w:pPr>
-      <w:r>
-        <w:t xml:space="preserve">65 Surgery for Esophageal Cancer</w:t>
+    <w:bookmarkEnd w:id="73"/>
+    <w:bookmarkStart w:id="74" w:name="jejunostomy-video"/>
+    <w:p>
+      <w:pPr>
+        <w:pStyle w:val="Heading2"/>
+      </w:pPr>
+      <w:r>
+        <w:t xml:space="preserve">66 Jejunostomy Video</w:t>
+      </w:r>
+    </w:p>
+    <w:bookmarkEnd w:id="74"/>
+    <w:bookmarkStart w:id="75" w:name="surgery-for-esophageal-cancer"/>
+    <w:p>
+      <w:pPr>
+        <w:pStyle w:val="Heading2"/>
+      </w:pPr>
+      <w:r>
+        <w:t xml:space="preserve">67 Surgery for Esophageal Cancer</w:t>
       </w:r>
     </w:p>
     <w:p>
@@ -3767,7 +3884,7 @@
         <w:pStyle w:val="Compact"/>
         <w:numPr>
           <w:ilvl w:val="0"/>
-          <w:numId w:val="1050"/>
+          <w:numId w:val="1052"/>
         </w:numPr>
       </w:pPr>
       <w:r>
@@ -3779,7 +3896,7 @@
         <w:pStyle w:val="Compact"/>
         <w:numPr>
           <w:ilvl w:val="0"/>
-          <w:numId w:val="1050"/>
+          <w:numId w:val="1052"/>
         </w:numPr>
       </w:pPr>
       <w:r>
@@ -3791,29 +3908,29 @@
         <w:pStyle w:val="Compact"/>
         <w:numPr>
           <w:ilvl w:val="0"/>
-          <w:numId w:val="1050"/>
+          <w:numId w:val="1052"/>
         </w:numPr>
       </w:pPr>
       <w:r>
         <w:t xml:space="preserve">Locally Advanced (T3 M0) after preop therapy</w:t>
       </w:r>
     </w:p>
-    <w:bookmarkEnd w:id="73"/>
-    <w:bookmarkStart w:id="77" w:name="goals-of-surgery"/>
-    <w:p>
-      <w:pPr>
-        <w:pStyle w:val="Heading2"/>
-      </w:pPr>
-      <w:r>
-        <w:t xml:space="preserve">66 Goals of Surgery</w:t>
-      </w:r>
-    </w:p>
-    <w:p>
-      <w:pPr>
-        <w:pStyle w:val="Compact"/>
-        <w:numPr>
-          <w:ilvl w:val="0"/>
-          <w:numId w:val="1051"/>
+    <w:bookmarkEnd w:id="75"/>
+    <w:bookmarkStart w:id="79" w:name="goals-of-surgery"/>
+    <w:p>
+      <w:pPr>
+        <w:pStyle w:val="Heading2"/>
+      </w:pPr>
+      <w:r>
+        <w:t xml:space="preserve">68 Goals of Surgery</w:t>
+      </w:r>
+    </w:p>
+    <w:p>
+      <w:pPr>
+        <w:pStyle w:val="Compact"/>
+        <w:numPr>
+          <w:ilvl w:val="0"/>
+          <w:numId w:val="1053"/>
         </w:numPr>
       </w:pPr>
       <w:r>
@@ -3825,7 +3942,7 @@
         <w:pStyle w:val="Compact"/>
         <w:numPr>
           <w:ilvl w:val="0"/>
-          <w:numId w:val="1051"/>
+          <w:numId w:val="1053"/>
         </w:numPr>
       </w:pPr>
       <w:r>
@@ -3837,7 +3954,7 @@
         <w:pStyle w:val="Compact"/>
         <w:numPr>
           <w:ilvl w:val="0"/>
-          <w:numId w:val="1051"/>
+          <w:numId w:val="1053"/>
         </w:numPr>
       </w:pPr>
       <w:r>
@@ -3853,18 +3970,18 @@
           <wp:inline>
             <wp:extent cx="5334000" cy="5481674"/>
             <wp:effectExtent b="0" l="0" r="0" t="0"/>
-            <wp:docPr descr="" title="" id="75" name="Picture"/>
+            <wp:docPr descr="" title="" id="77" name="Picture"/>
             <a:graphic>
               <a:graphicData uri="http://schemas.openxmlformats.org/drawingml/2006/picture">
                 <pic:pic>
                   <pic:nvPicPr>
-                    <pic:cNvPr descr="images/Eso_Resection1_ai.png" id="76" name="Picture"/>
+                    <pic:cNvPr descr="images/Eso_Resection1_ai.png" id="78" name="Picture"/>
                     <pic:cNvPicPr>
                       <a:picLocks noChangeArrowheads="1" noChangeAspect="1"/>
                     </pic:cNvPicPr>
                   </pic:nvPicPr>
                   <pic:blipFill>
-                    <a:blip r:embed="rId74"/>
+                    <a:blip r:embed="rId76"/>
                     <a:stretch>
                       <a:fillRect/>
                     </a:stretch>
@@ -3891,22 +4008,22 @@
         </w:drawing>
       </w:r>
     </w:p>
-    <w:bookmarkEnd w:id="77"/>
-    <w:bookmarkStart w:id="81" w:name="ivor-lewis-transthoracic-esophagectomy"/>
-    <w:p>
-      <w:pPr>
-        <w:pStyle w:val="Heading2"/>
-      </w:pPr>
-      <w:r>
-        <w:t xml:space="preserve">67 Ivor Lewis (Transthoracic) Esophagectomy</w:t>
-      </w:r>
-    </w:p>
-    <w:p>
-      <w:pPr>
-        <w:pStyle w:val="Compact"/>
-        <w:numPr>
-          <w:ilvl w:val="0"/>
-          <w:numId w:val="1052"/>
+    <w:bookmarkEnd w:id="79"/>
+    <w:bookmarkStart w:id="83" w:name="ivor-lewis-transthoracic-esophagectomy"/>
+    <w:p>
+      <w:pPr>
+        <w:pStyle w:val="Heading2"/>
+      </w:pPr>
+      <w:r>
+        <w:t xml:space="preserve">69 Ivor Lewis (Transthoracic) Esophagectomy</w:t>
+      </w:r>
+    </w:p>
+    <w:p>
+      <w:pPr>
+        <w:pStyle w:val="Compact"/>
+        <w:numPr>
+          <w:ilvl w:val="0"/>
+          <w:numId w:val="1054"/>
         </w:numPr>
       </w:pPr>
       <w:r>
@@ -3918,7 +4035,7 @@
         <w:pStyle w:val="Compact"/>
         <w:numPr>
           <w:ilvl w:val="0"/>
-          <w:numId w:val="1052"/>
+          <w:numId w:val="1054"/>
         </w:numPr>
       </w:pPr>
       <w:r>
@@ -3930,7 +4047,7 @@
         <w:pStyle w:val="Compact"/>
         <w:numPr>
           <w:ilvl w:val="0"/>
-          <w:numId w:val="1052"/>
+          <w:numId w:val="1054"/>
         </w:numPr>
       </w:pPr>
       <w:r>
@@ -3946,18 +4063,18 @@
           <wp:inline>
             <wp:extent cx="5334000" cy="5481674"/>
             <wp:effectExtent b="0" l="0" r="0" t="0"/>
-            <wp:docPr descr="" title="" id="79" name="Picture"/>
+            <wp:docPr descr="" title="" id="81" name="Picture"/>
             <a:graphic>
               <a:graphicData uri="http://schemas.openxmlformats.org/drawingml/2006/picture">
                 <pic:pic>
                   <pic:nvPicPr>
-                    <pic:cNvPr descr="images/Eso_Resection2_ai.png" id="80" name="Picture"/>
+                    <pic:cNvPr descr="images/Eso_Resection2_ai.png" id="82" name="Picture"/>
                     <pic:cNvPicPr>
                       <a:picLocks noChangeArrowheads="1" noChangeAspect="1"/>
                     </pic:cNvPicPr>
                   </pic:nvPicPr>
                   <pic:blipFill>
-                    <a:blip r:embed="rId78"/>
+                    <a:blip r:embed="rId80"/>
                     <a:stretch>
                       <a:fillRect/>
                     </a:stretch>
@@ -3984,14 +4101,14 @@
         </w:drawing>
       </w:r>
     </w:p>
-    <w:bookmarkEnd w:id="81"/>
-    <w:bookmarkStart w:id="85" w:name="reconstruction"/>
-    <w:p>
-      <w:pPr>
-        <w:pStyle w:val="Heading2"/>
-      </w:pPr>
-      <w:r>
-        <w:t xml:space="preserve">68 Reconstruction</w:t>
+    <w:bookmarkEnd w:id="83"/>
+    <w:bookmarkStart w:id="87" w:name="reconstruction"/>
+    <w:p>
+      <w:pPr>
+        <w:pStyle w:val="Heading2"/>
+      </w:pPr>
+      <w:r>
+        <w:t xml:space="preserve">70 Reconstruction</w:t>
       </w:r>
     </w:p>
     <w:p>
@@ -4011,18 +4128,18 @@
           <wp:inline>
             <wp:extent cx="5334000" cy="5481674"/>
             <wp:effectExtent b="0" l="0" r="0" t="0"/>
-            <wp:docPr descr="" title="" id="83" name="Picture"/>
+            <wp:docPr descr="" title="" id="85" name="Picture"/>
             <a:graphic>
               <a:graphicData uri="http://schemas.openxmlformats.org/drawingml/2006/picture">
                 <pic:pic>
                   <pic:nvPicPr>
-                    <pic:cNvPr descr="images/Eso_Resection3_ai.png" id="84" name="Picture"/>
+                    <pic:cNvPr descr="images/Eso_Resection3_ai.png" id="86" name="Picture"/>
                     <pic:cNvPicPr>
                       <a:picLocks noChangeArrowheads="1" noChangeAspect="1"/>
                     </pic:cNvPicPr>
                   </pic:nvPicPr>
                   <pic:blipFill>
-                    <a:blip r:embed="rId82"/>
+                    <a:blip r:embed="rId84"/>
                     <a:stretch>
                       <a:fillRect/>
                     </a:stretch>
@@ -4049,14 +4166,14 @@
         </w:drawing>
       </w:r>
     </w:p>
-    <w:bookmarkEnd w:id="85"/>
-    <w:bookmarkStart w:id="89" w:name="ivor-lewis-esophagectomy"/>
-    <w:p>
-      <w:pPr>
-        <w:pStyle w:val="Heading2"/>
-      </w:pPr>
-      <w:r>
-        <w:t xml:space="preserve">69 Ivor Lewis esophagectomy</w:t>
+    <w:bookmarkEnd w:id="87"/>
+    <w:bookmarkStart w:id="91" w:name="ivor-lewis-esophagectomy"/>
+    <w:p>
+      <w:pPr>
+        <w:pStyle w:val="Heading2"/>
+      </w:pPr>
+      <w:r>
+        <w:t xml:space="preserve">71 Ivor Lewis esophagectomy</w:t>
       </w:r>
     </w:p>
     <w:p>
@@ -4089,18 +4206,18 @@
           <wp:inline>
             <wp:extent cx="5334000" cy="5478622"/>
             <wp:effectExtent b="0" l="0" r="0" t="0"/>
-            <wp:docPr descr="" title="" id="87" name="Picture"/>
+            <wp:docPr descr="" title="" id="89" name="Picture"/>
             <a:graphic>
               <a:graphicData uri="http://schemas.openxmlformats.org/drawingml/2006/picture">
                 <pic:pic>
                   <pic:nvPicPr>
-                    <pic:cNvPr descr="images/Eso_IvorLewis_Anastomosis.png" id="88" name="Picture"/>
+                    <pic:cNvPr descr="images/Eso_IvorLewis_Anastomosis.png" id="90" name="Picture"/>
                     <pic:cNvPicPr>
                       <a:picLocks noChangeArrowheads="1" noChangeAspect="1"/>
                     </pic:cNvPicPr>
                   </pic:nvPicPr>
                   <pic:blipFill>
-                    <a:blip r:embed="rId86"/>
+                    <a:blip r:embed="rId88"/>
                     <a:stretch>
                       <a:fillRect/>
                     </a:stretch>
@@ -4127,22 +4244,22 @@
         </w:drawing>
       </w:r>
     </w:p>
-    <w:bookmarkEnd w:id="89"/>
-    <w:bookmarkStart w:id="93" w:name="minimally-invasive-ivor-lewis"/>
-    <w:p>
-      <w:pPr>
-        <w:pStyle w:val="Heading2"/>
-      </w:pPr>
-      <w:r>
-        <w:t xml:space="preserve">70 Minimally-invasive Ivor Lewis</w:t>
-      </w:r>
-    </w:p>
-    <w:p>
-      <w:pPr>
-        <w:pStyle w:val="Compact"/>
-        <w:numPr>
-          <w:ilvl w:val="0"/>
-          <w:numId w:val="1053"/>
+    <w:bookmarkEnd w:id="91"/>
+    <w:bookmarkStart w:id="95" w:name="minimally-invasive-ivor-lewis"/>
+    <w:p>
+      <w:pPr>
+        <w:pStyle w:val="Heading2"/>
+      </w:pPr>
+      <w:r>
+        <w:t xml:space="preserve">72 Minimally-invasive Ivor Lewis</w:t>
+      </w:r>
+    </w:p>
+    <w:p>
+      <w:pPr>
+        <w:pStyle w:val="Compact"/>
+        <w:numPr>
+          <w:ilvl w:val="0"/>
+          <w:numId w:val="1055"/>
         </w:numPr>
       </w:pPr>
       <w:r>
@@ -4154,7 +4271,7 @@
         <w:pStyle w:val="Compact"/>
         <w:numPr>
           <w:ilvl w:val="0"/>
-          <w:numId w:val="1053"/>
+          <w:numId w:val="1055"/>
         </w:numPr>
       </w:pPr>
       <w:r>
@@ -4166,7 +4283,7 @@
         <w:pStyle w:val="Compact"/>
         <w:numPr>
           <w:ilvl w:val="0"/>
-          <w:numId w:val="1053"/>
+          <w:numId w:val="1055"/>
         </w:numPr>
       </w:pPr>
       <w:r>
@@ -4199,18 +4316,18 @@
           <wp:inline>
             <wp:extent cx="5334000" cy="5481674"/>
             <wp:effectExtent b="0" l="0" r="0" t="0"/>
-            <wp:docPr descr="" title="" id="91" name="Picture"/>
+            <wp:docPr descr="" title="" id="93" name="Picture"/>
             <a:graphic>
               <a:graphicData uri="http://schemas.openxmlformats.org/drawingml/2006/picture">
                 <pic:pic>
                   <pic:nvPicPr>
-                    <pic:cNvPr descr="images/MIE_IvorLewisArtboard.png" id="92" name="Picture"/>
+                    <pic:cNvPr descr="images/MIE_IvorLewisArtboard.png" id="94" name="Picture"/>
                     <pic:cNvPicPr>
                       <a:picLocks noChangeArrowheads="1" noChangeAspect="1"/>
                     </pic:cNvPicPr>
                   </pic:nvPicPr>
                   <pic:blipFill>
-                    <a:blip r:embed="rId90"/>
+                    <a:blip r:embed="rId92"/>
                     <a:stretch>
                       <a:fillRect/>
                     </a:stretch>
@@ -4237,14 +4354,14 @@
         </w:drawing>
       </w:r>
     </w:p>
-    <w:bookmarkEnd w:id="93"/>
-    <w:bookmarkStart w:id="97" w:name="open-ivor-lewis"/>
-    <w:p>
-      <w:pPr>
-        <w:pStyle w:val="Heading2"/>
-      </w:pPr>
-      <w:r>
-        <w:t xml:space="preserve">71 Open Ivor Lewis</w:t>
+    <w:bookmarkEnd w:id="95"/>
+    <w:bookmarkStart w:id="99" w:name="open-ivor-lewis"/>
+    <w:p>
+      <w:pPr>
+        <w:pStyle w:val="Heading2"/>
+      </w:pPr>
+      <w:r>
+        <w:t xml:space="preserve">73 Open Ivor Lewis</w:t>
       </w:r>
     </w:p>
     <w:p>
@@ -4272,18 +4389,18 @@
           <wp:inline>
             <wp:extent cx="5334000" cy="5481674"/>
             <wp:effectExtent b="0" l="0" r="0" t="0"/>
-            <wp:docPr descr="" title="" id="95" name="Picture"/>
+            <wp:docPr descr="" title="" id="97" name="Picture"/>
             <a:graphic>
               <a:graphicData uri="http://schemas.openxmlformats.org/drawingml/2006/picture">
                 <pic:pic>
                   <pic:nvPicPr>
-                    <pic:cNvPr descr="images/IvorLewisArtboard.png" id="96" name="Picture"/>
+                    <pic:cNvPr descr="images/IvorLewisArtboard.png" id="98" name="Picture"/>
                     <pic:cNvPicPr>
                       <a:picLocks noChangeArrowheads="1" noChangeAspect="1"/>
                     </pic:cNvPicPr>
                   </pic:nvPicPr>
                   <pic:blipFill>
-                    <a:blip r:embed="rId94"/>
+                    <a:blip r:embed="rId96"/>
                     <a:stretch>
                       <a:fillRect/>
                     </a:stretch>
@@ -4310,14 +4427,14 @@
         </w:drawing>
       </w:r>
     </w:p>
-    <w:bookmarkEnd w:id="97"/>
-    <w:bookmarkStart w:id="101" w:name="total-esophagectomy"/>
-    <w:p>
-      <w:pPr>
-        <w:pStyle w:val="Heading2"/>
-      </w:pPr>
-      <w:r>
-        <w:t xml:space="preserve">72 Total Esophagectomy</w:t>
+    <w:bookmarkEnd w:id="99"/>
+    <w:bookmarkStart w:id="103" w:name="total-esophagectomy"/>
+    <w:p>
+      <w:pPr>
+        <w:pStyle w:val="Heading2"/>
+      </w:pPr>
+      <w:r>
+        <w:t xml:space="preserve">74 Total Esophagectomy</w:t>
       </w:r>
     </w:p>
     <w:p>
@@ -4345,18 +4462,18 @@
           <wp:inline>
             <wp:extent cx="5334000" cy="5481674"/>
             <wp:effectExtent b="0" l="0" r="0" t="0"/>
-            <wp:docPr descr="" title="" id="99" name="Picture"/>
+            <wp:docPr descr="" title="" id="101" name="Picture"/>
             <a:graphic>
               <a:graphicData uri="http://schemas.openxmlformats.org/drawingml/2006/picture">
                 <pic:pic>
                   <pic:nvPicPr>
-                    <pic:cNvPr descr="images/Eso_ProxTumorArtboard.png" id="100" name="Picture"/>
+                    <pic:cNvPr descr="images/Eso_ProxTumorArtboard.png" id="102" name="Picture"/>
                     <pic:cNvPicPr>
                       <a:picLocks noChangeArrowheads="1" noChangeAspect="1"/>
                     </pic:cNvPicPr>
                   </pic:nvPicPr>
                   <pic:blipFill>
-                    <a:blip r:embed="rId98"/>
+                    <a:blip r:embed="rId100"/>
                     <a:stretch>
                       <a:fillRect/>
                     </a:stretch>
@@ -4383,14 +4500,14 @@
         </w:drawing>
       </w:r>
     </w:p>
-    <w:bookmarkEnd w:id="101"/>
-    <w:bookmarkStart w:id="108" w:name="mckeown-esophagectomy"/>
-    <w:p>
-      <w:pPr>
-        <w:pStyle w:val="Heading2"/>
-      </w:pPr>
-      <w:r>
-        <w:t xml:space="preserve">73 McKeown Esophagectomy</w:t>
+    <w:bookmarkEnd w:id="103"/>
+    <w:bookmarkStart w:id="110" w:name="mckeown-esophagectomy"/>
+    <w:p>
+      <w:pPr>
+        <w:pStyle w:val="Heading2"/>
+      </w:pPr>
+      <w:r>
+        <w:t xml:space="preserve">75 McKeown Esophagectomy</w:t>
       </w:r>
     </w:p>
     <w:p>
@@ -4402,18 +4519,18 @@
           <wp:inline>
             <wp:extent cx="5334000" cy="5481674"/>
             <wp:effectExtent b="0" l="0" r="0" t="0"/>
-            <wp:docPr descr="" title="" id="103" name="Picture"/>
+            <wp:docPr descr="" title="" id="105" name="Picture"/>
             <a:graphic>
               <a:graphicData uri="http://schemas.openxmlformats.org/drawingml/2006/picture">
                 <pic:pic>
                   <pic:nvPicPr>
-                    <pic:cNvPr descr="images/Eso_ResectionTotalArtboard.png" id="104" name="Picture"/>
+                    <pic:cNvPr descr="images/Eso_ResectionTotalArtboard.png" id="106" name="Picture"/>
                     <pic:cNvPicPr>
                       <a:picLocks noChangeArrowheads="1" noChangeAspect="1"/>
                     </pic:cNvPicPr>
                   </pic:nvPicPr>
                   <pic:blipFill>
-                    <a:blip r:embed="rId102"/>
+                    <a:blip r:embed="rId104"/>
                     <a:stretch>
                       <a:fillRect/>
                     </a:stretch>
@@ -4455,18 +4572,18 @@
           <wp:inline>
             <wp:extent cx="5334000" cy="5481674"/>
             <wp:effectExtent b="0" l="0" r="0" t="0"/>
-            <wp:docPr descr="" title="" id="106" name="Picture"/>
+            <wp:docPr descr="" title="" id="108" name="Picture"/>
             <a:graphic>
               <a:graphicData uri="http://schemas.openxmlformats.org/drawingml/2006/picture">
                 <pic:pic>
                   <pic:nvPicPr>
-                    <pic:cNvPr descr="images/Eso_MIE_McKeownArtboard.png" id="107" name="Picture"/>
+                    <pic:cNvPr descr="images/Eso_MIE_McKeownArtboard.png" id="109" name="Picture"/>
                     <pic:cNvPicPr>
                       <a:picLocks noChangeArrowheads="1" noChangeAspect="1"/>
                     </pic:cNvPicPr>
                   </pic:nvPicPr>
                   <pic:blipFill>
-                    <a:blip r:embed="rId105"/>
+                    <a:blip r:embed="rId107"/>
                     <a:stretch>
                       <a:fillRect/>
                     </a:stretch>
@@ -4499,14 +4616,14 @@
         <w:t xml:space="preserve">Connection made in the neck</w:t>
       </w:r>
     </w:p>
-    <w:bookmarkEnd w:id="108"/>
-    <w:bookmarkStart w:id="109" w:name="risks-of-esophagectomy"/>
-    <w:p>
-      <w:pPr>
-        <w:pStyle w:val="Heading2"/>
-      </w:pPr>
-      <w:r>
-        <w:t xml:space="preserve">74 Risks of Esophagectomy</w:t>
+    <w:bookmarkEnd w:id="110"/>
+    <w:bookmarkStart w:id="111" w:name="risks-of-esophagectomy"/>
+    <w:p>
+      <w:pPr>
+        <w:pStyle w:val="Heading2"/>
+      </w:pPr>
+      <w:r>
+        <w:t xml:space="preserve">76 Risks of Esophagectomy</w:t>
       </w:r>
     </w:p>
     <w:p>
@@ -4530,7 +4647,7 @@
         <w:pStyle w:val="Compact"/>
         <w:numPr>
           <w:ilvl w:val="0"/>
-          <w:numId w:val="1054"/>
+          <w:numId w:val="1056"/>
         </w:numPr>
       </w:pPr>
       <w:r>
@@ -4542,21 +4659,21 @@
         <w:pStyle w:val="Compact"/>
         <w:numPr>
           <w:ilvl w:val="0"/>
-          <w:numId w:val="1054"/>
+          <w:numId w:val="1056"/>
         </w:numPr>
       </w:pPr>
       <w:r>
         <w:t xml:space="preserve">Pneumonia</w:t>
       </w:r>
     </w:p>
-    <w:bookmarkEnd w:id="109"/>
-    <w:bookmarkStart w:id="112" w:name="anastomotic-leak"/>
-    <w:p>
-      <w:pPr>
-        <w:pStyle w:val="Heading2"/>
-      </w:pPr>
-      <w:r>
-        <w:t xml:space="preserve">75 Anastomotic Leak</w:t>
+    <w:bookmarkEnd w:id="111"/>
+    <w:bookmarkStart w:id="114" w:name="anastomotic-leak"/>
+    <w:p>
+      <w:pPr>
+        <w:pStyle w:val="Heading2"/>
+      </w:pPr>
+      <w:r>
+        <w:t xml:space="preserve">77 Anastomotic Leak</w:t>
       </w:r>
     </w:p>
     <w:p>
@@ -4576,18 +4693,18 @@
           <wp:inline>
             <wp:extent cx="5334000" cy="5478622"/>
             <wp:effectExtent b="0" l="0" r="0" t="0"/>
-            <wp:docPr descr="" title="" id="110" name="Picture"/>
+            <wp:docPr descr="" title="" id="112" name="Picture"/>
             <a:graphic>
               <a:graphicData uri="http://schemas.openxmlformats.org/drawingml/2006/picture">
                 <pic:pic>
                   <pic:nvPicPr>
-                    <pic:cNvPr descr="images/Eso_IvorLewis_Anastomosis.png" id="111" name="Picture"/>
+                    <pic:cNvPr descr="images/Eso_IvorLewis_Anastomosis.png" id="113" name="Picture"/>
                     <pic:cNvPicPr>
                       <a:picLocks noChangeArrowheads="1" noChangeAspect="1"/>
                     </pic:cNvPicPr>
                   </pic:nvPicPr>
                   <pic:blipFill>
-                    <a:blip r:embed="rId86"/>
+                    <a:blip r:embed="rId88"/>
                     <a:stretch>
                       <a:fillRect/>
                     </a:stretch>
@@ -4614,14 +4731,14 @@
         </w:drawing>
       </w:r>
     </w:p>
-    <w:bookmarkEnd w:id="112"/>
-    <w:bookmarkStart w:id="116" w:name="anastomotic-leak-1"/>
-    <w:p>
-      <w:pPr>
-        <w:pStyle w:val="Heading2"/>
-      </w:pPr>
-      <w:r>
-        <w:t xml:space="preserve">76 Anastomotic Leak</w:t>
+    <w:bookmarkEnd w:id="114"/>
+    <w:bookmarkStart w:id="118" w:name="anastomotic-leak-1"/>
+    <w:p>
+      <w:pPr>
+        <w:pStyle w:val="Heading2"/>
+      </w:pPr>
+      <w:r>
+        <w:t xml:space="preserve">78 Anastomotic Leak</w:t>
       </w:r>
     </w:p>
     <w:p>
@@ -4637,7 +4754,7 @@
         <w:pStyle w:val="Compact"/>
         <w:numPr>
           <w:ilvl w:val="0"/>
-          <w:numId w:val="1055"/>
+          <w:numId w:val="1057"/>
         </w:numPr>
       </w:pPr>
       <w:r>
@@ -4649,7 +4766,7 @@
         <w:pStyle w:val="Compact"/>
         <w:numPr>
           <w:ilvl w:val="0"/>
-          <w:numId w:val="1055"/>
+          <w:numId w:val="1057"/>
         </w:numPr>
       </w:pPr>
       <w:r>
@@ -4661,7 +4778,7 @@
         <w:pStyle w:val="Compact"/>
         <w:numPr>
           <w:ilvl w:val="0"/>
-          <w:numId w:val="1055"/>
+          <w:numId w:val="1057"/>
         </w:numPr>
       </w:pPr>
       <w:r>
@@ -4677,18 +4794,18 @@
           <wp:inline>
             <wp:extent cx="5334000" cy="5478622"/>
             <wp:effectExtent b="0" l="0" r="0" t="0"/>
-            <wp:docPr descr="" title="" id="114" name="Picture"/>
+            <wp:docPr descr="" title="" id="116" name="Picture"/>
             <a:graphic>
               <a:graphicData uri="http://schemas.openxmlformats.org/drawingml/2006/picture">
                 <pic:pic>
                   <pic:nvPicPr>
-                    <pic:cNvPr descr="images/Eso_IvorLewis_Leak.png" id="115" name="Picture"/>
+                    <pic:cNvPr descr="images/Eso_IvorLewis_Leak.png" id="117" name="Picture"/>
                     <pic:cNvPicPr>
                       <a:picLocks noChangeArrowheads="1" noChangeAspect="1"/>
                     </pic:cNvPicPr>
                   </pic:nvPicPr>
                   <pic:blipFill>
-                    <a:blip r:embed="rId113"/>
+                    <a:blip r:embed="rId115"/>
                     <a:stretch>
                       <a:fillRect/>
                     </a:stretch>
@@ -4715,14 +4832,14 @@
         </w:drawing>
       </w:r>
     </w:p>
-    <w:bookmarkEnd w:id="116"/>
-    <w:bookmarkStart w:id="119" w:name="anastomotic-leak-2"/>
-    <w:p>
-      <w:pPr>
-        <w:pStyle w:val="Heading2"/>
-      </w:pPr>
-      <w:r>
-        <w:t xml:space="preserve">77 Anastomotic Leak</w:t>
+    <w:bookmarkEnd w:id="118"/>
+    <w:bookmarkStart w:id="121" w:name="anastomotic-leak-2"/>
+    <w:p>
+      <w:pPr>
+        <w:pStyle w:val="Heading2"/>
+      </w:pPr>
+      <w:r>
+        <w:t xml:space="preserve">79 Anastomotic Leak</w:t>
       </w:r>
     </w:p>
     <w:p>
@@ -4738,7 +4855,7 @@
         <w:pStyle w:val="Compact"/>
         <w:numPr>
           <w:ilvl w:val="0"/>
-          <w:numId w:val="1056"/>
+          <w:numId w:val="1058"/>
         </w:numPr>
       </w:pPr>
       <w:r>
@@ -4750,7 +4867,7 @@
         <w:pStyle w:val="Compact"/>
         <w:numPr>
           <w:ilvl w:val="0"/>
-          <w:numId w:val="1056"/>
+          <w:numId w:val="1058"/>
         </w:numPr>
       </w:pPr>
       <w:r>
@@ -4762,7 +4879,7 @@
         <w:pStyle w:val="Compact"/>
         <w:numPr>
           <w:ilvl w:val="0"/>
-          <w:numId w:val="1056"/>
+          <w:numId w:val="1058"/>
         </w:numPr>
       </w:pPr>
       <w:r>
@@ -4778,18 +4895,18 @@
           <wp:inline>
             <wp:extent cx="5334000" cy="5478622"/>
             <wp:effectExtent b="0" l="0" r="0" t="0"/>
-            <wp:docPr descr="" title="" id="117" name="Picture"/>
+            <wp:docPr descr="" title="" id="119" name="Picture"/>
             <a:graphic>
               <a:graphicData uri="http://schemas.openxmlformats.org/drawingml/2006/picture">
                 <pic:pic>
                   <pic:nvPicPr>
-                    <pic:cNvPr descr="images/Eso_IvorLewis_Leak.png" id="118" name="Picture"/>
+                    <pic:cNvPr descr="images/Eso_IvorLewis_Leak.png" id="120" name="Picture"/>
                     <pic:cNvPicPr>
                       <a:picLocks noChangeArrowheads="1" noChangeAspect="1"/>
                     </pic:cNvPicPr>
                   </pic:nvPicPr>
                   <pic:blipFill>
-                    <a:blip r:embed="rId113"/>
+                    <a:blip r:embed="rId115"/>
                     <a:stretch>
                       <a:fillRect/>
                     </a:stretch>
@@ -4816,14 +4933,14 @@
         </w:drawing>
       </w:r>
     </w:p>
-    <w:bookmarkEnd w:id="119"/>
-    <w:bookmarkStart w:id="122" w:name="anastomotic-leak-3"/>
-    <w:p>
-      <w:pPr>
-        <w:pStyle w:val="Heading2"/>
-      </w:pPr>
-      <w:r>
-        <w:t xml:space="preserve">78 Anastomotic Leak</w:t>
+    <w:bookmarkEnd w:id="121"/>
+    <w:bookmarkStart w:id="124" w:name="anastomotic-leak-3"/>
+    <w:p>
+      <w:pPr>
+        <w:pStyle w:val="Heading2"/>
+      </w:pPr>
+      <w:r>
+        <w:t xml:space="preserve">80 Anastomotic Leak</w:t>
       </w:r>
     </w:p>
     <w:p>
@@ -4839,7 +4956,7 @@
         <w:pStyle w:val="Compact"/>
         <w:numPr>
           <w:ilvl w:val="0"/>
-          <w:numId w:val="1057"/>
+          <w:numId w:val="1059"/>
         </w:numPr>
       </w:pPr>
       <w:r>
@@ -4851,7 +4968,7 @@
         <w:pStyle w:val="Compact"/>
         <w:numPr>
           <w:ilvl w:val="0"/>
-          <w:numId w:val="1057"/>
+          <w:numId w:val="1059"/>
         </w:numPr>
       </w:pPr>
       <w:r>
@@ -4863,7 +4980,7 @@
         <w:pStyle w:val="Compact"/>
         <w:numPr>
           <w:ilvl w:val="0"/>
-          <w:numId w:val="1057"/>
+          <w:numId w:val="1059"/>
         </w:numPr>
       </w:pPr>
       <w:r>
@@ -4879,18 +4996,18 @@
           <wp:inline>
             <wp:extent cx="5334000" cy="5478622"/>
             <wp:effectExtent b="0" l="0" r="0" t="0"/>
-            <wp:docPr descr="" title="" id="120" name="Picture"/>
+            <wp:docPr descr="" title="" id="122" name="Picture"/>
             <a:graphic>
               <a:graphicData uri="http://schemas.openxmlformats.org/drawingml/2006/picture">
                 <pic:pic>
                   <pic:nvPicPr>
-                    <pic:cNvPr descr="images/Eso_IvorLewis_Leak.png" id="121" name="Picture"/>
+                    <pic:cNvPr descr="images/Eso_IvorLewis_Leak.png" id="123" name="Picture"/>
                     <pic:cNvPicPr>
                       <a:picLocks noChangeArrowheads="1" noChangeAspect="1"/>
                     </pic:cNvPicPr>
                   </pic:nvPicPr>
                   <pic:blipFill>
-                    <a:blip r:embed="rId113"/>
+                    <a:blip r:embed="rId115"/>
                     <a:stretch>
                       <a:fillRect/>
                     </a:stretch>
@@ -4917,21 +5034,21 @@
         </w:drawing>
       </w:r>
     </w:p>
-    <w:bookmarkEnd w:id="122"/>
-    <w:bookmarkStart w:id="126" w:name="pneumonia"/>
-    <w:p>
-      <w:pPr>
-        <w:pStyle w:val="Heading2"/>
-      </w:pPr>
-      <w:r>
-        <w:t xml:space="preserve">79 Pneumonia</w:t>
-      </w:r>
-    </w:p>
-    <w:p>
-      <w:pPr>
-        <w:numPr>
-          <w:ilvl w:val="0"/>
-          <w:numId w:val="1058"/>
+    <w:bookmarkEnd w:id="124"/>
+    <w:bookmarkStart w:id="128" w:name="pneumonia"/>
+    <w:p>
+      <w:pPr>
+        <w:pStyle w:val="Heading2"/>
+      </w:pPr>
+      <w:r>
+        <w:t xml:space="preserve">81 Pneumonia</w:t>
+      </w:r>
+    </w:p>
+    <w:p>
+      <w:pPr>
+        <w:numPr>
+          <w:ilvl w:val="0"/>
+          <w:numId w:val="1060"/>
         </w:numPr>
       </w:pPr>
       <w:r>
@@ -4942,7 +5059,7 @@
       <w:pPr>
         <w:numPr>
           <w:ilvl w:val="0"/>
-          <w:numId w:val="1058"/>
+          <w:numId w:val="1060"/>
         </w:numPr>
       </w:pPr>
       <w:r>
@@ -4953,7 +5070,7 @@
       <w:pPr>
         <w:numPr>
           <w:ilvl w:val="0"/>
-          <w:numId w:val="1058"/>
+          <w:numId w:val="1060"/>
         </w:numPr>
       </w:pPr>
       <w:r>
@@ -4969,18 +5086,18 @@
           <wp:inline>
             <wp:extent cx="5334000" cy="5481674"/>
             <wp:effectExtent b="0" l="0" r="0" t="0"/>
-            <wp:docPr descr="" title="" id="124" name="Picture"/>
+            <wp:docPr descr="" title="" id="126" name="Picture"/>
             <a:graphic>
               <a:graphicData uri="http://schemas.openxmlformats.org/drawingml/2006/picture">
                 <pic:pic>
                   <pic:nvPicPr>
-                    <pic:cNvPr descr="images/Eso_LungsArtboard.png" id="125" name="Picture"/>
+                    <pic:cNvPr descr="images/Eso_LungsArtboard.png" id="127" name="Picture"/>
                     <pic:cNvPicPr>
                       <a:picLocks noChangeArrowheads="1" noChangeAspect="1"/>
                     </pic:cNvPicPr>
                   </pic:nvPicPr>
                   <pic:blipFill>
-                    <a:blip r:embed="rId123"/>
+                    <a:blip r:embed="rId125"/>
                     <a:stretch>
                       <a:fillRect/>
                     </a:stretch>
@@ -5007,14 +5124,14 @@
         </w:drawing>
       </w:r>
     </w:p>
-    <w:bookmarkEnd w:id="126"/>
-    <w:bookmarkStart w:id="127" w:name="preventing-pneumonia"/>
-    <w:p>
-      <w:pPr>
-        <w:pStyle w:val="Heading2"/>
-      </w:pPr>
-      <w:r>
-        <w:t xml:space="preserve">80 Preventing Pneumonia</w:t>
+    <w:bookmarkEnd w:id="128"/>
+    <w:bookmarkStart w:id="129" w:name="preventing-pneumonia"/>
+    <w:p>
+      <w:pPr>
+        <w:pStyle w:val="Heading2"/>
+      </w:pPr>
+      <w:r>
+        <w:t xml:space="preserve">82 Preventing Pneumonia</w:t>
       </w:r>
     </w:p>
     <w:p>
@@ -5030,7 +5147,7 @@
         <w:pStyle w:val="Compact"/>
         <w:numPr>
           <w:ilvl w:val="0"/>
-          <w:numId w:val="1059"/>
+          <w:numId w:val="1061"/>
         </w:numPr>
       </w:pPr>
       <w:r>
@@ -5042,7 +5159,7 @@
         <w:pStyle w:val="Compact"/>
         <w:numPr>
           <w:ilvl w:val="0"/>
-          <w:numId w:val="1059"/>
+          <w:numId w:val="1061"/>
         </w:numPr>
       </w:pPr>
       <w:r>
@@ -5054,7 +5171,7 @@
         <w:pStyle w:val="Compact"/>
         <w:numPr>
           <w:ilvl w:val="0"/>
-          <w:numId w:val="1059"/>
+          <w:numId w:val="1061"/>
         </w:numPr>
       </w:pPr>
       <w:r>
@@ -5074,7 +5191,7 @@
         <w:pStyle w:val="Compact"/>
         <w:numPr>
           <w:ilvl w:val="0"/>
-          <w:numId w:val="1060"/>
+          <w:numId w:val="1062"/>
         </w:numPr>
       </w:pPr>
       <w:r>
@@ -5086,21 +5203,21 @@
         <w:pStyle w:val="Compact"/>
         <w:numPr>
           <w:ilvl w:val="0"/>
-          <w:numId w:val="1060"/>
+          <w:numId w:val="1062"/>
         </w:numPr>
       </w:pPr>
       <w:r>
         <w:t xml:space="preserve">Walking in the halls as soon as possible</w:t>
       </w:r>
     </w:p>
-    <w:bookmarkEnd w:id="127"/>
-    <w:bookmarkStart w:id="134" w:name="minimally-invasive-esophagectomy"/>
-    <w:p>
-      <w:pPr>
-        <w:pStyle w:val="Heading2"/>
-      </w:pPr>
-      <w:r>
-        <w:t xml:space="preserve">81 Minimally-invasive Esophagectomy</w:t>
+    <w:bookmarkEnd w:id="129"/>
+    <w:bookmarkStart w:id="136" w:name="minimally-invasive-esophagectomy"/>
+    <w:p>
+      <w:pPr>
+        <w:pStyle w:val="Heading2"/>
+      </w:pPr>
+      <w:r>
+        <w:t xml:space="preserve">83 Minimally-invasive Esophagectomy</w:t>
       </w:r>
     </w:p>
     <w:p>
@@ -5112,18 +5229,18 @@
           <wp:inline>
             <wp:extent cx="5334000" cy="4000500"/>
             <wp:effectExtent b="0" l="0" r="0" t="0"/>
-            <wp:docPr descr="" title="" id="129" name="Picture"/>
+            <wp:docPr descr="" title="" id="131" name="Picture"/>
             <a:graphic>
               <a:graphicData uri="http://schemas.openxmlformats.org/drawingml/2006/picture">
                 <pic:pic>
                   <pic:nvPicPr>
-                    <pic:cNvPr descr="images/mie_abd.png" id="130" name="Picture"/>
+                    <pic:cNvPr descr="images/mie_abd.png" id="132" name="Picture"/>
                     <pic:cNvPicPr>
                       <a:picLocks noChangeArrowheads="1" noChangeAspect="1"/>
                     </pic:cNvPicPr>
                   </pic:nvPicPr>
                   <pic:blipFill>
-                    <a:blip r:embed="rId128"/>
+                    <a:blip r:embed="rId130"/>
                     <a:stretch>
                       <a:fillRect/>
                     </a:stretch>
@@ -5159,18 +5276,18 @@
           <wp:inline>
             <wp:extent cx="5334000" cy="4000500"/>
             <wp:effectExtent b="0" l="0" r="0" t="0"/>
-            <wp:docPr descr="" title="" id="132" name="Picture"/>
+            <wp:docPr descr="" title="" id="134" name="Picture"/>
             <a:graphic>
               <a:graphicData uri="http://schemas.openxmlformats.org/drawingml/2006/picture">
                 <pic:pic>
                   <pic:nvPicPr>
-                    <pic:cNvPr descr="images/mie_chest.png" id="133" name="Picture"/>
+                    <pic:cNvPr descr="images/mie_chest.png" id="135" name="Picture"/>
                     <pic:cNvPicPr>
                       <a:picLocks noChangeArrowheads="1" noChangeAspect="1"/>
                     </pic:cNvPicPr>
                   </pic:nvPicPr>
                   <pic:blipFill>
-                    <a:blip r:embed="rId131"/>
+                    <a:blip r:embed="rId133"/>
                     <a:stretch>
                       <a:fillRect/>
                     </a:stretch>
@@ -5197,14 +5314,14 @@
         </w:drawing>
       </w:r>
     </w:p>
-    <w:bookmarkEnd w:id="134"/>
-    <w:bookmarkStart w:id="135" w:name="risks-of-surgery"/>
-    <w:p>
-      <w:pPr>
-        <w:pStyle w:val="Heading2"/>
-      </w:pPr>
-      <w:r>
-        <w:t xml:space="preserve">82 Risks of Surgery</w:t>
+    <w:bookmarkEnd w:id="136"/>
+    <w:bookmarkStart w:id="137" w:name="risks-of-surgery"/>
+    <w:p>
+      <w:pPr>
+        <w:pStyle w:val="Heading2"/>
+      </w:pPr>
+      <w:r>
+        <w:t xml:space="preserve">84 Risks of Surgery</w:t>
       </w:r>
     </w:p>
     <w:p>
@@ -5220,7 +5337,7 @@
         <w:pStyle w:val="Compact"/>
         <w:numPr>
           <w:ilvl w:val="0"/>
-          <w:numId w:val="1061"/>
+          <w:numId w:val="1063"/>
         </w:numPr>
       </w:pPr>
       <w:r>
@@ -5232,7 +5349,7 @@
         <w:pStyle w:val="Compact"/>
         <w:numPr>
           <w:ilvl w:val="0"/>
-          <w:numId w:val="1061"/>
+          <w:numId w:val="1063"/>
         </w:numPr>
       </w:pPr>
       <w:r>
@@ -5244,7 +5361,7 @@
         <w:pStyle w:val="Compact"/>
         <w:numPr>
           <w:ilvl w:val="0"/>
-          <w:numId w:val="1061"/>
+          <w:numId w:val="1063"/>
         </w:numPr>
       </w:pPr>
       <w:r>
@@ -5256,7 +5373,7 @@
         <w:pStyle w:val="Compact"/>
         <w:numPr>
           <w:ilvl w:val="0"/>
-          <w:numId w:val="1061"/>
+          <w:numId w:val="1063"/>
         </w:numPr>
       </w:pPr>
       <w:r>
@@ -5268,21 +5385,21 @@
         <w:pStyle w:val="Compact"/>
         <w:numPr>
           <w:ilvl w:val="0"/>
-          <w:numId w:val="1061"/>
+          <w:numId w:val="1063"/>
         </w:numPr>
       </w:pPr>
       <w:r>
         <w:t xml:space="preserve">Pulmonary embolism (2%)</w:t>
       </w:r>
     </w:p>
-    <w:bookmarkEnd w:id="135"/>
-    <w:bookmarkStart w:id="136" w:name="risks-of-surgery-1"/>
-    <w:p>
-      <w:pPr>
-        <w:pStyle w:val="Heading2"/>
-      </w:pPr>
-      <w:r>
-        <w:t xml:space="preserve">83 Risks of Surgery</w:t>
+    <w:bookmarkEnd w:id="137"/>
+    <w:bookmarkStart w:id="138" w:name="risks-of-surgery-1"/>
+    <w:p>
+      <w:pPr>
+        <w:pStyle w:val="Heading2"/>
+      </w:pPr>
+      <w:r>
+        <w:t xml:space="preserve">85 Risks of Surgery</w:t>
       </w:r>
     </w:p>
     <w:p>
@@ -5298,7 +5415,7 @@
         <w:pStyle w:val="Compact"/>
         <w:numPr>
           <w:ilvl w:val="0"/>
-          <w:numId w:val="1062"/>
+          <w:numId w:val="1064"/>
         </w:numPr>
       </w:pPr>
       <w:r>
@@ -5310,7 +5427,7 @@
         <w:pStyle w:val="Compact"/>
         <w:numPr>
           <w:ilvl w:val="0"/>
-          <w:numId w:val="1062"/>
+          <w:numId w:val="1064"/>
         </w:numPr>
       </w:pPr>
       <w:r>
@@ -5322,7 +5439,7 @@
         <w:pStyle w:val="Compact"/>
         <w:numPr>
           <w:ilvl w:val="0"/>
-          <w:numId w:val="1062"/>
+          <w:numId w:val="1064"/>
         </w:numPr>
       </w:pPr>
       <w:r>
@@ -5334,7 +5451,7 @@
         <w:pStyle w:val="Compact"/>
         <w:numPr>
           <w:ilvl w:val="1"/>
-          <w:numId w:val="1063"/>
+          <w:numId w:val="1065"/>
         </w:numPr>
       </w:pPr>
       <w:r>
@@ -5346,7 +5463,7 @@
         <w:pStyle w:val="Compact"/>
         <w:numPr>
           <w:ilvl w:val="1"/>
-          <w:numId w:val="1063"/>
+          <w:numId w:val="1065"/>
         </w:numPr>
       </w:pPr>
       <w:r>
@@ -5358,21 +5475,21 @@
         <w:pStyle w:val="Compact"/>
         <w:numPr>
           <w:ilvl w:val="1"/>
-          <w:numId w:val="1063"/>
+          <w:numId w:val="1065"/>
         </w:numPr>
       </w:pPr>
       <w:r>
         <w:t xml:space="preserve">High risk = 30%</w:t>
       </w:r>
     </w:p>
-    <w:bookmarkEnd w:id="136"/>
-    <w:bookmarkStart w:id="137" w:name="risks-of-surgery-2"/>
-    <w:p>
-      <w:pPr>
-        <w:pStyle w:val="Heading2"/>
-      </w:pPr>
-      <w:r>
-        <w:t xml:space="preserve">84 Risks of Surgery</w:t>
+    <w:bookmarkEnd w:id="138"/>
+    <w:bookmarkStart w:id="139" w:name="risks-of-surgery-2"/>
+    <w:p>
+      <w:pPr>
+        <w:pStyle w:val="Heading2"/>
+      </w:pPr>
+      <w:r>
+        <w:t xml:space="preserve">86 Risks of Surgery</w:t>
       </w:r>
     </w:p>
     <w:p>
@@ -5507,22 +5624,22 @@
         </w:tc>
       </w:tr>
     </w:tbl>
-    <w:bookmarkEnd w:id="137"/>
-    <w:bookmarkStart w:id="138" w:name="day-prior-to-surgery"/>
-    <w:p>
-      <w:pPr>
-        <w:pStyle w:val="Heading2"/>
-      </w:pPr>
-      <w:r>
-        <w:t xml:space="preserve">85 Day Prior to Surgery</w:t>
-      </w:r>
-    </w:p>
-    <w:p>
-      <w:pPr>
-        <w:pStyle w:val="Compact"/>
-        <w:numPr>
-          <w:ilvl w:val="0"/>
-          <w:numId w:val="1064"/>
+    <w:bookmarkEnd w:id="139"/>
+    <w:bookmarkStart w:id="140" w:name="day-prior-to-surgery"/>
+    <w:p>
+      <w:pPr>
+        <w:pStyle w:val="Heading2"/>
+      </w:pPr>
+      <w:r>
+        <w:t xml:space="preserve">87 Day Prior to Surgery</w:t>
+      </w:r>
+    </w:p>
+    <w:p>
+      <w:pPr>
+        <w:pStyle w:val="Compact"/>
+        <w:numPr>
+          <w:ilvl w:val="0"/>
+          <w:numId w:val="1066"/>
         </w:numPr>
       </w:pPr>
       <w:r>
@@ -5534,7 +5651,7 @@
         <w:pStyle w:val="Compact"/>
         <w:numPr>
           <w:ilvl w:val="0"/>
-          <w:numId w:val="1064"/>
+          <w:numId w:val="1066"/>
         </w:numPr>
       </w:pPr>
       <w:r>
@@ -5546,29 +5663,29 @@
         <w:pStyle w:val="Compact"/>
         <w:numPr>
           <w:ilvl w:val="0"/>
-          <w:numId w:val="1064"/>
+          <w:numId w:val="1066"/>
         </w:numPr>
       </w:pPr>
       <w:r>
         <w:t xml:space="preserve">No tube feedings the night before surgery</w:t>
       </w:r>
     </w:p>
-    <w:bookmarkEnd w:id="138"/>
-    <w:bookmarkStart w:id="139" w:name="day-of-surgery"/>
-    <w:p>
-      <w:pPr>
-        <w:pStyle w:val="Heading2"/>
-      </w:pPr>
-      <w:r>
-        <w:t xml:space="preserve">86 Day of Surgery</w:t>
-      </w:r>
-    </w:p>
-    <w:p>
-      <w:pPr>
-        <w:pStyle w:val="Compact"/>
-        <w:numPr>
-          <w:ilvl w:val="0"/>
-          <w:numId w:val="1065"/>
+    <w:bookmarkEnd w:id="140"/>
+    <w:bookmarkStart w:id="141" w:name="day-of-surgery"/>
+    <w:p>
+      <w:pPr>
+        <w:pStyle w:val="Heading2"/>
+      </w:pPr>
+      <w:r>
+        <w:t xml:space="preserve">88 Day of Surgery</w:t>
+      </w:r>
+    </w:p>
+    <w:p>
+      <w:pPr>
+        <w:pStyle w:val="Compact"/>
+        <w:numPr>
+          <w:ilvl w:val="0"/>
+          <w:numId w:val="1067"/>
         </w:numPr>
       </w:pPr>
       <w:r>
@@ -5580,7 +5697,7 @@
         <w:pStyle w:val="Compact"/>
         <w:numPr>
           <w:ilvl w:val="0"/>
-          <w:numId w:val="1065"/>
+          <w:numId w:val="1067"/>
         </w:numPr>
       </w:pPr>
       <w:r>
@@ -5592,7 +5709,7 @@
         <w:pStyle w:val="Compact"/>
         <w:numPr>
           <w:ilvl w:val="0"/>
-          <w:numId w:val="1065"/>
+          <w:numId w:val="1067"/>
         </w:numPr>
       </w:pPr>
       <w:r>
@@ -5617,7 +5734,7 @@
         <w:pStyle w:val="Compact"/>
         <w:numPr>
           <w:ilvl w:val="0"/>
-          <w:numId w:val="1065"/>
+          <w:numId w:val="1067"/>
         </w:numPr>
       </w:pPr>
       <w:r>
@@ -5629,29 +5746,29 @@
         <w:pStyle w:val="Compact"/>
         <w:numPr>
           <w:ilvl w:val="0"/>
-          <w:numId w:val="1065"/>
+          <w:numId w:val="1067"/>
         </w:numPr>
       </w:pPr>
       <w:r>
         <w:t xml:space="preserve">Waiting room for family and friends on 5th floor</w:t>
       </w:r>
     </w:p>
-    <w:bookmarkEnd w:id="139"/>
-    <w:bookmarkStart w:id="140" w:name="epidural-catheter-for-pain-control"/>
-    <w:p>
-      <w:pPr>
-        <w:pStyle w:val="Heading2"/>
-      </w:pPr>
-      <w:r>
-        <w:t xml:space="preserve">87 Epidural Catheter for Pain Control</w:t>
-      </w:r>
-    </w:p>
-    <w:p>
-      <w:pPr>
-        <w:pStyle w:val="Compact"/>
-        <w:numPr>
-          <w:ilvl w:val="0"/>
-          <w:numId w:val="1066"/>
+    <w:bookmarkEnd w:id="141"/>
+    <w:bookmarkStart w:id="142" w:name="epidural-catheter-for-pain-control"/>
+    <w:p>
+      <w:pPr>
+        <w:pStyle w:val="Heading2"/>
+      </w:pPr>
+      <w:r>
+        <w:t xml:space="preserve">89 Epidural Catheter for Pain Control</w:t>
+      </w:r>
+    </w:p>
+    <w:p>
+      <w:pPr>
+        <w:pStyle w:val="Compact"/>
+        <w:numPr>
+          <w:ilvl w:val="0"/>
+          <w:numId w:val="1068"/>
         </w:numPr>
       </w:pPr>
       <w:r>
@@ -5663,7 +5780,7 @@
         <w:pStyle w:val="Compact"/>
         <w:numPr>
           <w:ilvl w:val="0"/>
-          <w:numId w:val="1066"/>
+          <w:numId w:val="1068"/>
         </w:numPr>
       </w:pPr>
       <w:r>
@@ -5675,7 +5792,7 @@
         <w:pStyle w:val="Compact"/>
         <w:numPr>
           <w:ilvl w:val="0"/>
-          <w:numId w:val="1066"/>
+          <w:numId w:val="1068"/>
         </w:numPr>
       </w:pPr>
       <w:r>
@@ -5687,7 +5804,7 @@
         <w:pStyle w:val="Compact"/>
         <w:numPr>
           <w:ilvl w:val="0"/>
-          <w:numId w:val="1066"/>
+          <w:numId w:val="1068"/>
         </w:numPr>
       </w:pPr>
       <w:r>
@@ -5699,29 +5816,29 @@
         <w:pStyle w:val="Compact"/>
         <w:numPr>
           <w:ilvl w:val="0"/>
-          <w:numId w:val="1066"/>
+          <w:numId w:val="1068"/>
         </w:numPr>
       </w:pPr>
       <w:r>
         <w:t xml:space="preserve">Foley catheter removed after epidural removed</w:t>
       </w:r>
     </w:p>
-    <w:bookmarkEnd w:id="140"/>
-    <w:bookmarkStart w:id="141" w:name="intensive-care-unit-icu-2-4-days"/>
-    <w:p>
-      <w:pPr>
-        <w:pStyle w:val="Heading2"/>
-      </w:pPr>
-      <w:r>
-        <w:t xml:space="preserve">88 Intensive Care Unit (ICU) (2-4 days)</w:t>
-      </w:r>
-    </w:p>
-    <w:p>
-      <w:pPr>
-        <w:pStyle w:val="Compact"/>
-        <w:numPr>
-          <w:ilvl w:val="0"/>
-          <w:numId w:val="1067"/>
+    <w:bookmarkEnd w:id="142"/>
+    <w:bookmarkStart w:id="143" w:name="intensive-care-unit-icu-2-4-days"/>
+    <w:p>
+      <w:pPr>
+        <w:pStyle w:val="Heading2"/>
+      </w:pPr>
+      <w:r>
+        <w:t xml:space="preserve">90 Intensive Care Unit (ICU) (2-4 days)</w:t>
+      </w:r>
+    </w:p>
+    <w:p>
+      <w:pPr>
+        <w:pStyle w:val="Compact"/>
+        <w:numPr>
+          <w:ilvl w:val="0"/>
+          <w:numId w:val="1069"/>
         </w:numPr>
       </w:pPr>
       <w:r>
@@ -5733,7 +5850,7 @@
         <w:pStyle w:val="Compact"/>
         <w:numPr>
           <w:ilvl w:val="0"/>
-          <w:numId w:val="1067"/>
+          <w:numId w:val="1069"/>
         </w:numPr>
       </w:pPr>
       <w:r>
@@ -5745,7 +5862,7 @@
         <w:pStyle w:val="Compact"/>
         <w:numPr>
           <w:ilvl w:val="0"/>
-          <w:numId w:val="1067"/>
+          <w:numId w:val="1069"/>
         </w:numPr>
       </w:pPr>
       <w:r>
@@ -5757,7 +5874,7 @@
         <w:pStyle w:val="Compact"/>
         <w:numPr>
           <w:ilvl w:val="0"/>
-          <w:numId w:val="1067"/>
+          <w:numId w:val="1069"/>
         </w:numPr>
       </w:pPr>
       <w:r>
@@ -5769,7 +5886,7 @@
         <w:pStyle w:val="Compact"/>
         <w:numPr>
           <w:ilvl w:val="0"/>
-          <w:numId w:val="1067"/>
+          <w:numId w:val="1069"/>
         </w:numPr>
       </w:pPr>
       <w:r>
@@ -5781,29 +5898,29 @@
         <w:pStyle w:val="Compact"/>
         <w:numPr>
           <w:ilvl w:val="0"/>
-          <w:numId w:val="1067"/>
+          <w:numId w:val="1069"/>
         </w:numPr>
       </w:pPr>
       <w:r>
         <w:t xml:space="preserve">Feeding jejunostomy (usually stays in 8 wks)</w:t>
       </w:r>
     </w:p>
-    <w:bookmarkEnd w:id="141"/>
-    <w:bookmarkStart w:id="142" w:name="intensive-care-unit-icu"/>
-    <w:p>
-      <w:pPr>
-        <w:pStyle w:val="Heading2"/>
-      </w:pPr>
-      <w:r>
-        <w:t xml:space="preserve">89 Intensive Care Unit (ICU)</w:t>
-      </w:r>
-    </w:p>
-    <w:p>
-      <w:pPr>
-        <w:pStyle w:val="Compact"/>
-        <w:numPr>
-          <w:ilvl w:val="0"/>
-          <w:numId w:val="1068"/>
+    <w:bookmarkEnd w:id="143"/>
+    <w:bookmarkStart w:id="144" w:name="intensive-care-unit-icu"/>
+    <w:p>
+      <w:pPr>
+        <w:pStyle w:val="Heading2"/>
+      </w:pPr>
+      <w:r>
+        <w:t xml:space="preserve">91 Intensive Care Unit (ICU)</w:t>
+      </w:r>
+    </w:p>
+    <w:p>
+      <w:pPr>
+        <w:pStyle w:val="Compact"/>
+        <w:numPr>
+          <w:ilvl w:val="0"/>
+          <w:numId w:val="1070"/>
         </w:numPr>
       </w:pPr>
       <w:r>
@@ -5815,7 +5932,7 @@
         <w:pStyle w:val="Compact"/>
         <w:numPr>
           <w:ilvl w:val="0"/>
-          <w:numId w:val="1068"/>
+          <w:numId w:val="1070"/>
         </w:numPr>
       </w:pPr>
       <w:r>
@@ -5827,7 +5944,7 @@
         <w:pStyle w:val="Compact"/>
         <w:numPr>
           <w:ilvl w:val="0"/>
-          <w:numId w:val="1068"/>
+          <w:numId w:val="1070"/>
         </w:numPr>
       </w:pPr>
       <w:r>
@@ -5839,7 +5956,7 @@
         <w:pStyle w:val="Compact"/>
         <w:numPr>
           <w:ilvl w:val="0"/>
-          <w:numId w:val="1068"/>
+          <w:numId w:val="1070"/>
         </w:numPr>
       </w:pPr>
       <w:r>
@@ -5851,29 +5968,29 @@
         <w:pStyle w:val="Compact"/>
         <w:numPr>
           <w:ilvl w:val="0"/>
-          <w:numId w:val="1068"/>
+          <w:numId w:val="1070"/>
         </w:numPr>
       </w:pPr>
       <w:r>
         <w:t xml:space="preserve">Feeding jejunostomy (stays in 8 weeks)</w:t>
       </w:r>
     </w:p>
-    <w:bookmarkEnd w:id="142"/>
-    <w:bookmarkStart w:id="143" w:name="ward---6tower"/>
-    <w:p>
-      <w:pPr>
-        <w:pStyle w:val="Heading2"/>
-      </w:pPr>
-      <w:r>
-        <w:t xml:space="preserve">90 Ward - 6Tower</w:t>
-      </w:r>
-    </w:p>
-    <w:p>
-      <w:pPr>
-        <w:pStyle w:val="Compact"/>
-        <w:numPr>
-          <w:ilvl w:val="0"/>
-          <w:numId w:val="1069"/>
+    <w:bookmarkEnd w:id="144"/>
+    <w:bookmarkStart w:id="145" w:name="ward---6tower"/>
+    <w:p>
+      <w:pPr>
+        <w:pStyle w:val="Heading2"/>
+      </w:pPr>
+      <w:r>
+        <w:t xml:space="preserve">92 Ward - 6Tower</w:t>
+      </w:r>
+    </w:p>
+    <w:p>
+      <w:pPr>
+        <w:pStyle w:val="Compact"/>
+        <w:numPr>
+          <w:ilvl w:val="0"/>
+          <w:numId w:val="1071"/>
         </w:numPr>
       </w:pPr>
       <w:r>
@@ -5885,7 +6002,7 @@
         <w:pStyle w:val="Compact"/>
         <w:numPr>
           <w:ilvl w:val="0"/>
-          <w:numId w:val="1069"/>
+          <w:numId w:val="1071"/>
         </w:numPr>
       </w:pPr>
       <w:r>
@@ -5897,7 +6014,7 @@
         <w:pStyle w:val="Compact"/>
         <w:numPr>
           <w:ilvl w:val="0"/>
-          <w:numId w:val="1069"/>
+          <w:numId w:val="1071"/>
         </w:numPr>
       </w:pPr>
       <w:r>
@@ -5909,7 +6026,7 @@
         <w:pStyle w:val="Compact"/>
         <w:numPr>
           <w:ilvl w:val="1"/>
-          <w:numId w:val="1070"/>
+          <w:numId w:val="1072"/>
         </w:numPr>
       </w:pPr>
       <w:r>
@@ -5921,7 +6038,7 @@
         <w:pStyle w:val="Compact"/>
         <w:numPr>
           <w:ilvl w:val="1"/>
-          <w:numId w:val="1070"/>
+          <w:numId w:val="1072"/>
         </w:numPr>
       </w:pPr>
       <w:r>
@@ -5933,21 +6050,21 @@
         <w:pStyle w:val="Compact"/>
         <w:numPr>
           <w:ilvl w:val="1"/>
-          <w:numId w:val="1070"/>
+          <w:numId w:val="1072"/>
         </w:numPr>
       </w:pPr>
       <w:r>
         <w:t xml:space="preserve">Prevents loss of muscle strength</w:t>
       </w:r>
     </w:p>
-    <w:bookmarkEnd w:id="143"/>
-    <w:bookmarkStart w:id="144" w:name="jejunostomy-feeds"/>
-    <w:p>
-      <w:pPr>
-        <w:pStyle w:val="Heading2"/>
-      </w:pPr>
-      <w:r>
-        <w:t xml:space="preserve">91 Jejunostomy Feeds</w:t>
+    <w:bookmarkEnd w:id="145"/>
+    <w:bookmarkStart w:id="146" w:name="jejunostomy-feeds"/>
+    <w:p>
+      <w:pPr>
+        <w:pStyle w:val="Heading2"/>
+      </w:pPr>
+      <w:r>
+        <w:t xml:space="preserve">93 Jejunostomy Feeds</w:t>
       </w:r>
     </w:p>
     <w:p>
@@ -5963,7 +6080,7 @@
         <w:pStyle w:val="Compact"/>
         <w:numPr>
           <w:ilvl w:val="0"/>
-          <w:numId w:val="1071"/>
+          <w:numId w:val="1073"/>
         </w:numPr>
       </w:pPr>
       <w:r>
@@ -5975,7 +6092,7 @@
         <w:pStyle w:val="Compact"/>
         <w:numPr>
           <w:ilvl w:val="0"/>
-          <w:numId w:val="1071"/>
+          <w:numId w:val="1073"/>
         </w:numPr>
       </w:pPr>
       <w:r>
@@ -5995,7 +6112,7 @@
         <w:pStyle w:val="Compact"/>
         <w:numPr>
           <w:ilvl w:val="0"/>
-          <w:numId w:val="1072"/>
+          <w:numId w:val="1074"/>
         </w:numPr>
       </w:pPr>
       <w:r>
@@ -6007,39 +6124,39 @@
         <w:pStyle w:val="Compact"/>
         <w:numPr>
           <w:ilvl w:val="0"/>
-          <w:numId w:val="1072"/>
+          <w:numId w:val="1074"/>
         </w:numPr>
       </w:pPr>
       <w:r>
         <w:t xml:space="preserve">Important to prevent dehydration</w:t>
       </w:r>
     </w:p>
-    <w:bookmarkEnd w:id="144"/>
-    <w:bookmarkStart w:id="145" w:name="jejunostomy-tube-1"/>
-    <w:p>
-      <w:pPr>
-        <w:pStyle w:val="Heading2"/>
-      </w:pPr>
-      <w:r>
-        <w:t xml:space="preserve">92 Jejunostomy Tube</w:t>
-      </w:r>
-    </w:p>
-    <w:bookmarkEnd w:id="145"/>
-    <w:bookmarkStart w:id="146" w:name="jejunostomy-typical-regimen-1"/>
-    <w:p>
-      <w:pPr>
-        <w:pStyle w:val="Heading2"/>
-      </w:pPr>
-      <w:r>
-        <w:t xml:space="preserve">93 Jejunostomy Typical Regimen</w:t>
-      </w:r>
-    </w:p>
-    <w:p>
-      <w:pPr>
-        <w:pStyle w:val="Compact"/>
-        <w:numPr>
-          <w:ilvl w:val="0"/>
-          <w:numId w:val="1073"/>
+    <w:bookmarkEnd w:id="146"/>
+    <w:bookmarkStart w:id="147" w:name="jejunostomy-tube-1"/>
+    <w:p>
+      <w:pPr>
+        <w:pStyle w:val="Heading2"/>
+      </w:pPr>
+      <w:r>
+        <w:t xml:space="preserve">94 Jejunostomy Tube</w:t>
+      </w:r>
+    </w:p>
+    <w:bookmarkEnd w:id="147"/>
+    <w:bookmarkStart w:id="148" w:name="jejunostomy-typical-regimen-1"/>
+    <w:p>
+      <w:pPr>
+        <w:pStyle w:val="Heading2"/>
+      </w:pPr>
+      <w:r>
+        <w:t xml:space="preserve">95 Jejunostomy Typical Regimen</w:t>
+      </w:r>
+    </w:p>
+    <w:p>
+      <w:pPr>
+        <w:pStyle w:val="Compact"/>
+        <w:numPr>
+          <w:ilvl w:val="0"/>
+          <w:numId w:val="1075"/>
         </w:numPr>
       </w:pPr>
       <w:r>
@@ -6051,7 +6168,7 @@
         <w:pStyle w:val="Compact"/>
         <w:numPr>
           <w:ilvl w:val="1"/>
-          <w:numId w:val="1074"/>
+          <w:numId w:val="1076"/>
         </w:numPr>
       </w:pPr>
       <w:r>
@@ -6063,7 +6180,7 @@
         <w:pStyle w:val="Compact"/>
         <w:numPr>
           <w:ilvl w:val="1"/>
-          <w:numId w:val="1074"/>
+          <w:numId w:val="1076"/>
         </w:numPr>
       </w:pPr>
       <w:r>
@@ -6075,7 +6192,7 @@
         <w:pStyle w:val="Compact"/>
         <w:numPr>
           <w:ilvl w:val="0"/>
-          <w:numId w:val="1073"/>
+          <w:numId w:val="1075"/>
         </w:numPr>
       </w:pPr>
       <w:r>
@@ -6090,14 +6207,14 @@
         <w:t xml:space="preserve">Hospital nurses will teach use of the feeding tube</w:t>
       </w:r>
     </w:p>
-    <w:bookmarkEnd w:id="146"/>
-    <w:bookmarkStart w:id="147" w:name="jejunostomy-feeds-with-diabetes-1"/>
-    <w:p>
-      <w:pPr>
-        <w:pStyle w:val="Heading2"/>
-      </w:pPr>
-      <w:r>
-        <w:t xml:space="preserve">94 Jejunostomy Feeds with Diabetes</w:t>
+    <w:bookmarkEnd w:id="148"/>
+    <w:bookmarkStart w:id="149" w:name="jejunostomy-feeds-with-diabetes-1"/>
+    <w:p>
+      <w:pPr>
+        <w:pStyle w:val="Heading2"/>
+      </w:pPr>
+      <w:r>
+        <w:t xml:space="preserve">96 Jejunostomy Feeds with Diabetes</w:t>
       </w:r>
     </w:p>
     <w:p>
@@ -6113,7 +6230,7 @@
         <w:pStyle w:val="Compact"/>
         <w:numPr>
           <w:ilvl w:val="0"/>
-          <w:numId w:val="1075"/>
+          <w:numId w:val="1077"/>
         </w:numPr>
       </w:pPr>
       <w:r>
@@ -6133,7 +6250,7 @@
         <w:pStyle w:val="Compact"/>
         <w:numPr>
           <w:ilvl w:val="0"/>
-          <w:numId w:val="1076"/>
+          <w:numId w:val="1078"/>
         </w:numPr>
       </w:pPr>
       <w:r>
@@ -6145,7 +6262,7 @@
         <w:pStyle w:val="Compact"/>
         <w:numPr>
           <w:ilvl w:val="0"/>
-          <w:numId w:val="1076"/>
+          <w:numId w:val="1078"/>
         </w:numPr>
       </w:pPr>
       <w:r>
@@ -6157,7 +6274,7 @@
         <w:pStyle w:val="Compact"/>
         <w:numPr>
           <w:ilvl w:val="0"/>
-          <w:numId w:val="1076"/>
+          <w:numId w:val="1078"/>
         </w:numPr>
       </w:pPr>
       <w:r>
@@ -6169,39 +6286,39 @@
         <w:pStyle w:val="Compact"/>
         <w:numPr>
           <w:ilvl w:val="0"/>
-          <w:numId w:val="1076"/>
+          <w:numId w:val="1078"/>
         </w:numPr>
       </w:pPr>
       <w:r>
         <w:t xml:space="preserve">No insulin if tube feedings are not run</w:t>
       </w:r>
     </w:p>
-    <w:bookmarkEnd w:id="147"/>
-    <w:bookmarkStart w:id="148" w:name="jejunostomy-video-1"/>
-    <w:p>
-      <w:pPr>
-        <w:pStyle w:val="Heading2"/>
-      </w:pPr>
-      <w:r>
-        <w:t xml:space="preserve">95 Jejunostomy Video</w:t>
-      </w:r>
-    </w:p>
-    <w:bookmarkEnd w:id="148"/>
-    <w:bookmarkStart w:id="149" w:name="activity-after-surgery"/>
-    <w:p>
-      <w:pPr>
-        <w:pStyle w:val="Heading2"/>
-      </w:pPr>
-      <w:r>
-        <w:t xml:space="preserve">96 Activity after Surgery</w:t>
-      </w:r>
-    </w:p>
-    <w:p>
-      <w:pPr>
-        <w:pStyle w:val="Compact"/>
-        <w:numPr>
-          <w:ilvl w:val="0"/>
-          <w:numId w:val="1077"/>
+    <w:bookmarkEnd w:id="149"/>
+    <w:bookmarkStart w:id="150" w:name="jejunostomy-video-1"/>
+    <w:p>
+      <w:pPr>
+        <w:pStyle w:val="Heading2"/>
+      </w:pPr>
+      <w:r>
+        <w:t xml:space="preserve">97 Jejunostomy Video</w:t>
+      </w:r>
+    </w:p>
+    <w:bookmarkEnd w:id="150"/>
+    <w:bookmarkStart w:id="151" w:name="activity-after-surgery"/>
+    <w:p>
+      <w:pPr>
+        <w:pStyle w:val="Heading2"/>
+      </w:pPr>
+      <w:r>
+        <w:t xml:space="preserve">98 Activity after Surgery</w:t>
+      </w:r>
+    </w:p>
+    <w:p>
+      <w:pPr>
+        <w:pStyle w:val="Compact"/>
+        <w:numPr>
+          <w:ilvl w:val="0"/>
+          <w:numId w:val="1079"/>
         </w:numPr>
       </w:pPr>
       <w:r>
@@ -6213,7 +6330,7 @@
         <w:pStyle w:val="Compact"/>
         <w:numPr>
           <w:ilvl w:val="0"/>
-          <w:numId w:val="1077"/>
+          <w:numId w:val="1079"/>
         </w:numPr>
       </w:pPr>
       <w:r>
@@ -6225,7 +6342,7 @@
         <w:pStyle w:val="Compact"/>
         <w:numPr>
           <w:ilvl w:val="0"/>
-          <w:numId w:val="1077"/>
+          <w:numId w:val="1079"/>
         </w:numPr>
       </w:pPr>
       <w:r>
@@ -6237,7 +6354,7 @@
         <w:pStyle w:val="Compact"/>
         <w:numPr>
           <w:ilvl w:val="1"/>
-          <w:numId w:val="1078"/>
+          <w:numId w:val="1080"/>
         </w:numPr>
       </w:pPr>
       <w:r>
@@ -6249,21 +6366,21 @@
         <w:pStyle w:val="Compact"/>
         <w:numPr>
           <w:ilvl w:val="1"/>
-          <w:numId w:val="1078"/>
+          <w:numId w:val="1080"/>
         </w:numPr>
       </w:pPr>
       <w:r>
         <w:t xml:space="preserve">Prevent muscle loss</w:t>
       </w:r>
     </w:p>
-    <w:bookmarkEnd w:id="149"/>
-    <w:bookmarkStart w:id="150" w:name="nasogastric-ng-tube"/>
-    <w:p>
-      <w:pPr>
-        <w:pStyle w:val="Heading2"/>
-      </w:pPr>
-      <w:r>
-        <w:t xml:space="preserve">97 Nasogastric (NG) Tube</w:t>
+    <w:bookmarkEnd w:id="151"/>
+    <w:bookmarkStart w:id="152" w:name="nasogastric-ng-tube"/>
+    <w:p>
+      <w:pPr>
+        <w:pStyle w:val="Heading2"/>
+      </w:pPr>
+      <w:r>
+        <w:t xml:space="preserve">99 Nasogastric (NG) Tube</w:t>
       </w:r>
     </w:p>
     <w:p>
@@ -6279,7 +6396,7 @@
         <w:pStyle w:val="Compact"/>
         <w:numPr>
           <w:ilvl w:val="0"/>
-          <w:numId w:val="1079"/>
+          <w:numId w:val="1081"/>
         </w:numPr>
       </w:pPr>
       <w:r>
@@ -6291,7 +6408,7 @@
         <w:pStyle w:val="Compact"/>
         <w:numPr>
           <w:ilvl w:val="0"/>
-          <w:numId w:val="1079"/>
+          <w:numId w:val="1081"/>
         </w:numPr>
       </w:pPr>
       <w:r>
@@ -6311,7 +6428,7 @@
         <w:pStyle w:val="Compact"/>
         <w:numPr>
           <w:ilvl w:val="0"/>
-          <w:numId w:val="1080"/>
+          <w:numId w:val="1082"/>
         </w:numPr>
       </w:pPr>
       <w:r>
@@ -6340,21 +6457,21 @@
         <w:pStyle w:val="Compact"/>
         <w:numPr>
           <w:ilvl w:val="0"/>
-          <w:numId w:val="1080"/>
+          <w:numId w:val="1082"/>
         </w:numPr>
       </w:pPr>
       <w:r>
         <w:t xml:space="preserve">Otherwise, X-ray repeated 2-3 days later</w:t>
       </w:r>
     </w:p>
-    <w:bookmarkEnd w:id="150"/>
-    <w:bookmarkStart w:id="151" w:name="swallowing-evaluation"/>
-    <w:p>
-      <w:pPr>
-        <w:pStyle w:val="Heading2"/>
-      </w:pPr>
-      <w:r>
-        <w:t xml:space="preserve">98 Swallowing Evaluation</w:t>
+    <w:bookmarkEnd w:id="152"/>
+    <w:bookmarkStart w:id="153" w:name="swallowing-evaluation"/>
+    <w:p>
+      <w:pPr>
+        <w:pStyle w:val="Heading2"/>
+      </w:pPr>
+      <w:r>
+        <w:t xml:space="preserve">100 Swallowing Evaluation</w:t>
       </w:r>
     </w:p>
     <w:p>
@@ -6378,7 +6495,7 @@
         <w:pStyle w:val="Compact"/>
         <w:numPr>
           <w:ilvl w:val="0"/>
-          <w:numId w:val="1081"/>
+          <w:numId w:val="1083"/>
         </w:numPr>
       </w:pPr>
       <w:r>
@@ -6390,7 +6507,7 @@
         <w:pStyle w:val="Compact"/>
         <w:numPr>
           <w:ilvl w:val="0"/>
-          <w:numId w:val="1081"/>
+          <w:numId w:val="1083"/>
         </w:numPr>
       </w:pPr>
       <w:r>
@@ -6402,7 +6519,7 @@
         <w:pStyle w:val="Compact"/>
         <w:numPr>
           <w:ilvl w:val="0"/>
-          <w:numId w:val="1081"/>
+          <w:numId w:val="1083"/>
         </w:numPr>
       </w:pPr>
       <w:r>
@@ -6426,14 +6543,14 @@
         <w:t xml:space="preserve">liquids started by mouth</w:t>
       </w:r>
     </w:p>
-    <w:bookmarkEnd w:id="151"/>
-    <w:bookmarkStart w:id="152" w:name="oral-intake-at-home"/>
-    <w:p>
-      <w:pPr>
-        <w:pStyle w:val="Heading2"/>
-      </w:pPr>
-      <w:r>
-        <w:t xml:space="preserve">99 Oral Intake at Home</w:t>
+    <w:bookmarkEnd w:id="153"/>
+    <w:bookmarkStart w:id="154" w:name="oral-intake-at-home"/>
+    <w:p>
+      <w:pPr>
+        <w:pStyle w:val="Heading2"/>
+      </w:pPr>
+      <w:r>
+        <w:t xml:space="preserve">101 Oral Intake at Home</w:t>
       </w:r>
     </w:p>
     <w:p>
@@ -6460,7 +6577,7 @@
         <w:pStyle w:val="Compact"/>
         <w:numPr>
           <w:ilvl w:val="0"/>
-          <w:numId w:val="1082"/>
+          <w:numId w:val="1084"/>
         </w:numPr>
       </w:pPr>
       <w:r>
@@ -6472,21 +6589,21 @@
         <w:pStyle w:val="Compact"/>
         <w:numPr>
           <w:ilvl w:val="0"/>
-          <w:numId w:val="1082"/>
+          <w:numId w:val="1084"/>
         </w:numPr>
       </w:pPr>
       <w:r>
         <w:t xml:space="preserve">4 oz per hour if 2oz are tolerated well</w:t>
       </w:r>
     </w:p>
-    <w:bookmarkEnd w:id="152"/>
-    <w:bookmarkStart w:id="153" w:name="discharge"/>
-    <w:p>
-      <w:pPr>
-        <w:pStyle w:val="Heading2"/>
-      </w:pPr>
-      <w:r>
-        <w:t xml:space="preserve">100 Discharge</w:t>
+    <w:bookmarkEnd w:id="154"/>
+    <w:bookmarkStart w:id="155" w:name="discharge"/>
+    <w:p>
+      <w:pPr>
+        <w:pStyle w:val="Heading2"/>
+      </w:pPr>
+      <w:r>
+        <w:t xml:space="preserve">102 Discharge</w:t>
       </w:r>
     </w:p>
     <w:p>
@@ -6502,7 +6619,7 @@
         <w:pStyle w:val="Compact"/>
         <w:numPr>
           <w:ilvl w:val="0"/>
-          <w:numId w:val="1083"/>
+          <w:numId w:val="1085"/>
         </w:numPr>
       </w:pPr>
       <w:r>
@@ -6514,7 +6631,7 @@
         <w:pStyle w:val="Compact"/>
         <w:numPr>
           <w:ilvl w:val="0"/>
-          <w:numId w:val="1083"/>
+          <w:numId w:val="1085"/>
         </w:numPr>
       </w:pPr>
       <w:r>
@@ -6526,7 +6643,7 @@
         <w:pStyle w:val="Compact"/>
         <w:numPr>
           <w:ilvl w:val="1"/>
-          <w:numId w:val="1084"/>
+          <w:numId w:val="1086"/>
         </w:numPr>
       </w:pPr>
       <w:r>
@@ -6538,7 +6655,7 @@
         <w:pStyle w:val="Compact"/>
         <w:numPr>
           <w:ilvl w:val="1"/>
-          <w:numId w:val="1084"/>
+          <w:numId w:val="1086"/>
         </w:numPr>
       </w:pPr>
       <w:r>
@@ -6550,7 +6667,7 @@
         <w:pStyle w:val="Compact"/>
         <w:numPr>
           <w:ilvl w:val="0"/>
-          <w:numId w:val="1083"/>
+          <w:numId w:val="1085"/>
         </w:numPr>
       </w:pPr>
       <w:r>
@@ -6562,7 +6679,7 @@
         <w:pStyle w:val="Compact"/>
         <w:numPr>
           <w:ilvl w:val="0"/>
-          <w:numId w:val="1083"/>
+          <w:numId w:val="1085"/>
         </w:numPr>
       </w:pPr>
       <w:r>
@@ -6574,21 +6691,21 @@
         <w:pStyle w:val="Compact"/>
         <w:numPr>
           <w:ilvl w:val="0"/>
-          <w:numId w:val="1083"/>
+          <w:numId w:val="1085"/>
         </w:numPr>
       </w:pPr>
       <w:r>
         <w:t xml:space="preserve">Home infusion (tube feeding supplies)</w:t>
       </w:r>
     </w:p>
-    <w:bookmarkEnd w:id="153"/>
-    <w:bookmarkStart w:id="154" w:name="nutrition-after-surgery"/>
-    <w:p>
-      <w:pPr>
-        <w:pStyle w:val="Heading2"/>
-      </w:pPr>
-      <w:r>
-        <w:t xml:space="preserve">101 Nutrition after Surgery</w:t>
+    <w:bookmarkEnd w:id="155"/>
+    <w:bookmarkStart w:id="156" w:name="nutrition-after-surgery"/>
+    <w:p>
+      <w:pPr>
+        <w:pStyle w:val="Heading2"/>
+      </w:pPr>
+      <w:r>
+        <w:t xml:space="preserve">103 Nutrition after Surgery</w:t>
       </w:r>
     </w:p>
     <w:p>
@@ -6604,7 +6721,7 @@
         <w:pStyle w:val="Compact"/>
         <w:numPr>
           <w:ilvl w:val="0"/>
-          <w:numId w:val="1085"/>
+          <w:numId w:val="1087"/>
         </w:numPr>
       </w:pPr>
       <w:r>
@@ -6616,7 +6733,7 @@
         <w:pStyle w:val="Compact"/>
         <w:numPr>
           <w:ilvl w:val="0"/>
-          <w:numId w:val="1085"/>
+          <w:numId w:val="1087"/>
         </w:numPr>
       </w:pPr>
       <w:r>
@@ -6636,7 +6753,7 @@
         <w:pStyle w:val="Compact"/>
         <w:numPr>
           <w:ilvl w:val="0"/>
-          <w:numId w:val="1086"/>
+          <w:numId w:val="1088"/>
         </w:numPr>
       </w:pPr>
       <w:r>
@@ -6659,14 +6776,14 @@
         <w:t xml:space="preserve">8-12 weeks: Remove feeding tube (in office)</w:t>
       </w:r>
     </w:p>
-    <w:bookmarkEnd w:id="154"/>
-    <w:bookmarkStart w:id="155" w:name="X15701f9deabaab366e08b73bd1ea6f1240694c5"/>
-    <w:p>
-      <w:pPr>
-        <w:pStyle w:val="Heading2"/>
-      </w:pPr>
-      <w:r>
-        <w:t xml:space="preserve">102 Transition from Tube Feeds</w:t>
+    <w:bookmarkEnd w:id="156"/>
+    <w:bookmarkStart w:id="157" w:name="X15701f9deabaab366e08b73bd1ea6f1240694c5"/>
+    <w:p>
+      <w:pPr>
+        <w:pStyle w:val="Heading2"/>
+      </w:pPr>
+      <w:r>
+        <w:t xml:space="preserve">104 Transition from Tube Feeds</w:t>
       </w:r>
       <w:r>
         <w:t xml:space="preserve"> </w:t>
@@ -6699,7 +6816,7 @@
         <w:pStyle w:val="Compact"/>
         <w:numPr>
           <w:ilvl w:val="0"/>
-          <w:numId w:val="1087"/>
+          <w:numId w:val="1089"/>
         </w:numPr>
       </w:pPr>
       <w:r>
@@ -6711,7 +6828,7 @@
         <w:pStyle w:val="Compact"/>
         <w:numPr>
           <w:ilvl w:val="0"/>
-          <w:numId w:val="1087"/>
+          <w:numId w:val="1089"/>
         </w:numPr>
       </w:pPr>
       <w:r>
@@ -6723,7 +6840,7 @@
         <w:pStyle w:val="Compact"/>
         <w:numPr>
           <w:ilvl w:val="1"/>
-          <w:numId w:val="1088"/>
+          <w:numId w:val="1090"/>
         </w:numPr>
       </w:pPr>
       <w:r>
@@ -6735,7 +6852,7 @@
         <w:pStyle w:val="Compact"/>
         <w:numPr>
           <w:ilvl w:val="0"/>
-          <w:numId w:val="1087"/>
+          <w:numId w:val="1089"/>
         </w:numPr>
       </w:pPr>
       <w:r>
@@ -6772,29 +6889,29 @@
         <w:pStyle w:val="Compact"/>
         <w:numPr>
           <w:ilvl w:val="0"/>
-          <w:numId w:val="1089"/>
+          <w:numId w:val="1091"/>
         </w:numPr>
       </w:pPr>
       <w:r>
         <w:t xml:space="preserve">Three meals + 2-3 high-protein snacks</w:t>
       </w:r>
     </w:p>
-    <w:bookmarkEnd w:id="155"/>
-    <w:bookmarkStart w:id="156" w:name="post-esophagectomy-diet"/>
-    <w:p>
-      <w:pPr>
-        <w:pStyle w:val="Heading2"/>
-      </w:pPr>
-      <w:r>
-        <w:t xml:space="preserve">103 Post-esophagectomy Diet</w:t>
-      </w:r>
-    </w:p>
-    <w:p>
-      <w:pPr>
-        <w:pStyle w:val="Compact"/>
-        <w:numPr>
-          <w:ilvl w:val="0"/>
-          <w:numId w:val="1090"/>
+    <w:bookmarkEnd w:id="157"/>
+    <w:bookmarkStart w:id="158" w:name="post-esophagectomy-diet"/>
+    <w:p>
+      <w:pPr>
+        <w:pStyle w:val="Heading2"/>
+      </w:pPr>
+      <w:r>
+        <w:t xml:space="preserve">105 Post-esophagectomy Diet</w:t>
+      </w:r>
+    </w:p>
+    <w:p>
+      <w:pPr>
+        <w:pStyle w:val="Compact"/>
+        <w:numPr>
+          <w:ilvl w:val="0"/>
+          <w:numId w:val="1092"/>
         </w:numPr>
       </w:pPr>
       <w:r>
@@ -6806,7 +6923,7 @@
         <w:pStyle w:val="Compact"/>
         <w:numPr>
           <w:ilvl w:val="0"/>
-          <w:numId w:val="1090"/>
+          <w:numId w:val="1092"/>
         </w:numPr>
       </w:pPr>
       <w:r>
@@ -6818,7 +6935,7 @@
         <w:pStyle w:val="Compact"/>
         <w:numPr>
           <w:ilvl w:val="0"/>
-          <w:numId w:val="1090"/>
+          <w:numId w:val="1092"/>
         </w:numPr>
       </w:pPr>
       <w:r>
@@ -6830,7 +6947,7 @@
         <w:pStyle w:val="Compact"/>
         <w:numPr>
           <w:ilvl w:val="0"/>
-          <w:numId w:val="1090"/>
+          <w:numId w:val="1092"/>
         </w:numPr>
       </w:pPr>
       <w:r>
@@ -6842,7 +6959,7 @@
         <w:pStyle w:val="Compact"/>
         <w:numPr>
           <w:ilvl w:val="0"/>
-          <w:numId w:val="1090"/>
+          <w:numId w:val="1092"/>
         </w:numPr>
       </w:pPr>
       <w:r>
@@ -6854,7 +6971,7 @@
         <w:pStyle w:val="Compact"/>
         <w:numPr>
           <w:ilvl w:val="1"/>
-          <w:numId w:val="1091"/>
+          <w:numId w:val="1093"/>
         </w:numPr>
       </w:pPr>
       <w:r>
@@ -6866,7 +6983,7 @@
         <w:pStyle w:val="Compact"/>
         <w:numPr>
           <w:ilvl w:val="1"/>
-          <w:numId w:val="1091"/>
+          <w:numId w:val="1093"/>
         </w:numPr>
       </w:pPr>
       <w:r>
@@ -6878,21 +6995,21 @@
         <w:pStyle w:val="Compact"/>
         <w:numPr>
           <w:ilvl w:val="1"/>
-          <w:numId w:val="1091"/>
+          <w:numId w:val="1093"/>
         </w:numPr>
       </w:pPr>
       <w:r>
         <w:t xml:space="preserve">Avoid eating within 2 hours of bedtime</w:t>
       </w:r>
     </w:p>
-    <w:bookmarkEnd w:id="156"/>
-    <w:bookmarkStart w:id="157" w:name="medicines-at-home---pain"/>
-    <w:p>
-      <w:pPr>
-        <w:pStyle w:val="Heading2"/>
-      </w:pPr>
-      <w:r>
-        <w:t xml:space="preserve">104 Medicines at Home - Pain</w:t>
+    <w:bookmarkEnd w:id="158"/>
+    <w:bookmarkStart w:id="159" w:name="medicines-at-home---pain"/>
+    <w:p>
+      <w:pPr>
+        <w:pStyle w:val="Heading2"/>
+      </w:pPr>
+      <w:r>
+        <w:t xml:space="preserve">106 Medicines at Home - Pain</w:t>
       </w:r>
     </w:p>
     <w:p>
@@ -6924,7 +7041,7 @@
         <w:pStyle w:val="Compact"/>
         <w:numPr>
           <w:ilvl w:val="0"/>
-          <w:numId w:val="1092"/>
+          <w:numId w:val="1094"/>
         </w:numPr>
       </w:pPr>
       <w:r>
@@ -6936,7 +7053,7 @@
         <w:pStyle w:val="Compact"/>
         <w:numPr>
           <w:ilvl w:val="0"/>
-          <w:numId w:val="1092"/>
+          <w:numId w:val="1094"/>
         </w:numPr>
       </w:pPr>
       <w:r>
@@ -6948,7 +7065,7 @@
         <w:pStyle w:val="Compact"/>
         <w:numPr>
           <w:ilvl w:val="0"/>
-          <w:numId w:val="1092"/>
+          <w:numId w:val="1094"/>
         </w:numPr>
       </w:pPr>
       <w:r>
@@ -6960,21 +7077,21 @@
         <w:pStyle w:val="Compact"/>
         <w:numPr>
           <w:ilvl w:val="0"/>
-          <w:numId w:val="1092"/>
+          <w:numId w:val="1094"/>
         </w:numPr>
       </w:pPr>
       <w:r>
         <w:t xml:space="preserve">NO DRIVING WHILE ON OXYCODONE</w:t>
       </w:r>
     </w:p>
-    <w:bookmarkEnd w:id="157"/>
-    <w:bookmarkStart w:id="158" w:name="non-steroidals-anti-inflammatory-nsaid"/>
-    <w:p>
-      <w:pPr>
-        <w:pStyle w:val="Heading2"/>
-      </w:pPr>
-      <w:r>
-        <w:t xml:space="preserve">105 Non-steroidals Anti Inflammatory (NSAID)</w:t>
+    <w:bookmarkEnd w:id="159"/>
+    <w:bookmarkStart w:id="160" w:name="non-steroidals-anti-inflammatory-nsaid"/>
+    <w:p>
+      <w:pPr>
+        <w:pStyle w:val="Heading2"/>
+      </w:pPr>
+      <w:r>
+        <w:t xml:space="preserve">107 Non-steroidals Anti Inflammatory (NSAID)</w:t>
       </w:r>
     </w:p>
     <w:p>
@@ -6990,7 +7107,7 @@
         <w:pStyle w:val="Compact"/>
         <w:numPr>
           <w:ilvl w:val="0"/>
-          <w:numId w:val="1093"/>
+          <w:numId w:val="1095"/>
         </w:numPr>
       </w:pPr>
       <w:r>
@@ -7010,21 +7127,21 @@
         <w:pStyle w:val="Compact"/>
         <w:numPr>
           <w:ilvl w:val="0"/>
-          <w:numId w:val="1094"/>
+          <w:numId w:val="1096"/>
         </w:numPr>
       </w:pPr>
       <w:r>
         <w:t xml:space="preserve">(Can cause permanent scarring at the surgery site)</w:t>
       </w:r>
     </w:p>
-    <w:bookmarkEnd w:id="158"/>
-    <w:bookmarkStart w:id="159" w:name="acid-blockers-proton-pump-inhibitors"/>
-    <w:p>
-      <w:pPr>
-        <w:pStyle w:val="Heading2"/>
-      </w:pPr>
-      <w:r>
-        <w:t xml:space="preserve">106 Acid Blockers = Proton Pump Inhibitors</w:t>
+    <w:bookmarkEnd w:id="160"/>
+    <w:bookmarkStart w:id="161" w:name="acid-blockers-proton-pump-inhibitors"/>
+    <w:p>
+      <w:pPr>
+        <w:pStyle w:val="Heading2"/>
+      </w:pPr>
+      <w:r>
+        <w:t xml:space="preserve">108 Acid Blockers = Proton Pump Inhibitors</w:t>
       </w:r>
     </w:p>
     <w:p>
@@ -7040,7 +7157,7 @@
         <w:pStyle w:val="Compact"/>
         <w:numPr>
           <w:ilvl w:val="0"/>
-          <w:numId w:val="1095"/>
+          <w:numId w:val="1097"/>
         </w:numPr>
       </w:pPr>
       <w:r>
@@ -7052,7 +7169,7 @@
         <w:pStyle w:val="Compact"/>
         <w:numPr>
           <w:ilvl w:val="0"/>
-          <w:numId w:val="1095"/>
+          <w:numId w:val="1097"/>
         </w:numPr>
       </w:pPr>
       <w:r>
@@ -7064,21 +7181,21 @@
         <w:pStyle w:val="Compact"/>
         <w:numPr>
           <w:ilvl w:val="0"/>
-          <w:numId w:val="1095"/>
+          <w:numId w:val="1097"/>
         </w:numPr>
       </w:pPr>
       <w:r>
         <w:t xml:space="preserve">To administer through feeding tube, open capsule and resuspend beads in 60mL (2oz) of water</w:t>
       </w:r>
     </w:p>
-    <w:bookmarkEnd w:id="159"/>
-    <w:bookmarkStart w:id="160" w:name="medicines-at-home"/>
-    <w:p>
-      <w:pPr>
-        <w:pStyle w:val="Heading2"/>
-      </w:pPr>
-      <w:r>
-        <w:t xml:space="preserve">107 Medicines at Home</w:t>
+    <w:bookmarkEnd w:id="161"/>
+    <w:bookmarkStart w:id="162" w:name="medicines-at-home"/>
+    <w:p>
+      <w:pPr>
+        <w:pStyle w:val="Heading2"/>
+      </w:pPr>
+      <w:r>
+        <w:t xml:space="preserve">109 Medicines at Home</w:t>
       </w:r>
     </w:p>
     <w:p>
@@ -7094,7 +7211,7 @@
         <w:pStyle w:val="Compact"/>
         <w:numPr>
           <w:ilvl w:val="0"/>
-          <w:numId w:val="1096"/>
+          <w:numId w:val="1098"/>
         </w:numPr>
       </w:pPr>
       <w:r>
@@ -7106,7 +7223,7 @@
         <w:pStyle w:val="Compact"/>
         <w:numPr>
           <w:ilvl w:val="0"/>
-          <w:numId w:val="1096"/>
+          <w:numId w:val="1098"/>
         </w:numPr>
       </w:pPr>
       <w:r>
@@ -7126,7 +7243,7 @@
         <w:pStyle w:val="Compact"/>
         <w:numPr>
           <w:ilvl w:val="0"/>
-          <w:numId w:val="1097"/>
+          <w:numId w:val="1099"/>
         </w:numPr>
       </w:pPr>
       <w:r>
@@ -7138,7 +7255,7 @@
         <w:pStyle w:val="Compact"/>
         <w:numPr>
           <w:ilvl w:val="0"/>
-          <w:numId w:val="1097"/>
+          <w:numId w:val="1099"/>
         </w:numPr>
       </w:pPr>
       <w:r>
@@ -7150,29 +7267,29 @@
         <w:pStyle w:val="Compact"/>
         <w:numPr>
           <w:ilvl w:val="0"/>
-          <w:numId w:val="1097"/>
+          <w:numId w:val="1099"/>
         </w:numPr>
       </w:pPr>
       <w:r>
         <w:t xml:space="preserve">Will stop within first three months of surgery</w:t>
       </w:r>
     </w:p>
-    <w:bookmarkEnd w:id="160"/>
-    <w:bookmarkStart w:id="161" w:name="metoprolol-beta-blockers"/>
-    <w:p>
-      <w:pPr>
-        <w:pStyle w:val="Heading2"/>
-      </w:pPr>
-      <w:r>
-        <w:t xml:space="preserve">108 Metoprolol = Beta Blockers</w:t>
-      </w:r>
-    </w:p>
-    <w:p>
-      <w:pPr>
-        <w:pStyle w:val="Compact"/>
-        <w:numPr>
-          <w:ilvl w:val="0"/>
-          <w:numId w:val="1098"/>
+    <w:bookmarkEnd w:id="162"/>
+    <w:bookmarkStart w:id="163" w:name="metoprolol-beta-blockers"/>
+    <w:p>
+      <w:pPr>
+        <w:pStyle w:val="Heading2"/>
+      </w:pPr>
+      <w:r>
+        <w:t xml:space="preserve">110 Metoprolol = Beta Blockers</w:t>
+      </w:r>
+    </w:p>
+    <w:p>
+      <w:pPr>
+        <w:pStyle w:val="Compact"/>
+        <w:numPr>
+          <w:ilvl w:val="0"/>
+          <w:numId w:val="1100"/>
         </w:numPr>
       </w:pPr>
       <w:r>
@@ -7187,7 +7304,7 @@
         <w:pStyle w:val="Compact"/>
         <w:numPr>
           <w:ilvl w:val="0"/>
-          <w:numId w:val="1098"/>
+          <w:numId w:val="1100"/>
         </w:numPr>
       </w:pPr>
       <w:r>
@@ -7199,7 +7316,7 @@
         <w:pStyle w:val="Compact"/>
         <w:numPr>
           <w:ilvl w:val="0"/>
-          <w:numId w:val="1098"/>
+          <w:numId w:val="1100"/>
         </w:numPr>
       </w:pPr>
       <w:r>
@@ -7228,7 +7345,7 @@
         <w:pStyle w:val="Compact"/>
         <w:numPr>
           <w:ilvl w:val="0"/>
-          <w:numId w:val="1098"/>
+          <w:numId w:val="1100"/>
         </w:numPr>
       </w:pPr>
       <w:r>
@@ -7252,14 +7369,14 @@
         <w:t xml:space="preserve">return to prior dose and drug after surgery</w:t>
       </w:r>
     </w:p>
-    <w:bookmarkEnd w:id="161"/>
-    <w:bookmarkStart w:id="165" w:name="sleeping-at-home"/>
-    <w:p>
-      <w:pPr>
-        <w:pStyle w:val="Heading2"/>
-      </w:pPr>
-      <w:r>
-        <w:t xml:space="preserve">109 Sleeping at Home</w:t>
+    <w:bookmarkEnd w:id="163"/>
+    <w:bookmarkStart w:id="167" w:name="sleeping-at-home"/>
+    <w:p>
+      <w:pPr>
+        <w:pStyle w:val="Heading2"/>
+      </w:pPr>
+      <w:r>
+        <w:t xml:space="preserve">111 Sleeping at Home</w:t>
       </w:r>
     </w:p>
     <w:p>
@@ -7295,18 +7412,18 @@
           <wp:inline>
             <wp:extent cx="5334000" cy="5334000"/>
             <wp:effectExtent b="0" l="0" r="0" t="0"/>
-            <wp:docPr descr="" title="" id="163" name="Picture"/>
+            <wp:docPr descr="" title="" id="165" name="Picture"/>
             <a:graphic>
               <a:graphicData uri="http://schemas.openxmlformats.org/drawingml/2006/picture">
                 <pic:pic>
                   <pic:nvPicPr>
-                    <pic:cNvPr descr="images/wedge_pillow_comm.jpg" id="164" name="Picture"/>
+                    <pic:cNvPr descr="images/wedge_pillow_comm.jpg" id="166" name="Picture"/>
                     <pic:cNvPicPr>
                       <a:picLocks noChangeArrowheads="1" noChangeAspect="1"/>
                     </pic:cNvPicPr>
                   </pic:nvPicPr>
                   <pic:blipFill>
-                    <a:blip r:embed="rId162"/>
+                    <a:blip r:embed="rId164"/>
                     <a:stretch>
                       <a:fillRect/>
                     </a:stretch>
@@ -7333,14 +7450,14 @@
         </w:drawing>
       </w:r>
     </w:p>
-    <w:bookmarkEnd w:id="165"/>
-    <w:bookmarkStart w:id="166" w:name="postoperative-visit-at-7-10-days"/>
-    <w:p>
-      <w:pPr>
-        <w:pStyle w:val="Heading2"/>
-      </w:pPr>
-      <w:r>
-        <w:t xml:space="preserve">110 Postoperative Visit at 7-10 Days</w:t>
+    <w:bookmarkEnd w:id="167"/>
+    <w:bookmarkStart w:id="168" w:name="postoperative-visit-at-7-10-days"/>
+    <w:p>
+      <w:pPr>
+        <w:pStyle w:val="Heading2"/>
+      </w:pPr>
+      <w:r>
+        <w:t xml:space="preserve">112 Postoperative Visit at 7-10 Days</w:t>
       </w:r>
     </w:p>
     <w:p>
@@ -7356,7 +7473,7 @@
         <w:pStyle w:val="Compact"/>
         <w:numPr>
           <w:ilvl w:val="0"/>
-          <w:numId w:val="1099"/>
+          <w:numId w:val="1101"/>
         </w:numPr>
       </w:pPr>
       <w:r>
@@ -7376,7 +7493,7 @@
         <w:pStyle w:val="Compact"/>
         <w:numPr>
           <w:ilvl w:val="0"/>
-          <w:numId w:val="1100"/>
+          <w:numId w:val="1102"/>
         </w:numPr>
       </w:pPr>
       <w:r>
@@ -7388,7 +7505,7 @@
         <w:pStyle w:val="Compact"/>
         <w:numPr>
           <w:ilvl w:val="0"/>
-          <w:numId w:val="1100"/>
+          <w:numId w:val="1102"/>
         </w:numPr>
       </w:pPr>
       <w:r>
@@ -7411,14 +7528,14 @@
         <w:t xml:space="preserve">Reduce tube feeds</w:t>
       </w:r>
     </w:p>
-    <w:bookmarkEnd w:id="166"/>
-    <w:bookmarkStart w:id="167" w:name="after-surgery"/>
-    <w:p>
-      <w:pPr>
-        <w:pStyle w:val="Heading2"/>
-      </w:pPr>
-      <w:r>
-        <w:t xml:space="preserve">111 After surgery</w:t>
+    <w:bookmarkEnd w:id="168"/>
+    <w:bookmarkStart w:id="169" w:name="after-surgery"/>
+    <w:p>
+      <w:pPr>
+        <w:pStyle w:val="Heading2"/>
+      </w:pPr>
+      <w:r>
+        <w:t xml:space="preserve">113 After surgery</w:t>
       </w:r>
     </w:p>
     <w:p>
@@ -7434,7 +7551,7 @@
         <w:pStyle w:val="Compact"/>
         <w:numPr>
           <w:ilvl w:val="0"/>
-          <w:numId w:val="1101"/>
+          <w:numId w:val="1103"/>
         </w:numPr>
       </w:pPr>
       <w:r>
@@ -7446,7 +7563,7 @@
         <w:pStyle w:val="Compact"/>
         <w:numPr>
           <w:ilvl w:val="0"/>
-          <w:numId w:val="1101"/>
+          <w:numId w:val="1103"/>
         </w:numPr>
       </w:pPr>
       <w:r>
@@ -7458,7 +7575,7 @@
         <w:pStyle w:val="Compact"/>
         <w:numPr>
           <w:ilvl w:val="0"/>
-          <w:numId w:val="1101"/>
+          <w:numId w:val="1103"/>
         </w:numPr>
       </w:pPr>
       <w:r>
@@ -7473,14 +7590,14 @@
         <w:t xml:space="preserve">Continue acid blockers for at least 1 year</w:t>
       </w:r>
     </w:p>
-    <w:bookmarkEnd w:id="167"/>
-    <w:bookmarkStart w:id="168" w:name="jejunostomy-removal"/>
-    <w:p>
-      <w:pPr>
-        <w:pStyle w:val="Heading2"/>
-      </w:pPr>
-      <w:r>
-        <w:t xml:space="preserve">112 Jejunostomy Removal</w:t>
+    <w:bookmarkEnd w:id="169"/>
+    <w:bookmarkStart w:id="170" w:name="jejunostomy-removal"/>
+    <w:p>
+      <w:pPr>
+        <w:pStyle w:val="Heading2"/>
+      </w:pPr>
+      <w:r>
+        <w:t xml:space="preserve">114 Jejunostomy Removal</w:t>
       </w:r>
     </w:p>
     <w:p>
@@ -7507,14 +7624,14 @@
         <w:t xml:space="preserve">May take 30 minutes and some local anesthetic to loosen up the tube for removal.</w:t>
       </w:r>
     </w:p>
-    <w:bookmarkEnd w:id="168"/>
-    <w:bookmarkStart w:id="169" w:name="nutritional-monitoring-after-surgery"/>
-    <w:p>
-      <w:pPr>
-        <w:pStyle w:val="Heading2"/>
-      </w:pPr>
-      <w:r>
-        <w:t xml:space="preserve">113 Nutritional Monitoring after Surgery</w:t>
+    <w:bookmarkEnd w:id="170"/>
+    <w:bookmarkStart w:id="171" w:name="nutritional-monitoring-after-surgery"/>
+    <w:p>
+      <w:pPr>
+        <w:pStyle w:val="Heading2"/>
+      </w:pPr>
+      <w:r>
+        <w:t xml:space="preserve">115 Nutritional Monitoring after Surgery</w:t>
       </w:r>
     </w:p>
     <w:p>
@@ -7530,7 +7647,7 @@
         <w:pStyle w:val="Compact"/>
         <w:numPr>
           <w:ilvl w:val="0"/>
-          <w:numId w:val="1102"/>
+          <w:numId w:val="1104"/>
         </w:numPr>
       </w:pPr>
       <w:r>
@@ -7542,7 +7659,7 @@
         <w:pStyle w:val="Compact"/>
         <w:numPr>
           <w:ilvl w:val="0"/>
-          <w:numId w:val="1102"/>
+          <w:numId w:val="1104"/>
         </w:numPr>
       </w:pPr>
       <w:r>
@@ -7554,21 +7671,21 @@
         <w:pStyle w:val="Compact"/>
         <w:numPr>
           <w:ilvl w:val="0"/>
-          <w:numId w:val="1102"/>
+          <w:numId w:val="1104"/>
         </w:numPr>
       </w:pPr>
       <w:r>
         <w:t xml:space="preserve">Vitamin D</w:t>
       </w:r>
     </w:p>
-    <w:bookmarkEnd w:id="169"/>
-    <w:bookmarkStart w:id="170" w:name="nutritional-monitoring-after-surgery-1"/>
-    <w:p>
-      <w:pPr>
-        <w:pStyle w:val="Heading2"/>
-      </w:pPr>
-      <w:r>
-        <w:t xml:space="preserve">114 Nutritional Monitoring after Surgery</w:t>
+    <w:bookmarkEnd w:id="171"/>
+    <w:bookmarkStart w:id="172" w:name="nutritional-monitoring-after-surgery-1"/>
+    <w:p>
+      <w:pPr>
+        <w:pStyle w:val="Heading2"/>
+      </w:pPr>
+      <w:r>
+        <w:t xml:space="preserve">116 Nutritional Monitoring after Surgery</w:t>
       </w:r>
     </w:p>
     <w:p>
@@ -7584,7 +7701,7 @@
         <w:pStyle w:val="Compact"/>
         <w:numPr>
           <w:ilvl w:val="0"/>
-          <w:numId w:val="1103"/>
+          <w:numId w:val="1105"/>
         </w:numPr>
       </w:pPr>
       <w:r>
@@ -7596,7 +7713,7 @@
         <w:pStyle w:val="Compact"/>
         <w:numPr>
           <w:ilvl w:val="0"/>
-          <w:numId w:val="1103"/>
+          <w:numId w:val="1105"/>
         </w:numPr>
       </w:pPr>
       <w:r>
@@ -7608,21 +7725,21 @@
         <w:pStyle w:val="Compact"/>
         <w:numPr>
           <w:ilvl w:val="0"/>
-          <w:numId w:val="1103"/>
+          <w:numId w:val="1105"/>
         </w:numPr>
       </w:pPr>
       <w:r>
         <w:t xml:space="preserve">Vitamin D</w:t>
       </w:r>
     </w:p>
-    <w:bookmarkEnd w:id="170"/>
-    <w:bookmarkStart w:id="171" w:name="nutritional-replacements-after-surgery"/>
-    <w:p>
-      <w:pPr>
-        <w:pStyle w:val="Heading2"/>
-      </w:pPr>
-      <w:r>
-        <w:t xml:space="preserve">115 Nutritional Replacements after Surgery</w:t>
+    <w:bookmarkEnd w:id="172"/>
+    <w:bookmarkStart w:id="173" w:name="nutritional-replacements-after-surgery"/>
+    <w:p>
+      <w:pPr>
+        <w:pStyle w:val="Heading2"/>
+      </w:pPr>
+      <w:r>
+        <w:t xml:space="preserve">117 Nutritional Replacements after Surgery</w:t>
       </w:r>
     </w:p>
     <w:p>
@@ -7638,7 +7755,7 @@
         <w:pStyle w:val="Compact"/>
         <w:numPr>
           <w:ilvl w:val="0"/>
-          <w:numId w:val="1104"/>
+          <w:numId w:val="1106"/>
         </w:numPr>
       </w:pPr>
       <w:r>
@@ -7650,7 +7767,7 @@
         <w:pStyle w:val="Compact"/>
         <w:numPr>
           <w:ilvl w:val="0"/>
-          <w:numId w:val="1104"/>
+          <w:numId w:val="1106"/>
         </w:numPr>
       </w:pPr>
       <w:r>
@@ -7662,7 +7779,7 @@
         <w:pStyle w:val="Compact"/>
         <w:numPr>
           <w:ilvl w:val="0"/>
-          <w:numId w:val="1104"/>
+          <w:numId w:val="1106"/>
         </w:numPr>
       </w:pPr>
       <w:r>
@@ -7682,7 +7799,7 @@
         <w:pStyle w:val="Compact"/>
         <w:numPr>
           <w:ilvl w:val="0"/>
-          <w:numId w:val="1105"/>
+          <w:numId w:val="1107"/>
         </w:numPr>
       </w:pPr>
       <w:r>
@@ -7694,21 +7811,21 @@
         <w:pStyle w:val="Compact"/>
         <w:numPr>
           <w:ilvl w:val="0"/>
-          <w:numId w:val="1105"/>
+          <w:numId w:val="1107"/>
         </w:numPr>
       </w:pPr>
       <w:r>
         <w:t xml:space="preserve">Repeat testing in 3-6 months</w:t>
       </w:r>
     </w:p>
-    <w:bookmarkEnd w:id="171"/>
-    <w:bookmarkStart w:id="172" w:name="team-members---physicians"/>
-    <w:p>
-      <w:pPr>
-        <w:pStyle w:val="Heading2"/>
-      </w:pPr>
-      <w:r>
-        <w:t xml:space="preserve">116 Team Members - Physicians</w:t>
+    <w:bookmarkEnd w:id="173"/>
+    <w:bookmarkStart w:id="174" w:name="team-members---physicians"/>
+    <w:p>
+      <w:pPr>
+        <w:pStyle w:val="Heading2"/>
+      </w:pPr>
+      <w:r>
+        <w:t xml:space="preserve">118 Team Members - Physicians</w:t>
       </w:r>
     </w:p>
     <w:p>
@@ -7756,7 +7873,7 @@
         <w:pStyle w:val="Compact"/>
         <w:numPr>
           <w:ilvl w:val="0"/>
-          <w:numId w:val="1106"/>
+          <w:numId w:val="1108"/>
         </w:numPr>
       </w:pPr>
       <w:r>
@@ -7768,7 +7885,7 @@
         <w:pStyle w:val="Compact"/>
         <w:numPr>
           <w:ilvl w:val="0"/>
-          <w:numId w:val="1106"/>
+          <w:numId w:val="1108"/>
         </w:numPr>
       </w:pPr>
       <w:r>
@@ -7780,21 +7897,21 @@
         <w:pStyle w:val="Compact"/>
         <w:numPr>
           <w:ilvl w:val="0"/>
-          <w:numId w:val="1106"/>
+          <w:numId w:val="1108"/>
         </w:numPr>
       </w:pPr>
       <w:r>
         <w:t xml:space="preserve">Michael Roach MD</w:t>
       </w:r>
     </w:p>
-    <w:bookmarkEnd w:id="172"/>
-    <w:bookmarkStart w:id="173" w:name="team-members---support-staff"/>
-    <w:p>
-      <w:pPr>
-        <w:pStyle w:val="Heading2"/>
-      </w:pPr>
-      <w:r>
-        <w:t xml:space="preserve">117 Team Members - Support Staff</w:t>
+    <w:bookmarkEnd w:id="174"/>
+    <w:bookmarkStart w:id="175" w:name="team-members---support-staff"/>
+    <w:p>
+      <w:pPr>
+        <w:pStyle w:val="Heading2"/>
+      </w:pPr>
+      <w:r>
+        <w:t xml:space="preserve">119 Team Members - Support Staff</w:t>
       </w:r>
     </w:p>
     <w:p>
@@ -7818,7 +7935,7 @@
         <w:pStyle w:val="Compact"/>
         <w:numPr>
           <w:ilvl w:val="0"/>
-          <w:numId w:val="1107"/>
+          <w:numId w:val="1109"/>
         </w:numPr>
       </w:pPr>
       <w:r>
@@ -7830,7 +7947,7 @@
         <w:pStyle w:val="Compact"/>
         <w:numPr>
           <w:ilvl w:val="0"/>
-          <w:numId w:val="1107"/>
+          <w:numId w:val="1109"/>
         </w:numPr>
       </w:pPr>
       <w:r>
@@ -7842,17 +7959,49 @@
         <w:pStyle w:val="FirstParagraph"/>
       </w:pPr>
       <w:r>
-        <w:t xml:space="preserve">Navigator - Laura Swift</w:t>
-      </w:r>
-    </w:p>
-    <w:bookmarkEnd w:id="173"/>
-    <w:bookmarkStart w:id="174" w:name="team-members---physicians-1"/>
-    <w:p>
-      <w:pPr>
-        <w:pStyle w:val="Heading2"/>
-      </w:pPr>
-      <w:r>
-        <w:t xml:space="preserve">118 Team Members - Physicians</w:t>
+        <w:t xml:space="preserve">Navigators</w:t>
+      </w:r>
+    </w:p>
+    <w:p>
+      <w:pPr>
+        <w:pStyle w:val="Compact"/>
+        <w:numPr>
+          <w:ilvl w:val="0"/>
+          <w:numId w:val="1110"/>
+        </w:numPr>
+      </w:pPr>
+      <w:r>
+        <w:t xml:space="preserve">Laura Swift</w:t>
+      </w:r>
+    </w:p>
+    <w:p>
+      <w:pPr>
+        <w:pStyle w:val="Compact"/>
+        <w:numPr>
+          <w:ilvl w:val="0"/>
+          <w:numId w:val="1110"/>
+        </w:numPr>
+      </w:pPr>
+      <w:r>
+        <w:t xml:space="preserve">Lorna Espinal</w:t>
+      </w:r>
+    </w:p>
+    <w:p>
+      <w:pPr>
+        <w:pStyle w:val="FirstParagraph"/>
+      </w:pPr>
+      <w:r>
+        <w:t xml:space="preserve">Care Coordinator - Karen Julian-Martinez</w:t>
+      </w:r>
+    </w:p>
+    <w:bookmarkEnd w:id="175"/>
+    <w:bookmarkStart w:id="176" w:name="team-members---physicians-1"/>
+    <w:p>
+      <w:pPr>
+        <w:pStyle w:val="Heading2"/>
+      </w:pPr>
+      <w:r>
+        <w:t xml:space="preserve">120 Team Members - Physicians</w:t>
       </w:r>
     </w:p>
     <w:p>
@@ -7900,7 +8049,7 @@
         <w:pStyle w:val="Compact"/>
         <w:numPr>
           <w:ilvl w:val="0"/>
-          <w:numId w:val="1108"/>
+          <w:numId w:val="1111"/>
         </w:numPr>
       </w:pPr>
       <w:r>
@@ -7912,7 +8061,7 @@
         <w:pStyle w:val="Compact"/>
         <w:numPr>
           <w:ilvl w:val="0"/>
-          <w:numId w:val="1108"/>
+          <w:numId w:val="1111"/>
         </w:numPr>
       </w:pPr>
       <w:r>
@@ -7924,21 +8073,21 @@
         <w:pStyle w:val="Compact"/>
         <w:numPr>
           <w:ilvl w:val="0"/>
-          <w:numId w:val="1108"/>
+          <w:numId w:val="1111"/>
         </w:numPr>
       </w:pPr>
       <w:r>
         <w:t xml:space="preserve">Michael Roach MD</w:t>
       </w:r>
     </w:p>
-    <w:bookmarkEnd w:id="174"/>
-    <w:bookmarkStart w:id="175" w:name="team-members---support-staff-1"/>
-    <w:p>
-      <w:pPr>
-        <w:pStyle w:val="Heading2"/>
-      </w:pPr>
-      <w:r>
-        <w:t xml:space="preserve">119 Team Members - Support Staff</w:t>
+    <w:bookmarkEnd w:id="176"/>
+    <w:bookmarkStart w:id="177" w:name="team-members---support-staff-1"/>
+    <w:p>
+      <w:pPr>
+        <w:pStyle w:val="Heading2"/>
+      </w:pPr>
+      <w:r>
+        <w:t xml:space="preserve">121 Team Members - Support Staff</w:t>
       </w:r>
     </w:p>
     <w:p>
@@ -7962,7 +8111,7 @@
         <w:pStyle w:val="Compact"/>
         <w:numPr>
           <w:ilvl w:val="0"/>
-          <w:numId w:val="1109"/>
+          <w:numId w:val="1112"/>
         </w:numPr>
       </w:pPr>
       <w:r>
@@ -7974,7 +8123,7 @@
         <w:pStyle w:val="Compact"/>
         <w:numPr>
           <w:ilvl w:val="0"/>
-          <w:numId w:val="1109"/>
+          <w:numId w:val="1112"/>
         </w:numPr>
       </w:pPr>
       <w:r>
@@ -7986,10 +8135,42 @@
         <w:pStyle w:val="FirstParagraph"/>
       </w:pPr>
       <w:r>
-        <w:t xml:space="preserve">Navigator - Laura Swift</w:t>
-      </w:r>
-    </w:p>
-    <w:bookmarkEnd w:id="175"/>
+        <w:t xml:space="preserve">Navigators</w:t>
+      </w:r>
+    </w:p>
+    <w:p>
+      <w:pPr>
+        <w:pStyle w:val="Compact"/>
+        <w:numPr>
+          <w:ilvl w:val="0"/>
+          <w:numId w:val="1113"/>
+        </w:numPr>
+      </w:pPr>
+      <w:r>
+        <w:t xml:space="preserve">Laura Swift</w:t>
+      </w:r>
+    </w:p>
+    <w:p>
+      <w:pPr>
+        <w:pStyle w:val="Compact"/>
+        <w:numPr>
+          <w:ilvl w:val="0"/>
+          <w:numId w:val="1113"/>
+        </w:numPr>
+      </w:pPr>
+      <w:r>
+        <w:t xml:space="preserve">Lorna Espinal</w:t>
+      </w:r>
+    </w:p>
+    <w:p>
+      <w:pPr>
+        <w:pStyle w:val="FirstParagraph"/>
+      </w:pPr>
+      <w:r>
+        <w:t xml:space="preserve">Care Coordinator - Karen Julian-Martinez</w:t>
+      </w:r>
+    </w:p>
+    <w:bookmarkEnd w:id="177"/>
     <w:sectPr>
       <w:footnotePr>
         <w:numRestart w:val="eachSect"/>
@@ -8531,6 +8712,18 @@
     <w:abstractNumId w:val="991"/>
   </w:num>
   <w:num w:numId="1109">
+    <w:abstractNumId w:val="991"/>
+  </w:num>
+  <w:num w:numId="1110">
+    <w:abstractNumId w:val="991"/>
+  </w:num>
+  <w:num w:numId="1111">
+    <w:abstractNumId w:val="991"/>
+  </w:num>
+  <w:num w:numId="1112">
+    <w:abstractNumId w:val="991"/>
+  </w:num>
+  <w:num w:numId="1113">
     <w:abstractNumId w:val="991"/>
   </w:num>
 </w:numbering>

--- a/lci_esot3_aca_as.docx
+++ b/lci_esot3_aca_as.docx
@@ -3862,21 +3862,53 @@
       </w:r>
     </w:p>
     <w:bookmarkEnd w:id="74"/>
-    <w:bookmarkStart w:id="75" w:name="surgery-for-esophageal-cancer"/>
-    <w:p>
-      <w:pPr>
-        <w:pStyle w:val="Heading2"/>
-      </w:pPr>
-      <w:r>
-        <w:t xml:space="preserve">67 Surgery for Esophageal Cancer</w:t>
-      </w:r>
-    </w:p>
-    <w:p>
-      <w:pPr>
-        <w:pStyle w:val="FirstParagraph"/>
-      </w:pPr>
-      <w:r>
-        <w:t xml:space="preserve">Surgery for esophageal cancer is performed for:</w:t>
+    <w:bookmarkStart w:id="75" w:name="team-members---physicians"/>
+    <w:p>
+      <w:pPr>
+        <w:pStyle w:val="Heading2"/>
+      </w:pPr>
+      <w:r>
+        <w:t xml:space="preserve">67 Team Members - Physicians</w:t>
+      </w:r>
+    </w:p>
+    <w:p>
+      <w:pPr>
+        <w:pStyle w:val="FirstParagraph"/>
+      </w:pPr>
+      <w:r>
+        <w:t xml:space="preserve">Primary Care Provider</w:t>
+      </w:r>
+    </w:p>
+    <w:p>
+      <w:pPr>
+        <w:pStyle w:val="BodyText"/>
+      </w:pPr>
+      <w:r>
+        <w:t xml:space="preserve">Gastroenterologist</w:t>
+      </w:r>
+    </w:p>
+    <w:p>
+      <w:pPr>
+        <w:pStyle w:val="BodyText"/>
+      </w:pPr>
+      <w:r>
+        <w:t xml:space="preserve">Medical Oncologist (chemotherapy)</w:t>
+      </w:r>
+    </w:p>
+    <w:p>
+      <w:pPr>
+        <w:pStyle w:val="BodyText"/>
+      </w:pPr>
+      <w:r>
+        <w:t xml:space="preserve">Radiation Oncologist (radiation)</w:t>
+      </w:r>
+    </w:p>
+    <w:p>
+      <w:pPr>
+        <w:pStyle w:val="BodyText"/>
+      </w:pPr>
+      <w:r>
+        <w:t xml:space="preserve">Surgeons</w:t>
       </w:r>
     </w:p>
     <w:p>
@@ -3888,7 +3920,7 @@
         </w:numPr>
       </w:pPr>
       <w:r>
-        <w:t xml:space="preserve">Superficial Tumors (T1) not removed by endoscopy</w:t>
+        <w:t xml:space="preserve">Jonathan Salo MD</w:t>
       </w:r>
     </w:p>
     <w:p>
@@ -3900,7 +3932,7 @@
         </w:numPr>
       </w:pPr>
       <w:r>
-        <w:t xml:space="preserve">Localized Tumors (T2 N0 M0)</w:t>
+        <w:t xml:space="preserve">Jeffrey Hagen MD</w:t>
       </w:r>
     </w:p>
     <w:p>
@@ -3912,17 +3944,41 @@
         </w:numPr>
       </w:pPr>
       <w:r>
-        <w:t xml:space="preserve">Locally Advanced (T3 M0) after preop therapy</w:t>
+        <w:t xml:space="preserve">Michael Roach MD</w:t>
       </w:r>
     </w:p>
     <w:bookmarkEnd w:id="75"/>
-    <w:bookmarkStart w:id="79" w:name="goals-of-surgery"/>
-    <w:p>
-      <w:pPr>
-        <w:pStyle w:val="Heading2"/>
-      </w:pPr>
-      <w:r>
-        <w:t xml:space="preserve">68 Goals of Surgery</w:t>
+    <w:bookmarkStart w:id="76" w:name="team-members---support-staff"/>
+    <w:p>
+      <w:pPr>
+        <w:pStyle w:val="Heading2"/>
+      </w:pPr>
+      <w:r>
+        <w:t xml:space="preserve">68 Team Members - Support Staff</w:t>
+      </w:r>
+    </w:p>
+    <w:p>
+      <w:pPr>
+        <w:pStyle w:val="FirstParagraph"/>
+      </w:pPr>
+      <w:r>
+        <w:t xml:space="preserve">Physician Assistant - Kate Duncan PA-C</w:t>
+      </w:r>
+    </w:p>
+    <w:p>
+      <w:pPr>
+        <w:pStyle w:val="BodyText"/>
+      </w:pPr>
+      <w:r>
+        <w:t xml:space="preserve">Dietitian - Liz Koch</w:t>
+      </w:r>
+    </w:p>
+    <w:p>
+      <w:pPr>
+        <w:pStyle w:val="BodyText"/>
+      </w:pPr>
+      <w:r>
+        <w:t xml:space="preserve">Nurses</w:t>
       </w:r>
     </w:p>
     <w:p>
@@ -3934,7 +3990,7 @@
         </w:numPr>
       </w:pPr>
       <w:r>
-        <w:t xml:space="preserve">Remove tumor from esophagus</w:t>
+        <w:t xml:space="preserve">Matthew Carpenter RN</w:t>
       </w:r>
     </w:p>
     <w:p>
@@ -3946,76 +4002,15 @@
         </w:numPr>
       </w:pPr>
       <w:r>
-        <w:t xml:space="preserve">Remove surrounding lymph nodes</w:t>
-      </w:r>
-    </w:p>
-    <w:p>
-      <w:pPr>
-        <w:pStyle w:val="Compact"/>
-        <w:numPr>
-          <w:ilvl w:val="0"/>
-          <w:numId w:val="1053"/>
-        </w:numPr>
-      </w:pPr>
-      <w:r>
-        <w:t xml:space="preserve">Create a new esophagus</w:t>
-      </w:r>
-    </w:p>
-    <w:p>
-      <w:pPr>
-        <w:pStyle w:val="FirstParagraph"/>
-      </w:pPr>
-      <w:r>
-        <w:drawing>
-          <wp:inline>
-            <wp:extent cx="5334000" cy="5481674"/>
-            <wp:effectExtent b="0" l="0" r="0" t="0"/>
-            <wp:docPr descr="" title="" id="77" name="Picture"/>
-            <a:graphic>
-              <a:graphicData uri="http://schemas.openxmlformats.org/drawingml/2006/picture">
-                <pic:pic>
-                  <pic:nvPicPr>
-                    <pic:cNvPr descr="images/Eso_Resection1_ai.png" id="78" name="Picture"/>
-                    <pic:cNvPicPr>
-                      <a:picLocks noChangeArrowheads="1" noChangeAspect="1"/>
-                    </pic:cNvPicPr>
-                  </pic:nvPicPr>
-                  <pic:blipFill>
-                    <a:blip r:embed="rId76"/>
-                    <a:stretch>
-                      <a:fillRect/>
-                    </a:stretch>
-                  </pic:blipFill>
-                  <pic:spPr bwMode="auto">
-                    <a:xfrm>
-                      <a:off x="0" y="0"/>
-                      <a:ext cx="5334000" cy="5481674"/>
-                    </a:xfrm>
-                    <a:prstGeom prst="rect">
-                      <a:avLst/>
-                    </a:prstGeom>
-                    <a:noFill/>
-                    <a:ln w="9525">
-                      <a:noFill/>
-                      <a:headEnd/>
-                      <a:tailEnd/>
-                    </a:ln>
-                  </pic:spPr>
-                </pic:pic>
-              </a:graphicData>
-            </a:graphic>
-          </wp:inline>
-        </w:drawing>
-      </w:r>
-    </w:p>
-    <w:bookmarkEnd w:id="79"/>
-    <w:bookmarkStart w:id="83" w:name="ivor-lewis-transthoracic-esophagectomy"/>
-    <w:p>
-      <w:pPr>
-        <w:pStyle w:val="Heading2"/>
-      </w:pPr>
-      <w:r>
-        <w:t xml:space="preserve">69 Ivor Lewis (Transthoracic) Esophagectomy</w:t>
+        <w:t xml:space="preserve">Brandon Galloway LPN</w:t>
+      </w:r>
+    </w:p>
+    <w:p>
+      <w:pPr>
+        <w:pStyle w:val="FirstParagraph"/>
+      </w:pPr>
+      <w:r>
+        <w:t xml:space="preserve">Navigators</w:t>
       </w:r>
     </w:p>
     <w:p>
@@ -4027,7 +4022,7 @@
         </w:numPr>
       </w:pPr>
       <w:r>
-        <w:t xml:space="preserve">Removes tumor and lower 1/3 esophagus</w:t>
+        <w:t xml:space="preserve">Laura Swift</w:t>
       </w:r>
     </w:p>
     <w:p>
@@ -4039,3950 +4034,6 @@
         </w:numPr>
       </w:pPr>
       <w:r>
-        <w:t xml:space="preserve">Removes surrounding lymph nodes</w:t>
-      </w:r>
-    </w:p>
-    <w:p>
-      <w:pPr>
-        <w:pStyle w:val="Compact"/>
-        <w:numPr>
-          <w:ilvl w:val="0"/>
-          <w:numId w:val="1054"/>
-        </w:numPr>
-      </w:pPr>
-      <w:r>
-        <w:t xml:space="preserve">GI tract reconstructed</w:t>
-      </w:r>
-    </w:p>
-    <w:p>
-      <w:pPr>
-        <w:pStyle w:val="FirstParagraph"/>
-      </w:pPr>
-      <w:r>
-        <w:drawing>
-          <wp:inline>
-            <wp:extent cx="5334000" cy="5481674"/>
-            <wp:effectExtent b="0" l="0" r="0" t="0"/>
-            <wp:docPr descr="" title="" id="81" name="Picture"/>
-            <a:graphic>
-              <a:graphicData uri="http://schemas.openxmlformats.org/drawingml/2006/picture">
-                <pic:pic>
-                  <pic:nvPicPr>
-                    <pic:cNvPr descr="images/Eso_Resection2_ai.png" id="82" name="Picture"/>
-                    <pic:cNvPicPr>
-                      <a:picLocks noChangeArrowheads="1" noChangeAspect="1"/>
-                    </pic:cNvPicPr>
-                  </pic:nvPicPr>
-                  <pic:blipFill>
-                    <a:blip r:embed="rId80"/>
-                    <a:stretch>
-                      <a:fillRect/>
-                    </a:stretch>
-                  </pic:blipFill>
-                  <pic:spPr bwMode="auto">
-                    <a:xfrm>
-                      <a:off x="0" y="0"/>
-                      <a:ext cx="5334000" cy="5481674"/>
-                    </a:xfrm>
-                    <a:prstGeom prst="rect">
-                      <a:avLst/>
-                    </a:prstGeom>
-                    <a:noFill/>
-                    <a:ln w="9525">
-                      <a:noFill/>
-                      <a:headEnd/>
-                      <a:tailEnd/>
-                    </a:ln>
-                  </pic:spPr>
-                </pic:pic>
-              </a:graphicData>
-            </a:graphic>
-          </wp:inline>
-        </w:drawing>
-      </w:r>
-    </w:p>
-    <w:bookmarkEnd w:id="83"/>
-    <w:bookmarkStart w:id="87" w:name="reconstruction"/>
-    <w:p>
-      <w:pPr>
-        <w:pStyle w:val="Heading2"/>
-      </w:pPr>
-      <w:r>
-        <w:t xml:space="preserve">70 Reconstruction</w:t>
-      </w:r>
-    </w:p>
-    <w:p>
-      <w:pPr>
-        <w:pStyle w:val="FirstParagraph"/>
-      </w:pPr>
-      <w:r>
-        <w:t xml:space="preserve">New esophagus is created from the stomach in the abdomen by fashioning it into a tube.</w:t>
-      </w:r>
-    </w:p>
-    <w:p>
-      <w:pPr>
-        <w:pStyle w:val="BodyText"/>
-      </w:pPr>
-      <w:r>
-        <w:drawing>
-          <wp:inline>
-            <wp:extent cx="5334000" cy="5481674"/>
-            <wp:effectExtent b="0" l="0" r="0" t="0"/>
-            <wp:docPr descr="" title="" id="85" name="Picture"/>
-            <a:graphic>
-              <a:graphicData uri="http://schemas.openxmlformats.org/drawingml/2006/picture">
-                <pic:pic>
-                  <pic:nvPicPr>
-                    <pic:cNvPr descr="images/Eso_Resection3_ai.png" id="86" name="Picture"/>
-                    <pic:cNvPicPr>
-                      <a:picLocks noChangeArrowheads="1" noChangeAspect="1"/>
-                    </pic:cNvPicPr>
-                  </pic:nvPicPr>
-                  <pic:blipFill>
-                    <a:blip r:embed="rId84"/>
-                    <a:stretch>
-                      <a:fillRect/>
-                    </a:stretch>
-                  </pic:blipFill>
-                  <pic:spPr bwMode="auto">
-                    <a:xfrm>
-                      <a:off x="0" y="0"/>
-                      <a:ext cx="5334000" cy="5481674"/>
-                    </a:xfrm>
-                    <a:prstGeom prst="rect">
-                      <a:avLst/>
-                    </a:prstGeom>
-                    <a:noFill/>
-                    <a:ln w="9525">
-                      <a:noFill/>
-                      <a:headEnd/>
-                      <a:tailEnd/>
-                    </a:ln>
-                  </pic:spPr>
-                </pic:pic>
-              </a:graphicData>
-            </a:graphic>
-          </wp:inline>
-        </w:drawing>
-      </w:r>
-    </w:p>
-    <w:bookmarkEnd w:id="87"/>
-    <w:bookmarkStart w:id="91" w:name="ivor-lewis-esophagectomy"/>
-    <w:p>
-      <w:pPr>
-        <w:pStyle w:val="Heading2"/>
-      </w:pPr>
-      <w:r>
-        <w:t xml:space="preserve">71 Ivor Lewis esophagectomy</w:t>
-      </w:r>
-    </w:p>
-    <w:p>
-      <w:pPr>
-        <w:pStyle w:val="FirstParagraph"/>
-      </w:pPr>
-      <w:r>
-        <w:t xml:space="preserve">The new esophagus is now brought up into the chest. A connection is made between the esophagus and the stomach, called an</w:t>
-      </w:r>
-      <w:r>
-        <w:t xml:space="preserve"> </w:t>
-      </w:r>
-      <w:r>
-        <w:rPr>
-          <w:i/>
-          <w:iCs/>
-        </w:rPr>
-        <w:t xml:space="preserve">anastomosis</w:t>
-      </w:r>
-      <w:r>
-        <w:t xml:space="preserve">.</w:t>
-      </w:r>
-    </w:p>
-    <w:p>
-      <w:pPr>
-        <w:pStyle w:val="BodyText"/>
-      </w:pPr>
-      <w:r>
-        <w:drawing>
-          <wp:inline>
-            <wp:extent cx="5334000" cy="5478622"/>
-            <wp:effectExtent b="0" l="0" r="0" t="0"/>
-            <wp:docPr descr="" title="" id="89" name="Picture"/>
-            <a:graphic>
-              <a:graphicData uri="http://schemas.openxmlformats.org/drawingml/2006/picture">
-                <pic:pic>
-                  <pic:nvPicPr>
-                    <pic:cNvPr descr="images/Eso_IvorLewis_Anastomosis.png" id="90" name="Picture"/>
-                    <pic:cNvPicPr>
-                      <a:picLocks noChangeArrowheads="1" noChangeAspect="1"/>
-                    </pic:cNvPicPr>
-                  </pic:nvPicPr>
-                  <pic:blipFill>
-                    <a:blip r:embed="rId88"/>
-                    <a:stretch>
-                      <a:fillRect/>
-                    </a:stretch>
-                  </pic:blipFill>
-                  <pic:spPr bwMode="auto">
-                    <a:xfrm>
-                      <a:off x="0" y="0"/>
-                      <a:ext cx="5334000" cy="5478622"/>
-                    </a:xfrm>
-                    <a:prstGeom prst="rect">
-                      <a:avLst/>
-                    </a:prstGeom>
-                    <a:noFill/>
-                    <a:ln w="9525">
-                      <a:noFill/>
-                      <a:headEnd/>
-                      <a:tailEnd/>
-                    </a:ln>
-                  </pic:spPr>
-                </pic:pic>
-              </a:graphicData>
-            </a:graphic>
-          </wp:inline>
-        </w:drawing>
-      </w:r>
-    </w:p>
-    <w:bookmarkEnd w:id="91"/>
-    <w:bookmarkStart w:id="95" w:name="minimally-invasive-ivor-lewis"/>
-    <w:p>
-      <w:pPr>
-        <w:pStyle w:val="Heading2"/>
-      </w:pPr>
-      <w:r>
-        <w:t xml:space="preserve">72 Minimally-invasive Ivor Lewis</w:t>
-      </w:r>
-    </w:p>
-    <w:p>
-      <w:pPr>
-        <w:pStyle w:val="Compact"/>
-        <w:numPr>
-          <w:ilvl w:val="0"/>
-          <w:numId w:val="1055"/>
-        </w:numPr>
-      </w:pPr>
-      <w:r>
-        <w:t xml:space="preserve">Small incisions abdomen and chest</w:t>
-      </w:r>
-    </w:p>
-    <w:p>
-      <w:pPr>
-        <w:pStyle w:val="Compact"/>
-        <w:numPr>
-          <w:ilvl w:val="0"/>
-          <w:numId w:val="1055"/>
-        </w:numPr>
-      </w:pPr>
-      <w:r>
-        <w:t xml:space="preserve">Surgical telescope and instruments</w:t>
-      </w:r>
-    </w:p>
-    <w:p>
-      <w:pPr>
-        <w:pStyle w:val="Compact"/>
-        <w:numPr>
-          <w:ilvl w:val="0"/>
-          <w:numId w:val="1055"/>
-        </w:numPr>
-      </w:pPr>
-      <w:r>
-        <w:t xml:space="preserve">Smaller incisions</w:t>
-      </w:r>
-      <w:r>
-        <w:t xml:space="preserve"> </w:t>
-      </w:r>
-      <m:oMath>
-        <m:r>
-          <m:rPr>
-            <m:sty m:val="p"/>
-          </m:rPr>
-          <m:t>→</m:t>
-        </m:r>
-      </m:oMath>
-      <w:r>
-        <w:t xml:space="preserve"> </w:t>
-      </w:r>
-      <w:r>
-        <w:t xml:space="preserve">faster recovery and less discomfort</w:t>
-      </w:r>
-    </w:p>
-    <w:p>
-      <w:pPr>
-        <w:pStyle w:val="FirstParagraph"/>
-      </w:pPr>
-      <w:r>
-        <w:drawing>
-          <wp:inline>
-            <wp:extent cx="5334000" cy="5481674"/>
-            <wp:effectExtent b="0" l="0" r="0" t="0"/>
-            <wp:docPr descr="" title="" id="93" name="Picture"/>
-            <a:graphic>
-              <a:graphicData uri="http://schemas.openxmlformats.org/drawingml/2006/picture">
-                <pic:pic>
-                  <pic:nvPicPr>
-                    <pic:cNvPr descr="images/MIE_IvorLewisArtboard.png" id="94" name="Picture"/>
-                    <pic:cNvPicPr>
-                      <a:picLocks noChangeArrowheads="1" noChangeAspect="1"/>
-                    </pic:cNvPicPr>
-                  </pic:nvPicPr>
-                  <pic:blipFill>
-                    <a:blip r:embed="rId92"/>
-                    <a:stretch>
-                      <a:fillRect/>
-                    </a:stretch>
-                  </pic:blipFill>
-                  <pic:spPr bwMode="auto">
-                    <a:xfrm>
-                      <a:off x="0" y="0"/>
-                      <a:ext cx="5334000" cy="5481674"/>
-                    </a:xfrm>
-                    <a:prstGeom prst="rect">
-                      <a:avLst/>
-                    </a:prstGeom>
-                    <a:noFill/>
-                    <a:ln w="9525">
-                      <a:noFill/>
-                      <a:headEnd/>
-                      <a:tailEnd/>
-                    </a:ln>
-                  </pic:spPr>
-                </pic:pic>
-              </a:graphicData>
-            </a:graphic>
-          </wp:inline>
-        </w:drawing>
-      </w:r>
-    </w:p>
-    <w:bookmarkEnd w:id="95"/>
-    <w:bookmarkStart w:id="99" w:name="open-ivor-lewis"/>
-    <w:p>
-      <w:pPr>
-        <w:pStyle w:val="Heading2"/>
-      </w:pPr>
-      <w:r>
-        <w:t xml:space="preserve">73 Open Ivor Lewis</w:t>
-      </w:r>
-    </w:p>
-    <w:p>
-      <w:pPr>
-        <w:pStyle w:val="FirstParagraph"/>
-      </w:pPr>
-      <w:r>
-        <w:t xml:space="preserve">Mininally-invasive approach feasible in 95% of cases</w:t>
-      </w:r>
-    </w:p>
-    <w:p>
-      <w:pPr>
-        <w:pStyle w:val="BodyText"/>
-      </w:pPr>
-      <w:r>
-        <w:t xml:space="preserve">In some cases, an open approach is still necessary.</w:t>
-      </w:r>
-    </w:p>
-    <w:p>
-      <w:pPr>
-        <w:pStyle w:val="BodyText"/>
-      </w:pPr>
-      <w:r>
-        <w:drawing>
-          <wp:inline>
-            <wp:extent cx="5334000" cy="5481674"/>
-            <wp:effectExtent b="0" l="0" r="0" t="0"/>
-            <wp:docPr descr="" title="" id="97" name="Picture"/>
-            <a:graphic>
-              <a:graphicData uri="http://schemas.openxmlformats.org/drawingml/2006/picture">
-                <pic:pic>
-                  <pic:nvPicPr>
-                    <pic:cNvPr descr="images/IvorLewisArtboard.png" id="98" name="Picture"/>
-                    <pic:cNvPicPr>
-                      <a:picLocks noChangeArrowheads="1" noChangeAspect="1"/>
-                    </pic:cNvPicPr>
-                  </pic:nvPicPr>
-                  <pic:blipFill>
-                    <a:blip r:embed="rId96"/>
-                    <a:stretch>
-                      <a:fillRect/>
-                    </a:stretch>
-                  </pic:blipFill>
-                  <pic:spPr bwMode="auto">
-                    <a:xfrm>
-                      <a:off x="0" y="0"/>
-                      <a:ext cx="5334000" cy="5481674"/>
-                    </a:xfrm>
-                    <a:prstGeom prst="rect">
-                      <a:avLst/>
-                    </a:prstGeom>
-                    <a:noFill/>
-                    <a:ln w="9525">
-                      <a:noFill/>
-                      <a:headEnd/>
-                      <a:tailEnd/>
-                    </a:ln>
-                  </pic:spPr>
-                </pic:pic>
-              </a:graphicData>
-            </a:graphic>
-          </wp:inline>
-        </w:drawing>
-      </w:r>
-    </w:p>
-    <w:bookmarkEnd w:id="99"/>
-    <w:bookmarkStart w:id="103" w:name="total-esophagectomy"/>
-    <w:p>
-      <w:pPr>
-        <w:pStyle w:val="Heading2"/>
-      </w:pPr>
-      <w:r>
-        <w:t xml:space="preserve">74 Total Esophagectomy</w:t>
-      </w:r>
-    </w:p>
-    <w:p>
-      <w:pPr>
-        <w:pStyle w:val="FirstParagraph"/>
-      </w:pPr>
-      <w:r>
-        <w:t xml:space="preserve">For patients with tumors in the upper esophagus, we need to remove more of the esophagus</w:t>
-      </w:r>
-    </w:p>
-    <w:p>
-      <w:pPr>
-        <w:pStyle w:val="BodyText"/>
-      </w:pPr>
-      <w:r>
-        <w:t xml:space="preserve">We need to remove the whole esophagus, including the portion in the neck</w:t>
-      </w:r>
-    </w:p>
-    <w:p>
-      <w:pPr>
-        <w:pStyle w:val="BodyText"/>
-      </w:pPr>
-      <w:r>
-        <w:drawing>
-          <wp:inline>
-            <wp:extent cx="5334000" cy="5481674"/>
-            <wp:effectExtent b="0" l="0" r="0" t="0"/>
-            <wp:docPr descr="" title="" id="101" name="Picture"/>
-            <a:graphic>
-              <a:graphicData uri="http://schemas.openxmlformats.org/drawingml/2006/picture">
-                <pic:pic>
-                  <pic:nvPicPr>
-                    <pic:cNvPr descr="images/Eso_ProxTumorArtboard.png" id="102" name="Picture"/>
-                    <pic:cNvPicPr>
-                      <a:picLocks noChangeArrowheads="1" noChangeAspect="1"/>
-                    </pic:cNvPicPr>
-                  </pic:nvPicPr>
-                  <pic:blipFill>
-                    <a:blip r:embed="rId100"/>
-                    <a:stretch>
-                      <a:fillRect/>
-                    </a:stretch>
-                  </pic:blipFill>
-                  <pic:spPr bwMode="auto">
-                    <a:xfrm>
-                      <a:off x="0" y="0"/>
-                      <a:ext cx="5334000" cy="5481674"/>
-                    </a:xfrm>
-                    <a:prstGeom prst="rect">
-                      <a:avLst/>
-                    </a:prstGeom>
-                    <a:noFill/>
-                    <a:ln w="9525">
-                      <a:noFill/>
-                      <a:headEnd/>
-                      <a:tailEnd/>
-                    </a:ln>
-                  </pic:spPr>
-                </pic:pic>
-              </a:graphicData>
-            </a:graphic>
-          </wp:inline>
-        </w:drawing>
-      </w:r>
-    </w:p>
-    <w:bookmarkEnd w:id="103"/>
-    <w:bookmarkStart w:id="110" w:name="mckeown-esophagectomy"/>
-    <w:p>
-      <w:pPr>
-        <w:pStyle w:val="Heading2"/>
-      </w:pPr>
-      <w:r>
-        <w:t xml:space="preserve">75 McKeown Esophagectomy</w:t>
-      </w:r>
-    </w:p>
-    <w:p>
-      <w:pPr>
-        <w:pStyle w:val="FirstParagraph"/>
-      </w:pPr>
-      <w:r>
-        <w:drawing>
-          <wp:inline>
-            <wp:extent cx="5334000" cy="5481674"/>
-            <wp:effectExtent b="0" l="0" r="0" t="0"/>
-            <wp:docPr descr="" title="" id="105" name="Picture"/>
-            <a:graphic>
-              <a:graphicData uri="http://schemas.openxmlformats.org/drawingml/2006/picture">
-                <pic:pic>
-                  <pic:nvPicPr>
-                    <pic:cNvPr descr="images/Eso_ResectionTotalArtboard.png" id="106" name="Picture"/>
-                    <pic:cNvPicPr>
-                      <a:picLocks noChangeArrowheads="1" noChangeAspect="1"/>
-                    </pic:cNvPicPr>
-                  </pic:nvPicPr>
-                  <pic:blipFill>
-                    <a:blip r:embed="rId104"/>
-                    <a:stretch>
-                      <a:fillRect/>
-                    </a:stretch>
-                  </pic:blipFill>
-                  <pic:spPr bwMode="auto">
-                    <a:xfrm>
-                      <a:off x="0" y="0"/>
-                      <a:ext cx="5334000" cy="5481674"/>
-                    </a:xfrm>
-                    <a:prstGeom prst="rect">
-                      <a:avLst/>
-                    </a:prstGeom>
-                    <a:noFill/>
-                    <a:ln w="9525">
-                      <a:noFill/>
-                      <a:headEnd/>
-                      <a:tailEnd/>
-                    </a:ln>
-                  </pic:spPr>
-                </pic:pic>
-              </a:graphicData>
-            </a:graphic>
-          </wp:inline>
-        </w:drawing>
-      </w:r>
-      <w:r>
-        <w:t xml:space="preserve"> </w:t>
-      </w:r>
-      <w:r>
-        <w:t xml:space="preserve">All of esophagus removed</w:t>
-      </w:r>
-    </w:p>
-    <w:p>
-      <w:pPr>
-        <w:pStyle w:val="BodyText"/>
-      </w:pPr>
-      <w:r>
-        <w:drawing>
-          <wp:inline>
-            <wp:extent cx="5334000" cy="5481674"/>
-            <wp:effectExtent b="0" l="0" r="0" t="0"/>
-            <wp:docPr descr="" title="" id="108" name="Picture"/>
-            <a:graphic>
-              <a:graphicData uri="http://schemas.openxmlformats.org/drawingml/2006/picture">
-                <pic:pic>
-                  <pic:nvPicPr>
-                    <pic:cNvPr descr="images/Eso_MIE_McKeownArtboard.png" id="109" name="Picture"/>
-                    <pic:cNvPicPr>
-                      <a:picLocks noChangeArrowheads="1" noChangeAspect="1"/>
-                    </pic:cNvPicPr>
-                  </pic:nvPicPr>
-                  <pic:blipFill>
-                    <a:blip r:embed="rId107"/>
-                    <a:stretch>
-                      <a:fillRect/>
-                    </a:stretch>
-                  </pic:blipFill>
-                  <pic:spPr bwMode="auto">
-                    <a:xfrm>
-                      <a:off x="0" y="0"/>
-                      <a:ext cx="5334000" cy="5481674"/>
-                    </a:xfrm>
-                    <a:prstGeom prst="rect">
-                      <a:avLst/>
-                    </a:prstGeom>
-                    <a:noFill/>
-                    <a:ln w="9525">
-                      <a:noFill/>
-                      <a:headEnd/>
-                      <a:tailEnd/>
-                    </a:ln>
-                  </pic:spPr>
-                </pic:pic>
-              </a:graphicData>
-            </a:graphic>
-          </wp:inline>
-        </w:drawing>
-      </w:r>
-      <w:r>
-        <w:t xml:space="preserve"> </w:t>
-      </w:r>
-      <w:r>
-        <w:t xml:space="preserve">Connection made in the neck</w:t>
-      </w:r>
-    </w:p>
-    <w:bookmarkEnd w:id="110"/>
-    <w:bookmarkStart w:id="111" w:name="risks-of-esophagectomy"/>
-    <w:p>
-      <w:pPr>
-        <w:pStyle w:val="Heading2"/>
-      </w:pPr>
-      <w:r>
-        <w:t xml:space="preserve">76 Risks of Esophagectomy</w:t>
-      </w:r>
-    </w:p>
-    <w:p>
-      <w:pPr>
-        <w:pStyle w:val="FirstParagraph"/>
-      </w:pPr>
-      <w:r>
-        <w:t xml:space="preserve">Esophagectomy is a complex operation, with a real risk of complications.</w:t>
-      </w:r>
-    </w:p>
-    <w:p>
-      <w:pPr>
-        <w:pStyle w:val="BodyText"/>
-      </w:pPr>
-      <w:r>
-        <w:t xml:space="preserve">Two significant complications:</w:t>
-      </w:r>
-    </w:p>
-    <w:p>
-      <w:pPr>
-        <w:pStyle w:val="Compact"/>
-        <w:numPr>
-          <w:ilvl w:val="0"/>
-          <w:numId w:val="1056"/>
-        </w:numPr>
-      </w:pPr>
-      <w:r>
-        <w:t xml:space="preserve">Anastomotic leak</w:t>
-      </w:r>
-    </w:p>
-    <w:p>
-      <w:pPr>
-        <w:pStyle w:val="Compact"/>
-        <w:numPr>
-          <w:ilvl w:val="0"/>
-          <w:numId w:val="1056"/>
-        </w:numPr>
-      </w:pPr>
-      <w:r>
-        <w:t xml:space="preserve">Pneumonia</w:t>
-      </w:r>
-    </w:p>
-    <w:bookmarkEnd w:id="111"/>
-    <w:bookmarkStart w:id="114" w:name="anastomotic-leak"/>
-    <w:p>
-      <w:pPr>
-        <w:pStyle w:val="Heading2"/>
-      </w:pPr>
-      <w:r>
-        <w:t xml:space="preserve">77 Anastomotic Leak</w:t>
-      </w:r>
-    </w:p>
-    <w:p>
-      <w:pPr>
-        <w:pStyle w:val="FirstParagraph"/>
-      </w:pPr>
-      <w:r>
-        <w:t xml:space="preserve">The anastomosis is surgical connection between the esophagus and the stomach.</w:t>
-      </w:r>
-    </w:p>
-    <w:p>
-      <w:pPr>
-        <w:pStyle w:val="BodyText"/>
-      </w:pPr>
-      <w:r>
-        <w:drawing>
-          <wp:inline>
-            <wp:extent cx="5334000" cy="5478622"/>
-            <wp:effectExtent b="0" l="0" r="0" t="0"/>
-            <wp:docPr descr="" title="" id="112" name="Picture"/>
-            <a:graphic>
-              <a:graphicData uri="http://schemas.openxmlformats.org/drawingml/2006/picture">
-                <pic:pic>
-                  <pic:nvPicPr>
-                    <pic:cNvPr descr="images/Eso_IvorLewis_Anastomosis.png" id="113" name="Picture"/>
-                    <pic:cNvPicPr>
-                      <a:picLocks noChangeArrowheads="1" noChangeAspect="1"/>
-                    </pic:cNvPicPr>
-                  </pic:nvPicPr>
-                  <pic:blipFill>
-                    <a:blip r:embed="rId88"/>
-                    <a:stretch>
-                      <a:fillRect/>
-                    </a:stretch>
-                  </pic:blipFill>
-                  <pic:spPr bwMode="auto">
-                    <a:xfrm>
-                      <a:off x="0" y="0"/>
-                      <a:ext cx="5334000" cy="5478622"/>
-                    </a:xfrm>
-                    <a:prstGeom prst="rect">
-                      <a:avLst/>
-                    </a:prstGeom>
-                    <a:noFill/>
-                    <a:ln w="9525">
-                      <a:noFill/>
-                      <a:headEnd/>
-                      <a:tailEnd/>
-                    </a:ln>
-                  </pic:spPr>
-                </pic:pic>
-              </a:graphicData>
-            </a:graphic>
-          </wp:inline>
-        </w:drawing>
-      </w:r>
-    </w:p>
-    <w:bookmarkEnd w:id="114"/>
-    <w:bookmarkStart w:id="118" w:name="anastomotic-leak-1"/>
-    <w:p>
-      <w:pPr>
-        <w:pStyle w:val="Heading2"/>
-      </w:pPr>
-      <w:r>
-        <w:t xml:space="preserve">78 Anastomotic Leak</w:t>
-      </w:r>
-    </w:p>
-    <w:p>
-      <w:pPr>
-        <w:pStyle w:val="FirstParagraph"/>
-      </w:pPr>
-      <w:r>
-        <w:t xml:space="preserve">If healing doesn’t occur:</w:t>
-      </w:r>
-    </w:p>
-    <w:p>
-      <w:pPr>
-        <w:pStyle w:val="Compact"/>
-        <w:numPr>
-          <w:ilvl w:val="0"/>
-          <w:numId w:val="1057"/>
-        </w:numPr>
-      </w:pPr>
-      <w:r>
-        <w:t xml:space="preserve">Leakage of fluid from the esophagus</w:t>
-      </w:r>
-    </w:p>
-    <w:p>
-      <w:pPr>
-        <w:pStyle w:val="Compact"/>
-        <w:numPr>
-          <w:ilvl w:val="0"/>
-          <w:numId w:val="1057"/>
-        </w:numPr>
-      </w:pPr>
-      <w:r>
-        <w:t xml:space="preserve">Infection in the space between the lungs</w:t>
-      </w:r>
-    </w:p>
-    <w:p>
-      <w:pPr>
-        <w:pStyle w:val="Compact"/>
-        <w:numPr>
-          <w:ilvl w:val="0"/>
-          <w:numId w:val="1057"/>
-        </w:numPr>
-      </w:pPr>
-      <w:r>
-        <w:t xml:space="preserve">Requires additional time in the hospital</w:t>
-      </w:r>
-    </w:p>
-    <w:p>
-      <w:pPr>
-        <w:pStyle w:val="FirstParagraph"/>
-      </w:pPr>
-      <w:r>
-        <w:drawing>
-          <wp:inline>
-            <wp:extent cx="5334000" cy="5478622"/>
-            <wp:effectExtent b="0" l="0" r="0" t="0"/>
-            <wp:docPr descr="" title="" id="116" name="Picture"/>
-            <a:graphic>
-              <a:graphicData uri="http://schemas.openxmlformats.org/drawingml/2006/picture">
-                <pic:pic>
-                  <pic:nvPicPr>
-                    <pic:cNvPr descr="images/Eso_IvorLewis_Leak.png" id="117" name="Picture"/>
-                    <pic:cNvPicPr>
-                      <a:picLocks noChangeArrowheads="1" noChangeAspect="1"/>
-                    </pic:cNvPicPr>
-                  </pic:nvPicPr>
-                  <pic:blipFill>
-                    <a:blip r:embed="rId115"/>
-                    <a:stretch>
-                      <a:fillRect/>
-                    </a:stretch>
-                  </pic:blipFill>
-                  <pic:spPr bwMode="auto">
-                    <a:xfrm>
-                      <a:off x="0" y="0"/>
-                      <a:ext cx="5334000" cy="5478622"/>
-                    </a:xfrm>
-                    <a:prstGeom prst="rect">
-                      <a:avLst/>
-                    </a:prstGeom>
-                    <a:noFill/>
-                    <a:ln w="9525">
-                      <a:noFill/>
-                      <a:headEnd/>
-                      <a:tailEnd/>
-                    </a:ln>
-                  </pic:spPr>
-                </pic:pic>
-              </a:graphicData>
-            </a:graphic>
-          </wp:inline>
-        </w:drawing>
-      </w:r>
-    </w:p>
-    <w:bookmarkEnd w:id="118"/>
-    <w:bookmarkStart w:id="121" w:name="anastomotic-leak-2"/>
-    <w:p>
-      <w:pPr>
-        <w:pStyle w:val="Heading2"/>
-      </w:pPr>
-      <w:r>
-        <w:t xml:space="preserve">79 Anastomotic Leak</w:t>
-      </w:r>
-    </w:p>
-    <w:p>
-      <w:pPr>
-        <w:pStyle w:val="FirstParagraph"/>
-      </w:pPr>
-      <w:r>
-        <w:t xml:space="preserve">If leak occurs:</w:t>
-      </w:r>
-    </w:p>
-    <w:p>
-      <w:pPr>
-        <w:pStyle w:val="Compact"/>
-        <w:numPr>
-          <w:ilvl w:val="0"/>
-          <w:numId w:val="1058"/>
-        </w:numPr>
-      </w:pPr>
-      <w:r>
-        <w:t xml:space="preserve">Some leaks will seal</w:t>
-      </w:r>
-    </w:p>
-    <w:p>
-      <w:pPr>
-        <w:pStyle w:val="Compact"/>
-        <w:numPr>
-          <w:ilvl w:val="0"/>
-          <w:numId w:val="1058"/>
-        </w:numPr>
-      </w:pPr>
-      <w:r>
-        <w:t xml:space="preserve">Stent may be required to help healing</w:t>
-      </w:r>
-    </w:p>
-    <w:p>
-      <w:pPr>
-        <w:pStyle w:val="Compact"/>
-        <w:numPr>
-          <w:ilvl w:val="0"/>
-          <w:numId w:val="1058"/>
-        </w:numPr>
-      </w:pPr>
-      <w:r>
-        <w:t xml:space="preserve">Occasionally additional surgey is required</w:t>
-      </w:r>
-    </w:p>
-    <w:p>
-      <w:pPr>
-        <w:pStyle w:val="FirstParagraph"/>
-      </w:pPr>
-      <w:r>
-        <w:drawing>
-          <wp:inline>
-            <wp:extent cx="5334000" cy="5478622"/>
-            <wp:effectExtent b="0" l="0" r="0" t="0"/>
-            <wp:docPr descr="" title="" id="119" name="Picture"/>
-            <a:graphic>
-              <a:graphicData uri="http://schemas.openxmlformats.org/drawingml/2006/picture">
-                <pic:pic>
-                  <pic:nvPicPr>
-                    <pic:cNvPr descr="images/Eso_IvorLewis_Leak.png" id="120" name="Picture"/>
-                    <pic:cNvPicPr>
-                      <a:picLocks noChangeArrowheads="1" noChangeAspect="1"/>
-                    </pic:cNvPicPr>
-                  </pic:nvPicPr>
-                  <pic:blipFill>
-                    <a:blip r:embed="rId115"/>
-                    <a:stretch>
-                      <a:fillRect/>
-                    </a:stretch>
-                  </pic:blipFill>
-                  <pic:spPr bwMode="auto">
-                    <a:xfrm>
-                      <a:off x="0" y="0"/>
-                      <a:ext cx="5334000" cy="5478622"/>
-                    </a:xfrm>
-                    <a:prstGeom prst="rect">
-                      <a:avLst/>
-                    </a:prstGeom>
-                    <a:noFill/>
-                    <a:ln w="9525">
-                      <a:noFill/>
-                      <a:headEnd/>
-                      <a:tailEnd/>
-                    </a:ln>
-                  </pic:spPr>
-                </pic:pic>
-              </a:graphicData>
-            </a:graphic>
-          </wp:inline>
-        </w:drawing>
-      </w:r>
-    </w:p>
-    <w:bookmarkEnd w:id="121"/>
-    <w:bookmarkStart w:id="124" w:name="anastomotic-leak-3"/>
-    <w:p>
-      <w:pPr>
-        <w:pStyle w:val="Heading2"/>
-      </w:pPr>
-      <w:r>
-        <w:t xml:space="preserve">80 Anastomotic Leak</w:t>
-      </w:r>
-    </w:p>
-    <w:p>
-      <w:pPr>
-        <w:pStyle w:val="FirstParagraph"/>
-      </w:pPr>
-      <w:r>
-        <w:t xml:space="preserve">Risk of leak depends on:</w:t>
-      </w:r>
-    </w:p>
-    <w:p>
-      <w:pPr>
-        <w:pStyle w:val="Compact"/>
-        <w:numPr>
-          <w:ilvl w:val="0"/>
-          <w:numId w:val="1059"/>
-        </w:numPr>
-      </w:pPr>
-      <w:r>
-        <w:t xml:space="preserve">Type of operation performed</w:t>
-      </w:r>
-    </w:p>
-    <w:p>
-      <w:pPr>
-        <w:pStyle w:val="Compact"/>
-        <w:numPr>
-          <w:ilvl w:val="0"/>
-          <w:numId w:val="1059"/>
-        </w:numPr>
-      </w:pPr>
-      <w:r>
-        <w:t xml:space="preserve">Nutritional status of patient</w:t>
-      </w:r>
-    </w:p>
-    <w:p>
-      <w:pPr>
-        <w:pStyle w:val="Compact"/>
-        <w:numPr>
-          <w:ilvl w:val="0"/>
-          <w:numId w:val="1059"/>
-        </w:numPr>
-      </w:pPr>
-      <w:r>
-        <w:t xml:space="preserve">Experience of the surgeon</w:t>
-      </w:r>
-    </w:p>
-    <w:p>
-      <w:pPr>
-        <w:pStyle w:val="FirstParagraph"/>
-      </w:pPr>
-      <w:r>
-        <w:drawing>
-          <wp:inline>
-            <wp:extent cx="5334000" cy="5478622"/>
-            <wp:effectExtent b="0" l="0" r="0" t="0"/>
-            <wp:docPr descr="" title="" id="122" name="Picture"/>
-            <a:graphic>
-              <a:graphicData uri="http://schemas.openxmlformats.org/drawingml/2006/picture">
-                <pic:pic>
-                  <pic:nvPicPr>
-                    <pic:cNvPr descr="images/Eso_IvorLewis_Leak.png" id="123" name="Picture"/>
-                    <pic:cNvPicPr>
-                      <a:picLocks noChangeArrowheads="1" noChangeAspect="1"/>
-                    </pic:cNvPicPr>
-                  </pic:nvPicPr>
-                  <pic:blipFill>
-                    <a:blip r:embed="rId115"/>
-                    <a:stretch>
-                      <a:fillRect/>
-                    </a:stretch>
-                  </pic:blipFill>
-                  <pic:spPr bwMode="auto">
-                    <a:xfrm>
-                      <a:off x="0" y="0"/>
-                      <a:ext cx="5334000" cy="5478622"/>
-                    </a:xfrm>
-                    <a:prstGeom prst="rect">
-                      <a:avLst/>
-                    </a:prstGeom>
-                    <a:noFill/>
-                    <a:ln w="9525">
-                      <a:noFill/>
-                      <a:headEnd/>
-                      <a:tailEnd/>
-                    </a:ln>
-                  </pic:spPr>
-                </pic:pic>
-              </a:graphicData>
-            </a:graphic>
-          </wp:inline>
-        </w:drawing>
-      </w:r>
-    </w:p>
-    <w:bookmarkEnd w:id="124"/>
-    <w:bookmarkStart w:id="128" w:name="pneumonia"/>
-    <w:p>
-      <w:pPr>
-        <w:pStyle w:val="Heading2"/>
-      </w:pPr>
-      <w:r>
-        <w:t xml:space="preserve">81 Pneumonia</w:t>
-      </w:r>
-    </w:p>
-    <w:p>
-      <w:pPr>
-        <w:numPr>
-          <w:ilvl w:val="0"/>
-          <w:numId w:val="1060"/>
-        </w:numPr>
-      </w:pPr>
-      <w:r>
-        <w:t xml:space="preserve">Occurs in 10-15% of patients after esophagectomy.</w:t>
-      </w:r>
-    </w:p>
-    <w:p>
-      <w:pPr>
-        <w:numPr>
-          <w:ilvl w:val="0"/>
-          <w:numId w:val="1060"/>
-        </w:numPr>
-      </w:pPr>
-      <w:r>
-        <w:t xml:space="preserve">Requires treatment with antibiotics</w:t>
-      </w:r>
-    </w:p>
-    <w:p>
-      <w:pPr>
-        <w:numPr>
-          <w:ilvl w:val="0"/>
-          <w:numId w:val="1060"/>
-        </w:numPr>
-      </w:pPr>
-      <w:r>
-        <w:t xml:space="preserve">Requires a longer hospitalization.</w:t>
-      </w:r>
-    </w:p>
-    <w:p>
-      <w:pPr>
-        <w:pStyle w:val="FirstParagraph"/>
-      </w:pPr>
-      <w:r>
-        <w:drawing>
-          <wp:inline>
-            <wp:extent cx="5334000" cy="5481674"/>
-            <wp:effectExtent b="0" l="0" r="0" t="0"/>
-            <wp:docPr descr="" title="" id="126" name="Picture"/>
-            <a:graphic>
-              <a:graphicData uri="http://schemas.openxmlformats.org/drawingml/2006/picture">
-                <pic:pic>
-                  <pic:nvPicPr>
-                    <pic:cNvPr descr="images/Eso_LungsArtboard.png" id="127" name="Picture"/>
-                    <pic:cNvPicPr>
-                      <a:picLocks noChangeArrowheads="1" noChangeAspect="1"/>
-                    </pic:cNvPicPr>
-                  </pic:nvPicPr>
-                  <pic:blipFill>
-                    <a:blip r:embed="rId125"/>
-                    <a:stretch>
-                      <a:fillRect/>
-                    </a:stretch>
-                  </pic:blipFill>
-                  <pic:spPr bwMode="auto">
-                    <a:xfrm>
-                      <a:off x="0" y="0"/>
-                      <a:ext cx="5334000" cy="5481674"/>
-                    </a:xfrm>
-                    <a:prstGeom prst="rect">
-                      <a:avLst/>
-                    </a:prstGeom>
-                    <a:noFill/>
-                    <a:ln w="9525">
-                      <a:noFill/>
-                      <a:headEnd/>
-                      <a:tailEnd/>
-                    </a:ln>
-                  </pic:spPr>
-                </pic:pic>
-              </a:graphicData>
-            </a:graphic>
-          </wp:inline>
-        </w:drawing>
-      </w:r>
-    </w:p>
-    <w:bookmarkEnd w:id="128"/>
-    <w:bookmarkStart w:id="129" w:name="preventing-pneumonia"/>
-    <w:p>
-      <w:pPr>
-        <w:pStyle w:val="Heading2"/>
-      </w:pPr>
-      <w:r>
-        <w:t xml:space="preserve">82 Preventing Pneumonia</w:t>
-      </w:r>
-    </w:p>
-    <w:p>
-      <w:pPr>
-        <w:pStyle w:val="FirstParagraph"/>
-      </w:pPr>
-      <w:r>
-        <w:t xml:space="preserve">Several ways to help prevent pneumonia:</w:t>
-      </w:r>
-    </w:p>
-    <w:p>
-      <w:pPr>
-        <w:pStyle w:val="Compact"/>
-        <w:numPr>
-          <w:ilvl w:val="0"/>
-          <w:numId w:val="1061"/>
-        </w:numPr>
-      </w:pPr>
-      <w:r>
-        <w:t xml:space="preserve">Deep breathing</w:t>
-      </w:r>
-    </w:p>
-    <w:p>
-      <w:pPr>
-        <w:pStyle w:val="Compact"/>
-        <w:numPr>
-          <w:ilvl w:val="0"/>
-          <w:numId w:val="1061"/>
-        </w:numPr>
-      </w:pPr>
-      <w:r>
-        <w:t xml:space="preserve">Coughing</w:t>
-      </w:r>
-    </w:p>
-    <w:p>
-      <w:pPr>
-        <w:pStyle w:val="Compact"/>
-        <w:numPr>
-          <w:ilvl w:val="0"/>
-          <w:numId w:val="1061"/>
-        </w:numPr>
-      </w:pPr>
-      <w:r>
-        <w:t xml:space="preserve">Walking</w:t>
-      </w:r>
-    </w:p>
-    <w:p>
-      <w:pPr>
-        <w:pStyle w:val="FirstParagraph"/>
-      </w:pPr>
-      <w:r>
-        <w:t xml:space="preserve">After surgery, this means:</w:t>
-      </w:r>
-    </w:p>
-    <w:p>
-      <w:pPr>
-        <w:pStyle w:val="Compact"/>
-        <w:numPr>
-          <w:ilvl w:val="0"/>
-          <w:numId w:val="1062"/>
-        </w:numPr>
-      </w:pPr>
-      <w:r>
-        <w:t xml:space="preserve">Sitting in a chair most of the day</w:t>
-      </w:r>
-    </w:p>
-    <w:p>
-      <w:pPr>
-        <w:pStyle w:val="Compact"/>
-        <w:numPr>
-          <w:ilvl w:val="0"/>
-          <w:numId w:val="1062"/>
-        </w:numPr>
-      </w:pPr>
-      <w:r>
-        <w:t xml:space="preserve">Walking in the halls as soon as possible</w:t>
-      </w:r>
-    </w:p>
-    <w:bookmarkEnd w:id="129"/>
-    <w:bookmarkStart w:id="136" w:name="minimally-invasive-esophagectomy"/>
-    <w:p>
-      <w:pPr>
-        <w:pStyle w:val="Heading2"/>
-      </w:pPr>
-      <w:r>
-        <w:t xml:space="preserve">83 Minimally-invasive Esophagectomy</w:t>
-      </w:r>
-    </w:p>
-    <w:p>
-      <w:pPr>
-        <w:pStyle w:val="FirstParagraph"/>
-      </w:pPr>
-      <w:r>
-        <w:drawing>
-          <wp:inline>
-            <wp:extent cx="5334000" cy="4000500"/>
-            <wp:effectExtent b="0" l="0" r="0" t="0"/>
-            <wp:docPr descr="" title="" id="131" name="Picture"/>
-            <a:graphic>
-              <a:graphicData uri="http://schemas.openxmlformats.org/drawingml/2006/picture">
-                <pic:pic>
-                  <pic:nvPicPr>
-                    <pic:cNvPr descr="images/mie_abd.png" id="132" name="Picture"/>
-                    <pic:cNvPicPr>
-                      <a:picLocks noChangeArrowheads="1" noChangeAspect="1"/>
-                    </pic:cNvPicPr>
-                  </pic:nvPicPr>
-                  <pic:blipFill>
-                    <a:blip r:embed="rId130"/>
-                    <a:stretch>
-                      <a:fillRect/>
-                    </a:stretch>
-                  </pic:blipFill>
-                  <pic:spPr bwMode="auto">
-                    <a:xfrm>
-                      <a:off x="0" y="0"/>
-                      <a:ext cx="5334000" cy="4000500"/>
-                    </a:xfrm>
-                    <a:prstGeom prst="rect">
-                      <a:avLst/>
-                    </a:prstGeom>
-                    <a:noFill/>
-                    <a:ln w="9525">
-                      <a:noFill/>
-                      <a:headEnd/>
-                      <a:tailEnd/>
-                    </a:ln>
-                  </pic:spPr>
-                </pic:pic>
-              </a:graphicData>
-            </a:graphic>
-          </wp:inline>
-        </w:drawing>
-      </w:r>
-    </w:p>
-    <w:p>
-      <w:pPr>
-        <w:pStyle w:val="BodyText"/>
-      </w:pPr>
-      <w:r>
-        <w:drawing>
-          <wp:inline>
-            <wp:extent cx="5334000" cy="4000500"/>
-            <wp:effectExtent b="0" l="0" r="0" t="0"/>
-            <wp:docPr descr="" title="" id="134" name="Picture"/>
-            <a:graphic>
-              <a:graphicData uri="http://schemas.openxmlformats.org/drawingml/2006/picture">
-                <pic:pic>
-                  <pic:nvPicPr>
-                    <pic:cNvPr descr="images/mie_chest.png" id="135" name="Picture"/>
-                    <pic:cNvPicPr>
-                      <a:picLocks noChangeArrowheads="1" noChangeAspect="1"/>
-                    </pic:cNvPicPr>
-                  </pic:nvPicPr>
-                  <pic:blipFill>
-                    <a:blip r:embed="rId133"/>
-                    <a:stretch>
-                      <a:fillRect/>
-                    </a:stretch>
-                  </pic:blipFill>
-                  <pic:spPr bwMode="auto">
-                    <a:xfrm>
-                      <a:off x="0" y="0"/>
-                      <a:ext cx="5334000" cy="4000500"/>
-                    </a:xfrm>
-                    <a:prstGeom prst="rect">
-                      <a:avLst/>
-                    </a:prstGeom>
-                    <a:noFill/>
-                    <a:ln w="9525">
-                      <a:noFill/>
-                      <a:headEnd/>
-                      <a:tailEnd/>
-                    </a:ln>
-                  </pic:spPr>
-                </pic:pic>
-              </a:graphicData>
-            </a:graphic>
-          </wp:inline>
-        </w:drawing>
-      </w:r>
-    </w:p>
-    <w:bookmarkEnd w:id="136"/>
-    <w:bookmarkStart w:id="137" w:name="risks-of-surgery"/>
-    <w:p>
-      <w:pPr>
-        <w:pStyle w:val="Heading2"/>
-      </w:pPr>
-      <w:r>
-        <w:t xml:space="preserve">84 Risks of Surgery</w:t>
-      </w:r>
-    </w:p>
-    <w:p>
-      <w:pPr>
-        <w:pStyle w:val="FirstParagraph"/>
-      </w:pPr>
-      <w:r>
-        <w:t xml:space="preserve">Risks related to anesthesia</w:t>
-      </w:r>
-    </w:p>
-    <w:p>
-      <w:pPr>
-        <w:pStyle w:val="Compact"/>
-        <w:numPr>
-          <w:ilvl w:val="0"/>
-          <w:numId w:val="1063"/>
-        </w:numPr>
-      </w:pPr>
-      <w:r>
-        <w:t xml:space="preserve">Heart attack (5%)</w:t>
-      </w:r>
-    </w:p>
-    <w:p>
-      <w:pPr>
-        <w:pStyle w:val="Compact"/>
-        <w:numPr>
-          <w:ilvl w:val="0"/>
-          <w:numId w:val="1063"/>
-        </w:numPr>
-      </w:pPr>
-      <w:r>
-        <w:t xml:space="preserve">Irregular heart rhythm (15%)</w:t>
-      </w:r>
-    </w:p>
-    <w:p>
-      <w:pPr>
-        <w:pStyle w:val="Compact"/>
-        <w:numPr>
-          <w:ilvl w:val="0"/>
-          <w:numId w:val="1063"/>
-        </w:numPr>
-      </w:pPr>
-      <w:r>
-        <w:t xml:space="preserve">Pneumonia (10%)</w:t>
-      </w:r>
-    </w:p>
-    <w:p>
-      <w:pPr>
-        <w:pStyle w:val="Compact"/>
-        <w:numPr>
-          <w:ilvl w:val="0"/>
-          <w:numId w:val="1063"/>
-        </w:numPr>
-      </w:pPr>
-      <w:r>
-        <w:t xml:space="preserve">Blood clots in legs (&lt;5%)</w:t>
-      </w:r>
-    </w:p>
-    <w:p>
-      <w:pPr>
-        <w:pStyle w:val="Compact"/>
-        <w:numPr>
-          <w:ilvl w:val="0"/>
-          <w:numId w:val="1063"/>
-        </w:numPr>
-      </w:pPr>
-      <w:r>
-        <w:t xml:space="preserve">Pulmonary embolism (2%)</w:t>
-      </w:r>
-    </w:p>
-    <w:bookmarkEnd w:id="137"/>
-    <w:bookmarkStart w:id="138" w:name="risks-of-surgery-1"/>
-    <w:p>
-      <w:pPr>
-        <w:pStyle w:val="Heading2"/>
-      </w:pPr>
-      <w:r>
-        <w:t xml:space="preserve">85 Risks of Surgery</w:t>
-      </w:r>
-    </w:p>
-    <w:p>
-      <w:pPr>
-        <w:pStyle w:val="FirstParagraph"/>
-      </w:pPr>
-      <w:r>
-        <w:t xml:space="preserve">Risks related to Surgery</w:t>
-      </w:r>
-    </w:p>
-    <w:p>
-      <w:pPr>
-        <w:pStyle w:val="Compact"/>
-        <w:numPr>
-          <w:ilvl w:val="0"/>
-          <w:numId w:val="1064"/>
-        </w:numPr>
-      </w:pPr>
-      <w:r>
-        <w:t xml:space="preserve">Anastomotic leak (5%)</w:t>
-      </w:r>
-    </w:p>
-    <w:p>
-      <w:pPr>
-        <w:pStyle w:val="Compact"/>
-        <w:numPr>
-          <w:ilvl w:val="0"/>
-          <w:numId w:val="1064"/>
-        </w:numPr>
-      </w:pPr>
-      <w:r>
-        <w:t xml:space="preserve">Stricture at anastomosis (15%)</w:t>
-      </w:r>
-    </w:p>
-    <w:p>
-      <w:pPr>
-        <w:pStyle w:val="Compact"/>
-        <w:numPr>
-          <w:ilvl w:val="0"/>
-          <w:numId w:val="1064"/>
-        </w:numPr>
-      </w:pPr>
-      <w:r>
-        <w:t xml:space="preserve">Death within 90 days of surgery</w:t>
-      </w:r>
-    </w:p>
-    <w:p>
-      <w:pPr>
-        <w:pStyle w:val="Compact"/>
-        <w:numPr>
-          <w:ilvl w:val="1"/>
-          <w:numId w:val="1065"/>
-        </w:numPr>
-      </w:pPr>
-      <w:r>
-        <w:t xml:space="preserve">Low risk patients = 2%</w:t>
-      </w:r>
-    </w:p>
-    <w:p>
-      <w:pPr>
-        <w:pStyle w:val="Compact"/>
-        <w:numPr>
-          <w:ilvl w:val="1"/>
-          <w:numId w:val="1065"/>
-        </w:numPr>
-      </w:pPr>
-      <w:r>
-        <w:t xml:space="preserve">Intermediate risk = 10%</w:t>
-      </w:r>
-    </w:p>
-    <w:p>
-      <w:pPr>
-        <w:pStyle w:val="Compact"/>
-        <w:numPr>
-          <w:ilvl w:val="1"/>
-          <w:numId w:val="1065"/>
-        </w:numPr>
-      </w:pPr>
-      <w:r>
-        <w:t xml:space="preserve">High risk = 30%</w:t>
-      </w:r>
-    </w:p>
-    <w:bookmarkEnd w:id="138"/>
-    <w:bookmarkStart w:id="139" w:name="risks-of-surgery-2"/>
-    <w:p>
-      <w:pPr>
-        <w:pStyle w:val="Heading2"/>
-      </w:pPr>
-      <w:r>
-        <w:t xml:space="preserve">86 Risks of Surgery</w:t>
-      </w:r>
-    </w:p>
-    <w:p>
-      <w:pPr>
-        <w:pStyle w:val="TableCaption"/>
-      </w:pPr>
-      <w:r>
-        <w:t xml:space="preserve">Risks of Death within 90 Days of Surgery</w:t>
-      </w:r>
-    </w:p>
-    <w:tbl>
-      <w:tblPr>
-        <w:tblStyle w:val="Table"/>
-        <w:tblW w:type="auto" w:w="0"/>
-        <w:tblLook w:firstRow="1" w:lastRow="0" w:firstColumn="0" w:lastColumn="0" w:noHBand="0" w:noVBand="0" w:val="0020"/>
-        <w:tblCaption w:val="Risks of Death within 90 Days of Surgery"/>
-      </w:tblPr>
-      <w:tblGrid>
-        <w:gridCol w:w="2640"/>
-        <w:gridCol w:w="2640"/>
-        <w:gridCol w:w="2640"/>
-      </w:tblGrid>
-      <w:tr>
-        <w:trPr>
-          <w:tblHeader w:val="on"/>
-        </w:trPr>
-        <w:tc>
-          <w:tcPr/>
-          <w:p>
-            <w:pPr>
-              <w:pStyle w:val="Compact"/>
-            </w:pPr>
-          </w:p>
-        </w:tc>
-        <w:tc>
-          <w:tcPr/>
-          <w:p>
-            <w:pPr>
-              <w:pStyle w:val="Compact"/>
-              <w:jc w:val="center"/>
-            </w:pPr>
-            <w:r>
-              <w:t xml:space="preserve">Age &lt;75</w:t>
-            </w:r>
-          </w:p>
-        </w:tc>
-        <w:tc>
-          <w:tcPr/>
-          <w:p>
-            <w:pPr>
-              <w:pStyle w:val="Compact"/>
-              <w:jc w:val="center"/>
-            </w:pPr>
-            <w:r>
-              <w:t xml:space="preserve">Age &gt;75</w:t>
-            </w:r>
-          </w:p>
-        </w:tc>
-      </w:tr>
-      <w:tr>
-        <w:tc>
-          <w:tcPr/>
-          <w:p>
-            <w:pPr>
-              <w:pStyle w:val="Compact"/>
-            </w:pPr>
-            <w:r>
-              <w:t xml:space="preserve">Normal Muscle (75%)</w:t>
-            </w:r>
-          </w:p>
-        </w:tc>
-        <w:tc>
-          <w:tcPr/>
-          <w:p>
-            <w:pPr>
-              <w:pStyle w:val="Compact"/>
-              <w:jc w:val="center"/>
-            </w:pPr>
-            <w:r>
-              <w:t xml:space="preserve">2%</w:t>
-            </w:r>
-          </w:p>
-        </w:tc>
-        <w:tc>
-          <w:tcPr/>
-          <w:p>
-            <w:pPr>
-              <w:pStyle w:val="Compact"/>
-              <w:jc w:val="center"/>
-            </w:pPr>
-            <w:r>
-              <w:t xml:space="preserve">10%</w:t>
-            </w:r>
-          </w:p>
-        </w:tc>
-      </w:tr>
-      <w:tr>
-        <w:tc>
-          <w:tcPr/>
-          <w:p>
-            <w:pPr>
-              <w:pStyle w:val="Compact"/>
-            </w:pPr>
-            <w:r>
-              <w:t xml:space="preserve">Low Muscle (25%)</w:t>
-            </w:r>
-          </w:p>
-        </w:tc>
-        <w:tc>
-          <w:tcPr/>
-          <w:p>
-            <w:pPr>
-              <w:pStyle w:val="Compact"/>
-              <w:jc w:val="center"/>
-            </w:pPr>
-            <w:r>
-              <w:t xml:space="preserve">10%</w:t>
-            </w:r>
-          </w:p>
-        </w:tc>
-        <w:tc>
-          <w:tcPr/>
-          <w:p>
-            <w:pPr>
-              <w:pStyle w:val="Compact"/>
-              <w:jc w:val="center"/>
-            </w:pPr>
-            <w:r>
-              <w:t xml:space="preserve">30%</w:t>
-            </w:r>
-          </w:p>
-        </w:tc>
-      </w:tr>
-    </w:tbl>
-    <w:bookmarkEnd w:id="139"/>
-    <w:bookmarkStart w:id="140" w:name="day-prior-to-surgery"/>
-    <w:p>
-      <w:pPr>
-        <w:pStyle w:val="Heading2"/>
-      </w:pPr>
-      <w:r>
-        <w:t xml:space="preserve">87 Day Prior to Surgery</w:t>
-      </w:r>
-    </w:p>
-    <w:p>
-      <w:pPr>
-        <w:pStyle w:val="Compact"/>
-        <w:numPr>
-          <w:ilvl w:val="0"/>
-          <w:numId w:val="1066"/>
-        </w:numPr>
-      </w:pPr>
-      <w:r>
-        <w:t xml:space="preserve">Clear liquids for 24 hours prior to surgery</w:t>
-      </w:r>
-    </w:p>
-    <w:p>
-      <w:pPr>
-        <w:pStyle w:val="Compact"/>
-        <w:numPr>
-          <w:ilvl w:val="0"/>
-          <w:numId w:val="1066"/>
-        </w:numPr>
-      </w:pPr>
-      <w:r>
-        <w:t xml:space="preserve">Check with Pre-op nurse regarding medicines day prior to surgery</w:t>
-      </w:r>
-    </w:p>
-    <w:p>
-      <w:pPr>
-        <w:pStyle w:val="Compact"/>
-        <w:numPr>
-          <w:ilvl w:val="0"/>
-          <w:numId w:val="1066"/>
-        </w:numPr>
-      </w:pPr>
-      <w:r>
-        <w:t xml:space="preserve">No tube feedings the night before surgery</w:t>
-      </w:r>
-    </w:p>
-    <w:bookmarkEnd w:id="140"/>
-    <w:bookmarkStart w:id="141" w:name="day-of-surgery"/>
-    <w:p>
-      <w:pPr>
-        <w:pStyle w:val="Heading2"/>
-      </w:pPr>
-      <w:r>
-        <w:t xml:space="preserve">88 Day of Surgery</w:t>
-      </w:r>
-    </w:p>
-    <w:p>
-      <w:pPr>
-        <w:pStyle w:val="Compact"/>
-        <w:numPr>
-          <w:ilvl w:val="0"/>
-          <w:numId w:val="1067"/>
-        </w:numPr>
-      </w:pPr>
-      <w:r>
-        <w:t xml:space="preserve">Arrive at 5am – nothing to eat or drink after midnight.</w:t>
-      </w:r>
-    </w:p>
-    <w:p>
-      <w:pPr>
-        <w:pStyle w:val="Compact"/>
-        <w:numPr>
-          <w:ilvl w:val="0"/>
-          <w:numId w:val="1067"/>
-        </w:numPr>
-      </w:pPr>
-      <w:r>
-        <w:t xml:space="preserve">Medicines OK w/ a sip of water</w:t>
-      </w:r>
-    </w:p>
-    <w:p>
-      <w:pPr>
-        <w:pStyle w:val="Compact"/>
-        <w:numPr>
-          <w:ilvl w:val="0"/>
-          <w:numId w:val="1067"/>
-        </w:numPr>
-      </w:pPr>
-      <w:r>
-        <w:t xml:space="preserve">sip of black coffee but</w:t>
-      </w:r>
-      <w:r>
-        <w:t xml:space="preserve"> </w:t>
-      </w:r>
-      <w:r>
-        <w:rPr>
-          <w:b/>
-          <w:bCs/>
-        </w:rPr>
-        <w:t xml:space="preserve">no cream</w:t>
-      </w:r>
-      <w:r>
-        <w:t xml:space="preserve">.</w:t>
-      </w:r>
-    </w:p>
-    <w:p>
-      <w:pPr>
-        <w:pStyle w:val="Compact"/>
-        <w:numPr>
-          <w:ilvl w:val="0"/>
-          <w:numId w:val="1067"/>
-        </w:numPr>
-      </w:pPr>
-      <w:r>
-        <w:t xml:space="preserve">Surgery will be cancelled if you have cream/milk</w:t>
-      </w:r>
-    </w:p>
-    <w:p>
-      <w:pPr>
-        <w:pStyle w:val="Compact"/>
-        <w:numPr>
-          <w:ilvl w:val="0"/>
-          <w:numId w:val="1067"/>
-        </w:numPr>
-      </w:pPr>
-      <w:r>
-        <w:t xml:space="preserve">Waiting room for family and friends on 5th floor</w:t>
-      </w:r>
-    </w:p>
-    <w:bookmarkEnd w:id="141"/>
-    <w:bookmarkStart w:id="142" w:name="epidural-catheter-for-pain-control"/>
-    <w:p>
-      <w:pPr>
-        <w:pStyle w:val="Heading2"/>
-      </w:pPr>
-      <w:r>
-        <w:t xml:space="preserve">89 Epidural Catheter for Pain Control</w:t>
-      </w:r>
-    </w:p>
-    <w:p>
-      <w:pPr>
-        <w:pStyle w:val="Compact"/>
-        <w:numPr>
-          <w:ilvl w:val="0"/>
-          <w:numId w:val="1068"/>
-        </w:numPr>
-      </w:pPr>
-      <w:r>
-        <w:t xml:space="preserve">Remains in place for 2-5 days</w:t>
-      </w:r>
-    </w:p>
-    <w:p>
-      <w:pPr>
-        <w:pStyle w:val="Compact"/>
-        <w:numPr>
-          <w:ilvl w:val="0"/>
-          <w:numId w:val="1068"/>
-        </w:numPr>
-      </w:pPr>
-      <w:r>
-        <w:t xml:space="preserve">Dosage can be adjusted as needed</w:t>
-      </w:r>
-    </w:p>
-    <w:p>
-      <w:pPr>
-        <w:pStyle w:val="Compact"/>
-        <w:numPr>
-          <w:ilvl w:val="0"/>
-          <w:numId w:val="1068"/>
-        </w:numPr>
-      </w:pPr>
-      <w:r>
-        <w:t xml:space="preserve">Can make it more difficult to urinate</w:t>
-      </w:r>
-    </w:p>
-    <w:p>
-      <w:pPr>
-        <w:pStyle w:val="Compact"/>
-        <w:numPr>
-          <w:ilvl w:val="0"/>
-          <w:numId w:val="1068"/>
-        </w:numPr>
-      </w:pPr>
-      <w:r>
-        <w:t xml:space="preserve">May require foley catheter in bladder</w:t>
-      </w:r>
-    </w:p>
-    <w:p>
-      <w:pPr>
-        <w:pStyle w:val="Compact"/>
-        <w:numPr>
-          <w:ilvl w:val="0"/>
-          <w:numId w:val="1068"/>
-        </w:numPr>
-      </w:pPr>
-      <w:r>
-        <w:t xml:space="preserve">Foley catheter removed after epidural removed</w:t>
-      </w:r>
-    </w:p>
-    <w:bookmarkEnd w:id="142"/>
-    <w:bookmarkStart w:id="143" w:name="intensive-care-unit-icu-2-4-days"/>
-    <w:p>
-      <w:pPr>
-        <w:pStyle w:val="Heading2"/>
-      </w:pPr>
-      <w:r>
-        <w:t xml:space="preserve">90 Intensive Care Unit (ICU) (2-4 days)</w:t>
-      </w:r>
-    </w:p>
-    <w:p>
-      <w:pPr>
-        <w:pStyle w:val="Compact"/>
-        <w:numPr>
-          <w:ilvl w:val="0"/>
-          <w:numId w:val="1069"/>
-        </w:numPr>
-      </w:pPr>
-      <w:r>
-        <w:t xml:space="preserve">Surgical ICU on 11th floor</w:t>
-      </w:r>
-    </w:p>
-    <w:p>
-      <w:pPr>
-        <w:pStyle w:val="Compact"/>
-        <w:numPr>
-          <w:ilvl w:val="0"/>
-          <w:numId w:val="1069"/>
-        </w:numPr>
-      </w:pPr>
-      <w:r>
-        <w:t xml:space="preserve">NG tube in nose to drain stomach and esophagus</w:t>
-      </w:r>
-    </w:p>
-    <w:p>
-      <w:pPr>
-        <w:pStyle w:val="Compact"/>
-        <w:numPr>
-          <w:ilvl w:val="0"/>
-          <w:numId w:val="1069"/>
-        </w:numPr>
-      </w:pPr>
-      <w:r>
-        <w:t xml:space="preserve">Catheter in bladder</w:t>
-      </w:r>
-    </w:p>
-    <w:p>
-      <w:pPr>
-        <w:pStyle w:val="Compact"/>
-        <w:numPr>
-          <w:ilvl w:val="0"/>
-          <w:numId w:val="1069"/>
-        </w:numPr>
-      </w:pPr>
-      <w:r>
-        <w:t xml:space="preserve">Chest tube right chest</w:t>
-      </w:r>
-    </w:p>
-    <w:p>
-      <w:pPr>
-        <w:pStyle w:val="Compact"/>
-        <w:numPr>
-          <w:ilvl w:val="0"/>
-          <w:numId w:val="1069"/>
-        </w:numPr>
-      </w:pPr>
-      <w:r>
-        <w:t xml:space="preserve">Abdominal drains (usually 2)</w:t>
-      </w:r>
-    </w:p>
-    <w:p>
-      <w:pPr>
-        <w:pStyle w:val="Compact"/>
-        <w:numPr>
-          <w:ilvl w:val="0"/>
-          <w:numId w:val="1069"/>
-        </w:numPr>
-      </w:pPr>
-      <w:r>
-        <w:t xml:space="preserve">Feeding jejunostomy (usually stays in 8 wks)</w:t>
-      </w:r>
-    </w:p>
-    <w:bookmarkEnd w:id="143"/>
-    <w:bookmarkStart w:id="144" w:name="intensive-care-unit-icu"/>
-    <w:p>
-      <w:pPr>
-        <w:pStyle w:val="Heading2"/>
-      </w:pPr>
-      <w:r>
-        <w:t xml:space="preserve">91 Intensive Care Unit (ICU)</w:t>
-      </w:r>
-    </w:p>
-    <w:p>
-      <w:pPr>
-        <w:pStyle w:val="Compact"/>
-        <w:numPr>
-          <w:ilvl w:val="0"/>
-          <w:numId w:val="1070"/>
-        </w:numPr>
-      </w:pPr>
-      <w:r>
-        <w:t xml:space="preserve">Bladder catheter removed → check that bladder empties properly</w:t>
-      </w:r>
-    </w:p>
-    <w:p>
-      <w:pPr>
-        <w:pStyle w:val="Compact"/>
-        <w:numPr>
-          <w:ilvl w:val="0"/>
-          <w:numId w:val="1070"/>
-        </w:numPr>
-      </w:pPr>
-      <w:r>
-        <w:t xml:space="preserve">Chest tube removed (day 2-4) → follow-up x-ray</w:t>
-      </w:r>
-    </w:p>
-    <w:p>
-      <w:pPr>
-        <w:pStyle w:val="Compact"/>
-        <w:numPr>
-          <w:ilvl w:val="0"/>
-          <w:numId w:val="1070"/>
-        </w:numPr>
-      </w:pPr>
-      <w:r>
-        <w:t xml:space="preserve">Fluid emptied from drains every few hours</w:t>
-      </w:r>
-    </w:p>
-    <w:p>
-      <w:pPr>
-        <w:pStyle w:val="Compact"/>
-        <w:numPr>
-          <w:ilvl w:val="0"/>
-          <w:numId w:val="1070"/>
-        </w:numPr>
-      </w:pPr>
-      <w:r>
-        <w:t xml:space="preserve">Start tube feedings by feeding</w:t>
-      </w:r>
-    </w:p>
-    <w:p>
-      <w:pPr>
-        <w:pStyle w:val="Compact"/>
-        <w:numPr>
-          <w:ilvl w:val="0"/>
-          <w:numId w:val="1070"/>
-        </w:numPr>
-      </w:pPr>
-      <w:r>
-        <w:t xml:space="preserve">Feeding jejunostomy (stays in 8 weeks)</w:t>
-      </w:r>
-    </w:p>
-    <w:bookmarkEnd w:id="144"/>
-    <w:bookmarkStart w:id="145" w:name="ward---6tower"/>
-    <w:p>
-      <w:pPr>
-        <w:pStyle w:val="Heading2"/>
-      </w:pPr>
-      <w:r>
-        <w:t xml:space="preserve">92 Ward - 6Tower</w:t>
-      </w:r>
-    </w:p>
-    <w:p>
-      <w:pPr>
-        <w:pStyle w:val="Compact"/>
-        <w:numPr>
-          <w:ilvl w:val="0"/>
-          <w:numId w:val="1071"/>
-        </w:numPr>
-      </w:pPr>
-      <w:r>
-        <w:t xml:space="preserve">Jejunostomy feeds started</w:t>
-      </w:r>
-    </w:p>
-    <w:p>
-      <w:pPr>
-        <w:pStyle w:val="Compact"/>
-        <w:numPr>
-          <w:ilvl w:val="0"/>
-          <w:numId w:val="1071"/>
-        </w:numPr>
-      </w:pPr>
-      <w:r>
-        <w:t xml:space="preserve">Up in a chair most of the day</w:t>
-      </w:r>
-    </w:p>
-    <w:p>
-      <w:pPr>
-        <w:pStyle w:val="Compact"/>
-        <w:numPr>
-          <w:ilvl w:val="0"/>
-          <w:numId w:val="1071"/>
-        </w:numPr>
-      </w:pPr>
-      <w:r>
-        <w:t xml:space="preserve">Walking in the halls</w:t>
-      </w:r>
-    </w:p>
-    <w:p>
-      <w:pPr>
-        <w:pStyle w:val="Compact"/>
-        <w:numPr>
-          <w:ilvl w:val="1"/>
-          <w:numId w:val="1072"/>
-        </w:numPr>
-      </w:pPr>
-      <w:r>
-        <w:t xml:space="preserve">Start with assistance</w:t>
-      </w:r>
-    </w:p>
-    <w:p>
-      <w:pPr>
-        <w:pStyle w:val="Compact"/>
-        <w:numPr>
-          <w:ilvl w:val="1"/>
-          <w:numId w:val="1072"/>
-        </w:numPr>
-      </w:pPr>
-      <w:r>
-        <w:t xml:space="preserve">Improves lung function</w:t>
-      </w:r>
-    </w:p>
-    <w:p>
-      <w:pPr>
-        <w:pStyle w:val="Compact"/>
-        <w:numPr>
-          <w:ilvl w:val="1"/>
-          <w:numId w:val="1072"/>
-        </w:numPr>
-      </w:pPr>
-      <w:r>
-        <w:t xml:space="preserve">Prevents loss of muscle strength</w:t>
-      </w:r>
-    </w:p>
-    <w:bookmarkEnd w:id="145"/>
-    <w:bookmarkStart w:id="146" w:name="jejunostomy-feeds"/>
-    <w:p>
-      <w:pPr>
-        <w:pStyle w:val="Heading2"/>
-      </w:pPr>
-      <w:r>
-        <w:t xml:space="preserve">93 Jejunostomy Feeds</w:t>
-      </w:r>
-    </w:p>
-    <w:p>
-      <w:pPr>
-        <w:pStyle w:val="FirstParagraph"/>
-      </w:pPr>
-      <w:r>
-        <w:t xml:space="preserve">Jejunostomy tube feeds</w:t>
-      </w:r>
-    </w:p>
-    <w:p>
-      <w:pPr>
-        <w:pStyle w:val="Compact"/>
-        <w:numPr>
-          <w:ilvl w:val="0"/>
-          <w:numId w:val="1073"/>
-        </w:numPr>
-      </w:pPr>
-      <w:r>
-        <w:t xml:space="preserve">Start continuous (24 hours)</w:t>
-      </w:r>
-    </w:p>
-    <w:p>
-      <w:pPr>
-        <w:pStyle w:val="Compact"/>
-        <w:numPr>
-          <w:ilvl w:val="0"/>
-          <w:numId w:val="1073"/>
-        </w:numPr>
-      </w:pPr>
-      <w:r>
-        <w:t xml:space="preserve">Convert to night-time only (16 hours)</w:t>
-      </w:r>
-    </w:p>
-    <w:p>
-      <w:pPr>
-        <w:pStyle w:val="FirstParagraph"/>
-      </w:pPr>
-      <w:r>
-        <w:t xml:space="preserve">Water administered through feeding tube</w:t>
-      </w:r>
-    </w:p>
-    <w:p>
-      <w:pPr>
-        <w:pStyle w:val="Compact"/>
-        <w:numPr>
-          <w:ilvl w:val="0"/>
-          <w:numId w:val="1074"/>
-        </w:numPr>
-      </w:pPr>
-      <w:r>
-        <w:t xml:space="preserve">Usually 8oz 4 times/day</w:t>
-      </w:r>
-    </w:p>
-    <w:p>
-      <w:pPr>
-        <w:pStyle w:val="Compact"/>
-        <w:numPr>
-          <w:ilvl w:val="0"/>
-          <w:numId w:val="1074"/>
-        </w:numPr>
-      </w:pPr>
-      <w:r>
-        <w:t xml:space="preserve">Important to prevent dehydration</w:t>
-      </w:r>
-    </w:p>
-    <w:bookmarkEnd w:id="146"/>
-    <w:bookmarkStart w:id="147" w:name="jejunostomy-tube-1"/>
-    <w:p>
-      <w:pPr>
-        <w:pStyle w:val="Heading2"/>
-      </w:pPr>
-      <w:r>
-        <w:t xml:space="preserve">94 Jejunostomy Tube</w:t>
-      </w:r>
-    </w:p>
-    <w:bookmarkEnd w:id="147"/>
-    <w:bookmarkStart w:id="148" w:name="jejunostomy-typical-regimen-1"/>
-    <w:p>
-      <w:pPr>
-        <w:pStyle w:val="Heading2"/>
-      </w:pPr>
-      <w:r>
-        <w:t xml:space="preserve">95 Jejunostomy Typical Regimen</w:t>
-      </w:r>
-    </w:p>
-    <w:p>
-      <w:pPr>
-        <w:pStyle w:val="Compact"/>
-        <w:numPr>
-          <w:ilvl w:val="0"/>
-          <w:numId w:val="1075"/>
-        </w:numPr>
-      </w:pPr>
-      <w:r>
-        <w:t xml:space="preserve">Jejunostomy tube feeds for 16 hours (6pm-10am)</w:t>
-      </w:r>
-    </w:p>
-    <w:p>
-      <w:pPr>
-        <w:pStyle w:val="Compact"/>
-        <w:numPr>
-          <w:ilvl w:val="1"/>
-          <w:numId w:val="1076"/>
-        </w:numPr>
-      </w:pPr>
-      <w:r>
-        <w:t xml:space="preserve">Men: 75mL/hour x 16 hours = 5 cartons</w:t>
-      </w:r>
-    </w:p>
-    <w:p>
-      <w:pPr>
-        <w:pStyle w:val="Compact"/>
-        <w:numPr>
-          <w:ilvl w:val="1"/>
-          <w:numId w:val="1076"/>
-        </w:numPr>
-      </w:pPr>
-      <w:r>
-        <w:t xml:space="preserve">Women: 60mL/hour x 16 hours = 4 cartons</w:t>
-      </w:r>
-    </w:p>
-    <w:p>
-      <w:pPr>
-        <w:pStyle w:val="Compact"/>
-        <w:numPr>
-          <w:ilvl w:val="0"/>
-          <w:numId w:val="1075"/>
-        </w:numPr>
-      </w:pPr>
-      <w:r>
-        <w:t xml:space="preserve">Water 240ml (8oz) via syringe 4x/day</w:t>
-      </w:r>
-    </w:p>
-    <w:p>
-      <w:pPr>
-        <w:pStyle w:val="FirstParagraph"/>
-      </w:pPr>
-      <w:r>
-        <w:t xml:space="preserve">Hospital nurses will teach use of the feeding tube</w:t>
-      </w:r>
-    </w:p>
-    <w:bookmarkEnd w:id="148"/>
-    <w:bookmarkStart w:id="149" w:name="jejunostomy-feeds-with-diabetes-1"/>
-    <w:p>
-      <w:pPr>
-        <w:pStyle w:val="Heading2"/>
-      </w:pPr>
-      <w:r>
-        <w:t xml:space="preserve">96 Jejunostomy Feeds with Diabetes</w:t>
-      </w:r>
-    </w:p>
-    <w:p>
-      <w:pPr>
-        <w:pStyle w:val="FirstParagraph"/>
-      </w:pPr>
-      <w:r>
-        <w:t xml:space="preserve">Jejunostomy feedings elevate blood sugars</w:t>
-      </w:r>
-    </w:p>
-    <w:p>
-      <w:pPr>
-        <w:pStyle w:val="Compact"/>
-        <w:numPr>
-          <w:ilvl w:val="0"/>
-          <w:numId w:val="1077"/>
-        </w:numPr>
-      </w:pPr>
-      <w:r>
-        <w:t xml:space="preserve">Insulin may be required along with feeds</w:t>
-      </w:r>
-    </w:p>
-    <w:p>
-      <w:pPr>
-        <w:pStyle w:val="FirstParagraph"/>
-      </w:pPr>
-      <w:r>
-        <w:t xml:space="preserve">Typical Pattern for tube feeds</w:t>
-      </w:r>
-    </w:p>
-    <w:p>
-      <w:pPr>
-        <w:pStyle w:val="Compact"/>
-        <w:numPr>
-          <w:ilvl w:val="0"/>
-          <w:numId w:val="1078"/>
-        </w:numPr>
-      </w:pPr>
-      <w:r>
-        <w:t xml:space="preserve">Feeds run via pump from 6pm to 10am</w:t>
-      </w:r>
-    </w:p>
-    <w:p>
-      <w:pPr>
-        <w:pStyle w:val="Compact"/>
-        <w:numPr>
-          <w:ilvl w:val="0"/>
-          <w:numId w:val="1078"/>
-        </w:numPr>
-      </w:pPr>
-      <w:r>
-        <w:t xml:space="preserve">Insulin at 6pm (70/30 insulin)</w:t>
-      </w:r>
-    </w:p>
-    <w:p>
-      <w:pPr>
-        <w:pStyle w:val="Compact"/>
-        <w:numPr>
-          <w:ilvl w:val="0"/>
-          <w:numId w:val="1078"/>
-        </w:numPr>
-      </w:pPr>
-      <w:r>
-        <w:t xml:space="preserve">Insulin at Midnight (70/30 insulin)</w:t>
-      </w:r>
-    </w:p>
-    <w:p>
-      <w:pPr>
-        <w:pStyle w:val="Compact"/>
-        <w:numPr>
-          <w:ilvl w:val="0"/>
-          <w:numId w:val="1078"/>
-        </w:numPr>
-      </w:pPr>
-      <w:r>
-        <w:t xml:space="preserve">No insulin if tube feedings are not run</w:t>
-      </w:r>
-    </w:p>
-    <w:bookmarkEnd w:id="149"/>
-    <w:bookmarkStart w:id="150" w:name="jejunostomy-video-1"/>
-    <w:p>
-      <w:pPr>
-        <w:pStyle w:val="Heading2"/>
-      </w:pPr>
-      <w:r>
-        <w:t xml:space="preserve">97 Jejunostomy Video</w:t>
-      </w:r>
-    </w:p>
-    <w:bookmarkEnd w:id="150"/>
-    <w:bookmarkStart w:id="151" w:name="activity-after-surgery"/>
-    <w:p>
-      <w:pPr>
-        <w:pStyle w:val="Heading2"/>
-      </w:pPr>
-      <w:r>
-        <w:t xml:space="preserve">98 Activity after Surgery</w:t>
-      </w:r>
-    </w:p>
-    <w:p>
-      <w:pPr>
-        <w:pStyle w:val="Compact"/>
-        <w:numPr>
-          <w:ilvl w:val="0"/>
-          <w:numId w:val="1079"/>
-        </w:numPr>
-      </w:pPr>
-      <w:r>
-        <w:t xml:space="preserve">Up in chair most of the day</w:t>
-      </w:r>
-    </w:p>
-    <w:p>
-      <w:pPr>
-        <w:pStyle w:val="Compact"/>
-        <w:numPr>
-          <w:ilvl w:val="0"/>
-          <w:numId w:val="1079"/>
-        </w:numPr>
-      </w:pPr>
-      <w:r>
-        <w:t xml:space="preserve">Walking with help from nurse/Physical Therapist</w:t>
-      </w:r>
-    </w:p>
-    <w:p>
-      <w:pPr>
-        <w:pStyle w:val="Compact"/>
-        <w:numPr>
-          <w:ilvl w:val="0"/>
-          <w:numId w:val="1079"/>
-        </w:numPr>
-      </w:pPr>
-      <w:r>
-        <w:t xml:space="preserve">Goals:</w:t>
-      </w:r>
-    </w:p>
-    <w:p>
-      <w:pPr>
-        <w:pStyle w:val="Compact"/>
-        <w:numPr>
-          <w:ilvl w:val="1"/>
-          <w:numId w:val="1080"/>
-        </w:numPr>
-      </w:pPr>
-      <w:r>
-        <w:t xml:space="preserve">Improve lung function</w:t>
-      </w:r>
-    </w:p>
-    <w:p>
-      <w:pPr>
-        <w:pStyle w:val="Compact"/>
-        <w:numPr>
-          <w:ilvl w:val="1"/>
-          <w:numId w:val="1080"/>
-        </w:numPr>
-      </w:pPr>
-      <w:r>
-        <w:t xml:space="preserve">Prevent muscle loss</w:t>
-      </w:r>
-    </w:p>
-    <w:bookmarkEnd w:id="151"/>
-    <w:bookmarkStart w:id="152" w:name="nasogastric-ng-tube"/>
-    <w:p>
-      <w:pPr>
-        <w:pStyle w:val="Heading2"/>
-      </w:pPr>
-      <w:r>
-        <w:t xml:space="preserve">99 Nasogastric (NG) Tube</w:t>
-      </w:r>
-    </w:p>
-    <w:p>
-      <w:pPr>
-        <w:pStyle w:val="FirstParagraph"/>
-      </w:pPr>
-      <w:r>
-        <w:t xml:space="preserve">Tube passed through nose into stomach</w:t>
-      </w:r>
-    </w:p>
-    <w:p>
-      <w:pPr>
-        <w:pStyle w:val="Compact"/>
-        <w:numPr>
-          <w:ilvl w:val="0"/>
-          <w:numId w:val="1081"/>
-        </w:numPr>
-      </w:pPr>
-      <w:r>
-        <w:t xml:space="preserve">Drains fluid from stomach</w:t>
-      </w:r>
-    </w:p>
-    <w:p>
-      <w:pPr>
-        <w:pStyle w:val="Compact"/>
-        <w:numPr>
-          <w:ilvl w:val="0"/>
-          <w:numId w:val="1081"/>
-        </w:numPr>
-      </w:pPr>
-      <w:r>
-        <w:t xml:space="preserve">Prevents vomiting</w:t>
-      </w:r>
-    </w:p>
-    <w:p>
-      <w:pPr>
-        <w:pStyle w:val="FirstParagraph"/>
-      </w:pPr>
-      <w:r>
-        <w:t xml:space="preserve">Upper GI X-ray on 2nd or 3rd day after surgery</w:t>
-      </w:r>
-    </w:p>
-    <w:p>
-      <w:pPr>
-        <w:pStyle w:val="Compact"/>
-        <w:numPr>
-          <w:ilvl w:val="0"/>
-          <w:numId w:val="1082"/>
-        </w:numPr>
-      </w:pPr>
-      <w:r>
-        <w:t xml:space="preserve">If stomach empties well</w:t>
-      </w:r>
-      <w:r>
-        <w:t xml:space="preserve"> </w:t>
-      </w:r>
-      <m:oMath>
-        <m:r>
-          <m:rPr>
-            <m:sty m:val="p"/>
-          </m:rPr>
-          <m:t>→</m:t>
-        </m:r>
-      </m:oMath>
-      <w:r>
-        <w:t xml:space="preserve"> </w:t>
-      </w:r>
-      <w:r>
-        <w:t xml:space="preserve">NG tube removed</w:t>
-      </w:r>
-    </w:p>
-    <w:p>
-      <w:pPr>
-        <w:pStyle w:val="Compact"/>
-        <w:numPr>
-          <w:ilvl w:val="0"/>
-          <w:numId w:val="1082"/>
-        </w:numPr>
-      </w:pPr>
-      <w:r>
-        <w:t xml:space="preserve">Otherwise, X-ray repeated 2-3 days later</w:t>
-      </w:r>
-    </w:p>
-    <w:bookmarkEnd w:id="152"/>
-    <w:bookmarkStart w:id="153" w:name="swallowing-evaluation"/>
-    <w:p>
-      <w:pPr>
-        <w:pStyle w:val="Heading2"/>
-      </w:pPr>
-      <w:r>
-        <w:t xml:space="preserve">100 Swallowing Evaluation</w:t>
-      </w:r>
-    </w:p>
-    <w:p>
-      <w:pPr>
-        <w:pStyle w:val="FirstParagraph"/>
-      </w:pPr>
-      <w:r>
-        <w:t xml:space="preserve">Once NG tube has been removed:</w:t>
-      </w:r>
-    </w:p>
-    <w:p>
-      <w:pPr>
-        <w:pStyle w:val="BodyText"/>
-      </w:pPr>
-      <w:r>
-        <w:t xml:space="preserve">Modified barium swallow in radiology</w:t>
-      </w:r>
-    </w:p>
-    <w:p>
-      <w:pPr>
-        <w:pStyle w:val="Compact"/>
-        <w:numPr>
-          <w:ilvl w:val="0"/>
-          <w:numId w:val="1083"/>
-        </w:numPr>
-      </w:pPr>
-      <w:r>
-        <w:t xml:space="preserve">Drink a white chalky liquid (barium)</w:t>
-      </w:r>
-    </w:p>
-    <w:p>
-      <w:pPr>
-        <w:pStyle w:val="Compact"/>
-        <w:numPr>
-          <w:ilvl w:val="0"/>
-          <w:numId w:val="1083"/>
-        </w:numPr>
-      </w:pPr>
-      <w:r>
-        <w:t xml:space="preserve">Look for proper swallowing function</w:t>
-      </w:r>
-    </w:p>
-    <w:p>
-      <w:pPr>
-        <w:pStyle w:val="Compact"/>
-        <w:numPr>
-          <w:ilvl w:val="0"/>
-          <w:numId w:val="1083"/>
-        </w:numPr>
-      </w:pPr>
-      <w:r>
-        <w:t xml:space="preserve">70% of patients</w:t>
-      </w:r>
-      <w:r>
-        <w:t xml:space="preserve"> </w:t>
-      </w:r>
-      <m:oMath>
-        <m:r>
-          <m:rPr>
-            <m:sty m:val="p"/>
-          </m:rPr>
-          <m:t>⇒</m:t>
-        </m:r>
-      </m:oMath>
-      <w:r>
-        <w:t xml:space="preserve"> </w:t>
-      </w:r>
-      <w:r>
-        <w:t xml:space="preserve">liquids started by mouth</w:t>
-      </w:r>
-    </w:p>
-    <w:bookmarkEnd w:id="153"/>
-    <w:bookmarkStart w:id="154" w:name="oral-intake-at-home"/>
-    <w:p>
-      <w:pPr>
-        <w:pStyle w:val="Heading2"/>
-      </w:pPr>
-      <w:r>
-        <w:t xml:space="preserve">101 Oral Intake at Home</w:t>
-      </w:r>
-    </w:p>
-    <w:p>
-      <w:pPr>
-        <w:pStyle w:val="FirstParagraph"/>
-      </w:pPr>
-      <w:r>
-        <w:t xml:space="preserve">Most are taking protein shakes when they go home</w:t>
-      </w:r>
-    </w:p>
-    <w:p>
-      <w:pPr>
-        <w:pStyle w:val="BodyText"/>
-      </w:pPr>
-      <w:r>
-        <w:t xml:space="preserve">Protein shakes are started after tolerating water</w:t>
-      </w:r>
-      <w:r>
-        <w:br/>
-      </w:r>
-    </w:p>
-    <w:p>
-      <w:pPr>
-        <w:pStyle w:val="Compact"/>
-        <w:numPr>
-          <w:ilvl w:val="0"/>
-          <w:numId w:val="1084"/>
-        </w:numPr>
-      </w:pPr>
-      <w:r>
-        <w:t xml:space="preserve">2 oz per hour to start</w:t>
-      </w:r>
-    </w:p>
-    <w:p>
-      <w:pPr>
-        <w:pStyle w:val="Compact"/>
-        <w:numPr>
-          <w:ilvl w:val="0"/>
-          <w:numId w:val="1084"/>
-        </w:numPr>
-      </w:pPr>
-      <w:r>
-        <w:t xml:space="preserve">4 oz per hour if 2oz are tolerated well</w:t>
-      </w:r>
-    </w:p>
-    <w:bookmarkEnd w:id="154"/>
-    <w:bookmarkStart w:id="155" w:name="discharge"/>
-    <w:p>
-      <w:pPr>
-        <w:pStyle w:val="Heading2"/>
-      </w:pPr>
-      <w:r>
-        <w:t xml:space="preserve">102 Discharge</w:t>
-      </w:r>
-    </w:p>
-    <w:p>
-      <w:pPr>
-        <w:pStyle w:val="FirstParagraph"/>
-      </w:pPr>
-      <w:r>
-        <w:t xml:space="preserve">Goal: ready to leave day #6/7 after surgery</w:t>
-      </w:r>
-    </w:p>
-    <w:p>
-      <w:pPr>
-        <w:pStyle w:val="Compact"/>
-        <w:numPr>
-          <w:ilvl w:val="0"/>
-          <w:numId w:val="1085"/>
-        </w:numPr>
-      </w:pPr>
-      <w:r>
-        <w:t xml:space="preserve">Night-time tube feedings (6pm to 10am)</w:t>
-      </w:r>
-    </w:p>
-    <w:p>
-      <w:pPr>
-        <w:pStyle w:val="Compact"/>
-        <w:numPr>
-          <w:ilvl w:val="0"/>
-          <w:numId w:val="1085"/>
-        </w:numPr>
-      </w:pPr>
-      <w:r>
-        <w:t xml:space="preserve">Nutrition by mouth (70% of patients)</w:t>
-      </w:r>
-    </w:p>
-    <w:p>
-      <w:pPr>
-        <w:pStyle w:val="Compact"/>
-        <w:numPr>
-          <w:ilvl w:val="1"/>
-          <w:numId w:val="1086"/>
-        </w:numPr>
-      </w:pPr>
-      <w:r>
-        <w:t xml:space="preserve">1 oz of water per hour by mouth OR</w:t>
-      </w:r>
-    </w:p>
-    <w:p>
-      <w:pPr>
-        <w:pStyle w:val="Compact"/>
-        <w:numPr>
-          <w:ilvl w:val="1"/>
-          <w:numId w:val="1086"/>
-        </w:numPr>
-      </w:pPr>
-      <w:r>
-        <w:t xml:space="preserve">Protein shakes 4oz every 2 hours</w:t>
-      </w:r>
-    </w:p>
-    <w:p>
-      <w:pPr>
-        <w:pStyle w:val="Compact"/>
-        <w:numPr>
-          <w:ilvl w:val="0"/>
-          <w:numId w:val="1085"/>
-        </w:numPr>
-      </w:pPr>
-      <w:r>
-        <w:t xml:space="preserve">Water through tube 8oz four times per day</w:t>
-      </w:r>
-    </w:p>
-    <w:p>
-      <w:pPr>
-        <w:pStyle w:val="Compact"/>
-        <w:numPr>
-          <w:ilvl w:val="0"/>
-          <w:numId w:val="1085"/>
-        </w:numPr>
-      </w:pPr>
-      <w:r>
-        <w:t xml:space="preserve">Home care nursing (feeding tube teaching)</w:t>
-      </w:r>
-    </w:p>
-    <w:p>
-      <w:pPr>
-        <w:pStyle w:val="Compact"/>
-        <w:numPr>
-          <w:ilvl w:val="0"/>
-          <w:numId w:val="1085"/>
-        </w:numPr>
-      </w:pPr>
-      <w:r>
-        <w:t xml:space="preserve">Home infusion (tube feeding supplies)</w:t>
-      </w:r>
-    </w:p>
-    <w:bookmarkEnd w:id="155"/>
-    <w:bookmarkStart w:id="156" w:name="nutrition-after-surgery"/>
-    <w:p>
-      <w:pPr>
-        <w:pStyle w:val="Heading2"/>
-      </w:pPr>
-      <w:r>
-        <w:t xml:space="preserve">103 Nutrition after Surgery</w:t>
-      </w:r>
-    </w:p>
-    <w:p>
-      <w:pPr>
-        <w:pStyle w:val="FirstParagraph"/>
-      </w:pPr>
-      <w:r>
-        <w:t xml:space="preserve">At discharge home:</w:t>
-      </w:r>
-    </w:p>
-    <w:p>
-      <w:pPr>
-        <w:pStyle w:val="Compact"/>
-        <w:numPr>
-          <w:ilvl w:val="0"/>
-          <w:numId w:val="1087"/>
-        </w:numPr>
-      </w:pPr>
-      <w:r>
-        <w:t xml:space="preserve">Protein shakes 4oz every 2 hrs</w:t>
-      </w:r>
-    </w:p>
-    <w:p>
-      <w:pPr>
-        <w:pStyle w:val="Compact"/>
-        <w:numPr>
-          <w:ilvl w:val="0"/>
-          <w:numId w:val="1087"/>
-        </w:numPr>
-      </w:pPr>
-      <w:r>
-        <w:t xml:space="preserve">Tube feeds 4-5 cans at night (6pm-10am)</w:t>
-      </w:r>
-    </w:p>
-    <w:p>
-      <w:pPr>
-        <w:pStyle w:val="FirstParagraph"/>
-      </w:pPr>
-      <w:r>
-        <w:t xml:space="preserve">10-12 Days: Increase protein shakes</w:t>
-      </w:r>
-    </w:p>
-    <w:p>
-      <w:pPr>
-        <w:pStyle w:val="Compact"/>
-        <w:numPr>
-          <w:ilvl w:val="0"/>
-          <w:numId w:val="1088"/>
-        </w:numPr>
-      </w:pPr>
-      <w:r>
-        <w:t xml:space="preserve">Tube feeds 3-4 cans at night</w:t>
-      </w:r>
-    </w:p>
-    <w:p>
-      <w:pPr>
-        <w:pStyle w:val="FirstParagraph"/>
-      </w:pPr>
-      <w:r>
-        <w:t xml:space="preserve">Three weeks: Post-esophagectomy Diet</w:t>
-      </w:r>
-    </w:p>
-    <w:p>
-      <w:pPr>
-        <w:pStyle w:val="BodyText"/>
-      </w:pPr>
-      <w:r>
-        <w:t xml:space="preserve">8-12 weeks: Remove feeding tube (in office)</w:t>
-      </w:r>
-    </w:p>
-    <w:bookmarkEnd w:id="156"/>
-    <w:bookmarkStart w:id="157" w:name="X15701f9deabaab366e08b73bd1ea6f1240694c5"/>
-    <w:p>
-      <w:pPr>
-        <w:pStyle w:val="Heading2"/>
-      </w:pPr>
-      <w:r>
-        <w:t xml:space="preserve">104 Transition from Tube Feeds</w:t>
-      </w:r>
-      <w:r>
-        <w:t xml:space="preserve"> </w:t>
-      </w:r>
-      <m:oMath>
-        <m:r>
-          <m:rPr>
-            <m:sty m:val="p"/>
-          </m:rPr>
-          <m:t>→</m:t>
-        </m:r>
-      </m:oMath>
-      <w:r>
-        <w:t xml:space="preserve"> </w:t>
-      </w:r>
-      <w:r>
-        <w:t xml:space="preserve">Eating</w:t>
-      </w:r>
-    </w:p>
-    <w:p>
-      <w:pPr>
-        <w:pStyle w:val="FirstParagraph"/>
-      </w:pPr>
-      <w:r>
-        <w:t xml:space="preserve">Dietitian will calculate daily protein goal</w:t>
-      </w:r>
-    </w:p>
-    <w:p>
-      <w:pPr>
-        <w:pStyle w:val="Compact"/>
-        <w:numPr>
-          <w:ilvl w:val="0"/>
-          <w:numId w:val="1089"/>
-        </w:numPr>
-      </w:pPr>
-      <w:r>
-        <w:t xml:space="preserve">Typically 60-75 grams protein/day</w:t>
-      </w:r>
-    </w:p>
-    <w:p>
-      <w:pPr>
-        <w:pStyle w:val="Compact"/>
-        <w:numPr>
-          <w:ilvl w:val="0"/>
-          <w:numId w:val="1089"/>
-        </w:numPr>
-      </w:pPr>
-      <w:r>
-        <w:t xml:space="preserve">Each carton of tube feeding has 15 grams</w:t>
-      </w:r>
-    </w:p>
-    <w:p>
-      <w:pPr>
-        <w:pStyle w:val="Compact"/>
-        <w:numPr>
-          <w:ilvl w:val="1"/>
-          <w:numId w:val="1090"/>
-        </w:numPr>
-      </w:pPr>
-      <w:r>
-        <w:t xml:space="preserve">75 grams protein = 5 cartons/night</w:t>
-      </w:r>
-    </w:p>
-    <w:p>
-      <w:pPr>
-        <w:pStyle w:val="Compact"/>
-        <w:numPr>
-          <w:ilvl w:val="0"/>
-          <w:numId w:val="1089"/>
-        </w:numPr>
-      </w:pPr>
-      <w:r>
-        <w:t xml:space="preserve">More intake by mouth</w:t>
-      </w:r>
-      <w:r>
-        <w:t xml:space="preserve"> </w:t>
-      </w:r>
-      <m:oMath>
-        <m:r>
-          <m:rPr>
-            <m:sty m:val="p"/>
-          </m:rPr>
-          <m:t>→</m:t>
-        </m:r>
-      </m:oMath>
-      <w:r>
-        <w:t xml:space="preserve"> </w:t>
-      </w:r>
-      <w:r>
-        <w:t xml:space="preserve">tube feeds reduced</w:t>
-      </w:r>
-    </w:p>
-    <w:p>
-      <w:pPr>
-        <w:pStyle w:val="FirstParagraph"/>
-      </w:pPr>
-      <w:r>
-        <w:t xml:space="preserve">Spread out protein during the day (20gm/meal)</w:t>
-      </w:r>
-    </w:p>
-    <w:p>
-      <w:pPr>
-        <w:pStyle w:val="Compact"/>
-        <w:numPr>
-          <w:ilvl w:val="0"/>
-          <w:numId w:val="1091"/>
-        </w:numPr>
-      </w:pPr>
-      <w:r>
-        <w:t xml:space="preserve">Three meals + 2-3 high-protein snacks</w:t>
-      </w:r>
-    </w:p>
-    <w:bookmarkEnd w:id="157"/>
-    <w:bookmarkStart w:id="158" w:name="post-esophagectomy-diet"/>
-    <w:p>
-      <w:pPr>
-        <w:pStyle w:val="Heading2"/>
-      </w:pPr>
-      <w:r>
-        <w:t xml:space="preserve">105 Post-esophagectomy Diet</w:t>
-      </w:r>
-    </w:p>
-    <w:p>
-      <w:pPr>
-        <w:pStyle w:val="Compact"/>
-        <w:numPr>
-          <w:ilvl w:val="0"/>
-          <w:numId w:val="1092"/>
-        </w:numPr>
-      </w:pPr>
-      <w:r>
-        <w:t xml:space="preserve">Soft Consistency</w:t>
-      </w:r>
-    </w:p>
-    <w:p>
-      <w:pPr>
-        <w:pStyle w:val="Compact"/>
-        <w:numPr>
-          <w:ilvl w:val="0"/>
-          <w:numId w:val="1092"/>
-        </w:numPr>
-      </w:pPr>
-      <w:r>
-        <w:t xml:space="preserve">High Protein</w:t>
-      </w:r>
-    </w:p>
-    <w:p>
-      <w:pPr>
-        <w:pStyle w:val="Compact"/>
-        <w:numPr>
-          <w:ilvl w:val="0"/>
-          <w:numId w:val="1092"/>
-        </w:numPr>
-      </w:pPr>
-      <w:r>
-        <w:t xml:space="preserve">Avoid sugary liquids (can cause ‘dumping’)</w:t>
-      </w:r>
-    </w:p>
-    <w:p>
-      <w:pPr>
-        <w:pStyle w:val="Compact"/>
-        <w:numPr>
-          <w:ilvl w:val="0"/>
-          <w:numId w:val="1092"/>
-        </w:numPr>
-      </w:pPr>
-      <w:r>
-        <w:t xml:space="preserve">Avoid raw vegetables (and salads)</w:t>
-      </w:r>
-    </w:p>
-    <w:p>
-      <w:pPr>
-        <w:pStyle w:val="Compact"/>
-        <w:numPr>
-          <w:ilvl w:val="0"/>
-          <w:numId w:val="1092"/>
-        </w:numPr>
-      </w:pPr>
-      <w:r>
-        <w:t xml:space="preserve">Eating</w:t>
-      </w:r>
-    </w:p>
-    <w:p>
-      <w:pPr>
-        <w:pStyle w:val="Compact"/>
-        <w:numPr>
-          <w:ilvl w:val="1"/>
-          <w:numId w:val="1093"/>
-        </w:numPr>
-      </w:pPr>
-      <w:r>
-        <w:t xml:space="preserve">Small, frequent meals</w:t>
-      </w:r>
-    </w:p>
-    <w:p>
-      <w:pPr>
-        <w:pStyle w:val="Compact"/>
-        <w:numPr>
-          <w:ilvl w:val="1"/>
-          <w:numId w:val="1093"/>
-        </w:numPr>
-      </w:pPr>
-      <w:r>
-        <w:t xml:space="preserve">Sit up for 30-45 minutes after eating</w:t>
-      </w:r>
-    </w:p>
-    <w:p>
-      <w:pPr>
-        <w:pStyle w:val="Compact"/>
-        <w:numPr>
-          <w:ilvl w:val="1"/>
-          <w:numId w:val="1093"/>
-        </w:numPr>
-      </w:pPr>
-      <w:r>
-        <w:t xml:space="preserve">Avoid eating within 2 hours of bedtime</w:t>
-      </w:r>
-    </w:p>
-    <w:bookmarkEnd w:id="158"/>
-    <w:bookmarkStart w:id="159" w:name="medicines-at-home---pain"/>
-    <w:p>
-      <w:pPr>
-        <w:pStyle w:val="Heading2"/>
-      </w:pPr>
-      <w:r>
-        <w:t xml:space="preserve">106 Medicines at Home - Pain</w:t>
-      </w:r>
-    </w:p>
-    <w:p>
-      <w:pPr>
-        <w:pStyle w:val="FirstParagraph"/>
-      </w:pPr>
-      <w:r>
-        <w:t xml:space="preserve">Acetaminophen (Tylenol) 1000mg 4x/day</w:t>
-      </w:r>
-    </w:p>
-    <w:p>
-      <w:pPr>
-        <w:pStyle w:val="BodyText"/>
-      </w:pPr>
-      <w:r>
-        <w:t xml:space="preserve">Gabapentin 300mg 3 times/day</w:t>
-      </w:r>
-    </w:p>
-    <w:p>
-      <w:pPr>
-        <w:pStyle w:val="BodyText"/>
-      </w:pPr>
-      <w:r>
-        <w:t xml:space="preserve">Oxycodone</w:t>
-      </w:r>
-    </w:p>
-    <w:p>
-      <w:pPr>
-        <w:pStyle w:val="Compact"/>
-        <w:numPr>
-          <w:ilvl w:val="0"/>
-          <w:numId w:val="1094"/>
-        </w:numPr>
-      </w:pPr>
-      <w:r>
-        <w:t xml:space="preserve">As needed in addition to Tylenol/gabapentin</w:t>
-      </w:r>
-    </w:p>
-    <w:p>
-      <w:pPr>
-        <w:pStyle w:val="Compact"/>
-        <w:numPr>
-          <w:ilvl w:val="0"/>
-          <w:numId w:val="1094"/>
-        </w:numPr>
-      </w:pPr>
-      <w:r>
-        <w:t xml:space="preserve">Will begin reducing dose at first postop visit</w:t>
-      </w:r>
-    </w:p>
-    <w:p>
-      <w:pPr>
-        <w:pStyle w:val="Compact"/>
-        <w:numPr>
-          <w:ilvl w:val="0"/>
-          <w:numId w:val="1094"/>
-        </w:numPr>
-      </w:pPr>
-      <w:r>
-        <w:t xml:space="preserve">Can usually discontinue by 4 weeks</w:t>
-      </w:r>
-    </w:p>
-    <w:p>
-      <w:pPr>
-        <w:pStyle w:val="Compact"/>
-        <w:numPr>
-          <w:ilvl w:val="0"/>
-          <w:numId w:val="1094"/>
-        </w:numPr>
-      </w:pPr>
-      <w:r>
-        <w:t xml:space="preserve">NO DRIVING WHILE ON OXYCODONE</w:t>
-      </w:r>
-    </w:p>
-    <w:bookmarkEnd w:id="159"/>
-    <w:bookmarkStart w:id="160" w:name="non-steroidals-anti-inflammatory-nsaid"/>
-    <w:p>
-      <w:pPr>
-        <w:pStyle w:val="Heading2"/>
-      </w:pPr>
-      <w:r>
-        <w:t xml:space="preserve">107 Non-steroidals Anti Inflammatory (NSAID)</w:t>
-      </w:r>
-    </w:p>
-    <w:p>
-      <w:pPr>
-        <w:pStyle w:val="FirstParagraph"/>
-      </w:pPr>
-      <w:r>
-        <w:t xml:space="preserve">Non-steroidal anti-inflammatories (Celebrex)</w:t>
-      </w:r>
-    </w:p>
-    <w:p>
-      <w:pPr>
-        <w:pStyle w:val="Compact"/>
-        <w:numPr>
-          <w:ilvl w:val="0"/>
-          <w:numId w:val="1095"/>
-        </w:numPr>
-      </w:pPr>
-      <w:r>
-        <w:t xml:space="preserve">200 mg every 12 hours starting at 2 weeks</w:t>
-      </w:r>
-    </w:p>
-    <w:p>
-      <w:pPr>
-        <w:pStyle w:val="FirstParagraph"/>
-      </w:pPr>
-      <w:r>
-        <w:t xml:space="preserve">NO GOODY POWDERS OR BCs</w:t>
-      </w:r>
-    </w:p>
-    <w:p>
-      <w:pPr>
-        <w:pStyle w:val="Compact"/>
-        <w:numPr>
-          <w:ilvl w:val="0"/>
-          <w:numId w:val="1096"/>
-        </w:numPr>
-      </w:pPr>
-      <w:r>
-        <w:t xml:space="preserve">(Can cause permanent scarring at the surgery site)</w:t>
-      </w:r>
-    </w:p>
-    <w:bookmarkEnd w:id="160"/>
-    <w:bookmarkStart w:id="161" w:name="acid-blockers-proton-pump-inhibitors"/>
-    <w:p>
-      <w:pPr>
-        <w:pStyle w:val="Heading2"/>
-      </w:pPr>
-      <w:r>
-        <w:t xml:space="preserve">108 Acid Blockers = Proton Pump Inhibitors</w:t>
-      </w:r>
-    </w:p>
-    <w:p>
-      <w:pPr>
-        <w:pStyle w:val="FirstParagraph"/>
-      </w:pPr>
-      <w:r>
-        <w:t xml:space="preserve">Examples include ompeprazole and pantoprazole</w:t>
-      </w:r>
-    </w:p>
-    <w:p>
-      <w:pPr>
-        <w:pStyle w:val="Compact"/>
-        <w:numPr>
-          <w:ilvl w:val="0"/>
-          <w:numId w:val="1097"/>
-        </w:numPr>
-      </w:pPr>
-      <w:r>
-        <w:t xml:space="preserve">Will stay on for at 1-2 years to prevent acid reflux</w:t>
-      </w:r>
-    </w:p>
-    <w:p>
-      <w:pPr>
-        <w:pStyle w:val="Compact"/>
-        <w:numPr>
-          <w:ilvl w:val="0"/>
-          <w:numId w:val="1097"/>
-        </w:numPr>
-      </w:pPr>
-      <w:r>
-        <w:t xml:space="preserve">Important in preventing scarring at anastomosis (new connection between esophagus and stomach)</w:t>
-      </w:r>
-    </w:p>
-    <w:p>
-      <w:pPr>
-        <w:pStyle w:val="Compact"/>
-        <w:numPr>
-          <w:ilvl w:val="0"/>
-          <w:numId w:val="1097"/>
-        </w:numPr>
-      </w:pPr>
-      <w:r>
-        <w:t xml:space="preserve">To administer through feeding tube, open capsule and resuspend beads in 60mL (2oz) of water</w:t>
-      </w:r>
-    </w:p>
-    <w:bookmarkEnd w:id="161"/>
-    <w:bookmarkStart w:id="162" w:name="medicines-at-home"/>
-    <w:p>
-      <w:pPr>
-        <w:pStyle w:val="Heading2"/>
-      </w:pPr>
-      <w:r>
-        <w:t xml:space="preserve">109 Medicines at Home</w:t>
-      </w:r>
-    </w:p>
-    <w:p>
-      <w:pPr>
-        <w:pStyle w:val="FirstParagraph"/>
-      </w:pPr>
-      <w:r>
-        <w:t xml:space="preserve">Reglan – Helps stomach empty</w:t>
-      </w:r>
-    </w:p>
-    <w:p>
-      <w:pPr>
-        <w:pStyle w:val="Compact"/>
-        <w:numPr>
-          <w:ilvl w:val="0"/>
-          <w:numId w:val="1098"/>
-        </w:numPr>
-      </w:pPr>
-      <w:r>
-        <w:t xml:space="preserve">Will plan to stop after six weeks</w:t>
-      </w:r>
-    </w:p>
-    <w:p>
-      <w:pPr>
-        <w:pStyle w:val="Compact"/>
-        <w:numPr>
-          <w:ilvl w:val="0"/>
-          <w:numId w:val="1098"/>
-        </w:numPr>
-      </w:pPr>
-      <w:r>
-        <w:t xml:space="preserve">0.1% risk of tardive dyskinesia (nervous tic)</w:t>
-      </w:r>
-    </w:p>
-    <w:p>
-      <w:pPr>
-        <w:pStyle w:val="FirstParagraph"/>
-      </w:pPr>
-      <w:r>
-        <w:t xml:space="preserve">Remeron – Helps improve appetite</w:t>
-      </w:r>
-    </w:p>
-    <w:p>
-      <w:pPr>
-        <w:pStyle w:val="Compact"/>
-        <w:numPr>
-          <w:ilvl w:val="0"/>
-          <w:numId w:val="1099"/>
-        </w:numPr>
-      </w:pPr>
-      <w:r>
-        <w:t xml:space="preserve">Can cause vivid dreams</w:t>
-      </w:r>
-    </w:p>
-    <w:p>
-      <w:pPr>
-        <w:pStyle w:val="Compact"/>
-        <w:numPr>
-          <w:ilvl w:val="0"/>
-          <w:numId w:val="1099"/>
-        </w:numPr>
-      </w:pPr>
-      <w:r>
-        <w:t xml:space="preserve">Used for several weeks after surgery</w:t>
-      </w:r>
-    </w:p>
-    <w:p>
-      <w:pPr>
-        <w:pStyle w:val="Compact"/>
-        <w:numPr>
-          <w:ilvl w:val="0"/>
-          <w:numId w:val="1099"/>
-        </w:numPr>
-      </w:pPr>
-      <w:r>
-        <w:t xml:space="preserve">Will stop within first three months of surgery</w:t>
-      </w:r>
-    </w:p>
-    <w:bookmarkEnd w:id="162"/>
-    <w:bookmarkStart w:id="163" w:name="metoprolol-beta-blockers"/>
-    <w:p>
-      <w:pPr>
-        <w:pStyle w:val="Heading2"/>
-      </w:pPr>
-      <w:r>
-        <w:t xml:space="preserve">110 Metoprolol = Beta Blockers</w:t>
-      </w:r>
-    </w:p>
-    <w:p>
-      <w:pPr>
-        <w:pStyle w:val="Compact"/>
-        <w:numPr>
-          <w:ilvl w:val="0"/>
-          <w:numId w:val="1100"/>
-        </w:numPr>
-      </w:pPr>
-      <w:r>
-        <w:t xml:space="preserve">Slows heart rate and lowers blood pressure</w:t>
-      </w:r>
-      <w:r>
-        <w:br/>
-      </w:r>
-    </w:p>
-    <w:p>
-      <w:pPr>
-        <w:pStyle w:val="Compact"/>
-        <w:numPr>
-          <w:ilvl w:val="0"/>
-          <w:numId w:val="1100"/>
-        </w:numPr>
-      </w:pPr>
-      <w:r>
-        <w:t xml:space="preserve">Used to prevent rapid heart rate</w:t>
-      </w:r>
-    </w:p>
-    <w:p>
-      <w:pPr>
-        <w:pStyle w:val="Compact"/>
-        <w:numPr>
-          <w:ilvl w:val="0"/>
-          <w:numId w:val="1100"/>
-        </w:numPr>
-      </w:pPr>
-      <w:r>
-        <w:t xml:space="preserve">Patients not taking a beta blocker prior to surgery</w:t>
-      </w:r>
-      <w:r>
-        <w:t xml:space="preserve"> </w:t>
-      </w:r>
-      <m:oMath>
-        <m:r>
-          <m:rPr>
-            <m:sty m:val="p"/>
-          </m:rPr>
-          <m:t>→</m:t>
-        </m:r>
-      </m:oMath>
-      <w:r>
-        <w:t xml:space="preserve"> </w:t>
-      </w:r>
-      <w:r>
-        <w:t xml:space="preserve">wean after after surgery</w:t>
-      </w:r>
-    </w:p>
-    <w:p>
-      <w:pPr>
-        <w:pStyle w:val="Compact"/>
-        <w:numPr>
-          <w:ilvl w:val="0"/>
-          <w:numId w:val="1100"/>
-        </w:numPr>
-      </w:pPr>
-      <w:r>
-        <w:t xml:space="preserve">Patients taking a beta blockerprior to surgery</w:t>
-      </w:r>
-      <w:r>
-        <w:t xml:space="preserve"> </w:t>
-      </w:r>
-      <m:oMath>
-        <m:r>
-          <m:rPr>
-            <m:sty m:val="p"/>
-          </m:rPr>
-          <m:t>→</m:t>
-        </m:r>
-      </m:oMath>
-      <w:r>
-        <w:t xml:space="preserve"> </w:t>
-      </w:r>
-      <w:r>
-        <w:t xml:space="preserve">return to prior dose and drug after surgery</w:t>
-      </w:r>
-    </w:p>
-    <w:bookmarkEnd w:id="163"/>
-    <w:bookmarkStart w:id="167" w:name="sleeping-at-home"/>
-    <w:p>
-      <w:pPr>
-        <w:pStyle w:val="Heading2"/>
-      </w:pPr>
-      <w:r>
-        <w:t xml:space="preserve">111 Sleeping at Home</w:t>
-      </w:r>
-    </w:p>
-    <w:p>
-      <w:pPr>
-        <w:pStyle w:val="FirstParagraph"/>
-      </w:pPr>
-      <w:r>
-        <w:t xml:space="preserve">Reflux can occur the first few weeks/months after surgery</w:t>
-      </w:r>
-    </w:p>
-    <w:p>
-      <w:pPr>
-        <w:pStyle w:val="BodyText"/>
-      </w:pPr>
-      <w:r>
-        <w:t xml:space="preserve">This improves over the first few months</w:t>
-      </w:r>
-    </w:p>
-    <w:p>
-      <w:pPr>
-        <w:pStyle w:val="BodyText"/>
-      </w:pPr>
-      <w:r>
-        <w:t xml:space="preserve">A wedge pillow can be helpful for sleep</w:t>
-      </w:r>
-    </w:p>
-    <w:p>
-      <w:pPr>
-        <w:pStyle w:val="BodyText"/>
-      </w:pPr>
-      <w:r>
-        <w:drawing>
-          <wp:inline>
-            <wp:extent cx="5334000" cy="5334000"/>
-            <wp:effectExtent b="0" l="0" r="0" t="0"/>
-            <wp:docPr descr="" title="" id="165" name="Picture"/>
-            <a:graphic>
-              <a:graphicData uri="http://schemas.openxmlformats.org/drawingml/2006/picture">
-                <pic:pic>
-                  <pic:nvPicPr>
-                    <pic:cNvPr descr="images/wedge_pillow_comm.jpg" id="166" name="Picture"/>
-                    <pic:cNvPicPr>
-                      <a:picLocks noChangeArrowheads="1" noChangeAspect="1"/>
-                    </pic:cNvPicPr>
-                  </pic:nvPicPr>
-                  <pic:blipFill>
-                    <a:blip r:embed="rId164"/>
-                    <a:stretch>
-                      <a:fillRect/>
-                    </a:stretch>
-                  </pic:blipFill>
-                  <pic:spPr bwMode="auto">
-                    <a:xfrm>
-                      <a:off x="0" y="0"/>
-                      <a:ext cx="5334000" cy="5334000"/>
-                    </a:xfrm>
-                    <a:prstGeom prst="rect">
-                      <a:avLst/>
-                    </a:prstGeom>
-                    <a:noFill/>
-                    <a:ln w="9525">
-                      <a:noFill/>
-                      <a:headEnd/>
-                      <a:tailEnd/>
-                    </a:ln>
-                  </pic:spPr>
-                </pic:pic>
-              </a:graphicData>
-            </a:graphic>
-          </wp:inline>
-        </w:drawing>
-      </w:r>
-    </w:p>
-    <w:bookmarkEnd w:id="167"/>
-    <w:bookmarkStart w:id="168" w:name="postoperative-visit-at-7-10-days"/>
-    <w:p>
-      <w:pPr>
-        <w:pStyle w:val="Heading2"/>
-      </w:pPr>
-      <w:r>
-        <w:t xml:space="preserve">112 Postoperative Visit at 7-10 Days</w:t>
-      </w:r>
-    </w:p>
-    <w:p>
-      <w:pPr>
-        <w:pStyle w:val="FirstParagraph"/>
-      </w:pPr>
-      <w:r>
-        <w:t xml:space="preserve">Check surgical site</w:t>
-      </w:r>
-    </w:p>
-    <w:p>
-      <w:pPr>
-        <w:pStyle w:val="Compact"/>
-        <w:numPr>
-          <w:ilvl w:val="0"/>
-          <w:numId w:val="1101"/>
-        </w:numPr>
-      </w:pPr>
-      <w:r>
-        <w:t xml:space="preserve">Remove staples (if needed)</w:t>
-      </w:r>
-    </w:p>
-    <w:p>
-      <w:pPr>
-        <w:pStyle w:val="FirstParagraph"/>
-      </w:pPr>
-      <w:r>
-        <w:t xml:space="preserve">Adjust medicines as needed</w:t>
-      </w:r>
-    </w:p>
-    <w:p>
-      <w:pPr>
-        <w:pStyle w:val="Compact"/>
-        <w:numPr>
-          <w:ilvl w:val="0"/>
-          <w:numId w:val="1102"/>
-        </w:numPr>
-      </w:pPr>
-      <w:r>
-        <w:t xml:space="preserve">Insulin (for diabetic patients on insulin)</w:t>
-      </w:r>
-    </w:p>
-    <w:p>
-      <w:pPr>
-        <w:pStyle w:val="Compact"/>
-        <w:numPr>
-          <w:ilvl w:val="0"/>
-          <w:numId w:val="1102"/>
-        </w:numPr>
-      </w:pPr>
-      <w:r>
-        <w:t xml:space="preserve">Reduce beta blocker medicines</w:t>
-      </w:r>
-    </w:p>
-    <w:p>
-      <w:pPr>
-        <w:pStyle w:val="FirstParagraph"/>
-      </w:pPr>
-      <w:r>
-        <w:t xml:space="preserve">Advance diet</w:t>
-      </w:r>
-    </w:p>
-    <w:p>
-      <w:pPr>
-        <w:pStyle w:val="BodyText"/>
-      </w:pPr>
-      <w:r>
-        <w:t xml:space="preserve">Reduce tube feeds</w:t>
-      </w:r>
-    </w:p>
-    <w:bookmarkEnd w:id="168"/>
-    <w:bookmarkStart w:id="169" w:name="after-surgery"/>
-    <w:p>
-      <w:pPr>
-        <w:pStyle w:val="Heading2"/>
-      </w:pPr>
-      <w:r>
-        <w:t xml:space="preserve">113 After surgery</w:t>
-      </w:r>
-    </w:p>
-    <w:p>
-      <w:pPr>
-        <w:pStyle w:val="FirstParagraph"/>
-      </w:pPr>
-      <w:r>
-        <w:t xml:space="preserve">Wean off medicines added after surgery</w:t>
-      </w:r>
-    </w:p>
-    <w:p>
-      <w:pPr>
-        <w:pStyle w:val="Compact"/>
-        <w:numPr>
-          <w:ilvl w:val="0"/>
-          <w:numId w:val="1103"/>
-        </w:numPr>
-      </w:pPr>
-      <w:r>
-        <w:t xml:space="preserve">Pain medicines</w:t>
-      </w:r>
-    </w:p>
-    <w:p>
-      <w:pPr>
-        <w:pStyle w:val="Compact"/>
-        <w:numPr>
-          <w:ilvl w:val="0"/>
-          <w:numId w:val="1103"/>
-        </w:numPr>
-      </w:pPr>
-      <w:r>
-        <w:t xml:space="preserve">Beta-blockers</w:t>
-      </w:r>
-    </w:p>
-    <w:p>
-      <w:pPr>
-        <w:pStyle w:val="Compact"/>
-        <w:numPr>
-          <w:ilvl w:val="0"/>
-          <w:numId w:val="1103"/>
-        </w:numPr>
-      </w:pPr>
-      <w:r>
-        <w:t xml:space="preserve">Reglan and Remeron</w:t>
-      </w:r>
-    </w:p>
-    <w:p>
-      <w:pPr>
-        <w:pStyle w:val="FirstParagraph"/>
-      </w:pPr>
-      <w:r>
-        <w:t xml:space="preserve">Continue acid blockers for at least 1 year</w:t>
-      </w:r>
-    </w:p>
-    <w:bookmarkEnd w:id="169"/>
-    <w:bookmarkStart w:id="170" w:name="jejunostomy-removal"/>
-    <w:p>
-      <w:pPr>
-        <w:pStyle w:val="Heading2"/>
-      </w:pPr>
-      <w:r>
-        <w:t xml:space="preserve">114 Jejunostomy Removal</w:t>
-      </w:r>
-    </w:p>
-    <w:p>
-      <w:pPr>
-        <w:pStyle w:val="FirstParagraph"/>
-      </w:pPr>
-      <w:r>
-        <w:t xml:space="preserve">Jejunostomy tube is removed in the office once you can take in enough nutrients by mouth</w:t>
-      </w:r>
-    </w:p>
-    <w:p>
-      <w:pPr>
-        <w:pStyle w:val="BodyText"/>
-      </w:pPr>
-      <w:r>
-        <w:t xml:space="preserve">Removal usually around 8 weeks after surgery</w:t>
-      </w:r>
-    </w:p>
-    <w:p>
-      <w:pPr>
-        <w:pStyle w:val="BodyText"/>
-      </w:pPr>
-      <w:r>
-        <w:t xml:space="preserve">May take 30 minutes and some local anesthetic to loosen up the tube for removal.</w:t>
-      </w:r>
-    </w:p>
-    <w:bookmarkEnd w:id="170"/>
-    <w:bookmarkStart w:id="171" w:name="nutritional-monitoring-after-surgery"/>
-    <w:p>
-      <w:pPr>
-        <w:pStyle w:val="Heading2"/>
-      </w:pPr>
-      <w:r>
-        <w:t xml:space="preserve">115 Nutritional Monitoring after Surgery</w:t>
-      </w:r>
-    </w:p>
-    <w:p>
-      <w:pPr>
-        <w:pStyle w:val="FirstParagraph"/>
-      </w:pPr>
-      <w:r>
-        <w:t xml:space="preserve">You may have difficulty absorbing some nutrients:</w:t>
-      </w:r>
-    </w:p>
-    <w:p>
-      <w:pPr>
-        <w:pStyle w:val="Compact"/>
-        <w:numPr>
-          <w:ilvl w:val="0"/>
-          <w:numId w:val="1104"/>
-        </w:numPr>
-      </w:pPr>
-      <w:r>
-        <w:t xml:space="preserve">Iron</w:t>
-      </w:r>
-    </w:p>
-    <w:p>
-      <w:pPr>
-        <w:pStyle w:val="Compact"/>
-        <w:numPr>
-          <w:ilvl w:val="0"/>
-          <w:numId w:val="1104"/>
-        </w:numPr>
-      </w:pPr>
-      <w:r>
-        <w:t xml:space="preserve">Vitamin B12</w:t>
-      </w:r>
-    </w:p>
-    <w:p>
-      <w:pPr>
-        <w:pStyle w:val="Compact"/>
-        <w:numPr>
-          <w:ilvl w:val="0"/>
-          <w:numId w:val="1104"/>
-        </w:numPr>
-      </w:pPr>
-      <w:r>
-        <w:t xml:space="preserve">Vitamin D</w:t>
-      </w:r>
-    </w:p>
-    <w:bookmarkEnd w:id="171"/>
-    <w:bookmarkStart w:id="172" w:name="nutritional-monitoring-after-surgery-1"/>
-    <w:p>
-      <w:pPr>
-        <w:pStyle w:val="Heading2"/>
-      </w:pPr>
-      <w:r>
-        <w:t xml:space="preserve">116 Nutritional Monitoring after Surgery</w:t>
-      </w:r>
-    </w:p>
-    <w:p>
-      <w:pPr>
-        <w:pStyle w:val="FirstParagraph"/>
-      </w:pPr>
-      <w:r>
-        <w:t xml:space="preserve">About 3 months after the jejunostomy tube is removed, we will check blood levels:</w:t>
-      </w:r>
-    </w:p>
-    <w:p>
-      <w:pPr>
-        <w:pStyle w:val="Compact"/>
-        <w:numPr>
-          <w:ilvl w:val="0"/>
-          <w:numId w:val="1105"/>
-        </w:numPr>
-      </w:pPr>
-      <w:r>
-        <w:t xml:space="preserve">Iron (ferritin)</w:t>
-      </w:r>
-    </w:p>
-    <w:p>
-      <w:pPr>
-        <w:pStyle w:val="Compact"/>
-        <w:numPr>
-          <w:ilvl w:val="0"/>
-          <w:numId w:val="1105"/>
-        </w:numPr>
-      </w:pPr>
-      <w:r>
-        <w:t xml:space="preserve">Vitamin B12</w:t>
-      </w:r>
-    </w:p>
-    <w:p>
-      <w:pPr>
-        <w:pStyle w:val="Compact"/>
-        <w:numPr>
-          <w:ilvl w:val="0"/>
-          <w:numId w:val="1105"/>
-        </w:numPr>
-      </w:pPr>
-      <w:r>
-        <w:t xml:space="preserve">Vitamin D</w:t>
-      </w:r>
-    </w:p>
-    <w:bookmarkEnd w:id="172"/>
-    <w:bookmarkStart w:id="173" w:name="nutritional-replacements-after-surgery"/>
-    <w:p>
-      <w:pPr>
-        <w:pStyle w:val="Heading2"/>
-      </w:pPr>
-      <w:r>
-        <w:t xml:space="preserve">117 Nutritional Replacements after Surgery</w:t>
-      </w:r>
-    </w:p>
-    <w:p>
-      <w:pPr>
-        <w:pStyle w:val="FirstParagraph"/>
-      </w:pPr>
-      <w:r>
-        <w:t xml:space="preserve">Vitamin or iron replacements can be ordered by:</w:t>
-      </w:r>
-    </w:p>
-    <w:p>
-      <w:pPr>
-        <w:pStyle w:val="Compact"/>
-        <w:numPr>
-          <w:ilvl w:val="0"/>
-          <w:numId w:val="1106"/>
-        </w:numPr>
-      </w:pPr>
-      <w:r>
-        <w:t xml:space="preserve">Primary Care Provider (PCP)</w:t>
-      </w:r>
-    </w:p>
-    <w:p>
-      <w:pPr>
-        <w:pStyle w:val="Compact"/>
-        <w:numPr>
-          <w:ilvl w:val="0"/>
-          <w:numId w:val="1106"/>
-        </w:numPr>
-      </w:pPr>
-      <w:r>
-        <w:t xml:space="preserve">Medical Oncologist</w:t>
-      </w:r>
-    </w:p>
-    <w:p>
-      <w:pPr>
-        <w:pStyle w:val="Compact"/>
-        <w:numPr>
-          <w:ilvl w:val="0"/>
-          <w:numId w:val="1106"/>
-        </w:numPr>
-      </w:pPr>
-      <w:r>
-        <w:t xml:space="preserve">Surgeon</w:t>
-      </w:r>
-    </w:p>
-    <w:p>
-      <w:pPr>
-        <w:pStyle w:val="FirstParagraph"/>
-      </w:pPr>
-      <w:r>
-        <w:t xml:space="preserve">If levels are low</w:t>
-      </w:r>
-    </w:p>
-    <w:p>
-      <w:pPr>
-        <w:pStyle w:val="Compact"/>
-        <w:numPr>
-          <w:ilvl w:val="0"/>
-          <w:numId w:val="1107"/>
-        </w:numPr>
-      </w:pPr>
-      <w:r>
-        <w:t xml:space="preserve">Replacement</w:t>
-      </w:r>
-    </w:p>
-    <w:p>
-      <w:pPr>
-        <w:pStyle w:val="Compact"/>
-        <w:numPr>
-          <w:ilvl w:val="0"/>
-          <w:numId w:val="1107"/>
-        </w:numPr>
-      </w:pPr>
-      <w:r>
-        <w:t xml:space="preserve">Repeat testing in 3-6 months</w:t>
-      </w:r>
-    </w:p>
-    <w:bookmarkEnd w:id="173"/>
-    <w:bookmarkStart w:id="174" w:name="team-members---physicians"/>
-    <w:p>
-      <w:pPr>
-        <w:pStyle w:val="Heading2"/>
-      </w:pPr>
-      <w:r>
-        <w:t xml:space="preserve">118 Team Members - Physicians</w:t>
-      </w:r>
-    </w:p>
-    <w:p>
-      <w:pPr>
-        <w:pStyle w:val="FirstParagraph"/>
-      </w:pPr>
-      <w:r>
-        <w:t xml:space="preserve">Primary Care Provider</w:t>
-      </w:r>
-    </w:p>
-    <w:p>
-      <w:pPr>
-        <w:pStyle w:val="BodyText"/>
-      </w:pPr>
-      <w:r>
-        <w:t xml:space="preserve">Gastroenterologist</w:t>
-      </w:r>
-    </w:p>
-    <w:p>
-      <w:pPr>
-        <w:pStyle w:val="BodyText"/>
-      </w:pPr>
-      <w:r>
-        <w:t xml:space="preserve">Medical Oncologist (chemotherapy)</w:t>
-      </w:r>
-    </w:p>
-    <w:p>
-      <w:pPr>
-        <w:pStyle w:val="BodyText"/>
-      </w:pPr>
-      <w:r>
-        <w:t xml:space="preserve">Radiation Oncologist (radiation)</w:t>
-      </w:r>
-    </w:p>
-    <w:p>
-      <w:pPr>
-        <w:pStyle w:val="BodyText"/>
-      </w:pPr>
-      <w:r>
-        <w:t xml:space="preserve">Surgeons</w:t>
-      </w:r>
-    </w:p>
-    <w:p>
-      <w:pPr>
-        <w:pStyle w:val="Compact"/>
-        <w:numPr>
-          <w:ilvl w:val="0"/>
-          <w:numId w:val="1108"/>
-        </w:numPr>
-      </w:pPr>
-      <w:r>
-        <w:t xml:space="preserve">Jonathan Salo MD</w:t>
-      </w:r>
-    </w:p>
-    <w:p>
-      <w:pPr>
-        <w:pStyle w:val="Compact"/>
-        <w:numPr>
-          <w:ilvl w:val="0"/>
-          <w:numId w:val="1108"/>
-        </w:numPr>
-      </w:pPr>
-      <w:r>
-        <w:t xml:space="preserve">Jeffrey Hagen MD</w:t>
-      </w:r>
-    </w:p>
-    <w:p>
-      <w:pPr>
-        <w:pStyle w:val="Compact"/>
-        <w:numPr>
-          <w:ilvl w:val="0"/>
-          <w:numId w:val="1108"/>
-        </w:numPr>
-      </w:pPr>
-      <w:r>
-        <w:t xml:space="preserve">Michael Roach MD</w:t>
-      </w:r>
-    </w:p>
-    <w:bookmarkEnd w:id="174"/>
-    <w:bookmarkStart w:id="175" w:name="team-members---support-staff"/>
-    <w:p>
-      <w:pPr>
-        <w:pStyle w:val="Heading2"/>
-      </w:pPr>
-      <w:r>
-        <w:t xml:space="preserve">119 Team Members - Support Staff</w:t>
-      </w:r>
-    </w:p>
-    <w:p>
-      <w:pPr>
-        <w:pStyle w:val="FirstParagraph"/>
-      </w:pPr>
-      <w:r>
-        <w:t xml:space="preserve">Dietitian - Liz Koch</w:t>
-      </w:r>
-    </w:p>
-    <w:p>
-      <w:pPr>
-        <w:pStyle w:val="BodyText"/>
-      </w:pPr>
-      <w:r>
-        <w:t xml:space="preserve">Nurses</w:t>
-      </w:r>
-    </w:p>
-    <w:p>
-      <w:pPr>
-        <w:pStyle w:val="Compact"/>
-        <w:numPr>
-          <w:ilvl w:val="0"/>
-          <w:numId w:val="1109"/>
-        </w:numPr>
-      </w:pPr>
-      <w:r>
-        <w:t xml:space="preserve">Matthew Carpenter RN</w:t>
-      </w:r>
-    </w:p>
-    <w:p>
-      <w:pPr>
-        <w:pStyle w:val="Compact"/>
-        <w:numPr>
-          <w:ilvl w:val="0"/>
-          <w:numId w:val="1109"/>
-        </w:numPr>
-      </w:pPr>
-      <w:r>
-        <w:t xml:space="preserve">Brandon Galloway LPN</w:t>
-      </w:r>
-    </w:p>
-    <w:p>
-      <w:pPr>
-        <w:pStyle w:val="FirstParagraph"/>
-      </w:pPr>
-      <w:r>
-        <w:t xml:space="preserve">Navigators</w:t>
-      </w:r>
-    </w:p>
-    <w:p>
-      <w:pPr>
-        <w:pStyle w:val="Compact"/>
-        <w:numPr>
-          <w:ilvl w:val="0"/>
-          <w:numId w:val="1110"/>
-        </w:numPr>
-      </w:pPr>
-      <w:r>
-        <w:t xml:space="preserve">Laura Swift</w:t>
-      </w:r>
-    </w:p>
-    <w:p>
-      <w:pPr>
-        <w:pStyle w:val="Compact"/>
-        <w:numPr>
-          <w:ilvl w:val="0"/>
-          <w:numId w:val="1110"/>
-        </w:numPr>
-      </w:pPr>
-      <w:r>
         <w:t xml:space="preserve">Lorna Espinal</w:t>
       </w:r>
     </w:p>
@@ -7994,183 +4045,7 @@
         <w:t xml:space="preserve">Care Coordinator - Karen Julian-Martinez</w:t>
       </w:r>
     </w:p>
-    <w:bookmarkEnd w:id="175"/>
-    <w:bookmarkStart w:id="176" w:name="team-members---physicians-1"/>
-    <w:p>
-      <w:pPr>
-        <w:pStyle w:val="Heading2"/>
-      </w:pPr>
-      <w:r>
-        <w:t xml:space="preserve">120 Team Members - Physicians</w:t>
-      </w:r>
-    </w:p>
-    <w:p>
-      <w:pPr>
-        <w:pStyle w:val="FirstParagraph"/>
-      </w:pPr>
-      <w:r>
-        <w:t xml:space="preserve">Primary Care Provider</w:t>
-      </w:r>
-    </w:p>
-    <w:p>
-      <w:pPr>
-        <w:pStyle w:val="BodyText"/>
-      </w:pPr>
-      <w:r>
-        <w:t xml:space="preserve">Gastroenterologist</w:t>
-      </w:r>
-    </w:p>
-    <w:p>
-      <w:pPr>
-        <w:pStyle w:val="BodyText"/>
-      </w:pPr>
-      <w:r>
-        <w:t xml:space="preserve">Medical Oncologist (chemotherapy)</w:t>
-      </w:r>
-    </w:p>
-    <w:p>
-      <w:pPr>
-        <w:pStyle w:val="BodyText"/>
-      </w:pPr>
-      <w:r>
-        <w:t xml:space="preserve">Radiation Oncologist (radiation)</w:t>
-      </w:r>
-    </w:p>
-    <w:p>
-      <w:pPr>
-        <w:pStyle w:val="BodyText"/>
-      </w:pPr>
-      <w:r>
-        <w:t xml:space="preserve">Surgeons</w:t>
-      </w:r>
-    </w:p>
-    <w:p>
-      <w:pPr>
-        <w:pStyle w:val="Compact"/>
-        <w:numPr>
-          <w:ilvl w:val="0"/>
-          <w:numId w:val="1111"/>
-        </w:numPr>
-      </w:pPr>
-      <w:r>
-        <w:t xml:space="preserve">Jonathan Salo MD</w:t>
-      </w:r>
-    </w:p>
-    <w:p>
-      <w:pPr>
-        <w:pStyle w:val="Compact"/>
-        <w:numPr>
-          <w:ilvl w:val="0"/>
-          <w:numId w:val="1111"/>
-        </w:numPr>
-      </w:pPr>
-      <w:r>
-        <w:t xml:space="preserve">Jeffrey Hagen MD</w:t>
-      </w:r>
-    </w:p>
-    <w:p>
-      <w:pPr>
-        <w:pStyle w:val="Compact"/>
-        <w:numPr>
-          <w:ilvl w:val="0"/>
-          <w:numId w:val="1111"/>
-        </w:numPr>
-      </w:pPr>
-      <w:r>
-        <w:t xml:space="preserve">Michael Roach MD</w:t>
-      </w:r>
-    </w:p>
-    <w:bookmarkEnd w:id="176"/>
-    <w:bookmarkStart w:id="177" w:name="team-members---support-staff-1"/>
-    <w:p>
-      <w:pPr>
-        <w:pStyle w:val="Heading2"/>
-      </w:pPr>
-      <w:r>
-        <w:t xml:space="preserve">121 Team Members - Support Staff</w:t>
-      </w:r>
-    </w:p>
-    <w:p>
-      <w:pPr>
-        <w:pStyle w:val="FirstParagraph"/>
-      </w:pPr>
-      <w:r>
-        <w:t xml:space="preserve">Dietitian - Liz Koch</w:t>
-      </w:r>
-    </w:p>
-    <w:p>
-      <w:pPr>
-        <w:pStyle w:val="BodyText"/>
-      </w:pPr>
-      <w:r>
-        <w:t xml:space="preserve">Nurses</w:t>
-      </w:r>
-    </w:p>
-    <w:p>
-      <w:pPr>
-        <w:pStyle w:val="Compact"/>
-        <w:numPr>
-          <w:ilvl w:val="0"/>
-          <w:numId w:val="1112"/>
-        </w:numPr>
-      </w:pPr>
-      <w:r>
-        <w:t xml:space="preserve">Matthew Carpenter RN</w:t>
-      </w:r>
-    </w:p>
-    <w:p>
-      <w:pPr>
-        <w:pStyle w:val="Compact"/>
-        <w:numPr>
-          <w:ilvl w:val="0"/>
-          <w:numId w:val="1112"/>
-        </w:numPr>
-      </w:pPr>
-      <w:r>
-        <w:t xml:space="preserve">Brandon Galloway LPN</w:t>
-      </w:r>
-    </w:p>
-    <w:p>
-      <w:pPr>
-        <w:pStyle w:val="FirstParagraph"/>
-      </w:pPr>
-      <w:r>
-        <w:t xml:space="preserve">Navigators</w:t>
-      </w:r>
-    </w:p>
-    <w:p>
-      <w:pPr>
-        <w:pStyle w:val="Compact"/>
-        <w:numPr>
-          <w:ilvl w:val="0"/>
-          <w:numId w:val="1113"/>
-        </w:numPr>
-      </w:pPr>
-      <w:r>
-        <w:t xml:space="preserve">Laura Swift</w:t>
-      </w:r>
-    </w:p>
-    <w:p>
-      <w:pPr>
-        <w:pStyle w:val="Compact"/>
-        <w:numPr>
-          <w:ilvl w:val="0"/>
-          <w:numId w:val="1113"/>
-        </w:numPr>
-      </w:pPr>
-      <w:r>
-        <w:t xml:space="preserve">Lorna Espinal</w:t>
-      </w:r>
-    </w:p>
-    <w:p>
-      <w:pPr>
-        <w:pStyle w:val="FirstParagraph"/>
-      </w:pPr>
-      <w:r>
-        <w:t xml:space="preserve">Care Coordinator - Karen Julian-Martinez</w:t>
-      </w:r>
-    </w:p>
-    <w:bookmarkEnd w:id="177"/>
+    <w:bookmarkEnd w:id="76"/>
     <w:sectPr>
       <w:footnotePr>
         <w:numRestart w:val="eachSect"/>
@@ -8547,183 +4422,6 @@
     <w:abstractNumId w:val="991"/>
   </w:num>
   <w:num w:numId="1054">
-    <w:abstractNumId w:val="991"/>
-  </w:num>
-  <w:num w:numId="1055">
-    <w:abstractNumId w:val="991"/>
-  </w:num>
-  <w:num w:numId="1056">
-    <w:abstractNumId w:val="991"/>
-  </w:num>
-  <w:num w:numId="1057">
-    <w:abstractNumId w:val="991"/>
-  </w:num>
-  <w:num w:numId="1058">
-    <w:abstractNumId w:val="991"/>
-  </w:num>
-  <w:num w:numId="1059">
-    <w:abstractNumId w:val="991"/>
-  </w:num>
-  <w:num w:numId="1060">
-    <w:abstractNumId w:val="991"/>
-  </w:num>
-  <w:num w:numId="1061">
-    <w:abstractNumId w:val="991"/>
-  </w:num>
-  <w:num w:numId="1062">
-    <w:abstractNumId w:val="991"/>
-  </w:num>
-  <w:num w:numId="1063">
-    <w:abstractNumId w:val="991"/>
-  </w:num>
-  <w:num w:numId="1064">
-    <w:abstractNumId w:val="991"/>
-  </w:num>
-  <w:num w:numId="1065">
-    <w:abstractNumId w:val="991"/>
-  </w:num>
-  <w:num w:numId="1066">
-    <w:abstractNumId w:val="991"/>
-  </w:num>
-  <w:num w:numId="1067">
-    <w:abstractNumId w:val="991"/>
-  </w:num>
-  <w:num w:numId="1068">
-    <w:abstractNumId w:val="991"/>
-  </w:num>
-  <w:num w:numId="1069">
-    <w:abstractNumId w:val="991"/>
-  </w:num>
-  <w:num w:numId="1070">
-    <w:abstractNumId w:val="991"/>
-  </w:num>
-  <w:num w:numId="1071">
-    <w:abstractNumId w:val="991"/>
-  </w:num>
-  <w:num w:numId="1072">
-    <w:abstractNumId w:val="991"/>
-  </w:num>
-  <w:num w:numId="1073">
-    <w:abstractNumId w:val="991"/>
-  </w:num>
-  <w:num w:numId="1074">
-    <w:abstractNumId w:val="991"/>
-  </w:num>
-  <w:num w:numId="1075">
-    <w:abstractNumId w:val="991"/>
-  </w:num>
-  <w:num w:numId="1076">
-    <w:abstractNumId w:val="991"/>
-  </w:num>
-  <w:num w:numId="1077">
-    <w:abstractNumId w:val="991"/>
-  </w:num>
-  <w:num w:numId="1078">
-    <w:abstractNumId w:val="991"/>
-  </w:num>
-  <w:num w:numId="1079">
-    <w:abstractNumId w:val="991"/>
-  </w:num>
-  <w:num w:numId="1080">
-    <w:abstractNumId w:val="991"/>
-  </w:num>
-  <w:num w:numId="1081">
-    <w:abstractNumId w:val="991"/>
-  </w:num>
-  <w:num w:numId="1082">
-    <w:abstractNumId w:val="991"/>
-  </w:num>
-  <w:num w:numId="1083">
-    <w:abstractNumId w:val="991"/>
-  </w:num>
-  <w:num w:numId="1084">
-    <w:abstractNumId w:val="991"/>
-  </w:num>
-  <w:num w:numId="1085">
-    <w:abstractNumId w:val="991"/>
-  </w:num>
-  <w:num w:numId="1086">
-    <w:abstractNumId w:val="991"/>
-  </w:num>
-  <w:num w:numId="1087">
-    <w:abstractNumId w:val="991"/>
-  </w:num>
-  <w:num w:numId="1088">
-    <w:abstractNumId w:val="991"/>
-  </w:num>
-  <w:num w:numId="1089">
-    <w:abstractNumId w:val="991"/>
-  </w:num>
-  <w:num w:numId="1090">
-    <w:abstractNumId w:val="991"/>
-  </w:num>
-  <w:num w:numId="1091">
-    <w:abstractNumId w:val="991"/>
-  </w:num>
-  <w:num w:numId="1092">
-    <w:abstractNumId w:val="991"/>
-  </w:num>
-  <w:num w:numId="1093">
-    <w:abstractNumId w:val="991"/>
-  </w:num>
-  <w:num w:numId="1094">
-    <w:abstractNumId w:val="991"/>
-  </w:num>
-  <w:num w:numId="1095">
-    <w:abstractNumId w:val="991"/>
-  </w:num>
-  <w:num w:numId="1096">
-    <w:abstractNumId w:val="991"/>
-  </w:num>
-  <w:num w:numId="1097">
-    <w:abstractNumId w:val="991"/>
-  </w:num>
-  <w:num w:numId="1098">
-    <w:abstractNumId w:val="991"/>
-  </w:num>
-  <w:num w:numId="1099">
-    <w:abstractNumId w:val="991"/>
-  </w:num>
-  <w:num w:numId="1100">
-    <w:abstractNumId w:val="991"/>
-  </w:num>
-  <w:num w:numId="1101">
-    <w:abstractNumId w:val="991"/>
-  </w:num>
-  <w:num w:numId="1102">
-    <w:abstractNumId w:val="991"/>
-  </w:num>
-  <w:num w:numId="1103">
-    <w:abstractNumId w:val="991"/>
-  </w:num>
-  <w:num w:numId="1104">
-    <w:abstractNumId w:val="991"/>
-  </w:num>
-  <w:num w:numId="1105">
-    <w:abstractNumId w:val="991"/>
-  </w:num>
-  <w:num w:numId="1106">
-    <w:abstractNumId w:val="991"/>
-  </w:num>
-  <w:num w:numId="1107">
-    <w:abstractNumId w:val="991"/>
-  </w:num>
-  <w:num w:numId="1108">
-    <w:abstractNumId w:val="991"/>
-  </w:num>
-  <w:num w:numId="1109">
-    <w:abstractNumId w:val="991"/>
-  </w:num>
-  <w:num w:numId="1110">
-    <w:abstractNumId w:val="991"/>
-  </w:num>
-  <w:num w:numId="1111">
-    <w:abstractNumId w:val="991"/>
-  </w:num>
-  <w:num w:numId="1112">
-    <w:abstractNumId w:val="991"/>
-  </w:num>
-  <w:num w:numId="1113">
     <w:abstractNumId w:val="991"/>
   </w:num>
 </w:numbering>
